--- a/current-study/outputs/Master_Thesis_Digital_Badges_Thai_IT_Students.docx
+++ b/current-study/outputs/Master_Thesis_Digital_Badges_Thai_IT_Students.docx
@@ -2,7 +2,30 @@
 <file path=word/document.xml><?xml version="1.0" encoding="utf-8"?>
 <w:document xmlns:wpc="http://schemas.microsoft.com/office/word/2010/wordprocessingCanvas" xmlns:mo="http://schemas.microsoft.com/office/mac/office/2008/main" xmlns:mc="http://schemas.openxmlformats.org/markup-compatibility/2006" xmlns:mv="urn:schemas-microsoft-com:mac:vml" xmlns:o="urn:schemas-microsoft-com:office:office" xmlns:r="http://schemas.openxmlformats.org/officeDocument/2006/relationships" xmlns:m="http://schemas.openxmlformats.org/officeDocument/2006/math" xmlns:v="urn:schemas-microsoft-com:vml" xmlns:wp14="http://schemas.microsoft.com/office/word/2010/wordprocessingDrawing" xmlns:wp="http://schemas.openxmlformats.org/drawingml/2006/wordprocessingDrawing" xmlns:w10="urn:schemas-microsoft-com:office:word" xmlns:w="http://schemas.openxmlformats.org/wordprocessingml/2006/main" xmlns:w14="http://schemas.microsoft.com/office/word/2010/wordml" xmlns:wpg="http://schemas.microsoft.com/office/word/2010/wordprocessingGroup" xmlns:wpi="http://schemas.microsoft.com/office/word/2010/wordprocessingInk" xmlns:wne="http://schemas.microsoft.com/office/word/2006/wordml" xmlns:wps="http://schemas.microsoft.com/office/word/2010/wordprocessingShape" mc:Ignorable="w14 wp14">
   <w:body>
-    <w:p/>
+    <w:p>
+      <w:pPr>
+        <w:jc w:val="center"/>
+      </w:pPr>
+      <w:r>
+        <w:rPr>
+          <w:b/>
+          <w:sz w:val="24"/>
+        </w:rPr>
+        <w:t>ASSUMPTION UNIVERSITY OF THAILAND</w:t>
+      </w:r>
+    </w:p>
+    <w:p>
+      <w:pPr>
+        <w:jc w:val="center"/>
+      </w:pPr>
+      <w:r>
+        <w:rPr>
+          <w:b/>
+          <w:sz w:val="24"/>
+        </w:rPr>
+        <w:t>Graduate School of Business and Advanced Technology Management</w:t>
+      </w:r>
+    </w:p>
     <w:p/>
     <w:p/>
     <w:p/>
@@ -13,20 +36,7 @@
       <w:r>
         <w:rPr>
           <w:b/>
-          <w:color w:val="1F4E79"/>
-          <w:sz w:val="24"/>
-        </w:rPr>
-        <w:t>MASTER'S THESIS</w:t>
-      </w:r>
-    </w:p>
-    <w:p>
-      <w:pPr>
-        <w:jc w:val="center"/>
-      </w:pPr>
-      <w:r>
-        <w:rPr>
-          <w:b/>
-          <w:sz w:val="34"/>
+          <w:sz w:val="30"/>
         </w:rPr>
         <w:t>Factors Influencing Thai IT Students' Intentions to Use University-Issued Digital Badges for IT Micro-Credentials in Job Applications</w:t>
       </w:r>
@@ -38,14 +48,11 @@
       <w:r>
         <w:rPr>
           <w:i/>
-          <w:color w:val="595959"/>
-          <w:sz w:val="26"/>
+          <w:sz w:val="24"/>
         </w:rPr>
-        <w:t>A Quantitative Study Using an Extended Technology Acceptance Model</w:t>
+        <w:t>A Quantitative Study of Usefulness, Job Relevance, Ease of Use, and Social Influence</w:t>
       </w:r>
     </w:p>
-    <w:p/>
-    <w:p/>
     <w:p/>
     <w:p/>
     <w:p/>
@@ -56,9 +63,25 @@
       <w:r>
         <w:rPr>
           <w:b/>
-          <w:sz w:val="26"/>
+          <w:sz w:val="24"/>
         </w:rPr>
-        <w:t>Min Thiha Oo</w:t>
+        <w:t>BY</w:t>
+        <w:br/>
+        <w:t>MR. MIN THIHA OO</w:t>
+      </w:r>
+    </w:p>
+    <w:p/>
+    <w:p/>
+    <w:p>
+      <w:pPr>
+        <w:jc w:val="center"/>
+      </w:pPr>
+      <w:r>
+        <w:rPr>
+          <w:b/>
+          <w:sz w:val="23"/>
+        </w:rPr>
+        <w:t>ITM7000 INDEPENDENT STUDY</w:t>
       </w:r>
     </w:p>
     <w:p>
@@ -67,9 +90,32 @@
       </w:pPr>
       <w:r>
         <w:rPr>
+          <w:sz w:val="23"/>
+        </w:rPr>
+        <w:t>Submitted in Partial Fulfillment of the Requirements for the Degree of</w:t>
+      </w:r>
+    </w:p>
+    <w:p>
+      <w:pPr>
+        <w:jc w:val="center"/>
+      </w:pPr>
+      <w:r>
+        <w:rPr>
+          <w:sz w:val="23"/>
+        </w:rPr>
+        <w:t>Master of Information Technology Management</w:t>
+      </w:r>
+    </w:p>
+    <w:p/>
+    <w:p>
+      <w:pPr>
+        <w:jc w:val="center"/>
+      </w:pPr>
+      <w:r>
+        <w:rPr>
           <w:sz w:val="24"/>
         </w:rPr>
-        <w:t>August 2026</w:t>
+        <w:t>AUGUST 2026</w:t>
       </w:r>
     </w:p>
     <w:p>
@@ -88,7 +134,7 @@
     <w:p>
       <w:pPr/>
       <w:r>
-        <w:t>University-issued digital badges can provide students with a verifiable way to present learning achievements from IT micro-credentials in job applications. Their practical value, however, depends partly on whether students intend to use them. This study examines the factors associated with Thai IT students' intentions to use university-issued digital badges when applying for jobs. The conceptual framework and questionnaire are adopted from the extended Technology Acceptance Model developed for digital badges by Steenkamp, Fisher, and Nesbit (2024). The model contains 11 constructs and 13 hypothesised relationships involving perceived usefulness, perceived ease of use, social influence, job relevance, facilitating conditions, computer-related beliefs, and behavioural intention. A quantitative cross-sectional survey will be conducted with students aged 18 years or older who are enrolled in IT-related university programmes in Thailand. Following a pilot study of 40 eligible students, at least 384 usable responses will be collected for the main study. The measurement and structural models will be assessed using partial least squares structural equation modelling. The findings are expected to extend evidence on student adoption of digital credentials and inform Thai universities considering IT micro-credential badge initiatives.</w:t>
+        <w:t>University-issued digital badges provide students with a portable way to present learning achievements from IT micro-credentials in job applications. Their value depends partly on whether students regard them as useful and intend to use them. This proposed study examines four published relationships explaining Thai IT students' behavioural intention to use university-issued digital badges in job applications. The conceptual framework draws on the Technology Acceptance Model, Technology Acceptance Model 3, research on technology use for micro-credential programmes, and the digital-badge framework tested by Steenkamp, Fisher, and Nesbit (2024). The framework contains five constructs: Perceived Ease of Use, Job Application Relevance, Perceived Usefulness, Subjective Norm, and Behavioural Intention to Use DB. A quantitative cross-sectional questionnaire survey will be conducted with students aged 18 years or older who are enrolled in IT-related university programmes in Thailand. The questionnaire contains 18 seven-point Likert-scale items taken from Steenkamp et al. (2024). After a pilot test with 40 eligible students, at least 384 usable responses will be collected and analysed using partial least squares structural equation modelling. The study is intended to identify the beliefs most closely associated with students' intended use of digital badges and to inform university micro-credential and career-support practices.</w:t>
       </w:r>
     </w:p>
     <w:p>
@@ -100,7 +146,7 @@
         <w:t xml:space="preserve">Keywords: </w:t>
       </w:r>
       <w:r>
-        <w:t>digital badges, micro-credentials, technology acceptance model, behavioural intention, Thai IT students</w:t>
+        <w:t>digital badges, micro-credentials, perceived usefulness, subjective norm, behavioural intention, Thai IT students</w:t>
       </w:r>
     </w:p>
     <w:p>
@@ -161,7 +207,7 @@
           <w:sz w:val="17"/>
         </w:rPr>
         <w:tab/>
-        <w:t>7</w:t>
+        <w:t>8</w:t>
       </w:r>
     </w:p>
     <w:p>
@@ -185,7 +231,7 @@
           <w:sz w:val="17"/>
         </w:rPr>
         <w:tab/>
-        <w:t>11</w:t>
+        <w:t>13</w:t>
       </w:r>
     </w:p>
     <w:p>
@@ -209,7 +255,7 @@
           <w:sz w:val="17"/>
         </w:rPr>
         <w:tab/>
-        <w:t>15</w:t>
+        <w:t>18</w:t>
       </w:r>
     </w:p>
     <w:p>
@@ -233,7 +279,7 @@
           <w:sz w:val="17"/>
         </w:rPr>
         <w:tab/>
-        <w:t>22</w:t>
+        <w:t>23</w:t>
       </w:r>
     </w:p>
     <w:p>
@@ -259,17 +305,22 @@
     </w:p>
     <w:p>
       <w:r>
-        <w:t>Micro-credentials certify learning outcomes acquired through a comparatively small volume of learning and are intended to support flexible learning and employability (Council of the European Union, 2022; UNESCO, 2022). A digital badge is a visual and potentially verifiable representation of an achievement. It can contain information about the issuer, recipient, assessment criteria, and learning outcome (Kiiskila et al., 2023; Steenkamp et al., 2024). Although the terms are related, the micro-credential is the record of learning, whereas the badge is one way of representing and sharing that record.</w:t>
+        <w:t>Micro-credentials certify learning outcomes acquired through a comparatively small volume of learning and are intended to support flexible learning, upskilling, and employability (Council of the European Union, 2022; UNESCO, 2022). A digital badge is a visual and potentially verifiable representation of an achievement. It may contain information about the issuer, recipient, learning outcomes, and assessment criteria (Kiiskila et al., 2023; Steenkamp et al., 2024). In the present study, the micro-credential is the learning achievement and the university-issued digital badge is the electronic representation that a student can store and present.</w:t>
       </w:r>
     </w:p>
     <w:p>
       <w:r>
-        <w:t>For university students, a badge may provide an additional way to communicate skills in online profiles and job-application materials. The availability of a badge does not necessarily mean that students will use it. Adoption may depend on whether students regard the badge as useful and easy to use, whether important people and institutions support its use, whether it is relevant to job applications, and whether students have the confidence and resources needed to use it (Steenkamp et al., 2024).</w:t>
+        <w:t>Digital badges may be especially relevant to students in IT-related programmes because technical skills and tools change rapidly and students may complete focused learning in areas such as data analytics, cybersecurity, cloud computing, and software development. A badge can give students an additional way to present this learning in online profiles and job applications. The availability of a badge, however, does not ensure that students will use it. Intended use may depend on whether the badge is easy to use, relevant to applying for jobs, useful for strengthening an application, and supported by people and institutions that matter to the student.</w:t>
       </w:r>
     </w:p>
     <w:p>
       <w:r>
-        <w:t>The Technology Acceptance Model (TAM) explains technology use through beliefs about usefulness and ease of use (Davis, 1989). Later extensions identify social influence, task relevance, perceived control, computer self-efficacy, computer anxiety, and computer playfulness as additional determinants of acceptance (Venkatesh, 2000; Venkatesh &amp; Bala, 2008). Steenkamp et al. (2024) applied these relationships specifically to university-issued digital badges used in job applications. The present study applies that established model to IT students in Thailand.</w:t>
+        <w:t>The Technology Acceptance Model (TAM) explains technology use through Perceived Usefulness and Perceived Ease of Use (Davis, 1989). TAM2 and TAM3 added social influence and task-relevance processes, including Subjective Norm and Job Relevance (Venkatesh &amp; Davis, 2000; Venkatesh &amp; Bala, 2008). These models have been applied widely in educational technology research (Abdullah &amp; Ward, 2016; Granic &amp; Marangunic, 2019). Miao et al. (2024) used TAM-related variables to study students' technology acceptance for micro-credential programmes, while Steenkamp et al. (2024) applied TAM3 constructs directly to university-issued digital badges used in job applications.</w:t>
+      </w:r>
+    </w:p>
+    <w:p>
+      <w:r>
+        <w:t>The present study uses these published foundations to examine a smaller model suited to a master's thesis. It retains exact construct names and four relationships shown and tested by Steenkamp et al. (2024). Perceived Ease of Use and Job Application Relevance are proposed to influence Perceived Usefulness. Perceived Usefulness and Subjective Norm are proposed to influence Behavioural Intention to Use DB. The model is examined among Thai students in IT-related university programmes.</w:t>
       </w:r>
     </w:p>
     <w:p>
@@ -282,7 +333,12 @@
     </w:p>
     <w:p>
       <w:r>
-        <w:t>Universities may invest in IT micro-credentials and digital-badge systems without knowing whether students will use the badges when seeking employment. Existing research has examined digital-badge adoption among accounting students in New Zealand (Steenkamp et al., 2024) and technology use for micro-credential programmes in other national settings (Miao et al., 2024). Evidence remains limited for students in IT-related programmes in Thailand. Without such evidence, Thai universities have little empirical guidance on the beliefs and conditions most closely associated with students' intention to use university-issued badges in job applications. This study addresses that gap by testing an established digital-badge acceptance model in the Thai IT-student context.</w:t>
+        <w:t>Universities may introduce IT micro-credentials and digital-badge systems without knowing whether students will use the badges when seeking employment. If students do not see the badges as relevant to job applications, useful for presenting their skills, easy to use, or supported by important people and their university, the badges may remain unused even when the underlying learning is valuable. Universities therefore need evidence about the beliefs associated with students' intended use before investing further in badge communication, platforms, and career-support activities.</w:t>
+      </w:r>
+    </w:p>
+    <w:p>
+      <w:r>
+        <w:t>Existing studies provide useful but geographically limited evidence. Steenkamp et al. (2024) examined accounting students at one New Zealand university, while Miao et al. (2024) examined technology use for micro-credential programmes among private-university students in Pakistan. Evidence remains limited for Thai university students in IT-related programmes and for the specific use of university-issued badges in job applications. This study addresses that contextual gap by testing a focused set of previously published relationships and measures among Thai IT students.</w:t>
       </w:r>
     </w:p>
     <w:p>
@@ -302,7 +358,7 @@
         </w:numPr>
       </w:pPr>
       <w:r>
-        <w:t>To assess Thai IT students' intention to use university-issued digital badges when applying for jobs.</w:t>
+        <w:t>To examine the effect of Perceived Ease of Use on Perceived Usefulness of university-issued digital badges among Thai IT students.</w:t>
       </w:r>
     </w:p>
     <w:p>
@@ -314,7 +370,7 @@
         </w:numPr>
       </w:pPr>
       <w:r>
-        <w:t>To examine the effects of perceived usefulness, perceived ease of use, and subjective norm on behavioural intention.</w:t>
+        <w:t>To examine the effect of Job Application Relevance on Perceived Usefulness of university-issued digital badges among Thai IT students.</w:t>
       </w:r>
     </w:p>
     <w:p>
@@ -326,7 +382,7 @@
         </w:numPr>
       </w:pPr>
       <w:r>
-        <w:t>To examine the effects of perceived ease of use, subjective norm, image, job application relevance, and result demonstrability on perceived usefulness.</w:t>
+        <w:t>To examine the effect of Perceived Usefulness on Behavioural Intention to Use DB among Thai IT students.</w:t>
       </w:r>
     </w:p>
     <w:p>
@@ -338,7 +394,7 @@
         </w:numPr>
       </w:pPr>
       <w:r>
-        <w:t>To examine the effects of computer self-efficacy, perceptions of external control, computer anxiety, and computer playfulness on perceived ease of use.</w:t>
+        <w:t>To examine the effect of Subjective Norm on Behavioural Intention to Use DB among Thai IT students.</w:t>
       </w:r>
     </w:p>
     <w:p>
@@ -358,7 +414,7 @@
         </w:numPr>
       </w:pPr>
       <w:r>
-        <w:t>To what extent do Thai IT students intend to use university-issued digital badges to showcase employability skills in job applications?</w:t>
+        <w:t>How does Perceived Ease of Use affect Perceived Usefulness of university-issued digital badges among Thai IT students?</w:t>
       </w:r>
     </w:p>
     <w:p>
@@ -370,7 +426,7 @@
         </w:numPr>
       </w:pPr>
       <w:r>
-        <w:t>How do perceived usefulness, perceived ease of use, and subjective norm influence behavioural intention?</w:t>
+        <w:t>How does Job Application Relevance affect Perceived Usefulness of university-issued digital badges among Thai IT students?</w:t>
       </w:r>
     </w:p>
     <w:p>
@@ -382,7 +438,7 @@
         </w:numPr>
       </w:pPr>
       <w:r>
-        <w:t>How do perceived ease of use, subjective norm, image, job application relevance, and result demonstrability influence perceived usefulness?</w:t>
+        <w:t>How does Perceived Usefulness affect Behavioural Intention to Use DB among Thai IT students?</w:t>
       </w:r>
     </w:p>
     <w:p>
@@ -394,7 +450,7 @@
         </w:numPr>
       </w:pPr>
       <w:r>
-        <w:t>How do computer self-efficacy, perceptions of external control, computer anxiety, and computer playfulness influence perceived ease of use?</w:t>
+        <w:t>How does Subjective Norm affect Behavioural Intention to Use DB among Thai IT students?</w:t>
       </w:r>
     </w:p>
     <w:p>
@@ -406,53 +462,8 @@
       </w:r>
     </w:p>
     <w:p>
-      <w:pPr>
-        <w:pStyle w:val="ListBullet"/>
-        <w:spacing w:after="40"/>
-        <w:ind w:left="576"/>
-      </w:pPr>
       <w:r>
-        <w:t xml:space="preserve"> Population: university students aged 18 or above who are enrolled in an IT-related program in Thailand.</w:t>
-      </w:r>
-    </w:p>
-    <w:p>
-      <w:pPr>
-        <w:pStyle w:val="ListBullet"/>
-        <w:spacing w:after="40"/>
-        <w:ind w:left="576"/>
-      </w:pPr>
-      <w:r>
-        <w:t xml:space="preserve"> Focal object: a university-issued digital badge representing completion of an IT micro-credential and usable in job applications.</w:t>
-      </w:r>
-    </w:p>
-    <w:p>
-      <w:pPr>
-        <w:pStyle w:val="ListBullet"/>
-        <w:spacing w:after="40"/>
-        <w:ind w:left="576"/>
-      </w:pPr>
-      <w:r>
-        <w:t xml:space="preserve"> Variables: 11 constructs from the extended Technology Acceptance Model applied by Steenkamp et al. (2024).</w:t>
-      </w:r>
-    </w:p>
-    <w:p>
-      <w:pPr>
-        <w:pStyle w:val="ListBullet"/>
-        <w:spacing w:after="40"/>
-        <w:ind w:left="576"/>
-      </w:pPr>
-      <w:r>
-        <w:t xml:space="preserve"> Instrument: 40 construct items measured on a seven-point Likert agreement scale.</w:t>
-      </w:r>
-    </w:p>
-    <w:p>
-      <w:pPr>
-        <w:pStyle w:val="ListBullet"/>
-        <w:spacing w:after="40"/>
-        <w:ind w:left="576"/>
-      </w:pPr>
-      <w:r>
-        <w:t xml:space="preserve"> Method: a pilot study followed by a cross-sectional online survey and PLS-SEM analysis.</w:t>
+        <w:t>The study focuses on students aged 18 years or older who are enrolled in undergraduate or postgraduate IT-related programmes at universities in Thailand. The focal object is a university-issued digital badge representing successful completion of an IT micro-credential and capable of being presented in a job application. The model contains five constructs and four hypothesised relationships. Data will be collected using an 18-item, seven-point Likert-scale online questionnaire, followed by PLS-SEM analysis. The study concerns students' perceptions and intended use; it does not measure employers' evaluations, actual employment outcomes, or actual badge use.</w:t>
       </w:r>
     </w:p>
     <w:p>
@@ -465,7 +476,7 @@
     </w:p>
     <w:p>
       <w:r>
-        <w:t>The cross-sectional, self-report design can estimate associations and predictive paths but cannot prove actual badge use, employer recognition, employment, or causal effects. Non-probability recruitment may limit representativeness. Students may also have limited prior experience with digital badges; therefore a neutral definition will precede the construct items. Translation can introduce semantic differences, which will be managed through forward translation, independent back-translation, and the required pilot.</w:t>
+        <w:t>First, the cross-sectional design measures variables at one point in time and cannot establish causality. Second, convenience and snowball recruitment may limit the representativeness of the sample. Third, self-reported intention may not lead to actual badge use in future job applications. Fourth, some respondents may have limited experience with digital badges; a neutral definition will therefore be provided before the measurement items. These limits will be considered when the results are interpreted.</w:t>
       </w:r>
     </w:p>
     <w:p>
@@ -478,7 +489,12 @@
     </w:p>
     <w:p>
       <w:r>
-        <w:t>The study extends the application of TAM3-related constructs to digital credentials in a Thai higher-education setting. It also provides practical evidence about the factors associated with students' willingness to use badges issued for IT micro-credentials. The findings may assist universities in planning badge communication, student support, training, and integration with career-development activities. The outcome measured is behavioural intention rather than actual employment or employer evaluation.</w:t>
+        <w:t>The study contributes to technology-acceptance and digital-credential research by testing a focused set of published TAM3 relationships in a Thai higher-education and IT-student setting. It also examines whether relationships supported in Steenkamp et al.'s (2024) New Zealand digital-badge study are observed in a different discipline and national context. The study does not propose new constructs; its contribution is the contextual test and the focused combination of established constructs in one model.</w:t>
+      </w:r>
+    </w:p>
+    <w:p>
+      <w:r>
+        <w:t>The findings may help universities identify where practical support is most useful. Evidence about Perceived Ease of Use can guide platform instructions and student support. Evidence about Job Application Relevance and Perceived Usefulness can guide how badges are connected to employability and career services. Evidence about Subjective Norm can guide communication by lecturers, career advisers, and universities. Students may benefit from clearer information about how badges can be stored and presented, while credential providers and policymakers may gain evidence about the conditions associated with learner acceptance.</w:t>
       </w:r>
     </w:p>
     <w:p>
@@ -500,7 +516,7 @@
           <w:b/>
           <w:sz w:val="21"/>
         </w:rPr>
-        <w:t>Table 1.1: Working definitions</w:t>
+        <w:t>Table 1.1: Definitions of key terms</w:t>
       </w:r>
     </w:p>
     <w:tbl>
@@ -543,7 +559,7 @@
               <w:rPr>
                 <w:rFonts w:ascii="Times New Roman" w:hAnsi="Times New Roman" w:eastAsia="Times New Roman"/>
                 <w:b/>
-                <w:sz w:val="18"/>
+                <w:sz w:val="17"/>
               </w:rPr>
               <w:t>Term</w:t>
             </w:r>
@@ -571,9 +587,9 @@
               <w:rPr>
                 <w:rFonts w:ascii="Times New Roman" w:hAnsi="Times New Roman" w:eastAsia="Times New Roman"/>
                 <w:b/>
-                <w:sz w:val="18"/>
+                <w:sz w:val="17"/>
               </w:rPr>
-              <w:t>Working definition</w:t>
+              <w:t>Definition used in this study</w:t>
             </w:r>
           </w:p>
         </w:tc>
@@ -603,9 +619,9 @@
               <w:rPr>
                 <w:rFonts w:ascii="Times New Roman" w:hAnsi="Times New Roman" w:eastAsia="Times New Roman"/>
                 <w:b w:val="0"/>
-                <w:sz w:val="18"/>
+                <w:sz w:val="17"/>
               </w:rPr>
-              <w:t>Micro-credential</w:t>
+              <w:t>Behavioural Intention to Use DB</w:t>
             </w:r>
           </w:p>
         </w:tc>
@@ -630,9 +646,9 @@
               <w:rPr>
                 <w:rFonts w:ascii="Times New Roman" w:hAnsi="Times New Roman" w:eastAsia="Times New Roman"/>
                 <w:b w:val="0"/>
-                <w:sz w:val="18"/>
+                <w:sz w:val="17"/>
               </w:rPr>
-              <w:t>A record of learning outcomes acquired through a small volume of learning (Council of the European Union, 2022; UNESCO, 2022).</w:t>
+              <w:t>A student's stated intention or plan to use university-issued digital badges when applying for jobs. (Steenkamp et al., 2024).</w:t>
             </w:r>
           </w:p>
         </w:tc>
@@ -663,9 +679,9 @@
               <w:rPr>
                 <w:rFonts w:ascii="Times New Roman" w:hAnsi="Times New Roman" w:eastAsia="Times New Roman"/>
                 <w:b w:val="0"/>
-                <w:sz w:val="18"/>
+                <w:sz w:val="17"/>
               </w:rPr>
-              <w:t>University-issued digital badge</w:t>
+              <w:t>Digital badge</w:t>
             </w:r>
           </w:p>
         </w:tc>
@@ -691,9 +707,9 @@
               <w:rPr>
                 <w:rFonts w:ascii="Times New Roman" w:hAnsi="Times New Roman" w:eastAsia="Times New Roman"/>
                 <w:b w:val="0"/>
-                <w:sz w:val="18"/>
+                <w:sz w:val="17"/>
               </w:rPr>
-              <w:t>A verifiable visual token issued by a university to represent an achievement; in this study, completion of an IT micro-credential.</w:t>
+              <w:t>A visual and potentially verifiable electronic representation of an achievement, including information about the issuer, recipient, criteria, and learning outcome (Kiiskila et al., 2023; Steenkamp et al., 2024).</w:t>
             </w:r>
           </w:p>
         </w:tc>
@@ -723,9 +739,9 @@
               <w:rPr>
                 <w:rFonts w:ascii="Times New Roman" w:hAnsi="Times New Roman" w:eastAsia="Times New Roman"/>
                 <w:b w:val="0"/>
-                <w:sz w:val="18"/>
+                <w:sz w:val="17"/>
               </w:rPr>
-              <w:t>Perceived usefulness</w:t>
+              <w:t>Job Application Relevance</w:t>
             </w:r>
           </w:p>
         </w:tc>
@@ -750,9 +766,9 @@
               <w:rPr>
                 <w:rFonts w:ascii="Times New Roman" w:hAnsi="Times New Roman" w:eastAsia="Times New Roman"/>
                 <w:b w:val="0"/>
-                <w:sz w:val="18"/>
+                <w:sz w:val="17"/>
               </w:rPr>
-              <w:t>The extent to which a student believes that using a university-issued digital badge will improve the effectiveness and quality of a job application. (Davis, 1989).</w:t>
+              <w:t>The extent to which a student believes that digital badges are applicable and pertinent to job-search and job-application activities. (Steenkamp et al., 2024).</w:t>
             </w:r>
           </w:p>
         </w:tc>
@@ -783,9 +799,9 @@
               <w:rPr>
                 <w:rFonts w:ascii="Times New Roman" w:hAnsi="Times New Roman" w:eastAsia="Times New Roman"/>
                 <w:b w:val="0"/>
-                <w:sz w:val="18"/>
+                <w:sz w:val="17"/>
               </w:rPr>
-              <w:t>Perceived ease of use</w:t>
+              <w:t>Micro-credential</w:t>
             </w:r>
           </w:p>
         </w:tc>
@@ -811,9 +827,9 @@
               <w:rPr>
                 <w:rFonts w:ascii="Times New Roman" w:hAnsi="Times New Roman" w:eastAsia="Times New Roman"/>
                 <w:b w:val="0"/>
-                <w:sz w:val="18"/>
+                <w:sz w:val="17"/>
               </w:rPr>
-              <w:t>The extent to which a student believes that using a university-issued digital badge will be clear, understandable, and free of effort. (Davis, 1989).</w:t>
+              <w:t>A record of learning outcomes acquired through a small volume of learning (Council of the European Union, 2022; UNESCO, 2022).</w:t>
             </w:r>
           </w:p>
         </w:tc>
@@ -843,9 +859,9 @@
               <w:rPr>
                 <w:rFonts w:ascii="Times New Roman" w:hAnsi="Times New Roman" w:eastAsia="Times New Roman"/>
                 <w:b w:val="0"/>
-                <w:sz w:val="18"/>
+                <w:sz w:val="17"/>
               </w:rPr>
-              <w:t>Behavioural intention</w:t>
+              <w:t>Perceived Ease of Use</w:t>
             </w:r>
           </w:p>
         </w:tc>
@@ -870,9 +886,190 @@
               <w:rPr>
                 <w:rFonts w:ascii="Times New Roman" w:hAnsi="Times New Roman" w:eastAsia="Times New Roman"/>
                 <w:b w:val="0"/>
-                <w:sz w:val="18"/>
+                <w:sz w:val="17"/>
               </w:rPr>
-              <w:t>A student's stated intention or plan to use university-issued digital badges when applying for jobs. (Venkatesh &amp; Davis, 2000).</w:t>
+              <w:t>The extent to which a student believes that using a university-issued digital badge will be clear, understandable, and free of effort. (Davis, 1989; Steenkamp et al., 2024).</w:t>
+            </w:r>
+          </w:p>
+        </w:tc>
+      </w:tr>
+      <w:tr>
+        <w:trPr>
+          <w:cantSplit/>
+        </w:trPr>
+        <w:tc>
+          <w:tcPr>
+            <w:tcW w:type="dxa" w:w="2376"/>
+            <w:vAlign w:val="center"/>
+            <w:tcMar>
+              <w:top w:w="70" w:type="dxa"/>
+              <w:start w:w="80" w:type="dxa"/>
+              <w:bottom w:w="70" w:type="dxa"/>
+              <w:end w:w="80" w:type="dxa"/>
+            </w:tcMar>
+            <w:shd w:fill="FAFAFA"/>
+          </w:tcPr>
+          <w:p>
+            <w:pPr>
+              <w:spacing w:line="240" w:lineRule="auto" w:after="0"/>
+              <w:ind w:firstLine="0" w:left="0" w:right="0"/>
+              <w:jc w:val="left"/>
+            </w:pPr>
+            <w:r>
+              <w:rPr>
+                <w:rFonts w:ascii="Times New Roman" w:hAnsi="Times New Roman" w:eastAsia="Times New Roman"/>
+                <w:b w:val="0"/>
+                <w:sz w:val="17"/>
+              </w:rPr>
+              <w:t>Perceived Usefulness</w:t>
+            </w:r>
+          </w:p>
+        </w:tc>
+        <w:tc>
+          <w:tcPr>
+            <w:tcW w:type="dxa" w:w="6552"/>
+            <w:vAlign w:val="center"/>
+            <w:tcMar>
+              <w:top w:w="70" w:type="dxa"/>
+              <w:start w:w="80" w:type="dxa"/>
+              <w:bottom w:w="70" w:type="dxa"/>
+              <w:end w:w="80" w:type="dxa"/>
+            </w:tcMar>
+            <w:shd w:fill="FAFAFA"/>
+          </w:tcPr>
+          <w:p>
+            <w:pPr>
+              <w:spacing w:line="240" w:lineRule="auto" w:after="0"/>
+              <w:ind w:firstLine="0" w:left="0" w:right="0"/>
+              <w:jc w:val="left"/>
+            </w:pPr>
+            <w:r>
+              <w:rPr>
+                <w:rFonts w:ascii="Times New Roman" w:hAnsi="Times New Roman" w:eastAsia="Times New Roman"/>
+                <w:b w:val="0"/>
+                <w:sz w:val="17"/>
+              </w:rPr>
+              <w:t>The extent to which a student believes that using a university-issued digital badge will improve the effectiveness and quality of a job application. (Davis, 1989; Steenkamp et al., 2024).</w:t>
+            </w:r>
+          </w:p>
+        </w:tc>
+      </w:tr>
+      <w:tr>
+        <w:trPr>
+          <w:cantSplit/>
+        </w:trPr>
+        <w:tc>
+          <w:tcPr>
+            <w:tcW w:type="dxa" w:w="2376"/>
+            <w:vAlign w:val="center"/>
+            <w:tcMar>
+              <w:top w:w="70" w:type="dxa"/>
+              <w:start w:w="80" w:type="dxa"/>
+              <w:bottom w:w="70" w:type="dxa"/>
+              <w:end w:w="80" w:type="dxa"/>
+            </w:tcMar>
+          </w:tcPr>
+          <w:p>
+            <w:pPr>
+              <w:spacing w:line="240" w:lineRule="auto" w:after="0"/>
+              <w:ind w:firstLine="0" w:left="0" w:right="0"/>
+              <w:jc w:val="left"/>
+            </w:pPr>
+            <w:r>
+              <w:rPr>
+                <w:rFonts w:ascii="Times New Roman" w:hAnsi="Times New Roman" w:eastAsia="Times New Roman"/>
+                <w:b w:val="0"/>
+                <w:sz w:val="17"/>
+              </w:rPr>
+              <w:t>Subjective Norm</w:t>
+            </w:r>
+          </w:p>
+        </w:tc>
+        <w:tc>
+          <w:tcPr>
+            <w:tcW w:type="dxa" w:w="6552"/>
+            <w:vAlign w:val="center"/>
+            <w:tcMar>
+              <w:top w:w="70" w:type="dxa"/>
+              <w:start w:w="80" w:type="dxa"/>
+              <w:bottom w:w="70" w:type="dxa"/>
+              <w:end w:w="80" w:type="dxa"/>
+            </w:tcMar>
+          </w:tcPr>
+          <w:p>
+            <w:pPr>
+              <w:spacing w:line="240" w:lineRule="auto" w:after="0"/>
+              <w:ind w:firstLine="0" w:left="0" w:right="0"/>
+              <w:jc w:val="left"/>
+            </w:pPr>
+            <w:r>
+              <w:rPr>
+                <w:rFonts w:ascii="Times New Roman" w:hAnsi="Times New Roman" w:eastAsia="Times New Roman"/>
+                <w:b w:val="0"/>
+                <w:sz w:val="17"/>
+              </w:rPr>
+              <w:t>The extent to which a student perceives that important people and the university expect or support the use of digital badges in job applications. (Venkatesh &amp; Davis, 2000; Steenkamp et al., 2024).</w:t>
+            </w:r>
+          </w:p>
+        </w:tc>
+      </w:tr>
+      <w:tr>
+        <w:trPr>
+          <w:cantSplit/>
+        </w:trPr>
+        <w:tc>
+          <w:tcPr>
+            <w:tcW w:type="dxa" w:w="2376"/>
+            <w:vAlign w:val="center"/>
+            <w:tcMar>
+              <w:top w:w="70" w:type="dxa"/>
+              <w:start w:w="80" w:type="dxa"/>
+              <w:bottom w:w="70" w:type="dxa"/>
+              <w:end w:w="80" w:type="dxa"/>
+            </w:tcMar>
+            <w:shd w:fill="FAFAFA"/>
+          </w:tcPr>
+          <w:p>
+            <w:pPr>
+              <w:spacing w:line="240" w:lineRule="auto" w:after="0"/>
+              <w:ind w:firstLine="0" w:left="0" w:right="0"/>
+              <w:jc w:val="left"/>
+            </w:pPr>
+            <w:r>
+              <w:rPr>
+                <w:rFonts w:ascii="Times New Roman" w:hAnsi="Times New Roman" w:eastAsia="Times New Roman"/>
+                <w:b w:val="0"/>
+                <w:sz w:val="17"/>
+              </w:rPr>
+              <w:t>University-issued digital badge</w:t>
+            </w:r>
+          </w:p>
+        </w:tc>
+        <w:tc>
+          <w:tcPr>
+            <w:tcW w:type="dxa" w:w="6552"/>
+            <w:vAlign w:val="center"/>
+            <w:tcMar>
+              <w:top w:w="70" w:type="dxa"/>
+              <w:start w:w="80" w:type="dxa"/>
+              <w:bottom w:w="70" w:type="dxa"/>
+              <w:end w:w="80" w:type="dxa"/>
+            </w:tcMar>
+            <w:shd w:fill="FAFAFA"/>
+          </w:tcPr>
+          <w:p>
+            <w:pPr>
+              <w:spacing w:line="240" w:lineRule="auto" w:after="0"/>
+              <w:ind w:firstLine="0" w:left="0" w:right="0"/>
+              <w:jc w:val="left"/>
+            </w:pPr>
+            <w:r>
+              <w:rPr>
+                <w:rFonts w:ascii="Times New Roman" w:hAnsi="Times New Roman" w:eastAsia="Times New Roman"/>
+                <w:b w:val="0"/>
+                <w:sz w:val="17"/>
+              </w:rPr>
+              <w:t>A digital badge issued by a university to represent successful completion of an IT micro-credential and capable of being presented in a job application.</w:t>
             </w:r>
           </w:p>
         </w:tc>
@@ -901,17 +1098,46 @@
         <w:pStyle w:val="Heading2"/>
       </w:pPr>
       <w:r>
-        <w:t>2.1 Applied Theory: Technology Acceptance Model and TAM3</w:t>
+        <w:t>2.1 Applied Theory</w:t>
+      </w:r>
+    </w:p>
+    <w:p>
+      <w:pPr>
+        <w:pStyle w:val="Heading3"/>
+      </w:pPr>
+      <w:r>
+        <w:t>2.1.1 Technology Acceptance Model</w:t>
       </w:r>
     </w:p>
     <w:p>
       <w:r>
-        <w:t>The Technology Acceptance Model proposes that perceived usefulness and perceived ease of use are central beliefs underlying a person's intention to use a technology (Davis, 1989). Perceived ease of use may also influence perceived usefulness because a technology that requires less effort can be more useful in practice (Venkatesh &amp; Davis, 2000). Behavioural intention is consequently treated as the immediate outcome of the acceptance process.</w:t>
+        <w:t>Davis (1989) developed the Technology Acceptance Model to explain why individuals accept or reject information technology. TAM proposed that Perceived Usefulness and Perceived Ease of Use shape attitudes and intentions toward use. Perceived Usefulness concerns expected performance benefits, whereas Perceived Ease of Use concerns expected effort. The model was tested through scale development and empirical studies of computer systems and became one of the most widely applied models of technology acceptance. Reviews show that TAM and its extensions have continued to explain the use of learning systems, e-portfolios, and other educational technologies (Abdullah &amp; Ward, 2016; Granic &amp; Marangunic, 2019).</w:t>
+      </w:r>
+    </w:p>
+    <w:p>
+      <w:pPr>
+        <w:pStyle w:val="Heading3"/>
+      </w:pPr>
+      <w:r>
+        <w:t>2.1.2 TAM2 and TAM3</w:t>
       </w:r>
     </w:p>
     <w:p>
       <w:r>
-        <w:t>TAM3 extends the original model by explaining how social influence, task characteristics, control beliefs, intrinsic motivation, and anxiety contribute to usefulness and ease-of-use perceptions (Venkatesh, 2000; Venkatesh &amp; Bala, 2008). Steenkamp et al. (2024) applied this extended structure to students' use of university-issued digital badges in job applications. Their model provides the theoretical framework for the present study because it addresses the same technology, decision, and intended-use outcome.</w:t>
+        <w:t>Venkatesh and Davis (2000) extended TAM to TAM2 by adding social-influence processes and cognitive instrumental processes. Subjective Norm represented perceived expectations from important others, while Job Relevance concerned the applicability of a system to the user's task. Venkatesh and Bala (2008) later combined TAM2 with determinants of Perceived Ease of Use to produce TAM3. TAM3 retained the central paths to Behavioural Intention and organised the antecedents of Perceived Usefulness and Perceived Ease of Use in one integrated framework. The model was examined using longitudinal data from organisational technology implementations and was intended to provide more practical guidance than the original, more general TAM.</w:t>
+      </w:r>
+    </w:p>
+    <w:p>
+      <w:pPr>
+        <w:pStyle w:val="Heading3"/>
+      </w:pPr>
+      <w:r>
+        <w:t>2.1.3 Suitability for the Present Study</w:t>
+      </w:r>
+    </w:p>
+    <w:p>
+      <w:r>
+        <w:t>TAM3 is suitable because the present study concerns students' intention to use a digital tool for a specific task. The selected constructs cover the practical effort of using a badge, its relevance and usefulness for job applications, and the influence of important people and the university. Miao et al. (2024) demonstrated the relevance of TAM variables to technology used for micro-credential programmes. More directly, Steenkamp et al. (2024) applied TAM3 constructs and questionnaire items to students' use of university-issued digital badges for employability. These studies provide both the theoretical and same-field basis for the present framework.</w:t>
       </w:r>
     </w:p>
     <w:p>
@@ -919,12 +1145,17 @@
         <w:pStyle w:val="Heading2"/>
       </w:pPr>
       <w:r>
-        <w:t>2.2 Digital Badges and IT Micro-Credentials</w:t>
+        <w:t>2.2 Micro-Credentials and University-Issued Digital Badges</w:t>
       </w:r>
     </w:p>
     <w:p>
       <w:r>
-        <w:t>Micro-credentials are short, assessed learning experiences that document specific learning outcomes (Council of the European Union, 2022; UNESCO, 2022). Digital badges can represent such achievements in a portable and verifiable format. Student perceptions of verifiable digital credentials include their usefulness for displaying competence, their credibility, and the ease with which they can be shared (Kiiskila et al., 2023). Research on micro-credential programmes also indicates that technology acceptance provides a suitable basis for studying student intention (Miao et al., 2024). In this study, the focal technology is a university-issued badge representing completion of an IT micro-credential.</w:t>
+        <w:t>Micro-credentials are smaller units of assessed learning that can support flexible education and lifelong learning (Council of the European Union, 2022; UNESCO, 2022). Their digital representation can make achievement information more portable and verifiable. Kiiskila et al. (2023) found that students and university administrators associated digital credentials with the ability to present skills, maintain records of learning, and share evidence with employers, while also identifying implementation and recognition concerns. These findings indicate that the value of a digital credential depends partly on how learners expect to use it.</w:t>
+      </w:r>
+    </w:p>
+    <w:p>
+      <w:r>
+        <w:t>In the present study, the badge is limited to one clear purpose: representing completion of an IT micro-credential and being available for use in a job application. This common referent reduces the risk that respondents imagine unrelated badge types. The study measures perceptions of the badge and intention to use it rather than claiming that the badge is already recognised by employers or that it produces employment outcomes.</w:t>
       </w:r>
     </w:p>
     <w:p>
@@ -940,12 +1171,12 @@
         <w:pStyle w:val="Heading3"/>
       </w:pPr>
       <w:r>
-        <w:t>2.3.1 Perceived Usefulness</w:t>
+        <w:t>2.3.1 Perceived Ease of Use</w:t>
       </w:r>
     </w:p>
     <w:p>
       <w:r>
-        <w:t>Perceived Usefulness is defined in this study as the extent to which a student believes that using a university-issued digital badge will improve the effectiveness and quality of a job application. This definition follows Davis (1989), Venkatesh and Bala (2008), and Steenkamp et al. (2024).</w:t>
+        <w:t>Davis (1989) defined perceived ease of use as the belief that using a particular system would require little effort. Venkatesh and Davis (2000) retained it as a central technology-acceptance belief that can also increase perceived usefulness. Venkatesh and Bala (2008) incorporated the construct into TAM3 and examined the conditions that form ease-of-use judgements. In a micro-credential setting, Miao et al. (2024) treated perceived ease of use as the accessibility, adaptability, usability, and effortlessness of the supporting technology. Steenkamp et al. (2024) applied the same construct to university-issued digital badges. In this study, perceived ease of use means the extent to which a student believes that using a university-issued digital badge will be clear, understandable, and free of effort.</w:t>
       </w:r>
     </w:p>
     <w:p>
@@ -953,12 +1184,12 @@
         <w:pStyle w:val="Heading3"/>
       </w:pPr>
       <w:r>
-        <w:t>2.3.2 Perceived Ease of Use</w:t>
+        <w:t>2.3.2 Job Application Relevance</w:t>
       </w:r>
     </w:p>
     <w:p>
       <w:r>
-        <w:t>Perceived Ease of Use is defined in this study as the extent to which a student believes that using a university-issued digital badge will be clear, understandable, and free of effort. This definition follows Davis (1989), Venkatesh and Bala (2008), and Steenkamp et al. (2024).</w:t>
+        <w:t>Venkatesh and Davis (2000) described job relevance as the extent to which a target system is applicable to a person's work. Venkatesh and Bala (2008) positioned job relevance as a cognitive instrumental determinant of perceived usefulness. Abdullah and Ward (2016) identified job relevance as a commonly studied external factor in educational technology acceptance, and Abdullah et al. (2016) examined the relevance of technology to students' learning tasks in an e-portfolio setting. Steenkamp et al. (2024) used the exact contextual label Job Application Relevance for digital badges. In this study, job application relevance means the extent to which a student believes that using university-issued digital badges is important, relevant, and pertinent to job-search and job-application activities.</w:t>
       </w:r>
     </w:p>
     <w:p>
@@ -966,12 +1197,12 @@
         <w:pStyle w:val="Heading3"/>
       </w:pPr>
       <w:r>
-        <w:t>2.3.3 Computer Self-Efficacy</w:t>
+        <w:t>2.3.3 Perceived Usefulness</w:t>
       </w:r>
     </w:p>
     <w:p>
       <w:r>
-        <w:t>Computer Self-Efficacy is defined in this study as a student's belief in their ability to complete computer-based tasks. This definition follows Venkatesh (2000), Sykes et al. (2014), and Steenkamp et al. (2024).</w:t>
+        <w:t>Davis (1989) defined perceived usefulness as the belief that using a system will improve task or job performance. Venkatesh and Davis (2000) treated it as a direct determinant of behavioural intention, while Venkatesh and Bala (2008) retained this role in TAM3. Miao et al. (2024) applied perceived usefulness to technology used for micro-credential programmes and related it to improved learning performance and efficiency. Steenkamp et al. (2024) measured usefulness in terms of employability, job-application quality, effectiveness, and practical utility. In this study, perceived usefulness means the extent to which a student believes that using a university-issued digital badge will improve the effectiveness and quality of a job application.</w:t>
       </w:r>
     </w:p>
     <w:p>
@@ -979,12 +1210,12 @@
         <w:pStyle w:val="Heading3"/>
       </w:pPr>
       <w:r>
-        <w:t>2.3.4 Perceptions of External Control</w:t>
+        <w:t>2.3.4 Subjective Norm</w:t>
       </w:r>
     </w:p>
     <w:p>
       <w:r>
-        <w:t>Perceptions of External Control is defined in this study as a student's perception that the resources, knowledge, opportunities, and support needed to use digital badges are available. This definition follows Venkatesh (2000), Venkatesh and Bala (2008), and Steenkamp et al. (2024).</w:t>
+        <w:t>Fishbein and Ajzen (1975) introduced subjective norm as perceived social pressure from important others regarding a behaviour. Taylor and Todd (1995) applied the construct to information-technology use, and Venkatesh and Davis (2000) incorporated it into TAM2 as a social-influence process. Venkatesh and Bala (2008) retained subjective norm in TAM3, while Steenkamp et al. (2024) applied it to encouragement and support for using digital badges in job applications. In this study, subjective norm means the extent to which a student perceives that important people and the university expect or support the use of university-issued digital badges in job applications.</w:t>
       </w:r>
     </w:p>
     <w:p>
@@ -992,90 +1223,12 @@
         <w:pStyle w:val="Heading3"/>
       </w:pPr>
       <w:r>
-        <w:t>2.3.5 Computer Playfulness</w:t>
+        <w:t>2.3.5 Behavioural Intention to Use DB</w:t>
       </w:r>
     </w:p>
     <w:p>
       <w:r>
-        <w:t>Computer Playfulness is defined in this study as the degree of cognitive spontaneity a student experiences when interacting with computers. This definition follows Venkatesh (2000), Venkatesh and Bala (2008), and Steenkamp et al. (2024).</w:t>
-      </w:r>
-    </w:p>
-    <w:p>
-      <w:pPr>
-        <w:pStyle w:val="Heading3"/>
-      </w:pPr>
-      <w:r>
-        <w:t>2.3.6 Computer Anxiety</w:t>
-      </w:r>
-    </w:p>
-    <w:p>
-      <w:r>
-        <w:t>Computer Anxiety is defined in this study as a student's apprehension or uneasiness when faced with using computers. This definition follows Venkatesh et al. (2003), Venkatesh and Bala (2008), and Steenkamp et al. (2024).</w:t>
-      </w:r>
-    </w:p>
-    <w:p>
-      <w:pPr>
-        <w:pStyle w:val="Heading3"/>
-      </w:pPr>
-      <w:r>
-        <w:t>2.3.7 Subjective Norm</w:t>
-      </w:r>
-    </w:p>
-    <w:p>
-      <w:r>
-        <w:t>Subjective Norm is defined in this study as the extent to which a student perceives that important people and the university expect or support the use of digital badges in job applications. This definition follows Venkatesh and Davis (2000), Venkatesh and Bala (2008), and Steenkamp et al. (2024).</w:t>
-      </w:r>
-    </w:p>
-    <w:p>
-      <w:pPr>
-        <w:pStyle w:val="Heading3"/>
-      </w:pPr>
-      <w:r>
-        <w:t>2.3.8 Image</w:t>
-      </w:r>
-    </w:p>
-    <w:p>
-      <w:r>
-        <w:t>Image is defined in this study as the extent to which a student believes that using digital badges will enhance status, prestige, or profile. This definition follows Venkatesh and Davis (2000), Venkatesh and Bala (2008), and Steenkamp et al. (2024).</w:t>
-      </w:r>
-    </w:p>
-    <w:p>
-      <w:pPr>
-        <w:pStyle w:val="Heading3"/>
-      </w:pPr>
-      <w:r>
-        <w:t>2.3.9 Job Application Relevance</w:t>
-      </w:r>
-    </w:p>
-    <w:p>
-      <w:r>
-        <w:t>Job Application Relevance is defined in this study as the extent to which a student believes that digital badges are applicable and pertinent to job-search and job-application activities. This definition follows Venkatesh and Bala (2008) and Steenkamp et al. (2024).</w:t>
-      </w:r>
-    </w:p>
-    <w:p>
-      <w:pPr>
-        <w:pStyle w:val="Heading3"/>
-      </w:pPr>
-      <w:r>
-        <w:t>2.3.10 Result Demonstrability</w:t>
-      </w:r>
-    </w:p>
-    <w:p>
-      <w:r>
-        <w:t>Result Demonstrability is defined in this study as the extent to which a student believes that the results of using digital badges are tangible, observable, and communicable. This definition follows Venkatesh and Bala (2008) and Steenkamp et al. (2024).</w:t>
-      </w:r>
-    </w:p>
-    <w:p>
-      <w:pPr>
-        <w:pStyle w:val="Heading3"/>
-      </w:pPr>
-      <w:r>
-        <w:t>2.3.11 Behavioural Intention</w:t>
-      </w:r>
-    </w:p>
-    <w:p>
-      <w:r>
-        <w:t>Behavioural Intention is defined in this study as a student's stated intention or plan to use university-issued digital badges when applying for jobs. This definition follows Venkatesh and Davis (2000), Venkatesh and Bala (2008), and Steenkamp et al. (2024).</w:t>
+        <w:t>Fishbein and Ajzen (1975) treated behavioural intention as a person's readiness or plan to perform a behaviour, and Ajzen (1991) retained intention as the closest antecedent of planned behaviour. Davis (1989) used intention to explain future system use, while Venkatesh and Davis (2000) and Venkatesh and Bala (2008) positioned it as the principal outcome of the technology-acceptance process. Steenkamp et al. (2024) specified the construct as Behavioural Intention to Use DB. In this study, it means a student's stated intention, prediction, and plan to use university-issued digital badges when applying for jobs.</w:t>
       </w:r>
     </w:p>
     <w:p>
@@ -1091,12 +1244,12 @@
         <w:pStyle w:val="Heading3"/>
       </w:pPr>
       <w:r>
-        <w:t>2.4.1 Determinants of Behavioural Intention</w:t>
+        <w:t>2.4.1 Perceived Ease of Use and Perceived Usefulness</w:t>
       </w:r>
     </w:p>
     <w:p>
       <w:r>
-        <w:t>TAM proposes that perceived usefulness and perceived ease of use influence behavioural intention (Davis, 1989). Subjective norm can also influence intention when important social actors encourage technology use (Venkatesh &amp; Davis, 2000). In the digital-badge study by Steenkamp et al. (2024), perceived usefulness and subjective norm had significant positive effects on behavioural intention, whereas the direct effect of perceived ease of use was not significant. All three theoretically specified paths are examined in the Thai context.</w:t>
+        <w:t>The original TAM proposed that a system that is easier to use can be judged as more useful because less effort is required to obtain its benefits (Davis, 1989). Venkatesh and Davis (2000) and Venkatesh and Bala (2008) retained the positive perceived-ease-of-use to perceived-usefulness path in TAM2 and TAM3. Reviews of educational technology acceptance also report this relationship across e-learning settings (Abdullah &amp; Ward, 2016; Granic &amp; Marangunic, 2019). In the digital-badge study, Steenkamp et al. (2024) found a positive and significant effect (beta = .671, p &lt; .001). Therefore, H1 proposes a positive effect of Perceived Ease of Use on Perceived Usefulness.</w:t>
       </w:r>
     </w:p>
     <w:p>
@@ -1104,12 +1257,12 @@
         <w:pStyle w:val="Heading3"/>
       </w:pPr>
       <w:r>
-        <w:t>2.4.2 Determinants of Perceived Usefulness</w:t>
+        <w:t>2.4.2 Job Application Relevance and Perceived Usefulness</w:t>
       </w:r>
     </w:p>
     <w:p>
       <w:r>
-        <w:t>Perceived ease of use can increase perceived usefulness when lower effort improves the practical value of a system (Venkatesh &amp; Davis, 2000). TAM3 further proposes that subjective norm and image represent social-influence processes, while job relevance and result demonstrability represent cognitive instrumental processes (Venkatesh &amp; Bala, 2008). Steenkamp et al. (2024) found significant positive effects for perceived ease of use and job application relevance on perceived usefulness, and a significant effect of subjective norm on image. The remaining proposed relationships were not significant in their sample and are retested among Thai IT students.</w:t>
+        <w:t>TAM2 proposes that a technology is more useful when it is directly applicable to the task for which it is being considered (Venkatesh &amp; Davis, 2000). TAM3 retained Job Relevance as a determinant of Perceived Usefulness (Venkatesh &amp; Bala, 2008). Educational technology studies have likewise treated task or job relevance as an external factor shaping usefulness judgements (Abdullah &amp; Ward, 2016; Abdullah et al., 2016). Steenkamp et al. (2024) contextualised the construct as Job Application Relevance and found a positive significant effect on Perceived Usefulness (beta = .229, p = .047). Therefore, H2 proposes a positive effect of Job Application Relevance on Perceived Usefulness.</w:t>
       </w:r>
     </w:p>
     <w:p>
@@ -1117,12 +1270,25 @@
         <w:pStyle w:val="Heading3"/>
       </w:pPr>
       <w:r>
-        <w:t>2.4.3 Determinants of Perceived Ease of Use</w:t>
+        <w:t>2.4.3 Perceived Usefulness and Behavioural Intention to Use DB</w:t>
       </w:r>
     </w:p>
     <w:p>
       <w:r>
-        <w:t>Early perceptions of ease of use may be anchored in computer self-efficacy, perceptions of external control, computer anxiety, and computer playfulness (Venkatesh, 2000; Venkatesh &amp; Bala, 2008). Self-efficacy, external control, and playfulness are expected to increase perceived ease of use, whereas anxiety is expected to reduce it. Steenkamp et al. (2024) found a significant positive effect only for perceptions of external control. Testing all four relationships permits assessment of whether the pattern differs among Thai IT students.</w:t>
+        <w:t>Perceived Usefulness is a central predictor of Behavioural Intention in the original TAM (Davis, 1989), TAM2 (Venkatesh &amp; Davis, 2000), and TAM3 (Venkatesh &amp; Bala, 2008). Systematic reviews support the continued relevance of this relationship in educational technologies (Abdullah &amp; Ward, 2016; Granic &amp; Marangunic, 2019). Miao et al. (2024) also found usefulness to be important in students' acceptance of technology for micro-credential programmes. In the closest digital-badge study, Steenkamp et al. (2024) reported a positive significant effect on intention (beta = .403, p = .010). Therefore, H3 proposes a positive effect of Perceived Usefulness on Behavioural Intention to Use DB.</w:t>
+      </w:r>
+    </w:p>
+    <w:p>
+      <w:pPr>
+        <w:pStyle w:val="Heading3"/>
+      </w:pPr>
+      <w:r>
+        <w:t>2.4.4 Subjective Norm and Behavioural Intention to Use DB</w:t>
+      </w:r>
+    </w:p>
+    <w:p>
+      <w:r>
+        <w:t>Subjective Norm represents the influence of people or institutions that matter to the potential user. Taylor and Todd (1995) found that social influence contributed to technology-use intention. A meta-analysis by Schepers and Wetzels (2007) confirmed a significant relationship between Subjective Norm and Behavioural Intention, and Ursavas et al. (2019) found the relationship among pre-service and in-service teachers. Steenkamp et al. (2024) found a positive significant effect of Subjective Norm on Behavioural Intention to Use DB (beta = .593, p &lt; .001). Therefore, H4 proposes a positive effect of Subjective Norm on Behavioural Intention to Use DB.</w:t>
       </w:r>
     </w:p>
     <w:p>
@@ -1130,7 +1296,7 @@
         <w:pStyle w:val="Heading2"/>
       </w:pPr>
       <w:r>
-        <w:t>2.5 Previous Studies</w:t>
+        <w:t>2.5 Summary of Previous Studies</w:t>
       </w:r>
     </w:p>
     <w:p>
@@ -1157,1072 +1323,10 @@
         <w:tblInd w:w="120" w:type="dxa"/>
       </w:tblPr>
       <w:tblGrid>
-        <w:gridCol w:w="1728"/>
+        <w:gridCol w:w="1656"/>
         <w:gridCol w:w="2520"/>
         <w:gridCol w:w="2520"/>
-        <w:gridCol w:w="2160"/>
-      </w:tblGrid>
-      <w:tr>
-        <w:trPr>
-          <w:tblHeader w:val="true"/>
-          <w:cantSplit/>
-        </w:trPr>
-        <w:tc>
-          <w:tcPr>
-            <w:tcW w:type="dxa" w:w="1728"/>
-            <w:vAlign w:val="center"/>
-            <w:tcMar>
-              <w:top w:w="70" w:type="dxa"/>
-              <w:start w:w="80" w:type="dxa"/>
-              <w:bottom w:w="70" w:type="dxa"/>
-              <w:end w:w="80" w:type="dxa"/>
-            </w:tcMar>
-            <w:shd w:fill="D9E2F3"/>
-          </w:tcPr>
-          <w:p>
-            <w:pPr>
-              <w:spacing w:line="240" w:lineRule="auto" w:after="0"/>
-              <w:ind w:firstLine="0" w:left="0" w:right="0"/>
-              <w:jc w:val="center"/>
-            </w:pPr>
-            <w:r>
-              <w:rPr>
-                <w:rFonts w:ascii="Times New Roman" w:hAnsi="Times New Roman" w:eastAsia="Times New Roman"/>
-                <w:b/>
-                <w:sz w:val="15"/>
-              </w:rPr>
-              <w:t>Study</w:t>
-            </w:r>
-          </w:p>
-        </w:tc>
-        <w:tc>
-          <w:tcPr>
-            <w:tcW w:type="dxa" w:w="2520"/>
-            <w:vAlign w:val="center"/>
-            <w:tcMar>
-              <w:top w:w="70" w:type="dxa"/>
-              <w:start w:w="80" w:type="dxa"/>
-              <w:bottom w:w="70" w:type="dxa"/>
-              <w:end w:w="80" w:type="dxa"/>
-            </w:tcMar>
-            <w:shd w:fill="D9E2F3"/>
-          </w:tcPr>
-          <w:p>
-            <w:pPr>
-              <w:spacing w:line="240" w:lineRule="auto" w:after="0"/>
-              <w:ind w:firstLine="0" w:left="0" w:right="0"/>
-              <w:jc w:val="center"/>
-            </w:pPr>
-            <w:r>
-              <w:rPr>
-                <w:rFonts w:ascii="Times New Roman" w:hAnsi="Times New Roman" w:eastAsia="Times New Roman"/>
-                <w:b/>
-                <w:sz w:val="15"/>
-              </w:rPr>
-              <w:t>Context and method</w:t>
-            </w:r>
-          </w:p>
-        </w:tc>
-        <w:tc>
-          <w:tcPr>
-            <w:tcW w:type="dxa" w:w="2520"/>
-            <w:vAlign w:val="center"/>
-            <w:tcMar>
-              <w:top w:w="70" w:type="dxa"/>
-              <w:start w:w="80" w:type="dxa"/>
-              <w:bottom w:w="70" w:type="dxa"/>
-              <w:end w:w="80" w:type="dxa"/>
-            </w:tcMar>
-            <w:shd w:fill="D9E2F3"/>
-          </w:tcPr>
-          <w:p>
-            <w:pPr>
-              <w:spacing w:line="240" w:lineRule="auto" w:after="0"/>
-              <w:ind w:firstLine="0" w:left="0" w:right="0"/>
-              <w:jc w:val="center"/>
-            </w:pPr>
-            <w:r>
-              <w:rPr>
-                <w:rFonts w:ascii="Times New Roman" w:hAnsi="Times New Roman" w:eastAsia="Times New Roman"/>
-                <w:b/>
-                <w:sz w:val="15"/>
-              </w:rPr>
-              <w:t>Main finding</w:t>
-            </w:r>
-          </w:p>
-        </w:tc>
-        <w:tc>
-          <w:tcPr>
-            <w:tcW w:type="dxa" w:w="2160"/>
-            <w:vAlign w:val="center"/>
-            <w:tcMar>
-              <w:top w:w="70" w:type="dxa"/>
-              <w:start w:w="80" w:type="dxa"/>
-              <w:bottom w:w="70" w:type="dxa"/>
-              <w:end w:w="80" w:type="dxa"/>
-            </w:tcMar>
-            <w:shd w:fill="D9E2F3"/>
-          </w:tcPr>
-          <w:p>
-            <w:pPr>
-              <w:spacing w:line="240" w:lineRule="auto" w:after="0"/>
-              <w:ind w:firstLine="0" w:left="0" w:right="0"/>
-              <w:jc w:val="center"/>
-            </w:pPr>
-            <w:r>
-              <w:rPr>
-                <w:rFonts w:ascii="Times New Roman" w:hAnsi="Times New Roman" w:eastAsia="Times New Roman"/>
-                <w:b/>
-                <w:sz w:val="15"/>
-              </w:rPr>
-              <w:t>Relevance</w:t>
-            </w:r>
-          </w:p>
-        </w:tc>
-      </w:tr>
-      <w:tr>
-        <w:trPr>
-          <w:cantSplit/>
-        </w:trPr>
-        <w:tc>
-          <w:tcPr>
-            <w:tcW w:type="dxa" w:w="1728"/>
-            <w:vAlign w:val="center"/>
-            <w:tcMar>
-              <w:top w:w="70" w:type="dxa"/>
-              <w:start w:w="80" w:type="dxa"/>
-              <w:bottom w:w="70" w:type="dxa"/>
-              <w:end w:w="80" w:type="dxa"/>
-            </w:tcMar>
-          </w:tcPr>
-          <w:p>
-            <w:pPr>
-              <w:spacing w:line="240" w:lineRule="auto" w:after="0"/>
-              <w:ind w:firstLine="0" w:left="0" w:right="0"/>
-              <w:jc w:val="left"/>
-            </w:pPr>
-            <w:r>
-              <w:rPr>
-                <w:rFonts w:ascii="Times New Roman" w:hAnsi="Times New Roman" w:eastAsia="Times New Roman"/>
-                <w:b w:val="0"/>
-                <w:sz w:val="15"/>
-              </w:rPr>
-              <w:t>Davis (1989)</w:t>
-            </w:r>
-          </w:p>
-        </w:tc>
-        <w:tc>
-          <w:tcPr>
-            <w:tcW w:type="dxa" w:w="2520"/>
-            <w:vAlign w:val="center"/>
-            <w:tcMar>
-              <w:top w:w="70" w:type="dxa"/>
-              <w:start w:w="80" w:type="dxa"/>
-              <w:bottom w:w="70" w:type="dxa"/>
-              <w:end w:w="80" w:type="dxa"/>
-            </w:tcMar>
-          </w:tcPr>
-          <w:p>
-            <w:pPr>
-              <w:spacing w:line="240" w:lineRule="auto" w:after="0"/>
-              <w:ind w:firstLine="0" w:left="0" w:right="0"/>
-              <w:jc w:val="left"/>
-            </w:pPr>
-            <w:r>
-              <w:rPr>
-                <w:rFonts w:ascii="Times New Roman" w:hAnsi="Times New Roman" w:eastAsia="Times New Roman"/>
-                <w:b w:val="0"/>
-                <w:sz w:val="15"/>
-              </w:rPr>
-              <w:t>Technology acceptance; scale development and validation.</w:t>
-            </w:r>
-          </w:p>
-        </w:tc>
-        <w:tc>
-          <w:tcPr>
-            <w:tcW w:type="dxa" w:w="2520"/>
-            <w:vAlign w:val="center"/>
-            <w:tcMar>
-              <w:top w:w="70" w:type="dxa"/>
-              <w:start w:w="80" w:type="dxa"/>
-              <w:bottom w:w="70" w:type="dxa"/>
-              <w:end w:w="80" w:type="dxa"/>
-            </w:tcMar>
-          </w:tcPr>
-          <w:p>
-            <w:pPr>
-              <w:spacing w:line="240" w:lineRule="auto" w:after="0"/>
-              <w:ind w:firstLine="0" w:left="0" w:right="0"/>
-              <w:jc w:val="left"/>
-            </w:pPr>
-            <w:r>
-              <w:rPr>
-                <w:rFonts w:ascii="Times New Roman" w:hAnsi="Times New Roman" w:eastAsia="Times New Roman"/>
-                <w:b w:val="0"/>
-                <w:sz w:val="15"/>
-              </w:rPr>
-              <w:t>Perceived usefulness and perceived ease of use are central determinants of user acceptance.</w:t>
-            </w:r>
-          </w:p>
-        </w:tc>
-        <w:tc>
-          <w:tcPr>
-            <w:tcW w:type="dxa" w:w="2160"/>
-            <w:vAlign w:val="center"/>
-            <w:tcMar>
-              <w:top w:w="70" w:type="dxa"/>
-              <w:start w:w="80" w:type="dxa"/>
-              <w:bottom w:w="70" w:type="dxa"/>
-              <w:end w:w="80" w:type="dxa"/>
-            </w:tcMar>
-          </w:tcPr>
-          <w:p>
-            <w:pPr>
-              <w:spacing w:line="240" w:lineRule="auto" w:after="0"/>
-              <w:ind w:firstLine="0" w:left="0" w:right="0"/>
-              <w:jc w:val="left"/>
-            </w:pPr>
-            <w:r>
-              <w:rPr>
-                <w:rFonts w:ascii="Times New Roman" w:hAnsi="Times New Roman" w:eastAsia="Times New Roman"/>
-                <w:b w:val="0"/>
-                <w:sz w:val="15"/>
-              </w:rPr>
-              <w:t>Establishes the core TAM constructs.</w:t>
-            </w:r>
-          </w:p>
-        </w:tc>
-      </w:tr>
-      <w:tr>
-        <w:trPr>
-          <w:cantSplit/>
-        </w:trPr>
-        <w:tc>
-          <w:tcPr>
-            <w:tcW w:type="dxa" w:w="1728"/>
-            <w:vAlign w:val="center"/>
-            <w:tcMar>
-              <w:top w:w="70" w:type="dxa"/>
-              <w:start w:w="80" w:type="dxa"/>
-              <w:bottom w:w="70" w:type="dxa"/>
-              <w:end w:w="80" w:type="dxa"/>
-            </w:tcMar>
-            <w:shd w:fill="FAFAFA"/>
-          </w:tcPr>
-          <w:p>
-            <w:pPr>
-              <w:spacing w:line="240" w:lineRule="auto" w:after="0"/>
-              <w:ind w:firstLine="0" w:left="0" w:right="0"/>
-              <w:jc w:val="left"/>
-            </w:pPr>
-            <w:r>
-              <w:rPr>
-                <w:rFonts w:ascii="Times New Roman" w:hAnsi="Times New Roman" w:eastAsia="Times New Roman"/>
-                <w:b w:val="0"/>
-                <w:sz w:val="15"/>
-              </w:rPr>
-              <w:t>Venkatesh and Bala (2008)</w:t>
-            </w:r>
-          </w:p>
-        </w:tc>
-        <w:tc>
-          <w:tcPr>
-            <w:tcW w:type="dxa" w:w="2520"/>
-            <w:vAlign w:val="center"/>
-            <w:tcMar>
-              <w:top w:w="70" w:type="dxa"/>
-              <w:start w:w="80" w:type="dxa"/>
-              <w:bottom w:w="70" w:type="dxa"/>
-              <w:end w:w="80" w:type="dxa"/>
-            </w:tcMar>
-            <w:shd w:fill="FAFAFA"/>
-          </w:tcPr>
-          <w:p>
-            <w:pPr>
-              <w:spacing w:line="240" w:lineRule="auto" w:after="0"/>
-              <w:ind w:firstLine="0" w:left="0" w:right="0"/>
-              <w:jc w:val="left"/>
-            </w:pPr>
-            <w:r>
-              <w:rPr>
-                <w:rFonts w:ascii="Times New Roman" w:hAnsi="Times New Roman" w:eastAsia="Times New Roman"/>
-                <w:b w:val="0"/>
-                <w:sz w:val="15"/>
-              </w:rPr>
-              <w:t>Longitudinal research integrating determinants of usefulness and ease of use.</w:t>
-            </w:r>
-          </w:p>
-        </w:tc>
-        <w:tc>
-          <w:tcPr>
-            <w:tcW w:type="dxa" w:w="2520"/>
-            <w:vAlign w:val="center"/>
-            <w:tcMar>
-              <w:top w:w="70" w:type="dxa"/>
-              <w:start w:w="80" w:type="dxa"/>
-              <w:bottom w:w="70" w:type="dxa"/>
-              <w:end w:w="80" w:type="dxa"/>
-            </w:tcMar>
-            <w:shd w:fill="FAFAFA"/>
-          </w:tcPr>
-          <w:p>
-            <w:pPr>
-              <w:spacing w:line="240" w:lineRule="auto" w:after="0"/>
-              <w:ind w:firstLine="0" w:left="0" w:right="0"/>
-              <w:jc w:val="left"/>
-            </w:pPr>
-            <w:r>
-              <w:rPr>
-                <w:rFonts w:ascii="Times New Roman" w:hAnsi="Times New Roman" w:eastAsia="Times New Roman"/>
-                <w:b w:val="0"/>
-                <w:sz w:val="15"/>
-              </w:rPr>
-              <w:t>TAM3 explains acceptance through social influence, cognitive processes, control, motivation, and emotion.</w:t>
-            </w:r>
-          </w:p>
-        </w:tc>
-        <w:tc>
-          <w:tcPr>
-            <w:tcW w:type="dxa" w:w="2160"/>
-            <w:vAlign w:val="center"/>
-            <w:tcMar>
-              <w:top w:w="70" w:type="dxa"/>
-              <w:start w:w="80" w:type="dxa"/>
-              <w:bottom w:w="70" w:type="dxa"/>
-              <w:end w:w="80" w:type="dxa"/>
-            </w:tcMar>
-            <w:shd w:fill="FAFAFA"/>
-          </w:tcPr>
-          <w:p>
-            <w:pPr>
-              <w:spacing w:line="240" w:lineRule="auto" w:after="0"/>
-              <w:ind w:firstLine="0" w:left="0" w:right="0"/>
-              <w:jc w:val="left"/>
-            </w:pPr>
-            <w:r>
-              <w:rPr>
-                <w:rFonts w:ascii="Times New Roman" w:hAnsi="Times New Roman" w:eastAsia="Times New Roman"/>
-                <w:b w:val="0"/>
-                <w:sz w:val="15"/>
-              </w:rPr>
-              <w:t>Provides the extended theoretical structure and many measurement scales.</w:t>
-            </w:r>
-          </w:p>
-        </w:tc>
-      </w:tr>
-      <w:tr>
-        <w:trPr>
-          <w:cantSplit/>
-        </w:trPr>
-        <w:tc>
-          <w:tcPr>
-            <w:tcW w:type="dxa" w:w="1728"/>
-            <w:vAlign w:val="center"/>
-            <w:tcMar>
-              <w:top w:w="70" w:type="dxa"/>
-              <w:start w:w="80" w:type="dxa"/>
-              <w:bottom w:w="70" w:type="dxa"/>
-              <w:end w:w="80" w:type="dxa"/>
-            </w:tcMar>
-          </w:tcPr>
-          <w:p>
-            <w:pPr>
-              <w:spacing w:line="240" w:lineRule="auto" w:after="0"/>
-              <w:ind w:firstLine="0" w:left="0" w:right="0"/>
-              <w:jc w:val="left"/>
-            </w:pPr>
-            <w:r>
-              <w:rPr>
-                <w:rFonts w:ascii="Times New Roman" w:hAnsi="Times New Roman" w:eastAsia="Times New Roman"/>
-                <w:b w:val="0"/>
-                <w:sz w:val="15"/>
-              </w:rPr>
-              <w:t>Kiiskila et al. (2023)</w:t>
-            </w:r>
-          </w:p>
-        </w:tc>
-        <w:tc>
-          <w:tcPr>
-            <w:tcW w:type="dxa" w:w="2520"/>
-            <w:vAlign w:val="center"/>
-            <w:tcMar>
-              <w:top w:w="70" w:type="dxa"/>
-              <w:start w:w="80" w:type="dxa"/>
-              <w:bottom w:w="70" w:type="dxa"/>
-              <w:end w:w="80" w:type="dxa"/>
-            </w:tcMar>
-          </w:tcPr>
-          <w:p>
-            <w:pPr>
-              <w:spacing w:line="240" w:lineRule="auto" w:after="0"/>
-              <w:ind w:firstLine="0" w:left="0" w:right="0"/>
-              <w:jc w:val="left"/>
-            </w:pPr>
-            <w:r>
-              <w:rPr>
-                <w:rFonts w:ascii="Times New Roman" w:hAnsi="Times New Roman" w:eastAsia="Times New Roman"/>
-                <w:b w:val="0"/>
-                <w:sz w:val="15"/>
-              </w:rPr>
-              <w:t>Higher-education students; qualitative study of verifiable digital credentials.</w:t>
-            </w:r>
-          </w:p>
-        </w:tc>
-        <w:tc>
-          <w:tcPr>
-            <w:tcW w:type="dxa" w:w="2520"/>
-            <w:vAlign w:val="center"/>
-            <w:tcMar>
-              <w:top w:w="70" w:type="dxa"/>
-              <w:start w:w="80" w:type="dxa"/>
-              <w:bottom w:w="70" w:type="dxa"/>
-              <w:end w:w="80" w:type="dxa"/>
-            </w:tcMar>
-          </w:tcPr>
-          <w:p>
-            <w:pPr>
-              <w:spacing w:line="240" w:lineRule="auto" w:after="0"/>
-              <w:ind w:firstLine="0" w:left="0" w:right="0"/>
-              <w:jc w:val="left"/>
-            </w:pPr>
-            <w:r>
-              <w:rPr>
-                <w:rFonts w:ascii="Times New Roman" w:hAnsi="Times New Roman" w:eastAsia="Times New Roman"/>
-                <w:b w:val="0"/>
-                <w:sz w:val="15"/>
-              </w:rPr>
-              <w:t>Students identified value in verifiable and shareable credentials while also raising implementation concerns.</w:t>
-            </w:r>
-          </w:p>
-        </w:tc>
-        <w:tc>
-          <w:tcPr>
-            <w:tcW w:type="dxa" w:w="2160"/>
-            <w:vAlign w:val="center"/>
-            <w:tcMar>
-              <w:top w:w="70" w:type="dxa"/>
-              <w:start w:w="80" w:type="dxa"/>
-              <w:bottom w:w="70" w:type="dxa"/>
-              <w:end w:w="80" w:type="dxa"/>
-            </w:tcMar>
-          </w:tcPr>
-          <w:p>
-            <w:pPr>
-              <w:spacing w:line="240" w:lineRule="auto" w:after="0"/>
-              <w:ind w:firstLine="0" w:left="0" w:right="0"/>
-              <w:jc w:val="left"/>
-            </w:pPr>
-            <w:r>
-              <w:rPr>
-                <w:rFonts w:ascii="Times New Roman" w:hAnsi="Times New Roman" w:eastAsia="Times New Roman"/>
-                <w:b w:val="0"/>
-                <w:sz w:val="15"/>
-              </w:rPr>
-              <w:t>Supports the digital-credential and student context.</w:t>
-            </w:r>
-          </w:p>
-        </w:tc>
-      </w:tr>
-      <w:tr>
-        <w:trPr>
-          <w:cantSplit/>
-        </w:trPr>
-        <w:tc>
-          <w:tcPr>
-            <w:tcW w:type="dxa" w:w="1728"/>
-            <w:vAlign w:val="center"/>
-            <w:tcMar>
-              <w:top w:w="70" w:type="dxa"/>
-              <w:start w:w="80" w:type="dxa"/>
-              <w:bottom w:w="70" w:type="dxa"/>
-              <w:end w:w="80" w:type="dxa"/>
-            </w:tcMar>
-            <w:shd w:fill="FAFAFA"/>
-          </w:tcPr>
-          <w:p>
-            <w:pPr>
-              <w:spacing w:line="240" w:lineRule="auto" w:after="0"/>
-              <w:ind w:firstLine="0" w:left="0" w:right="0"/>
-              <w:jc w:val="left"/>
-            </w:pPr>
-            <w:r>
-              <w:rPr>
-                <w:rFonts w:ascii="Times New Roman" w:hAnsi="Times New Roman" w:eastAsia="Times New Roman"/>
-                <w:b w:val="0"/>
-                <w:sz w:val="15"/>
-              </w:rPr>
-              <w:t>Miao et al. (2024)</w:t>
-            </w:r>
-          </w:p>
-        </w:tc>
-        <w:tc>
-          <w:tcPr>
-            <w:tcW w:type="dxa" w:w="2520"/>
-            <w:vAlign w:val="center"/>
-            <w:tcMar>
-              <w:top w:w="70" w:type="dxa"/>
-              <w:start w:w="80" w:type="dxa"/>
-              <w:bottom w:w="70" w:type="dxa"/>
-              <w:end w:w="80" w:type="dxa"/>
-            </w:tcMar>
-            <w:shd w:fill="FAFAFA"/>
-          </w:tcPr>
-          <w:p>
-            <w:pPr>
-              <w:spacing w:line="240" w:lineRule="auto" w:after="0"/>
-              <w:ind w:firstLine="0" w:left="0" w:right="0"/>
-              <w:jc w:val="left"/>
-            </w:pPr>
-            <w:r>
-              <w:rPr>
-                <w:rFonts w:ascii="Times New Roman" w:hAnsi="Times New Roman" w:eastAsia="Times New Roman"/>
-                <w:b w:val="0"/>
-                <w:sz w:val="15"/>
-              </w:rPr>
-              <w:t>University students; quantitative PLS-SEM study of technology use for micro-credential programmes.</w:t>
-            </w:r>
-          </w:p>
-        </w:tc>
-        <w:tc>
-          <w:tcPr>
-            <w:tcW w:type="dxa" w:w="2520"/>
-            <w:vAlign w:val="center"/>
-            <w:tcMar>
-              <w:top w:w="70" w:type="dxa"/>
-              <w:start w:w="80" w:type="dxa"/>
-              <w:bottom w:w="70" w:type="dxa"/>
-              <w:end w:w="80" w:type="dxa"/>
-            </w:tcMar>
-            <w:shd w:fill="FAFAFA"/>
-          </w:tcPr>
-          <w:p>
-            <w:pPr>
-              <w:spacing w:line="240" w:lineRule="auto" w:after="0"/>
-              <w:ind w:firstLine="0" w:left="0" w:right="0"/>
-              <w:jc w:val="left"/>
-            </w:pPr>
-            <w:r>
-              <w:rPr>
-                <w:rFonts w:ascii="Times New Roman" w:hAnsi="Times New Roman" w:eastAsia="Times New Roman"/>
-                <w:b w:val="0"/>
-                <w:sz w:val="15"/>
-              </w:rPr>
-              <w:t>A TAM-based model was used to explain intention in a micro-credential setting.</w:t>
-            </w:r>
-          </w:p>
-        </w:tc>
-        <w:tc>
-          <w:tcPr>
-            <w:tcW w:type="dxa" w:w="2160"/>
-            <w:vAlign w:val="center"/>
-            <w:tcMar>
-              <w:top w:w="70" w:type="dxa"/>
-              <w:start w:w="80" w:type="dxa"/>
-              <w:bottom w:w="70" w:type="dxa"/>
-              <w:end w:w="80" w:type="dxa"/>
-            </w:tcMar>
-            <w:shd w:fill="FAFAFA"/>
-          </w:tcPr>
-          <w:p>
-            <w:pPr>
-              <w:spacing w:line="240" w:lineRule="auto" w:after="0"/>
-              <w:ind w:firstLine="0" w:left="0" w:right="0"/>
-              <w:jc w:val="left"/>
-            </w:pPr>
-            <w:r>
-              <w:rPr>
-                <w:rFonts w:ascii="Times New Roman" w:hAnsi="Times New Roman" w:eastAsia="Times New Roman"/>
-                <w:b w:val="0"/>
-                <w:sz w:val="15"/>
-              </w:rPr>
-              <w:t>Supports the use of technology-acceptance theory for micro-credentials.</w:t>
-            </w:r>
-          </w:p>
-        </w:tc>
-      </w:tr>
-      <w:tr>
-        <w:trPr>
-          <w:cantSplit/>
-        </w:trPr>
-        <w:tc>
-          <w:tcPr>
-            <w:tcW w:type="dxa" w:w="1728"/>
-            <w:vAlign w:val="center"/>
-            <w:tcMar>
-              <w:top w:w="70" w:type="dxa"/>
-              <w:start w:w="80" w:type="dxa"/>
-              <w:bottom w:w="70" w:type="dxa"/>
-              <w:end w:w="80" w:type="dxa"/>
-            </w:tcMar>
-          </w:tcPr>
-          <w:p>
-            <w:pPr>
-              <w:spacing w:line="240" w:lineRule="auto" w:after="0"/>
-              <w:ind w:firstLine="0" w:left="0" w:right="0"/>
-              <w:jc w:val="left"/>
-            </w:pPr>
-            <w:r>
-              <w:rPr>
-                <w:rFonts w:ascii="Times New Roman" w:hAnsi="Times New Roman" w:eastAsia="Times New Roman"/>
-                <w:b w:val="0"/>
-                <w:sz w:val="15"/>
-              </w:rPr>
-              <w:t>Steenkamp et al. (2024)</w:t>
-            </w:r>
-          </w:p>
-        </w:tc>
-        <w:tc>
-          <w:tcPr>
-            <w:tcW w:type="dxa" w:w="2520"/>
-            <w:vAlign w:val="center"/>
-            <w:tcMar>
-              <w:top w:w="70" w:type="dxa"/>
-              <w:start w:w="80" w:type="dxa"/>
-              <w:bottom w:w="70" w:type="dxa"/>
-              <w:end w:w="80" w:type="dxa"/>
-            </w:tcMar>
-          </w:tcPr>
-          <w:p>
-            <w:pPr>
-              <w:spacing w:line="240" w:lineRule="auto" w:after="0"/>
-              <w:ind w:firstLine="0" w:left="0" w:right="0"/>
-              <w:jc w:val="left"/>
-            </w:pPr>
-            <w:r>
-              <w:rPr>
-                <w:rFonts w:ascii="Times New Roman" w:hAnsi="Times New Roman" w:eastAsia="Times New Roman"/>
-                <w:b w:val="0"/>
-                <w:sz w:val="15"/>
-              </w:rPr>
-              <w:t>New Zealand accounting students; online survey; extended TAM3; PLS-SEM; n = 57.</w:t>
-            </w:r>
-          </w:p>
-        </w:tc>
-        <w:tc>
-          <w:tcPr>
-            <w:tcW w:type="dxa" w:w="2520"/>
-            <w:vAlign w:val="center"/>
-            <w:tcMar>
-              <w:top w:w="70" w:type="dxa"/>
-              <w:start w:w="80" w:type="dxa"/>
-              <w:bottom w:w="70" w:type="dxa"/>
-              <w:end w:w="80" w:type="dxa"/>
-            </w:tcMar>
-          </w:tcPr>
-          <w:p>
-            <w:pPr>
-              <w:spacing w:line="240" w:lineRule="auto" w:after="0"/>
-              <w:ind w:firstLine="0" w:left="0" w:right="0"/>
-              <w:jc w:val="left"/>
-            </w:pPr>
-            <w:r>
-              <w:rPr>
-                <w:rFonts w:ascii="Times New Roman" w:hAnsi="Times New Roman" w:eastAsia="Times New Roman"/>
-                <w:b w:val="0"/>
-                <w:sz w:val="15"/>
-              </w:rPr>
-              <w:t>Six of 13 hypothesised relationships were supported, including usefulness and subjective norm as predictors of intention.</w:t>
-            </w:r>
-          </w:p>
-        </w:tc>
-        <w:tc>
-          <w:tcPr>
-            <w:tcW w:type="dxa" w:w="2160"/>
-            <w:vAlign w:val="center"/>
-            <w:tcMar>
-              <w:top w:w="70" w:type="dxa"/>
-              <w:start w:w="80" w:type="dxa"/>
-              <w:bottom w:w="70" w:type="dxa"/>
-              <w:end w:w="80" w:type="dxa"/>
-            </w:tcMar>
-          </w:tcPr>
-          <w:p>
-            <w:pPr>
-              <w:spacing w:line="240" w:lineRule="auto" w:after="0"/>
-              <w:ind w:firstLine="0" w:left="0" w:right="0"/>
-              <w:jc w:val="left"/>
-            </w:pPr>
-            <w:r>
-              <w:rPr>
-                <w:rFonts w:ascii="Times New Roman" w:hAnsi="Times New Roman" w:eastAsia="Times New Roman"/>
-                <w:b w:val="0"/>
-                <w:sz w:val="15"/>
-              </w:rPr>
-              <w:t>Provides the conceptual framework, hypotheses, and questionnaire used in this study.</w:t>
-            </w:r>
-          </w:p>
-        </w:tc>
-      </w:tr>
-    </w:tbl>
-    <w:p>
-      <w:pPr>
-        <w:spacing w:after="0"/>
-      </w:pPr>
-    </w:p>
-    <w:p>
-      <w:r>
-        <w:br w:type="page"/>
-      </w:r>
-    </w:p>
-    <w:p>
-      <w:pPr>
-        <w:pStyle w:val="Heading1"/>
-      </w:pPr>
-      <w:r>
-        <w:t>CHAPTER 3: RESEARCH FRAMEWORK</w:t>
-      </w:r>
-    </w:p>
-    <w:p>
-      <w:pPr>
-        <w:pStyle w:val="Heading2"/>
-      </w:pPr>
-      <w:r>
-        <w:t>3.1 Theoretical Framework</w:t>
-      </w:r>
-    </w:p>
-    <w:p>
-      <w:r>
-        <w:t>This study is grounded in TAM and TAM3. The core TAM relationships connect perceived usefulness and perceived ease of use with behavioural intention (Davis, 1989). TAM3 explains these beliefs through social influence, cognitive instrumental processes, control beliefs, intrinsic motivation, and computer anxiety (Venkatesh, 2000; Venkatesh &amp; Bala, 2008). The combined framework is appropriate because the decision under investigation is whether students intend to use a digital technology for a specific task: presenting university-issued badges in job applications.</w:t>
-      </w:r>
-    </w:p>
-    <w:p>
-      <w:r>
-        <w:t>Within this framework, perceived usefulness and perceived ease of use are the principal acceptance beliefs. Subjective norm and image represent social-influence processes, while job application relevance and result demonstrability represent cognitive judgements about the value of the badge for the task. Computer self-efficacy, external control, anxiety, and playfulness explain students' initial ease-of-use perceptions (Venkatesh, 2000; Venkatesh &amp; Bala, 2008).</w:t>
-      </w:r>
-    </w:p>
-    <w:p>
-      <w:r>
-        <w:t>Behavioural intention is used as the dependent variable because the proposed badge is not assumed to be available to every respondent at the time of data collection. The framework therefore explains students' stated intention to use a badge, rather than actual badge use or employment outcomes.</w:t>
-      </w:r>
-    </w:p>
-    <w:p>
-      <w:pPr>
-        <w:pStyle w:val="Heading2"/>
-      </w:pPr>
-      <w:r>
-        <w:t>3.2 Conceptual Framework</w:t>
-      </w:r>
-    </w:p>
-    <w:p>
-      <w:r>
-        <w:t>The conceptual framework is adopted from the digital-badge acceptance model developed and tested by Steenkamp et al. (2024). It includes the same 11 constructs and 13 directional relationships. The population examined in the present study is Thai students enrolled in IT-related university programmes, and the badge represents completion of an IT micro-credential.</w:t>
-      </w:r>
-    </w:p>
-    <w:p>
-      <w:pPr>
-        <w:jc w:val="center"/>
-      </w:pPr>
-      <w:r>
-        <w:drawing>
-          <wp:inline xmlns:a="http://schemas.openxmlformats.org/drawingml/2006/main" xmlns:pic="http://schemas.openxmlformats.org/drawingml/2006/picture">
-            <wp:extent cx="5257800" cy="5429784"/>
-            <wp:docPr id="1" name="Picture 1" title="Conceptual framework" descr="Conceptual framework adopted from Steenkamp et al. (2024), showing 11 constructs and 13 directional relationships predicting perceived usefulness, perceived ease of use, image, and behavioural intention to use digital badges."/>
-            <wp:cNvGraphicFramePr>
-              <a:graphicFrameLocks noChangeAspect="1"/>
-            </wp:cNvGraphicFramePr>
-            <a:graphic>
-              <a:graphicData uri="http://schemas.openxmlformats.org/drawingml/2006/picture">
-                <pic:pic>
-                  <pic:nvPicPr>
-                    <pic:cNvPr id="0" name="Published_Framework_Steenkamp_Figure_1_Direct_Crop.png"/>
-                    <pic:cNvPicPr/>
-                  </pic:nvPicPr>
-                  <pic:blipFill>
-                    <a:blip r:embed="rId11"/>
-                    <a:stretch>
-                      <a:fillRect/>
-                    </a:stretch>
-                  </pic:blipFill>
-                  <pic:spPr>
-                    <a:xfrm>
-                      <a:off x="0" y="0"/>
-                      <a:ext cx="5257800" cy="5429784"/>
-                    </a:xfrm>
-                    <a:prstGeom prst="rect"/>
-                  </pic:spPr>
-                </pic:pic>
-              </a:graphicData>
-            </a:graphic>
-          </wp:inline>
-        </w:drawing>
-      </w:r>
-    </w:p>
-    <w:p>
-      <w:pPr>
-        <w:spacing w:line="240" w:lineRule="auto" w:after="120"/>
-        <w:jc w:val="center"/>
-      </w:pPr>
-      <w:r>
-        <w:rPr>
-          <w:sz w:val="20"/>
-        </w:rPr>
-        <w:t>Figure 3.1: Conceptual framework for students' intention to use digital badges</w:t>
-      </w:r>
-    </w:p>
-    <w:p>
-      <w:pPr>
-        <w:spacing w:line="240" w:lineRule="auto" w:after="100"/>
-      </w:pPr>
-      <w:r>
-        <w:rPr>
-          <w:i/>
-          <w:color w:val="595959"/>
-          <w:sz w:val="19"/>
-        </w:rPr>
-        <w:t>Source: Steenkamp, Fisher, and Nesbit (2024, Figure 1, p. 10).</w:t>
-      </w:r>
-    </w:p>
-    <w:p>
-      <w:r>
-        <w:t>Perceived usefulness, perceived ease of use, and subjective norm are positioned as predictors of behavioural intention. Perceived ease of use, subjective norm, image, job application relevance, and result demonstrability are positioned as predictors of perceived usefulness. Computer self-efficacy, perceptions of external control, computer anxiety, and computer playfulness are positioned as predictors of perceived ease of use. Subjective norm is also linked to image. In Figure 3.1, DB denotes digital badges.</w:t>
-      </w:r>
-    </w:p>
-    <w:p>
-      <w:pPr>
-        <w:pStyle w:val="Heading2"/>
-      </w:pPr>
-      <w:r>
-        <w:t>3.3 Research Hypotheses</w:t>
-      </w:r>
-    </w:p>
-    <w:p>
-      <w:r>
-        <w:t>Based on the theoretical relationships described above and the digital-badge model of Steenkamp et al. (2024, pp. 11-13), the following hypotheses are proposed:</w:t>
-      </w:r>
-    </w:p>
-    <w:p>
-      <w:pPr>
-        <w:spacing w:after="80"/>
-        <w:ind w:left="360"/>
-      </w:pPr>
-      <w:r>
-        <w:rPr>
-          <w:b/>
-        </w:rPr>
-        <w:t xml:space="preserve">H1: </w:t>
-      </w:r>
-      <w:r>
-        <w:t>Perceived usefulness has a positive direct effect on students' intention to use digital badges in applying for jobs.</w:t>
-      </w:r>
-    </w:p>
-    <w:p>
-      <w:pPr>
-        <w:spacing w:after="80"/>
-        <w:ind w:left="360"/>
-      </w:pPr>
-      <w:r>
-        <w:rPr>
-          <w:b/>
-        </w:rPr>
-        <w:t xml:space="preserve">H2: </w:t>
-      </w:r>
-      <w:r>
-        <w:t>Perceived ease of use has a positive direct effect on students' intention to use digital badges in applying for jobs.</w:t>
-      </w:r>
-    </w:p>
-    <w:p>
-      <w:pPr>
-        <w:spacing w:after="80"/>
-        <w:ind w:left="360"/>
-      </w:pPr>
-      <w:r>
-        <w:rPr>
-          <w:b/>
-        </w:rPr>
-        <w:t xml:space="preserve">H3: </w:t>
-      </w:r>
-      <w:r>
-        <w:t>Perceived ease of use has a positive direct effect on students' perceived usefulness of digital badges in applying for jobs.</w:t>
-      </w:r>
-    </w:p>
-    <w:p>
-      <w:pPr>
-        <w:spacing w:after="80"/>
-        <w:ind w:left="360"/>
-      </w:pPr>
-      <w:r>
-        <w:rPr>
-          <w:b/>
-        </w:rPr>
-        <w:t xml:space="preserve">H4: </w:t>
-      </w:r>
-      <w:r>
-        <w:t>Subjective norm has a positive direct effect on students' intention to use digital badges in applying for jobs.</w:t>
-      </w:r>
-    </w:p>
-    <w:p>
-      <w:pPr>
-        <w:spacing w:after="80"/>
-        <w:ind w:left="360"/>
-      </w:pPr>
-      <w:r>
-        <w:rPr>
-          <w:b/>
-        </w:rPr>
-        <w:t xml:space="preserve">H5: </w:t>
-      </w:r>
-      <w:r>
-        <w:t>Subjective norm has a positive direct effect on students' perceived usefulness of digital badges in applying for jobs.</w:t>
-      </w:r>
-    </w:p>
-    <w:p>
-      <w:pPr>
-        <w:spacing w:after="80"/>
-        <w:ind w:left="360"/>
-      </w:pPr>
-      <w:r>
-        <w:rPr>
-          <w:b/>
-        </w:rPr>
-        <w:t xml:space="preserve">H6: </w:t>
-      </w:r>
-      <w:r>
-        <w:t>Subjective norm has a positive direct effect on image.</w:t>
-      </w:r>
-    </w:p>
-    <w:p>
-      <w:pPr>
-        <w:spacing w:after="80"/>
-        <w:ind w:left="360"/>
-      </w:pPr>
-      <w:r>
-        <w:rPr>
-          <w:b/>
-        </w:rPr>
-        <w:t xml:space="preserve">H7: </w:t>
-      </w:r>
-      <w:r>
-        <w:t>Image has a positive direct effect on perceived usefulness of digital badges in applying for jobs.</w:t>
-      </w:r>
-    </w:p>
-    <w:p>
-      <w:pPr>
-        <w:spacing w:after="80"/>
-        <w:ind w:left="360"/>
-      </w:pPr>
-      <w:r>
-        <w:rPr>
-          <w:b/>
-        </w:rPr>
-        <w:t xml:space="preserve">H8: </w:t>
-      </w:r>
-      <w:r>
-        <w:t>Job application relevance has a positive direct effect on perceived usefulness of digital badges in applying for jobs.</w:t>
-      </w:r>
-    </w:p>
-    <w:p>
-      <w:pPr>
-        <w:spacing w:after="80"/>
-        <w:ind w:left="360"/>
-      </w:pPr>
-      <w:r>
-        <w:rPr>
-          <w:b/>
-        </w:rPr>
-        <w:t xml:space="preserve">H9: </w:t>
-      </w:r>
-      <w:r>
-        <w:t>Result demonstrability has a positive direct effect on perceived usefulness of digital badges in applying for jobs.</w:t>
-      </w:r>
-    </w:p>
-    <w:p>
-      <w:pPr>
-        <w:spacing w:after="80"/>
-        <w:ind w:left="360"/>
-      </w:pPr>
-      <w:r>
-        <w:rPr>
-          <w:b/>
-        </w:rPr>
-        <w:t xml:space="preserve">H10: </w:t>
-      </w:r>
-      <w:r>
-        <w:t>Computer self-efficacy has a positive direct effect on perceived ease of use of digital badges in applying for jobs.</w:t>
-      </w:r>
-    </w:p>
-    <w:p>
-      <w:pPr>
-        <w:spacing w:after="80"/>
-        <w:ind w:left="360"/>
-      </w:pPr>
-      <w:r>
-        <w:rPr>
-          <w:b/>
-        </w:rPr>
-        <w:t xml:space="preserve">H11: </w:t>
-      </w:r>
-      <w:r>
-        <w:t>Perceptions of external control have a positive direct effect on perceived ease of use of digital badges in applying for jobs.</w:t>
-      </w:r>
-    </w:p>
-    <w:p>
-      <w:pPr>
-        <w:spacing w:after="80"/>
-        <w:ind w:left="360"/>
-      </w:pPr>
-      <w:r>
-        <w:rPr>
-          <w:b/>
-        </w:rPr>
-        <w:t xml:space="preserve">H12: </w:t>
-      </w:r>
-      <w:r>
-        <w:t>Computer anxiety has a negative direct effect on perceived ease of use of digital badges in applying for jobs.</w:t>
-      </w:r>
-    </w:p>
-    <w:p>
-      <w:pPr>
-        <w:spacing w:after="80"/>
-        <w:ind w:left="360"/>
-      </w:pPr>
-      <w:r>
-        <w:rPr>
-          <w:b/>
-        </w:rPr>
-        <w:t xml:space="preserve">H13: </w:t>
-      </w:r>
-      <w:r>
-        <w:t>Computer playfulness has a positive direct effect on perceived ease of use of digital badges in applying for jobs.</w:t>
-      </w:r>
-    </w:p>
-    <w:p>
-      <w:pPr>
-        <w:pStyle w:val="Heading2"/>
-        <w:pageBreakBefore/>
-      </w:pPr>
-      <w:r>
-        <w:t>3.4 Operationalization</w:t>
-      </w:r>
-    </w:p>
-    <w:p>
-      <w:pPr>
-        <w:keepNext/>
-        <w:spacing w:before="120" w:after="80"/>
-        <w:ind w:firstLine="0"/>
-      </w:pPr>
-      <w:r>
-        <w:rPr>
-          <w:b/>
-          <w:sz w:val="21"/>
-        </w:rPr>
-        <w:t>Table 3.1: Operationalization of the study variables</w:t>
-      </w:r>
-    </w:p>
-    <w:tbl>
-      <w:tblPr>
-        <w:tblStyle w:val="TableGrid"/>
-        <w:tblW w:type="dxa" w:w="8928"/>
-        <w:tblLayout w:type="fixed"/>
-        <w:tblLook w:firstColumn="1" w:firstRow="1" w:lastColumn="0" w:lastRow="0" w:noHBand="0" w:noVBand="1" w:val="04A0"/>
-        <w:jc w:val="left"/>
-        <w:tblInd w:w="120" w:type="dxa"/>
-      </w:tblPr>
-      <w:tblGrid>
-        <w:gridCol w:w="1656"/>
-        <w:gridCol w:w="3384"/>
-        <w:gridCol w:w="1080"/>
-        <w:gridCol w:w="1080"/>
-        <w:gridCol w:w="1728"/>
+        <w:gridCol w:w="2232"/>
       </w:tblGrid>
       <w:tr>
         <w:trPr>
@@ -2253,13 +1357,13 @@
                 <w:b/>
                 <w:sz w:val="14"/>
               </w:rPr>
-              <w:t>Variable</w:t>
+              <w:t>Study</w:t>
             </w:r>
           </w:p>
         </w:tc>
         <w:tc>
           <w:tcPr>
-            <w:tcW w:type="dxa" w:w="3384"/>
+            <w:tcW w:type="dxa" w:w="2520"/>
             <w:vAlign w:val="center"/>
             <w:tcMar>
               <w:top w:w="70" w:type="dxa"/>
@@ -2281,13 +1385,13 @@
                 <w:b/>
                 <w:sz w:val="14"/>
               </w:rPr>
-              <w:t>Operational definition</w:t>
+              <w:t>Context and method</w:t>
             </w:r>
           </w:p>
         </w:tc>
         <w:tc>
           <w:tcPr>
-            <w:tcW w:type="dxa" w:w="1080"/>
+            <w:tcW w:type="dxa" w:w="2520"/>
             <w:vAlign w:val="center"/>
             <w:tcMar>
               <w:top w:w="70" w:type="dxa"/>
@@ -2309,13 +1413,13 @@
                 <w:b/>
                 <w:sz w:val="14"/>
               </w:rPr>
-              <w:t>Items</w:t>
+              <w:t>Framework or finding</w:t>
             </w:r>
           </w:p>
         </w:tc>
         <w:tc>
           <w:tcPr>
-            <w:tcW w:type="dxa" w:w="1080"/>
+            <w:tcW w:type="dxa" w:w="2232"/>
             <w:vAlign w:val="center"/>
             <w:tcMar>
               <w:top w:w="70" w:type="dxa"/>
@@ -2337,35 +1441,7 @@
                 <w:b/>
                 <w:sz w:val="14"/>
               </w:rPr>
-              <w:t>Scale</w:t>
-            </w:r>
-          </w:p>
-        </w:tc>
-        <w:tc>
-          <w:tcPr>
-            <w:tcW w:type="dxa" w:w="1728"/>
-            <w:vAlign w:val="center"/>
-            <w:tcMar>
-              <w:top w:w="70" w:type="dxa"/>
-              <w:start w:w="80" w:type="dxa"/>
-              <w:bottom w:w="70" w:type="dxa"/>
-              <w:end w:w="80" w:type="dxa"/>
-            </w:tcMar>
-            <w:shd w:fill="D9E2F3"/>
-          </w:tcPr>
-          <w:p>
-            <w:pPr>
-              <w:spacing w:line="240" w:lineRule="auto" w:after="0"/>
-              <w:ind w:firstLine="0" w:left="0" w:right="0"/>
-              <w:jc w:val="center"/>
-            </w:pPr>
-            <w:r>
-              <w:rPr>
-                <w:rFonts w:ascii="Times New Roman" w:hAnsi="Times New Roman" w:eastAsia="Times New Roman"/>
-                <w:b/>
-                <w:sz w:val="14"/>
-              </w:rPr>
-              <w:t>Source/reference</w:t>
+              <w:t>Use in this study</w:t>
             </w:r>
           </w:p>
         </w:tc>
@@ -2397,13 +1473,13 @@
                 <w:b w:val="0"/>
                 <w:sz w:val="14"/>
               </w:rPr>
-              <w:t>Perceived Usefulness</w:t>
+              <w:t>Davis (1989)</w:t>
             </w:r>
           </w:p>
         </w:tc>
         <w:tc>
           <w:tcPr>
-            <w:tcW w:type="dxa" w:w="3384"/>
+            <w:tcW w:type="dxa" w:w="2520"/>
             <w:vAlign w:val="center"/>
             <w:tcMar>
               <w:top w:w="70" w:type="dxa"/>
@@ -2424,13 +1500,13 @@
                 <w:b w:val="0"/>
                 <w:sz w:val="14"/>
               </w:rPr>
-              <w:t>The extent to which a student believes that using a university-issued digital badge will improve the effectiveness and quality of a job application.</w:t>
+              <w:t>Technology-acceptance scale development and empirical validation.</w:t>
             </w:r>
           </w:p>
         </w:tc>
         <w:tc>
           <w:tcPr>
-            <w:tcW w:type="dxa" w:w="1080"/>
+            <w:tcW w:type="dxa" w:w="2520"/>
             <w:vAlign w:val="center"/>
             <w:tcMar>
               <w:top w:w="70" w:type="dxa"/>
@@ -2451,13 +1527,13 @@
                 <w:b w:val="0"/>
                 <w:sz w:val="14"/>
               </w:rPr>
-              <w:t>PU1-PU4</w:t>
+              <w:t>Established Perceived Usefulness, Perceived Ease of Use, and intention.</w:t>
             </w:r>
           </w:p>
         </w:tc>
         <w:tc>
           <w:tcPr>
-            <w:tcW w:type="dxa" w:w="1080"/>
+            <w:tcW w:type="dxa" w:w="2232"/>
             <w:vAlign w:val="center"/>
             <w:tcMar>
               <w:top w:w="70" w:type="dxa"/>
@@ -2478,34 +1554,7 @@
                 <w:b w:val="0"/>
                 <w:sz w:val="14"/>
               </w:rPr>
-              <w:t>7-point Likert</w:t>
-            </w:r>
-          </w:p>
-        </w:tc>
-        <w:tc>
-          <w:tcPr>
-            <w:tcW w:type="dxa" w:w="1728"/>
-            <w:vAlign w:val="center"/>
-            <w:tcMar>
-              <w:top w:w="70" w:type="dxa"/>
-              <w:start w:w="80" w:type="dxa"/>
-              <w:bottom w:w="70" w:type="dxa"/>
-              <w:end w:w="80" w:type="dxa"/>
-            </w:tcMar>
-          </w:tcPr>
-          <w:p>
-            <w:pPr>
-              <w:spacing w:line="240" w:lineRule="auto" w:after="0"/>
-              <w:ind w:firstLine="0" w:left="0" w:right="0"/>
-              <w:jc w:val="left"/>
-            </w:pPr>
-            <w:r>
-              <w:rPr>
-                <w:rFonts w:ascii="Times New Roman" w:hAnsi="Times New Roman" w:eastAsia="Times New Roman"/>
-                <w:b w:val="0"/>
-                <w:sz w:val="14"/>
-              </w:rPr>
-              <w:t>Davis (1989); Venkatesh and Bala (2008); Steenkamp et al. (2024)</w:t>
+              <w:t>Core theory and original PU/PEOU measures.</w:t>
             </w:r>
           </w:p>
         </w:tc>
@@ -2538,13 +1587,13 @@
                 <w:b w:val="0"/>
                 <w:sz w:val="14"/>
               </w:rPr>
-              <w:t>Perceived Ease of Use</w:t>
+              <w:t>Venkatesh and Davis (2000)</w:t>
             </w:r>
           </w:p>
         </w:tc>
         <w:tc>
           <w:tcPr>
-            <w:tcW w:type="dxa" w:w="3384"/>
+            <w:tcW w:type="dxa" w:w="2520"/>
             <w:vAlign w:val="center"/>
             <w:tcMar>
               <w:top w:w="70" w:type="dxa"/>
@@ -2566,13 +1615,13 @@
                 <w:b w:val="0"/>
                 <w:sz w:val="14"/>
               </w:rPr>
-              <w:t>The extent to which a student believes that using a university-issued digital badge will be clear, understandable, and free of effort.</w:t>
+              <w:t>Four longitudinal field studies of technology adoption.</w:t>
             </w:r>
           </w:p>
         </w:tc>
         <w:tc>
           <w:tcPr>
-            <w:tcW w:type="dxa" w:w="1080"/>
+            <w:tcW w:type="dxa" w:w="2520"/>
             <w:vAlign w:val="center"/>
             <w:tcMar>
               <w:top w:w="70" w:type="dxa"/>
@@ -2594,13 +1643,13 @@
                 <w:b w:val="0"/>
                 <w:sz w:val="14"/>
               </w:rPr>
-              <w:t>PEOU1-PEOU4</w:t>
+              <w:t>TAM2 added Subjective Norm and Job Relevance as determinants of acceptance.</w:t>
             </w:r>
           </w:p>
         </w:tc>
         <w:tc>
           <w:tcPr>
-            <w:tcW w:type="dxa" w:w="1080"/>
+            <w:tcW w:type="dxa" w:w="2232"/>
             <w:vAlign w:val="center"/>
             <w:tcMar>
               <w:top w:w="70" w:type="dxa"/>
@@ -2622,35 +1671,7 @@
                 <w:b w:val="0"/>
                 <w:sz w:val="14"/>
               </w:rPr>
-              <w:t>7-point Likert</w:t>
-            </w:r>
-          </w:p>
-        </w:tc>
-        <w:tc>
-          <w:tcPr>
-            <w:tcW w:type="dxa" w:w="1728"/>
-            <w:vAlign w:val="center"/>
-            <w:tcMar>
-              <w:top w:w="70" w:type="dxa"/>
-              <w:start w:w="80" w:type="dxa"/>
-              <w:bottom w:w="70" w:type="dxa"/>
-              <w:end w:w="80" w:type="dxa"/>
-            </w:tcMar>
-            <w:shd w:fill="FAFAFA"/>
-          </w:tcPr>
-          <w:p>
-            <w:pPr>
-              <w:spacing w:line="240" w:lineRule="auto" w:after="0"/>
-              <w:ind w:firstLine="0" w:left="0" w:right="0"/>
-              <w:jc w:val="left"/>
-            </w:pPr>
-            <w:r>
-              <w:rPr>
-                <w:rFonts w:ascii="Times New Roman" w:hAnsi="Times New Roman" w:eastAsia="Times New Roman"/>
-                <w:b w:val="0"/>
-                <w:sz w:val="14"/>
-              </w:rPr>
-              <w:t>Davis (1989); Venkatesh and Bala (2008); Steenkamp et al. (2024)</w:t>
+              <w:t>Theory for SN, job relevance, PU, and BI relationships.</w:t>
             </w:r>
           </w:p>
         </w:tc>
@@ -2682,13 +1703,13 @@
                 <w:b w:val="0"/>
                 <w:sz w:val="14"/>
               </w:rPr>
-              <w:t>Computer Self-Efficacy</w:t>
+              <w:t>Venkatesh and Bala (2008)</w:t>
             </w:r>
           </w:p>
         </w:tc>
         <w:tc>
           <w:tcPr>
-            <w:tcW w:type="dxa" w:w="3384"/>
+            <w:tcW w:type="dxa" w:w="2520"/>
             <w:vAlign w:val="center"/>
             <w:tcMar>
               <w:top w:w="70" w:type="dxa"/>
@@ -2709,13 +1730,13 @@
                 <w:b w:val="0"/>
                 <w:sz w:val="14"/>
               </w:rPr>
-              <w:t>A student's belief in their ability to complete computer-based tasks.</w:t>
+              <w:t>Longitudinal organisational studies; integrated TAM3.</w:t>
             </w:r>
           </w:p>
         </w:tc>
         <w:tc>
           <w:tcPr>
-            <w:tcW w:type="dxa" w:w="1080"/>
+            <w:tcW w:type="dxa" w:w="2520"/>
             <w:vAlign w:val="center"/>
             <w:tcMar>
               <w:top w:w="70" w:type="dxa"/>
@@ -2736,13 +1757,13 @@
                 <w:b w:val="0"/>
                 <w:sz w:val="14"/>
               </w:rPr>
-              <w:t>CSE1-CSE3</w:t>
+              <w:t>Combined the determinants of usefulness and ease of use in one framework.</w:t>
             </w:r>
           </w:p>
         </w:tc>
         <w:tc>
           <w:tcPr>
-            <w:tcW w:type="dxa" w:w="1080"/>
+            <w:tcW w:type="dxa" w:w="2232"/>
             <w:vAlign w:val="center"/>
             <w:tcMar>
               <w:top w:w="70" w:type="dxa"/>
@@ -2763,34 +1784,7 @@
                 <w:b w:val="0"/>
                 <w:sz w:val="14"/>
               </w:rPr>
-              <w:t>7-point Likert</w:t>
-            </w:r>
-          </w:p>
-        </w:tc>
-        <w:tc>
-          <w:tcPr>
-            <w:tcW w:type="dxa" w:w="1728"/>
-            <w:vAlign w:val="center"/>
-            <w:tcMar>
-              <w:top w:w="70" w:type="dxa"/>
-              <w:start w:w="80" w:type="dxa"/>
-              <w:bottom w:w="70" w:type="dxa"/>
-              <w:end w:w="80" w:type="dxa"/>
-            </w:tcMar>
-          </w:tcPr>
-          <w:p>
-            <w:pPr>
-              <w:spacing w:line="240" w:lineRule="auto" w:after="0"/>
-              <w:ind w:firstLine="0" w:left="0" w:right="0"/>
-              <w:jc w:val="left"/>
-            </w:pPr>
-            <w:r>
-              <w:rPr>
-                <w:rFonts w:ascii="Times New Roman" w:hAnsi="Times New Roman" w:eastAsia="Times New Roman"/>
-                <w:b w:val="0"/>
-                <w:sz w:val="14"/>
-              </w:rPr>
-              <w:t>Venkatesh (2000); Sykes et al. (2014); Steenkamp et al. (2024)</w:t>
+              <w:t>Foundational framework and original scales.</w:t>
             </w:r>
           </w:p>
         </w:tc>
@@ -2823,13 +1817,13 @@
                 <w:b w:val="0"/>
                 <w:sz w:val="14"/>
               </w:rPr>
-              <w:t>Perceptions of External Control</w:t>
+              <w:t>Abdullah and Ward (2016)</w:t>
             </w:r>
           </w:p>
         </w:tc>
         <w:tc>
           <w:tcPr>
-            <w:tcW w:type="dxa" w:w="3384"/>
+            <w:tcW w:type="dxa" w:w="2520"/>
             <w:vAlign w:val="center"/>
             <w:tcMar>
               <w:top w:w="70" w:type="dxa"/>
@@ -2851,13 +1845,13 @@
                 <w:b w:val="0"/>
                 <w:sz w:val="14"/>
               </w:rPr>
-              <w:t>A student's perception that the resources, knowledge, opportunities, and support needed to use digital badges are available.</w:t>
+              <w:t>Meta-analytic model of e-learning acceptance factors.</w:t>
             </w:r>
           </w:p>
         </w:tc>
         <w:tc>
           <w:tcPr>
-            <w:tcW w:type="dxa" w:w="1080"/>
+            <w:tcW w:type="dxa" w:w="2520"/>
             <w:vAlign w:val="center"/>
             <w:tcMar>
               <w:top w:w="70" w:type="dxa"/>
@@ -2879,13 +1873,13 @@
                 <w:b w:val="0"/>
                 <w:sz w:val="14"/>
               </w:rPr>
-              <w:t>PEC1-PEC4</w:t>
+              <w:t>Confirmed recurring external determinants of PU and PEOU in education.</w:t>
             </w:r>
           </w:p>
         </w:tc>
         <w:tc>
           <w:tcPr>
-            <w:tcW w:type="dxa" w:w="1080"/>
+            <w:tcW w:type="dxa" w:w="2232"/>
             <w:vAlign w:val="center"/>
             <w:tcMar>
               <w:top w:w="70" w:type="dxa"/>
@@ -2907,35 +1901,7 @@
                 <w:b w:val="0"/>
                 <w:sz w:val="14"/>
               </w:rPr>
-              <w:t>7-point Likert</w:t>
-            </w:r>
-          </w:p>
-        </w:tc>
-        <w:tc>
-          <w:tcPr>
-            <w:tcW w:type="dxa" w:w="1728"/>
-            <w:vAlign w:val="center"/>
-            <w:tcMar>
-              <w:top w:w="70" w:type="dxa"/>
-              <w:start w:w="80" w:type="dxa"/>
-              <w:bottom w:w="70" w:type="dxa"/>
-              <w:end w:w="80" w:type="dxa"/>
-            </w:tcMar>
-            <w:shd w:fill="FAFAFA"/>
-          </w:tcPr>
-          <w:p>
-            <w:pPr>
-              <w:spacing w:line="240" w:lineRule="auto" w:after="0"/>
-              <w:ind w:firstLine="0" w:left="0" w:right="0"/>
-              <w:jc w:val="left"/>
-            </w:pPr>
-            <w:r>
-              <w:rPr>
-                <w:rFonts w:ascii="Times New Roman" w:hAnsi="Times New Roman" w:eastAsia="Times New Roman"/>
-                <w:b w:val="0"/>
-                <w:sz w:val="14"/>
-              </w:rPr>
-              <w:t>Venkatesh (2000); Venkatesh and Bala (2008); Steenkamp et al. (2024)</w:t>
+              <w:t>Educational-technology relationship evidence.</w:t>
             </w:r>
           </w:p>
         </w:tc>
@@ -2967,13 +1933,13 @@
                 <w:b w:val="0"/>
                 <w:sz w:val="14"/>
               </w:rPr>
-              <w:t>Computer Playfulness</w:t>
+              <w:t>Kiiskila et al. (2023)</w:t>
             </w:r>
           </w:p>
         </w:tc>
         <w:tc>
           <w:tcPr>
-            <w:tcW w:type="dxa" w:w="3384"/>
+            <w:tcW w:type="dxa" w:w="2520"/>
             <w:vAlign w:val="center"/>
             <w:tcMar>
               <w:top w:w="70" w:type="dxa"/>
@@ -2994,13 +1960,13 @@
                 <w:b w:val="0"/>
                 <w:sz w:val="14"/>
               </w:rPr>
-              <w:t>The degree of cognitive spontaneity a student experiences when interacting with computers.</w:t>
+              <w:t>Interviews with students and university administrators about verifiable credentials.</w:t>
             </w:r>
           </w:p>
         </w:tc>
         <w:tc>
           <w:tcPr>
-            <w:tcW w:type="dxa" w:w="1080"/>
+            <w:tcW w:type="dxa" w:w="2520"/>
             <w:vAlign w:val="center"/>
             <w:tcMar>
               <w:top w:w="70" w:type="dxa"/>
@@ -3021,13 +1987,13 @@
                 <w:b w:val="0"/>
                 <w:sz w:val="14"/>
               </w:rPr>
-              <w:t>CPLAY1-CPLAY4</w:t>
+              <w:t>Identified value and use-intention factors for digital credentials.</w:t>
             </w:r>
           </w:p>
         </w:tc>
         <w:tc>
           <w:tcPr>
-            <w:tcW w:type="dxa" w:w="1080"/>
+            <w:tcW w:type="dxa" w:w="2232"/>
             <w:vAlign w:val="center"/>
             <w:tcMar>
               <w:top w:w="70" w:type="dxa"/>
@@ -3048,34 +2014,7 @@
                 <w:b w:val="0"/>
                 <w:sz w:val="14"/>
               </w:rPr>
-              <w:t>7-point Likert</w:t>
-            </w:r>
-          </w:p>
-        </w:tc>
-        <w:tc>
-          <w:tcPr>
-            <w:tcW w:type="dxa" w:w="1728"/>
-            <w:vAlign w:val="center"/>
-            <w:tcMar>
-              <w:top w:w="70" w:type="dxa"/>
-              <w:start w:w="80" w:type="dxa"/>
-              <w:bottom w:w="70" w:type="dxa"/>
-              <w:end w:w="80" w:type="dxa"/>
-            </w:tcMar>
-          </w:tcPr>
-          <w:p>
-            <w:pPr>
-              <w:spacing w:line="240" w:lineRule="auto" w:after="0"/>
-              <w:ind w:firstLine="0" w:left="0" w:right="0"/>
-              <w:jc w:val="left"/>
-            </w:pPr>
-            <w:r>
-              <w:rPr>
-                <w:rFonts w:ascii="Times New Roman" w:hAnsi="Times New Roman" w:eastAsia="Times New Roman"/>
-                <w:b w:val="0"/>
-                <w:sz w:val="14"/>
-              </w:rPr>
-              <w:t>Venkatesh (2000); Venkatesh and Bala (2008); Steenkamp et al. (2024)</w:t>
+              <w:t>Micro-credential and digital-credential context.</w:t>
             </w:r>
           </w:p>
         </w:tc>
@@ -3108,13 +2047,13 @@
                 <w:b w:val="0"/>
                 <w:sz w:val="14"/>
               </w:rPr>
-              <w:t>Computer Anxiety</w:t>
+              <w:t>Miao et al. (2024)</w:t>
             </w:r>
           </w:p>
         </w:tc>
         <w:tc>
           <w:tcPr>
-            <w:tcW w:type="dxa" w:w="3384"/>
+            <w:tcW w:type="dxa" w:w="2520"/>
             <w:vAlign w:val="center"/>
             <w:tcMar>
               <w:top w:w="70" w:type="dxa"/>
@@ -3136,13 +2075,13 @@
                 <w:b w:val="0"/>
                 <w:sz w:val="14"/>
               </w:rPr>
-              <w:t>A student's apprehension or uneasiness when faced with using computers.</w:t>
+              <w:t>Survey of 474 private-university students in Pakistan; PLS-SEM.</w:t>
             </w:r>
           </w:p>
         </w:tc>
         <w:tc>
           <w:tcPr>
-            <w:tcW w:type="dxa" w:w="1080"/>
+            <w:tcW w:type="dxa" w:w="2520"/>
             <w:vAlign w:val="center"/>
             <w:tcMar>
               <w:top w:w="70" w:type="dxa"/>
@@ -3164,13 +2103,13 @@
                 <w:b w:val="0"/>
                 <w:sz w:val="14"/>
               </w:rPr>
-              <w:t>CANX1-CANX4</w:t>
+              <w:t>Used TAM and self-determination variables to explain technology acceptance for micro-credential programmes.</w:t>
             </w:r>
           </w:p>
         </w:tc>
         <w:tc>
           <w:tcPr>
-            <w:tcW w:type="dxa" w:w="1080"/>
+            <w:tcW w:type="dxa" w:w="2232"/>
             <w:vAlign w:val="center"/>
             <w:tcMar>
               <w:top w:w="70" w:type="dxa"/>
@@ -3192,35 +2131,7 @@
                 <w:b w:val="0"/>
                 <w:sz w:val="14"/>
               </w:rPr>
-              <w:t>7-point Likert</w:t>
-            </w:r>
-          </w:p>
-        </w:tc>
-        <w:tc>
-          <w:tcPr>
-            <w:tcW w:type="dxa" w:w="1728"/>
-            <w:vAlign w:val="center"/>
-            <w:tcMar>
-              <w:top w:w="70" w:type="dxa"/>
-              <w:start w:w="80" w:type="dxa"/>
-              <w:bottom w:w="70" w:type="dxa"/>
-              <w:end w:w="80" w:type="dxa"/>
-            </w:tcMar>
-            <w:shd w:fill="FAFAFA"/>
-          </w:tcPr>
-          <w:p>
-            <w:pPr>
-              <w:spacing w:line="240" w:lineRule="auto" w:after="0"/>
-              <w:ind w:firstLine="0" w:left="0" w:right="0"/>
-              <w:jc w:val="left"/>
-            </w:pPr>
-            <w:r>
-              <w:rPr>
-                <w:rFonts w:ascii="Times New Roman" w:hAnsi="Times New Roman" w:eastAsia="Times New Roman"/>
-                <w:b w:val="0"/>
-                <w:sz w:val="14"/>
-              </w:rPr>
-              <w:t>Venkatesh et al. (2003); Venkatesh and Bala (2008); Steenkamp et al. (2024)</w:t>
+              <w:t>Same-field framework and student context.</w:t>
             </w:r>
           </w:p>
         </w:tc>
@@ -3252,13 +2163,13 @@
                 <w:b w:val="0"/>
                 <w:sz w:val="14"/>
               </w:rPr>
-              <w:t>Subjective Norm</w:t>
+              <w:t>Steenkamp et al. (2024)</w:t>
             </w:r>
           </w:p>
         </w:tc>
         <w:tc>
           <w:tcPr>
-            <w:tcW w:type="dxa" w:w="3384"/>
+            <w:tcW w:type="dxa" w:w="2520"/>
             <w:vAlign w:val="center"/>
             <w:tcMar>
               <w:top w:w="70" w:type="dxa"/>
@@ -3279,13 +2190,13 @@
                 <w:b w:val="0"/>
                 <w:sz w:val="14"/>
               </w:rPr>
-              <w:t>The extent to which a student perceives that important people and the university expect or support the use of digital badges in job applications.</w:t>
+              <w:t>Online survey of 57 accounting students in New Zealand; PLS-SEM.</w:t>
             </w:r>
           </w:p>
         </w:tc>
         <w:tc>
           <w:tcPr>
-            <w:tcW w:type="dxa" w:w="1080"/>
+            <w:tcW w:type="dxa" w:w="2520"/>
             <w:vAlign w:val="center"/>
             <w:tcMar>
               <w:top w:w="70" w:type="dxa"/>
@@ -3306,13 +2217,1450 @@
                 <w:b w:val="0"/>
                 <w:sz w:val="14"/>
               </w:rPr>
-              <w:t>SN1-SN4</w:t>
+              <w:t>Tested 11 constructs and 13 paths for using university-issued digital badges in job applications.</w:t>
             </w:r>
           </w:p>
         </w:tc>
         <w:tc>
           <w:tcPr>
-            <w:tcW w:type="dxa" w:w="1080"/>
+            <w:tcW w:type="dxa" w:w="2232"/>
+            <w:vAlign w:val="center"/>
+            <w:tcMar>
+              <w:top w:w="70" w:type="dxa"/>
+              <w:start w:w="80" w:type="dxa"/>
+              <w:bottom w:w="70" w:type="dxa"/>
+              <w:end w:w="80" w:type="dxa"/>
+            </w:tcMar>
+          </w:tcPr>
+          <w:p>
+            <w:pPr>
+              <w:spacing w:line="240" w:lineRule="auto" w:after="0"/>
+              <w:ind w:firstLine="0" w:left="0" w:right="0"/>
+              <w:jc w:val="left"/>
+            </w:pPr>
+            <w:r>
+              <w:rPr>
+                <w:rFonts w:ascii="Times New Roman" w:hAnsi="Times New Roman" w:eastAsia="Times New Roman"/>
+                <w:b w:val="0"/>
+                <w:sz w:val="14"/>
+              </w:rPr>
+              <w:t>Exact labels, four selected paths, and all 18 questionnaire items.</w:t>
+            </w:r>
+          </w:p>
+        </w:tc>
+      </w:tr>
+    </w:tbl>
+    <w:p>
+      <w:pPr>
+        <w:spacing w:after="0"/>
+      </w:pPr>
+    </w:p>
+    <w:p>
+      <w:r>
+        <w:br w:type="page"/>
+      </w:r>
+    </w:p>
+    <w:p>
+      <w:pPr>
+        <w:pStyle w:val="Heading1"/>
+      </w:pPr>
+      <w:r>
+        <w:t>CHAPTER 3: RESEARCH FRAMEWORK</w:t>
+      </w:r>
+    </w:p>
+    <w:p>
+      <w:pPr>
+        <w:pStyle w:val="Heading2"/>
+      </w:pPr>
+      <w:r>
+        <w:t>3.1 Theoretical Frameworks from Previous Studies</w:t>
+      </w:r>
+    </w:p>
+    <w:p>
+      <w:r>
+        <w:t>The conceptual framework was developed from three published frameworks. The first provides the general TAM3 structure, the second applies technology-acceptance variables to micro-credential programmes, and the third applies the variables and questionnaire directly to university-issued digital badges. The original published diagrams are presented before the framework used in this study.</w:t>
+      </w:r>
+    </w:p>
+    <w:p>
+      <w:pPr>
+        <w:pStyle w:val="Heading3"/>
+      </w:pPr>
+      <w:r>
+        <w:t>3.1.1 Technology Acceptance Model 3</w:t>
+      </w:r>
+    </w:p>
+    <w:p>
+      <w:r>
+        <w:t>Venkatesh and Bala (2008) combined TAM2 and the determinants of Perceived Ease of Use to develop TAM3. They tested the integrated model using longitudinal survey observations from organisational technology implementations. The model included Subjective Norm and Job Relevance as determinants of Perceived Usefulness and retained Perceived Usefulness and Behavioural Intention as central acceptance constructs. Figure 3.1 reproduces the authors' published TAM3 model.</w:t>
+      </w:r>
+    </w:p>
+    <w:p>
+      <w:pPr>
+        <w:jc w:val="center"/>
+      </w:pPr>
+      <w:r>
+        <w:drawing>
+          <wp:inline xmlns:a="http://schemas.openxmlformats.org/drawingml/2006/main" xmlns:pic="http://schemas.openxmlformats.org/drawingml/2006/picture">
+            <wp:extent cx="4069080" cy="4399693"/>
+            <wp:docPr id="1" name="Picture 1" title="Conceptual framework" descr="Published TAM3 framework showing determinants of perceived usefulness, perceived ease of use, behavioural intention, and use behaviour."/>
+            <wp:cNvGraphicFramePr>
+              <a:graphicFrameLocks noChangeAspect="1"/>
+            </wp:cNvGraphicFramePr>
+            <a:graphic>
+              <a:graphicData uri="http://schemas.openxmlformats.org/drawingml/2006/picture">
+                <pic:pic>
+                  <pic:nvPicPr>
+                    <pic:cNvPr id="0" name="Published_Framework_Venkatesh_Bala_TAM3_Figure_2.png"/>
+                    <pic:cNvPicPr/>
+                  </pic:nvPicPr>
+                  <pic:blipFill>
+                    <a:blip r:embed="rId11"/>
+                    <a:stretch>
+                      <a:fillRect/>
+                    </a:stretch>
+                  </pic:blipFill>
+                  <pic:spPr>
+                    <a:xfrm>
+                      <a:off x="0" y="0"/>
+                      <a:ext cx="4069080" cy="4399693"/>
+                    </a:xfrm>
+                    <a:prstGeom prst="rect"/>
+                  </pic:spPr>
+                </pic:pic>
+              </a:graphicData>
+            </a:graphic>
+          </wp:inline>
+        </w:drawing>
+      </w:r>
+    </w:p>
+    <w:p>
+      <w:pPr>
+        <w:spacing w:line="240" w:lineRule="auto" w:after="120"/>
+        <w:jc w:val="center"/>
+      </w:pPr>
+      <w:r>
+        <w:rPr>
+          <w:sz w:val="20"/>
+        </w:rPr>
+        <w:t>Figure 3.1: Technology Acceptance Model 3</w:t>
+      </w:r>
+    </w:p>
+    <w:p>
+      <w:pPr>
+        <w:spacing w:line="240" w:lineRule="auto" w:after="100"/>
+      </w:pPr>
+      <w:r>
+        <w:rPr>
+          <w:i/>
+          <w:color w:val="595959"/>
+          <w:sz w:val="19"/>
+        </w:rPr>
+        <w:t>Source: Venkatesh and Bala (2008, Figure 2).</w:t>
+      </w:r>
+    </w:p>
+    <w:p>
+      <w:pPr>
+        <w:pStyle w:val="Heading3"/>
+      </w:pPr>
+      <w:r>
+        <w:t>3.1.2 Technology Use for Micro-Credential Programmes</w:t>
+      </w:r>
+    </w:p>
+    <w:p>
+      <w:r>
+        <w:t>Miao et al. (2024) combined TAM and self-determination theory to study technology used for micro-credential programmes. They collected questionnaire data from 474 private-university students in Karachi using convenience sampling and analysed the model with PLS-SEM. Perceived Usefulness significantly influenced Attitude towards using technology for Micro-Credential Programs. Perceived Ease of Use was reported as supported at p = .051, and attitude significantly influenced Behavioral Intention. The proposed labour-market moderation was not significant. Figure 3.2 reproduces their published conceptual framework.</w:t>
+      </w:r>
+    </w:p>
+    <w:p>
+      <w:pPr>
+        <w:jc w:val="center"/>
+      </w:pPr>
+      <w:r>
+        <w:drawing>
+          <wp:inline xmlns:a="http://schemas.openxmlformats.org/drawingml/2006/main" xmlns:pic="http://schemas.openxmlformats.org/drawingml/2006/picture">
+            <wp:extent cx="5349240" cy="3282488"/>
+            <wp:docPr id="2" name="Picture 2" title="Conceptual framework" descr="Published Miao et al. framework linking TAM and self-determination variables to attitude and behavioral intention for micro-credential programs."/>
+            <wp:cNvGraphicFramePr>
+              <a:graphicFrameLocks noChangeAspect="1"/>
+            </wp:cNvGraphicFramePr>
+            <a:graphic>
+              <a:graphicData uri="http://schemas.openxmlformats.org/drawingml/2006/picture">
+                <pic:pic>
+                  <pic:nvPicPr>
+                    <pic:cNvPr id="0" name="Published_Framework_Miao_2024_Figure_1_Direct_Crop.png"/>
+                    <pic:cNvPicPr/>
+                  </pic:nvPicPr>
+                  <pic:blipFill>
+                    <a:blip r:embed="rId12"/>
+                    <a:stretch>
+                      <a:fillRect/>
+                    </a:stretch>
+                  </pic:blipFill>
+                  <pic:spPr>
+                    <a:xfrm>
+                      <a:off x="0" y="0"/>
+                      <a:ext cx="5349240" cy="3282488"/>
+                    </a:xfrm>
+                    <a:prstGeom prst="rect"/>
+                  </pic:spPr>
+                </pic:pic>
+              </a:graphicData>
+            </a:graphic>
+          </wp:inline>
+        </w:drawing>
+      </w:r>
+    </w:p>
+    <w:p>
+      <w:pPr>
+        <w:spacing w:line="240" w:lineRule="auto" w:after="120"/>
+        <w:jc w:val="center"/>
+      </w:pPr>
+      <w:r>
+        <w:rPr>
+          <w:sz w:val="20"/>
+        </w:rPr>
+        <w:t>Figure 3.2: Conceptual framework for technology use in micro-credential programmes</w:t>
+      </w:r>
+    </w:p>
+    <w:p>
+      <w:pPr>
+        <w:spacing w:line="240" w:lineRule="auto" w:after="100"/>
+      </w:pPr>
+      <w:r>
+        <w:rPr>
+          <w:i/>
+          <w:color w:val="595959"/>
+          <w:sz w:val="19"/>
+        </w:rPr>
+        <w:t>Source: Miao et al. (2024, Figure 1, p. 956).</w:t>
+      </w:r>
+    </w:p>
+    <w:p>
+      <w:pPr>
+        <w:pStyle w:val="Heading3"/>
+      </w:pPr>
+      <w:r>
+        <w:t>3.1.3 Digital-Badge Acceptance Framework</w:t>
+      </w:r>
+    </w:p>
+    <w:p>
+      <w:r>
+        <w:t>Steenkamp et al. (2024) developed an extended TAM3 framework for students' intention to use university-issued digital badges in job applications. They collected online questionnaire data from 57 accounting students at a New Zealand university and analysed 11 reflective constructs with PLS-SEM. Six of 13 hypothesised paths were supported. The four paths selected for the present study were all significant: Perceived Ease of Use to Perceived Usefulness, Job Application Relevance to Perceived Usefulness, Perceived Usefulness to Behavioural Intention to Use DB, and Subjective Norm to Behavioural Intention to Use DB. Figure 3.3 is a direct reproduction of their published model.</w:t>
+      </w:r>
+    </w:p>
+    <w:p>
+      <w:pPr>
+        <w:jc w:val="center"/>
+      </w:pPr>
+      <w:r>
+        <w:drawing>
+          <wp:inline xmlns:a="http://schemas.openxmlformats.org/drawingml/2006/main" xmlns:pic="http://schemas.openxmlformats.org/drawingml/2006/picture">
+            <wp:extent cx="4800600" cy="4957629"/>
+            <wp:docPr id="3" name="Picture 3" title="Conceptual framework" descr="Published Steenkamp et al. digital-badge framework containing 11 constructs and 13 directional relationships."/>
+            <wp:cNvGraphicFramePr>
+              <a:graphicFrameLocks noChangeAspect="1"/>
+            </wp:cNvGraphicFramePr>
+            <a:graphic>
+              <a:graphicData uri="http://schemas.openxmlformats.org/drawingml/2006/picture">
+                <pic:pic>
+                  <pic:nvPicPr>
+                    <pic:cNvPr id="0" name="Published_Framework_Steenkamp_Figure_1_Direct_Crop.png"/>
+                    <pic:cNvPicPr/>
+                  </pic:nvPicPr>
+                  <pic:blipFill>
+                    <a:blip r:embed="rId13"/>
+                    <a:stretch>
+                      <a:fillRect/>
+                    </a:stretch>
+                  </pic:blipFill>
+                  <pic:spPr>
+                    <a:xfrm>
+                      <a:off x="0" y="0"/>
+                      <a:ext cx="4800600" cy="4957629"/>
+                    </a:xfrm>
+                    <a:prstGeom prst="rect"/>
+                  </pic:spPr>
+                </pic:pic>
+              </a:graphicData>
+            </a:graphic>
+          </wp:inline>
+        </w:drawing>
+      </w:r>
+    </w:p>
+    <w:p>
+      <w:pPr>
+        <w:spacing w:line="240" w:lineRule="auto" w:after="120"/>
+        <w:jc w:val="center"/>
+      </w:pPr>
+      <w:r>
+        <w:rPr>
+          <w:sz w:val="20"/>
+        </w:rPr>
+        <w:t>Figure 3.3: Research model for students' intention to use digital badges</w:t>
+      </w:r>
+    </w:p>
+    <w:p>
+      <w:pPr>
+        <w:spacing w:line="240" w:lineRule="auto" w:after="100"/>
+      </w:pPr>
+      <w:r>
+        <w:rPr>
+          <w:i/>
+          <w:color w:val="595959"/>
+          <w:sz w:val="19"/>
+        </w:rPr>
+        <w:t>Source: Steenkamp, Fisher, and Nesbit (2024, Figure 1, p. 10).</w:t>
+      </w:r>
+    </w:p>
+    <w:p>
+      <w:pPr>
+        <w:pStyle w:val="Heading2"/>
+      </w:pPr>
+      <w:r>
+        <w:t>3.2 Conceptual Framework of the Study</w:t>
+      </w:r>
+    </w:p>
+    <w:p>
+      <w:r>
+        <w:t>The conceptual framework in Figure 3.4 was constructed for this study by selecting five exact constructs and four previously tested paths from Steenkamp et al. (2024). TAM3 provides the underlying theoretical structure, and Miao et al. (2024) provides additional evidence that Perceived Ease of Use, Perceived Usefulness, and Behavioral Intention are relevant in a micro-credential technology context. No construct in the final framework has been renamed from Steenkamp et al.'s published digital-badge framework.</w:t>
+      </w:r>
+    </w:p>
+    <w:p>
+      <w:pPr>
+        <w:jc w:val="center"/>
+      </w:pPr>
+      <w:r>
+        <w:drawing>
+          <wp:inline xmlns:a="http://schemas.openxmlformats.org/drawingml/2006/main" xmlns:pic="http://schemas.openxmlformats.org/drawingml/2006/picture">
+            <wp:extent cx="5486400" cy="2499360"/>
+            <wp:docPr id="4" name="Picture 4" title="Conceptual framework" descr="Author-constructed framework in which perceived ease of use and job application relevance predict perceived usefulness, while perceived usefulness and subjective norm predict behavioural intention to use digital badges."/>
+            <wp:cNvGraphicFramePr>
+              <a:graphicFrameLocks noChangeAspect="1"/>
+            </wp:cNvGraphicFramePr>
+            <a:graphic>
+              <a:graphicData uri="http://schemas.openxmlformats.org/drawingml/2006/picture">
+                <pic:pic>
+                  <pic:nvPicPr>
+                    <pic:cNvPr id="0" name="Conceptual_Framework_Author_Constructed_Digital_Badges.png"/>
+                    <pic:cNvPicPr/>
+                  </pic:nvPicPr>
+                  <pic:blipFill>
+                    <a:blip r:embed="rId14"/>
+                    <a:stretch>
+                      <a:fillRect/>
+                    </a:stretch>
+                  </pic:blipFill>
+                  <pic:spPr>
+                    <a:xfrm>
+                      <a:off x="0" y="0"/>
+                      <a:ext cx="5486400" cy="2499360"/>
+                    </a:xfrm>
+                    <a:prstGeom prst="rect"/>
+                  </pic:spPr>
+                </pic:pic>
+              </a:graphicData>
+            </a:graphic>
+          </wp:inline>
+        </w:drawing>
+      </w:r>
+    </w:p>
+    <w:p>
+      <w:pPr>
+        <w:spacing w:line="240" w:lineRule="auto" w:after="120"/>
+        <w:jc w:val="center"/>
+      </w:pPr>
+      <w:r>
+        <w:rPr>
+          <w:sz w:val="20"/>
+        </w:rPr>
+        <w:t>Figure 3.4: Conceptual framework of the study</w:t>
+      </w:r>
+    </w:p>
+    <w:p>
+      <w:pPr>
+        <w:spacing w:line="240" w:lineRule="auto" w:after="100"/>
+      </w:pPr>
+      <w:r>
+        <w:rPr>
+          <w:i/>
+          <w:color w:val="595959"/>
+          <w:sz w:val="19"/>
+        </w:rPr>
+        <w:t>Source: Constructed by the author based on Venkatesh and Bala (2008), Miao et al. (2024), and Steenkamp et al. (2024).</w:t>
+      </w:r>
+    </w:p>
+    <w:p>
+      <w:pPr>
+        <w:keepNext/>
+        <w:spacing w:before="120" w:after="80"/>
+        <w:ind w:firstLine="0"/>
+      </w:pPr>
+      <w:r>
+        <w:rPr>
+          <w:b/>
+          <w:sz w:val="21"/>
+        </w:rPr>
+        <w:t>Table 3.1: Framework provenance</w:t>
+      </w:r>
+    </w:p>
+    <w:tbl>
+      <w:tblPr>
+        <w:tblStyle w:val="TableGrid"/>
+        <w:tblW w:type="dxa" w:w="8928"/>
+        <w:tblLayout w:type="fixed"/>
+        <w:tblLook w:firstColumn="1" w:firstRow="1" w:lastColumn="0" w:lastRow="0" w:noHBand="0" w:noVBand="1" w:val="04A0"/>
+        <w:jc w:val="left"/>
+        <w:tblInd w:w="120" w:type="dxa"/>
+      </w:tblPr>
+      <w:tblGrid>
+        <w:gridCol w:w="1944"/>
+        <w:gridCol w:w="2160"/>
+        <w:gridCol w:w="1944"/>
+        <w:gridCol w:w="2880"/>
+      </w:tblGrid>
+      <w:tr>
+        <w:trPr>
+          <w:tblHeader w:val="true"/>
+          <w:cantSplit/>
+        </w:trPr>
+        <w:tc>
+          <w:tcPr>
+            <w:tcW w:type="dxa" w:w="1944"/>
+            <w:vAlign w:val="center"/>
+            <w:tcMar>
+              <w:top w:w="70" w:type="dxa"/>
+              <w:start w:w="80" w:type="dxa"/>
+              <w:bottom w:w="70" w:type="dxa"/>
+              <w:end w:w="80" w:type="dxa"/>
+            </w:tcMar>
+            <w:shd w:fill="D9E2F3"/>
+          </w:tcPr>
+          <w:p>
+            <w:pPr>
+              <w:spacing w:line="240" w:lineRule="auto" w:after="0"/>
+              <w:ind w:firstLine="0" w:left="0" w:right="0"/>
+              <w:jc w:val="center"/>
+            </w:pPr>
+            <w:r>
+              <w:rPr>
+                <w:rFonts w:ascii="Times New Roman" w:hAnsi="Times New Roman" w:eastAsia="Times New Roman"/>
+                <w:b/>
+                <w:sz w:val="14"/>
+              </w:rPr>
+              <w:t>Study construct</w:t>
+            </w:r>
+          </w:p>
+        </w:tc>
+        <w:tc>
+          <w:tcPr>
+            <w:tcW w:type="dxa" w:w="2160"/>
+            <w:vAlign w:val="center"/>
+            <w:tcMar>
+              <w:top w:w="70" w:type="dxa"/>
+              <w:start w:w="80" w:type="dxa"/>
+              <w:bottom w:w="70" w:type="dxa"/>
+              <w:end w:w="80" w:type="dxa"/>
+            </w:tcMar>
+            <w:shd w:fill="D9E2F3"/>
+          </w:tcPr>
+          <w:p>
+            <w:pPr>
+              <w:spacing w:line="240" w:lineRule="auto" w:after="0"/>
+              <w:ind w:firstLine="0" w:left="0" w:right="0"/>
+              <w:jc w:val="center"/>
+            </w:pPr>
+            <w:r>
+              <w:rPr>
+                <w:rFonts w:ascii="Times New Roman" w:hAnsi="Times New Roman" w:eastAsia="Times New Roman"/>
+                <w:b/>
+                <w:sz w:val="14"/>
+              </w:rPr>
+              <w:t>Exact-label source</w:t>
+            </w:r>
+          </w:p>
+        </w:tc>
+        <w:tc>
+          <w:tcPr>
+            <w:tcW w:type="dxa" w:w="1944"/>
+            <w:vAlign w:val="center"/>
+            <w:tcMar>
+              <w:top w:w="70" w:type="dxa"/>
+              <w:start w:w="80" w:type="dxa"/>
+              <w:bottom w:w="70" w:type="dxa"/>
+              <w:end w:w="80" w:type="dxa"/>
+            </w:tcMar>
+            <w:shd w:fill="D9E2F3"/>
+          </w:tcPr>
+          <w:p>
+            <w:pPr>
+              <w:spacing w:line="240" w:lineRule="auto" w:after="0"/>
+              <w:ind w:firstLine="0" w:left="0" w:right="0"/>
+              <w:jc w:val="center"/>
+            </w:pPr>
+            <w:r>
+              <w:rPr>
+                <w:rFonts w:ascii="Times New Roman" w:hAnsi="Times New Roman" w:eastAsia="Times New Roman"/>
+                <w:b/>
+                <w:sz w:val="14"/>
+              </w:rPr>
+              <w:t>Selected published path</w:t>
+            </w:r>
+          </w:p>
+        </w:tc>
+        <w:tc>
+          <w:tcPr>
+            <w:tcW w:type="dxa" w:w="2880"/>
+            <w:vAlign w:val="center"/>
+            <w:tcMar>
+              <w:top w:w="70" w:type="dxa"/>
+              <w:start w:w="80" w:type="dxa"/>
+              <w:bottom w:w="70" w:type="dxa"/>
+              <w:end w:w="80" w:type="dxa"/>
+            </w:tcMar>
+            <w:shd w:fill="D9E2F3"/>
+          </w:tcPr>
+          <w:p>
+            <w:pPr>
+              <w:spacing w:line="240" w:lineRule="auto" w:after="0"/>
+              <w:ind w:firstLine="0" w:left="0" w:right="0"/>
+              <w:jc w:val="center"/>
+            </w:pPr>
+            <w:r>
+              <w:rPr>
+                <w:rFonts w:ascii="Times New Roman" w:hAnsi="Times New Roman" w:eastAsia="Times New Roman"/>
+                <w:b/>
+                <w:sz w:val="14"/>
+              </w:rPr>
+              <w:t>Additional framework support</w:t>
+            </w:r>
+          </w:p>
+        </w:tc>
+      </w:tr>
+      <w:tr>
+        <w:trPr>
+          <w:cantSplit/>
+        </w:trPr>
+        <w:tc>
+          <w:tcPr>
+            <w:tcW w:type="dxa" w:w="1944"/>
+            <w:vAlign w:val="center"/>
+            <w:tcMar>
+              <w:top w:w="70" w:type="dxa"/>
+              <w:start w:w="80" w:type="dxa"/>
+              <w:bottom w:w="70" w:type="dxa"/>
+              <w:end w:w="80" w:type="dxa"/>
+            </w:tcMar>
+          </w:tcPr>
+          <w:p>
+            <w:pPr>
+              <w:spacing w:line="240" w:lineRule="auto" w:after="0"/>
+              <w:ind w:firstLine="0" w:left="0" w:right="0"/>
+              <w:jc w:val="left"/>
+            </w:pPr>
+            <w:r>
+              <w:rPr>
+                <w:rFonts w:ascii="Times New Roman" w:hAnsi="Times New Roman" w:eastAsia="Times New Roman"/>
+                <w:b w:val="0"/>
+                <w:sz w:val="14"/>
+              </w:rPr>
+              <w:t>Perceived Ease of Use</w:t>
+            </w:r>
+          </w:p>
+        </w:tc>
+        <w:tc>
+          <w:tcPr>
+            <w:tcW w:type="dxa" w:w="2160"/>
+            <w:vAlign w:val="center"/>
+            <w:tcMar>
+              <w:top w:w="70" w:type="dxa"/>
+              <w:start w:w="80" w:type="dxa"/>
+              <w:bottom w:w="70" w:type="dxa"/>
+              <w:end w:w="80" w:type="dxa"/>
+            </w:tcMar>
+          </w:tcPr>
+          <w:p>
+            <w:pPr>
+              <w:spacing w:line="240" w:lineRule="auto" w:after="0"/>
+              <w:ind w:firstLine="0" w:left="0" w:right="0"/>
+              <w:jc w:val="left"/>
+            </w:pPr>
+            <w:r>
+              <w:rPr>
+                <w:rFonts w:ascii="Times New Roman" w:hAnsi="Times New Roman" w:eastAsia="Times New Roman"/>
+                <w:b w:val="0"/>
+                <w:sz w:val="14"/>
+              </w:rPr>
+              <w:t>Steenkamp et al. (2024), Figure 1</w:t>
+            </w:r>
+          </w:p>
+        </w:tc>
+        <w:tc>
+          <w:tcPr>
+            <w:tcW w:type="dxa" w:w="1944"/>
+            <w:vAlign w:val="center"/>
+            <w:tcMar>
+              <w:top w:w="70" w:type="dxa"/>
+              <w:start w:w="80" w:type="dxa"/>
+              <w:bottom w:w="70" w:type="dxa"/>
+              <w:end w:w="80" w:type="dxa"/>
+            </w:tcMar>
+          </w:tcPr>
+          <w:p>
+            <w:pPr>
+              <w:spacing w:line="240" w:lineRule="auto" w:after="0"/>
+              <w:ind w:firstLine="0" w:left="0" w:right="0"/>
+              <w:jc w:val="left"/>
+            </w:pPr>
+            <w:r>
+              <w:rPr>
+                <w:rFonts w:ascii="Times New Roman" w:hAnsi="Times New Roman" w:eastAsia="Times New Roman"/>
+                <w:b w:val="0"/>
+                <w:sz w:val="14"/>
+              </w:rPr>
+              <w:t>PEOU -&gt; PU (source H3)</w:t>
+            </w:r>
+          </w:p>
+        </w:tc>
+        <w:tc>
+          <w:tcPr>
+            <w:tcW w:type="dxa" w:w="2880"/>
+            <w:vAlign w:val="center"/>
+            <w:tcMar>
+              <w:top w:w="70" w:type="dxa"/>
+              <w:start w:w="80" w:type="dxa"/>
+              <w:bottom w:w="70" w:type="dxa"/>
+              <w:end w:w="80" w:type="dxa"/>
+            </w:tcMar>
+          </w:tcPr>
+          <w:p>
+            <w:pPr>
+              <w:spacing w:line="240" w:lineRule="auto" w:after="0"/>
+              <w:ind w:firstLine="0" w:left="0" w:right="0"/>
+              <w:jc w:val="left"/>
+            </w:pPr>
+            <w:r>
+              <w:rPr>
+                <w:rFonts w:ascii="Times New Roman" w:hAnsi="Times New Roman" w:eastAsia="Times New Roman"/>
+                <w:b w:val="0"/>
+                <w:sz w:val="14"/>
+              </w:rPr>
+              <w:t>Venkatesh &amp; Bala (2008); Miao et al. (2024)</w:t>
+            </w:r>
+          </w:p>
+        </w:tc>
+      </w:tr>
+      <w:tr>
+        <w:trPr>
+          <w:cantSplit/>
+        </w:trPr>
+        <w:tc>
+          <w:tcPr>
+            <w:tcW w:type="dxa" w:w="1944"/>
+            <w:vAlign w:val="center"/>
+            <w:tcMar>
+              <w:top w:w="70" w:type="dxa"/>
+              <w:start w:w="80" w:type="dxa"/>
+              <w:bottom w:w="70" w:type="dxa"/>
+              <w:end w:w="80" w:type="dxa"/>
+            </w:tcMar>
+            <w:shd w:fill="FAFAFA"/>
+          </w:tcPr>
+          <w:p>
+            <w:pPr>
+              <w:spacing w:line="240" w:lineRule="auto" w:after="0"/>
+              <w:ind w:firstLine="0" w:left="0" w:right="0"/>
+              <w:jc w:val="left"/>
+            </w:pPr>
+            <w:r>
+              <w:rPr>
+                <w:rFonts w:ascii="Times New Roman" w:hAnsi="Times New Roman" w:eastAsia="Times New Roman"/>
+                <w:b w:val="0"/>
+                <w:sz w:val="14"/>
+              </w:rPr>
+              <w:t>Job Application Relevance</w:t>
+            </w:r>
+          </w:p>
+        </w:tc>
+        <w:tc>
+          <w:tcPr>
+            <w:tcW w:type="dxa" w:w="2160"/>
+            <w:vAlign w:val="center"/>
+            <w:tcMar>
+              <w:top w:w="70" w:type="dxa"/>
+              <w:start w:w="80" w:type="dxa"/>
+              <w:bottom w:w="70" w:type="dxa"/>
+              <w:end w:w="80" w:type="dxa"/>
+            </w:tcMar>
+            <w:shd w:fill="FAFAFA"/>
+          </w:tcPr>
+          <w:p>
+            <w:pPr>
+              <w:spacing w:line="240" w:lineRule="auto" w:after="0"/>
+              <w:ind w:firstLine="0" w:left="0" w:right="0"/>
+              <w:jc w:val="left"/>
+            </w:pPr>
+            <w:r>
+              <w:rPr>
+                <w:rFonts w:ascii="Times New Roman" w:hAnsi="Times New Roman" w:eastAsia="Times New Roman"/>
+                <w:b w:val="0"/>
+                <w:sz w:val="14"/>
+              </w:rPr>
+              <w:t>Steenkamp et al. (2024), Figure 1</w:t>
+            </w:r>
+          </w:p>
+        </w:tc>
+        <w:tc>
+          <w:tcPr>
+            <w:tcW w:type="dxa" w:w="1944"/>
+            <w:vAlign w:val="center"/>
+            <w:tcMar>
+              <w:top w:w="70" w:type="dxa"/>
+              <w:start w:w="80" w:type="dxa"/>
+              <w:bottom w:w="70" w:type="dxa"/>
+              <w:end w:w="80" w:type="dxa"/>
+            </w:tcMar>
+            <w:shd w:fill="FAFAFA"/>
+          </w:tcPr>
+          <w:p>
+            <w:pPr>
+              <w:spacing w:line="240" w:lineRule="auto" w:after="0"/>
+              <w:ind w:firstLine="0" w:left="0" w:right="0"/>
+              <w:jc w:val="left"/>
+            </w:pPr>
+            <w:r>
+              <w:rPr>
+                <w:rFonts w:ascii="Times New Roman" w:hAnsi="Times New Roman" w:eastAsia="Times New Roman"/>
+                <w:b w:val="0"/>
+                <w:sz w:val="14"/>
+              </w:rPr>
+              <w:t>REL -&gt; PU (source H8)</w:t>
+            </w:r>
+          </w:p>
+        </w:tc>
+        <w:tc>
+          <w:tcPr>
+            <w:tcW w:type="dxa" w:w="2880"/>
+            <w:vAlign w:val="center"/>
+            <w:tcMar>
+              <w:top w:w="70" w:type="dxa"/>
+              <w:start w:w="80" w:type="dxa"/>
+              <w:bottom w:w="70" w:type="dxa"/>
+              <w:end w:w="80" w:type="dxa"/>
+            </w:tcMar>
+            <w:shd w:fill="FAFAFA"/>
+          </w:tcPr>
+          <w:p>
+            <w:pPr>
+              <w:spacing w:line="240" w:lineRule="auto" w:after="0"/>
+              <w:ind w:firstLine="0" w:left="0" w:right="0"/>
+              <w:jc w:val="left"/>
+            </w:pPr>
+            <w:r>
+              <w:rPr>
+                <w:rFonts w:ascii="Times New Roman" w:hAnsi="Times New Roman" w:eastAsia="Times New Roman"/>
+                <w:b w:val="0"/>
+                <w:sz w:val="14"/>
+              </w:rPr>
+              <w:t>Job Relevance in Venkatesh &amp; Bala (2008)</w:t>
+            </w:r>
+          </w:p>
+        </w:tc>
+      </w:tr>
+      <w:tr>
+        <w:trPr>
+          <w:cantSplit/>
+        </w:trPr>
+        <w:tc>
+          <w:tcPr>
+            <w:tcW w:type="dxa" w:w="1944"/>
+            <w:vAlign w:val="center"/>
+            <w:tcMar>
+              <w:top w:w="70" w:type="dxa"/>
+              <w:start w:w="80" w:type="dxa"/>
+              <w:bottom w:w="70" w:type="dxa"/>
+              <w:end w:w="80" w:type="dxa"/>
+            </w:tcMar>
+          </w:tcPr>
+          <w:p>
+            <w:pPr>
+              <w:spacing w:line="240" w:lineRule="auto" w:after="0"/>
+              <w:ind w:firstLine="0" w:left="0" w:right="0"/>
+              <w:jc w:val="left"/>
+            </w:pPr>
+            <w:r>
+              <w:rPr>
+                <w:rFonts w:ascii="Times New Roman" w:hAnsi="Times New Roman" w:eastAsia="Times New Roman"/>
+                <w:b w:val="0"/>
+                <w:sz w:val="14"/>
+              </w:rPr>
+              <w:t>Perceived Usefulness</w:t>
+            </w:r>
+          </w:p>
+        </w:tc>
+        <w:tc>
+          <w:tcPr>
+            <w:tcW w:type="dxa" w:w="2160"/>
+            <w:vAlign w:val="center"/>
+            <w:tcMar>
+              <w:top w:w="70" w:type="dxa"/>
+              <w:start w:w="80" w:type="dxa"/>
+              <w:bottom w:w="70" w:type="dxa"/>
+              <w:end w:w="80" w:type="dxa"/>
+            </w:tcMar>
+          </w:tcPr>
+          <w:p>
+            <w:pPr>
+              <w:spacing w:line="240" w:lineRule="auto" w:after="0"/>
+              <w:ind w:firstLine="0" w:left="0" w:right="0"/>
+              <w:jc w:val="left"/>
+            </w:pPr>
+            <w:r>
+              <w:rPr>
+                <w:rFonts w:ascii="Times New Roman" w:hAnsi="Times New Roman" w:eastAsia="Times New Roman"/>
+                <w:b w:val="0"/>
+                <w:sz w:val="14"/>
+              </w:rPr>
+              <w:t>Steenkamp et al. (2024), Figure 1</w:t>
+            </w:r>
+          </w:p>
+        </w:tc>
+        <w:tc>
+          <w:tcPr>
+            <w:tcW w:type="dxa" w:w="1944"/>
+            <w:vAlign w:val="center"/>
+            <w:tcMar>
+              <w:top w:w="70" w:type="dxa"/>
+              <w:start w:w="80" w:type="dxa"/>
+              <w:bottom w:w="70" w:type="dxa"/>
+              <w:end w:w="80" w:type="dxa"/>
+            </w:tcMar>
+          </w:tcPr>
+          <w:p>
+            <w:pPr>
+              <w:spacing w:line="240" w:lineRule="auto" w:after="0"/>
+              <w:ind w:firstLine="0" w:left="0" w:right="0"/>
+              <w:jc w:val="left"/>
+            </w:pPr>
+            <w:r>
+              <w:rPr>
+                <w:rFonts w:ascii="Times New Roman" w:hAnsi="Times New Roman" w:eastAsia="Times New Roman"/>
+                <w:b w:val="0"/>
+                <w:sz w:val="14"/>
+              </w:rPr>
+              <w:t>PU -&gt; BI (source H1)</w:t>
+            </w:r>
+          </w:p>
+        </w:tc>
+        <w:tc>
+          <w:tcPr>
+            <w:tcW w:type="dxa" w:w="2880"/>
+            <w:vAlign w:val="center"/>
+            <w:tcMar>
+              <w:top w:w="70" w:type="dxa"/>
+              <w:start w:w="80" w:type="dxa"/>
+              <w:bottom w:w="70" w:type="dxa"/>
+              <w:end w:w="80" w:type="dxa"/>
+            </w:tcMar>
+          </w:tcPr>
+          <w:p>
+            <w:pPr>
+              <w:spacing w:line="240" w:lineRule="auto" w:after="0"/>
+              <w:ind w:firstLine="0" w:left="0" w:right="0"/>
+              <w:jc w:val="left"/>
+            </w:pPr>
+            <w:r>
+              <w:rPr>
+                <w:rFonts w:ascii="Times New Roman" w:hAnsi="Times New Roman" w:eastAsia="Times New Roman"/>
+                <w:b w:val="0"/>
+                <w:sz w:val="14"/>
+              </w:rPr>
+              <w:t>Venkatesh &amp; Bala (2008); Miao et al. (2024)</w:t>
+            </w:r>
+          </w:p>
+        </w:tc>
+      </w:tr>
+      <w:tr>
+        <w:trPr>
+          <w:cantSplit/>
+        </w:trPr>
+        <w:tc>
+          <w:tcPr>
+            <w:tcW w:type="dxa" w:w="1944"/>
+            <w:vAlign w:val="center"/>
+            <w:tcMar>
+              <w:top w:w="70" w:type="dxa"/>
+              <w:start w:w="80" w:type="dxa"/>
+              <w:bottom w:w="70" w:type="dxa"/>
+              <w:end w:w="80" w:type="dxa"/>
+            </w:tcMar>
+            <w:shd w:fill="FAFAFA"/>
+          </w:tcPr>
+          <w:p>
+            <w:pPr>
+              <w:spacing w:line="240" w:lineRule="auto" w:after="0"/>
+              <w:ind w:firstLine="0" w:left="0" w:right="0"/>
+              <w:jc w:val="left"/>
+            </w:pPr>
+            <w:r>
+              <w:rPr>
+                <w:rFonts w:ascii="Times New Roman" w:hAnsi="Times New Roman" w:eastAsia="Times New Roman"/>
+                <w:b w:val="0"/>
+                <w:sz w:val="14"/>
+              </w:rPr>
+              <w:t>Subjective Norm</w:t>
+            </w:r>
+          </w:p>
+        </w:tc>
+        <w:tc>
+          <w:tcPr>
+            <w:tcW w:type="dxa" w:w="2160"/>
+            <w:vAlign w:val="center"/>
+            <w:tcMar>
+              <w:top w:w="70" w:type="dxa"/>
+              <w:start w:w="80" w:type="dxa"/>
+              <w:bottom w:w="70" w:type="dxa"/>
+              <w:end w:w="80" w:type="dxa"/>
+            </w:tcMar>
+            <w:shd w:fill="FAFAFA"/>
+          </w:tcPr>
+          <w:p>
+            <w:pPr>
+              <w:spacing w:line="240" w:lineRule="auto" w:after="0"/>
+              <w:ind w:firstLine="0" w:left="0" w:right="0"/>
+              <w:jc w:val="left"/>
+            </w:pPr>
+            <w:r>
+              <w:rPr>
+                <w:rFonts w:ascii="Times New Roman" w:hAnsi="Times New Roman" w:eastAsia="Times New Roman"/>
+                <w:b w:val="0"/>
+                <w:sz w:val="14"/>
+              </w:rPr>
+              <w:t>Steenkamp et al. (2024), Figure 1</w:t>
+            </w:r>
+          </w:p>
+        </w:tc>
+        <w:tc>
+          <w:tcPr>
+            <w:tcW w:type="dxa" w:w="1944"/>
+            <w:vAlign w:val="center"/>
+            <w:tcMar>
+              <w:top w:w="70" w:type="dxa"/>
+              <w:start w:w="80" w:type="dxa"/>
+              <w:bottom w:w="70" w:type="dxa"/>
+              <w:end w:w="80" w:type="dxa"/>
+            </w:tcMar>
+            <w:shd w:fill="FAFAFA"/>
+          </w:tcPr>
+          <w:p>
+            <w:pPr>
+              <w:spacing w:line="240" w:lineRule="auto" w:after="0"/>
+              <w:ind w:firstLine="0" w:left="0" w:right="0"/>
+              <w:jc w:val="left"/>
+            </w:pPr>
+            <w:r>
+              <w:rPr>
+                <w:rFonts w:ascii="Times New Roman" w:hAnsi="Times New Roman" w:eastAsia="Times New Roman"/>
+                <w:b w:val="0"/>
+                <w:sz w:val="14"/>
+              </w:rPr>
+              <w:t>SN -&gt; BI (source H4)</w:t>
+            </w:r>
+          </w:p>
+        </w:tc>
+        <w:tc>
+          <w:tcPr>
+            <w:tcW w:type="dxa" w:w="2880"/>
+            <w:vAlign w:val="center"/>
+            <w:tcMar>
+              <w:top w:w="70" w:type="dxa"/>
+              <w:start w:w="80" w:type="dxa"/>
+              <w:bottom w:w="70" w:type="dxa"/>
+              <w:end w:w="80" w:type="dxa"/>
+            </w:tcMar>
+            <w:shd w:fill="FAFAFA"/>
+          </w:tcPr>
+          <w:p>
+            <w:pPr>
+              <w:spacing w:line="240" w:lineRule="auto" w:after="0"/>
+              <w:ind w:firstLine="0" w:left="0" w:right="0"/>
+              <w:jc w:val="left"/>
+            </w:pPr>
+            <w:r>
+              <w:rPr>
+                <w:rFonts w:ascii="Times New Roman" w:hAnsi="Times New Roman" w:eastAsia="Times New Roman"/>
+                <w:b w:val="0"/>
+                <w:sz w:val="14"/>
+              </w:rPr>
+              <w:t>Venkatesh &amp; Bala (2008)</w:t>
+            </w:r>
+          </w:p>
+        </w:tc>
+      </w:tr>
+      <w:tr>
+        <w:trPr>
+          <w:cantSplit/>
+        </w:trPr>
+        <w:tc>
+          <w:tcPr>
+            <w:tcW w:type="dxa" w:w="1944"/>
+            <w:vAlign w:val="center"/>
+            <w:tcMar>
+              <w:top w:w="70" w:type="dxa"/>
+              <w:start w:w="80" w:type="dxa"/>
+              <w:bottom w:w="70" w:type="dxa"/>
+              <w:end w:w="80" w:type="dxa"/>
+            </w:tcMar>
+          </w:tcPr>
+          <w:p>
+            <w:pPr>
+              <w:spacing w:line="240" w:lineRule="auto" w:after="0"/>
+              <w:ind w:firstLine="0" w:left="0" w:right="0"/>
+              <w:jc w:val="left"/>
+            </w:pPr>
+            <w:r>
+              <w:rPr>
+                <w:rFonts w:ascii="Times New Roman" w:hAnsi="Times New Roman" w:eastAsia="Times New Roman"/>
+                <w:b w:val="0"/>
+                <w:sz w:val="14"/>
+              </w:rPr>
+              <w:t>Behavioural Intention to Use DB</w:t>
+            </w:r>
+          </w:p>
+        </w:tc>
+        <w:tc>
+          <w:tcPr>
+            <w:tcW w:type="dxa" w:w="2160"/>
+            <w:vAlign w:val="center"/>
+            <w:tcMar>
+              <w:top w:w="70" w:type="dxa"/>
+              <w:start w:w="80" w:type="dxa"/>
+              <w:bottom w:w="70" w:type="dxa"/>
+              <w:end w:w="80" w:type="dxa"/>
+            </w:tcMar>
+          </w:tcPr>
+          <w:p>
+            <w:pPr>
+              <w:spacing w:line="240" w:lineRule="auto" w:after="0"/>
+              <w:ind w:firstLine="0" w:left="0" w:right="0"/>
+              <w:jc w:val="left"/>
+            </w:pPr>
+            <w:r>
+              <w:rPr>
+                <w:rFonts w:ascii="Times New Roman" w:hAnsi="Times New Roman" w:eastAsia="Times New Roman"/>
+                <w:b w:val="0"/>
+                <w:sz w:val="14"/>
+              </w:rPr>
+              <w:t>Steenkamp et al. (2024), Figure 1</w:t>
+            </w:r>
+          </w:p>
+        </w:tc>
+        <w:tc>
+          <w:tcPr>
+            <w:tcW w:type="dxa" w:w="1944"/>
+            <w:vAlign w:val="center"/>
+            <w:tcMar>
+              <w:top w:w="70" w:type="dxa"/>
+              <w:start w:w="80" w:type="dxa"/>
+              <w:bottom w:w="70" w:type="dxa"/>
+              <w:end w:w="80" w:type="dxa"/>
+            </w:tcMar>
+          </w:tcPr>
+          <w:p>
+            <w:pPr>
+              <w:spacing w:line="240" w:lineRule="auto" w:after="0"/>
+              <w:ind w:firstLine="0" w:left="0" w:right="0"/>
+              <w:jc w:val="left"/>
+            </w:pPr>
+            <w:r>
+              <w:rPr>
+                <w:rFonts w:ascii="Times New Roman" w:hAnsi="Times New Roman" w:eastAsia="Times New Roman"/>
+                <w:b w:val="0"/>
+                <w:sz w:val="14"/>
+              </w:rPr>
+              <w:t>Dependent construct</w:t>
+            </w:r>
+          </w:p>
+        </w:tc>
+        <w:tc>
+          <w:tcPr>
+            <w:tcW w:type="dxa" w:w="2880"/>
+            <w:vAlign w:val="center"/>
+            <w:tcMar>
+              <w:top w:w="70" w:type="dxa"/>
+              <w:start w:w="80" w:type="dxa"/>
+              <w:bottom w:w="70" w:type="dxa"/>
+              <w:end w:w="80" w:type="dxa"/>
+            </w:tcMar>
+          </w:tcPr>
+          <w:p>
+            <w:pPr>
+              <w:spacing w:line="240" w:lineRule="auto" w:after="0"/>
+              <w:ind w:firstLine="0" w:left="0" w:right="0"/>
+              <w:jc w:val="left"/>
+            </w:pPr>
+            <w:r>
+              <w:rPr>
+                <w:rFonts w:ascii="Times New Roman" w:hAnsi="Times New Roman" w:eastAsia="Times New Roman"/>
+                <w:b w:val="0"/>
+                <w:sz w:val="14"/>
+              </w:rPr>
+              <w:t>Behavioral Intention in Venkatesh &amp; Bala (2008) and Miao et al. (2024)</w:t>
+            </w:r>
+          </w:p>
+        </w:tc>
+      </w:tr>
+    </w:tbl>
+    <w:p>
+      <w:pPr>
+        <w:spacing w:after="0"/>
+      </w:pPr>
+    </w:p>
+    <w:p>
+      <w:pPr>
+        <w:pStyle w:val="Heading2"/>
+      </w:pPr>
+      <w:r>
+        <w:t>3.3 Research Hypotheses</w:t>
+      </w:r>
+    </w:p>
+    <w:p>
+      <w:r>
+        <w:t>The following hypotheses correspond directly to the four arrows in Figure 3.4. The numbering is specific to the present study; Table 3.1 identifies the original Steenkamp et al. (2024) hypothesis number for each selected path.</w:t>
+      </w:r>
+    </w:p>
+    <w:p>
+      <w:pPr>
+        <w:spacing w:after="80"/>
+        <w:ind w:left="360"/>
+      </w:pPr>
+      <w:r>
+        <w:rPr>
+          <w:b/>
+        </w:rPr>
+        <w:t xml:space="preserve">H1: </w:t>
+      </w:r>
+      <w:r>
+        <w:t>Perceived ease of use has a positive direct effect on students' perceived usefulness of university-issued digital badges in job applications.</w:t>
+      </w:r>
+    </w:p>
+    <w:p>
+      <w:pPr>
+        <w:spacing w:after="80"/>
+        <w:ind w:left="360"/>
+      </w:pPr>
+      <w:r>
+        <w:rPr>
+          <w:b/>
+        </w:rPr>
+        <w:t xml:space="preserve">H2: </w:t>
+      </w:r>
+      <w:r>
+        <w:t>Job application relevance has a positive direct effect on students' perceived usefulness of university-issued digital badges in job applications.</w:t>
+      </w:r>
+    </w:p>
+    <w:p>
+      <w:pPr>
+        <w:spacing w:after="80"/>
+        <w:ind w:left="360"/>
+      </w:pPr>
+      <w:r>
+        <w:rPr>
+          <w:b/>
+        </w:rPr>
+        <w:t xml:space="preserve">H3: </w:t>
+      </w:r>
+      <w:r>
+        <w:t>Perceived usefulness has a positive direct effect on students' behavioural intention to use university-issued digital badges in job applications.</w:t>
+      </w:r>
+    </w:p>
+    <w:p>
+      <w:pPr>
+        <w:spacing w:after="80"/>
+        <w:ind w:left="360"/>
+      </w:pPr>
+      <w:r>
+        <w:rPr>
+          <w:b/>
+        </w:rPr>
+        <w:t xml:space="preserve">H4: </w:t>
+      </w:r>
+      <w:r>
+        <w:t>Subjective norm has a positive direct effect on students' behavioural intention to use university-issued digital badges in job applications.</w:t>
+      </w:r>
+    </w:p>
+    <w:p>
+      <w:pPr>
+        <w:pStyle w:val="Heading2"/>
+        <w:pageBreakBefore/>
+      </w:pPr>
+      <w:r>
+        <w:t>3.4 Operationalization of the Variables</w:t>
+      </w:r>
+    </w:p>
+    <w:p>
+      <w:pPr>
+        <w:keepNext/>
+        <w:spacing w:before="120" w:after="80"/>
+        <w:ind w:firstLine="0"/>
+      </w:pPr>
+      <w:r>
+        <w:rPr>
+          <w:b/>
+          <w:sz w:val="21"/>
+        </w:rPr>
+        <w:t>Table 3.2: Operationalization and full measurement items</w:t>
+      </w:r>
+    </w:p>
+    <w:tbl>
+      <w:tblPr>
+        <w:tblStyle w:val="TableGrid"/>
+        <w:tblW w:type="dxa" w:w="8928"/>
+        <w:tblLayout w:type="fixed"/>
+        <w:tblLook w:firstColumn="1" w:firstRow="1" w:lastColumn="0" w:lastRow="0" w:noHBand="0" w:noVBand="1" w:val="04A0"/>
+        <w:jc w:val="left"/>
+        <w:tblInd w:w="120" w:type="dxa"/>
+      </w:tblPr>
+      <w:tblGrid>
+        <w:gridCol w:w="2232"/>
+        <w:gridCol w:w="648"/>
+        <w:gridCol w:w="3816"/>
+        <w:gridCol w:w="864"/>
+        <w:gridCol w:w="1368"/>
+      </w:tblGrid>
+      <w:tr>
+        <w:trPr>
+          <w:tblHeader w:val="true"/>
+          <w:cantSplit/>
+        </w:trPr>
+        <w:tc>
+          <w:tcPr>
+            <w:tcW w:type="dxa" w:w="2232"/>
+            <w:vAlign w:val="center"/>
+            <w:tcMar>
+              <w:top w:w="70" w:type="dxa"/>
+              <w:start w:w="80" w:type="dxa"/>
+              <w:bottom w:w="70" w:type="dxa"/>
+              <w:end w:w="80" w:type="dxa"/>
+            </w:tcMar>
+            <w:shd w:fill="D9E2F3"/>
+          </w:tcPr>
+          <w:p>
+            <w:pPr>
+              <w:spacing w:line="240" w:lineRule="auto" w:after="0"/>
+              <w:ind w:firstLine="0" w:left="0" w:right="0"/>
+              <w:jc w:val="center"/>
+            </w:pPr>
+            <w:r>
+              <w:rPr>
+                <w:rFonts w:ascii="Times New Roman" w:hAnsi="Times New Roman" w:eastAsia="Times New Roman"/>
+                <w:b/>
+                <w:sz w:val="14"/>
+              </w:rPr>
+              <w:t>Variable and operational definition</w:t>
+            </w:r>
+          </w:p>
+        </w:tc>
+        <w:tc>
+          <w:tcPr>
+            <w:tcW w:type="dxa" w:w="648"/>
+            <w:vAlign w:val="center"/>
+            <w:tcMar>
+              <w:top w:w="70" w:type="dxa"/>
+              <w:start w:w="80" w:type="dxa"/>
+              <w:bottom w:w="70" w:type="dxa"/>
+              <w:end w:w="80" w:type="dxa"/>
+            </w:tcMar>
+            <w:shd w:fill="D9E2F3"/>
+          </w:tcPr>
+          <w:p>
+            <w:pPr>
+              <w:spacing w:line="240" w:lineRule="auto" w:after="0"/>
+              <w:ind w:firstLine="0" w:left="0" w:right="0"/>
+              <w:jc w:val="center"/>
+            </w:pPr>
+            <w:r>
+              <w:rPr>
+                <w:rFonts w:ascii="Times New Roman" w:hAnsi="Times New Roman" w:eastAsia="Times New Roman"/>
+                <w:b/>
+                <w:sz w:val="14"/>
+              </w:rPr>
+              <w:t>Code</w:t>
+            </w:r>
+          </w:p>
+        </w:tc>
+        <w:tc>
+          <w:tcPr>
+            <w:tcW w:type="dxa" w:w="3816"/>
+            <w:vAlign w:val="center"/>
+            <w:tcMar>
+              <w:top w:w="70" w:type="dxa"/>
+              <w:start w:w="80" w:type="dxa"/>
+              <w:bottom w:w="70" w:type="dxa"/>
+              <w:end w:w="80" w:type="dxa"/>
+            </w:tcMar>
+            <w:shd w:fill="D9E2F3"/>
+          </w:tcPr>
+          <w:p>
+            <w:pPr>
+              <w:spacing w:line="240" w:lineRule="auto" w:after="0"/>
+              <w:ind w:firstLine="0" w:left="0" w:right="0"/>
+              <w:jc w:val="center"/>
+            </w:pPr>
+            <w:r>
+              <w:rPr>
+                <w:rFonts w:ascii="Times New Roman" w:hAnsi="Times New Roman" w:eastAsia="Times New Roman"/>
+                <w:b/>
+                <w:sz w:val="14"/>
+              </w:rPr>
+              <w:t>Measurement statement</w:t>
+            </w:r>
+          </w:p>
+        </w:tc>
+        <w:tc>
+          <w:tcPr>
+            <w:tcW w:type="dxa" w:w="864"/>
+            <w:vAlign w:val="center"/>
+            <w:tcMar>
+              <w:top w:w="70" w:type="dxa"/>
+              <w:start w:w="80" w:type="dxa"/>
+              <w:bottom w:w="70" w:type="dxa"/>
+              <w:end w:w="80" w:type="dxa"/>
+            </w:tcMar>
+            <w:shd w:fill="D9E2F3"/>
+          </w:tcPr>
+          <w:p>
+            <w:pPr>
+              <w:spacing w:line="240" w:lineRule="auto" w:after="0"/>
+              <w:ind w:firstLine="0" w:left="0" w:right="0"/>
+              <w:jc w:val="center"/>
+            </w:pPr>
+            <w:r>
+              <w:rPr>
+                <w:rFonts w:ascii="Times New Roman" w:hAnsi="Times New Roman" w:eastAsia="Times New Roman"/>
+                <w:b/>
+                <w:sz w:val="14"/>
+              </w:rPr>
+              <w:t>Scale</w:t>
+            </w:r>
+          </w:p>
+        </w:tc>
+        <w:tc>
+          <w:tcPr>
+            <w:tcW w:type="dxa" w:w="1368"/>
+            <w:vAlign w:val="center"/>
+            <w:tcMar>
+              <w:top w:w="70" w:type="dxa"/>
+              <w:start w:w="80" w:type="dxa"/>
+              <w:bottom w:w="70" w:type="dxa"/>
+              <w:end w:w="80" w:type="dxa"/>
+            </w:tcMar>
+            <w:shd w:fill="D9E2F3"/>
+          </w:tcPr>
+          <w:p>
+            <w:pPr>
+              <w:spacing w:line="240" w:lineRule="auto" w:after="0"/>
+              <w:ind w:firstLine="0" w:left="0" w:right="0"/>
+              <w:jc w:val="center"/>
+            </w:pPr>
+            <w:r>
+              <w:rPr>
+                <w:rFonts w:ascii="Times New Roman" w:hAnsi="Times New Roman" w:eastAsia="Times New Roman"/>
+                <w:b/>
+                <w:sz w:val="14"/>
+              </w:rPr>
+              <w:t>Source</w:t>
+            </w:r>
+          </w:p>
+        </w:tc>
+      </w:tr>
+      <w:tr>
+        <w:trPr>
+          <w:cantSplit/>
+        </w:trPr>
+        <w:tc>
+          <w:tcPr>
+            <w:tcW w:type="dxa" w:w="2232"/>
+            <w:vAlign w:val="center"/>
+            <w:tcMar>
+              <w:top w:w="70" w:type="dxa"/>
+              <w:start w:w="80" w:type="dxa"/>
+              <w:bottom w:w="70" w:type="dxa"/>
+              <w:end w:w="80" w:type="dxa"/>
+            </w:tcMar>
+          </w:tcPr>
+          <w:p>
+            <w:pPr>
+              <w:spacing w:line="240" w:lineRule="auto" w:after="0"/>
+              <w:ind w:firstLine="0" w:left="0" w:right="0"/>
+              <w:jc w:val="left"/>
+            </w:pPr>
+            <w:r>
+              <w:rPr>
+                <w:rFonts w:ascii="Times New Roman" w:hAnsi="Times New Roman" w:eastAsia="Times New Roman"/>
+                <w:b w:val="0"/>
+                <w:sz w:val="14"/>
+              </w:rPr>
+              <w:t>Perceived Usefulness: The extent to which a student believes that using a university-issued digital badge will improve the effectiveness and quality of a job application.</w:t>
+            </w:r>
+          </w:p>
+        </w:tc>
+        <w:tc>
+          <w:tcPr>
+            <w:tcW w:type="dxa" w:w="648"/>
+            <w:vAlign w:val="center"/>
+            <w:tcMar>
+              <w:top w:w="70" w:type="dxa"/>
+              <w:start w:w="80" w:type="dxa"/>
+              <w:bottom w:w="70" w:type="dxa"/>
+              <w:end w:w="80" w:type="dxa"/>
+            </w:tcMar>
+          </w:tcPr>
+          <w:p>
+            <w:pPr>
+              <w:spacing w:line="240" w:lineRule="auto" w:after="0"/>
+              <w:ind w:firstLine="0" w:left="0" w:right="0"/>
+              <w:jc w:val="left"/>
+            </w:pPr>
+            <w:r>
+              <w:rPr>
+                <w:rFonts w:ascii="Times New Roman" w:hAnsi="Times New Roman" w:eastAsia="Times New Roman"/>
+                <w:b w:val="0"/>
+                <w:sz w:val="14"/>
+              </w:rPr>
+              <w:t>PU1</w:t>
+            </w:r>
+          </w:p>
+        </w:tc>
+        <w:tc>
+          <w:tcPr>
+            <w:tcW w:type="dxa" w:w="3816"/>
+            <w:vAlign w:val="center"/>
+            <w:tcMar>
+              <w:top w:w="70" w:type="dxa"/>
+              <w:start w:w="80" w:type="dxa"/>
+              <w:bottom w:w="70" w:type="dxa"/>
+              <w:end w:w="80" w:type="dxa"/>
+            </w:tcMar>
+          </w:tcPr>
+          <w:p>
+            <w:pPr>
+              <w:spacing w:line="240" w:lineRule="auto" w:after="0"/>
+              <w:ind w:firstLine="0" w:left="0" w:right="0"/>
+              <w:jc w:val="left"/>
+            </w:pPr>
+            <w:r>
+              <w:rPr>
+                <w:rFonts w:ascii="Times New Roman" w:hAnsi="Times New Roman" w:eastAsia="Times New Roman"/>
+                <w:b w:val="0"/>
+                <w:sz w:val="14"/>
+              </w:rPr>
+              <w:t>Using university-issued digital badges would increase my employability when I apply for jobs.</w:t>
+            </w:r>
+          </w:p>
+        </w:tc>
+        <w:tc>
+          <w:tcPr>
+            <w:tcW w:type="dxa" w:w="864"/>
             <w:vAlign w:val="center"/>
             <w:tcMar>
               <w:top w:w="70" w:type="dxa"/>
@@ -3339,7 +3687,7 @@
         </w:tc>
         <w:tc>
           <w:tcPr>
-            <w:tcW w:type="dxa" w:w="1728"/>
+            <w:tcW w:type="dxa" w:w="1368"/>
             <w:vAlign w:val="center"/>
             <w:tcMar>
               <w:top w:w="70" w:type="dxa"/>
@@ -3360,7 +3708,7 @@
                 <w:b w:val="0"/>
                 <w:sz w:val="14"/>
               </w:rPr>
-              <w:t>Venkatesh and Davis (2000); Venkatesh and Bala (2008); Steenkamp et al. (2024)</w:t>
+              <w:t>Steenkamp et al. (2024)</w:t>
             </w:r>
           </w:p>
         </w:tc>
@@ -3371,7 +3719,7 @@
         </w:trPr>
         <w:tc>
           <w:tcPr>
-            <w:tcW w:type="dxa" w:w="1656"/>
+            <w:tcW w:type="dxa" w:w="2232"/>
             <w:vAlign w:val="center"/>
             <w:tcMar>
               <w:top w:w="70" w:type="dxa"/>
@@ -3393,13 +3741,12 @@
                 <w:b w:val="0"/>
                 <w:sz w:val="14"/>
               </w:rPr>
-              <w:t>Image</w:t>
             </w:r>
           </w:p>
         </w:tc>
         <w:tc>
           <w:tcPr>
-            <w:tcW w:type="dxa" w:w="3384"/>
+            <w:tcW w:type="dxa" w:w="648"/>
             <w:vAlign w:val="center"/>
             <w:tcMar>
               <w:top w:w="70" w:type="dxa"/>
@@ -3421,13 +3768,13 @@
                 <w:b w:val="0"/>
                 <w:sz w:val="14"/>
               </w:rPr>
-              <w:t>The extent to which a student believes that using digital badges will enhance status, prestige, or profile.</w:t>
+              <w:t>PU2</w:t>
             </w:r>
           </w:p>
         </w:tc>
         <w:tc>
           <w:tcPr>
-            <w:tcW w:type="dxa" w:w="1080"/>
+            <w:tcW w:type="dxa" w:w="3816"/>
             <w:vAlign w:val="center"/>
             <w:tcMar>
               <w:top w:w="70" w:type="dxa"/>
@@ -3449,13 +3796,13 @@
                 <w:b w:val="0"/>
                 <w:sz w:val="14"/>
               </w:rPr>
-              <w:t>IMG1-IMG3</w:t>
+              <w:t>Using university-issued digital badges would increase the quality of my job applications.</w:t>
             </w:r>
           </w:p>
         </w:tc>
         <w:tc>
           <w:tcPr>
-            <w:tcW w:type="dxa" w:w="1080"/>
+            <w:tcW w:type="dxa" w:w="864"/>
             <w:vAlign w:val="center"/>
             <w:tcMar>
               <w:top w:w="70" w:type="dxa"/>
@@ -3483,7 +3830,7 @@
         </w:tc>
         <w:tc>
           <w:tcPr>
-            <w:tcW w:type="dxa" w:w="1728"/>
+            <w:tcW w:type="dxa" w:w="1368"/>
             <w:vAlign w:val="center"/>
             <w:tcMar>
               <w:top w:w="70" w:type="dxa"/>
@@ -3505,7 +3852,7 @@
                 <w:b w:val="0"/>
                 <w:sz w:val="14"/>
               </w:rPr>
-              <w:t>Venkatesh and Davis (2000); Venkatesh and Bala (2008); Steenkamp et al. (2024)</w:t>
+              <w:t>Steenkamp et al. (2024)</w:t>
             </w:r>
           </w:p>
         </w:tc>
@@ -3516,7 +3863,7 @@
         </w:trPr>
         <w:tc>
           <w:tcPr>
-            <w:tcW w:type="dxa" w:w="1656"/>
+            <w:tcW w:type="dxa" w:w="2232"/>
             <w:vAlign w:val="center"/>
             <w:tcMar>
               <w:top w:w="70" w:type="dxa"/>
@@ -3537,13 +3884,12 @@
                 <w:b w:val="0"/>
                 <w:sz w:val="14"/>
               </w:rPr>
-              <w:t>Job Application Relevance</w:t>
             </w:r>
           </w:p>
         </w:tc>
         <w:tc>
           <w:tcPr>
-            <w:tcW w:type="dxa" w:w="3384"/>
+            <w:tcW w:type="dxa" w:w="648"/>
             <w:vAlign w:val="center"/>
             <w:tcMar>
               <w:top w:w="70" w:type="dxa"/>
@@ -3564,13 +3910,13 @@
                 <w:b w:val="0"/>
                 <w:sz w:val="14"/>
               </w:rPr>
-              <w:t>The extent to which a student believes that digital badges are applicable and pertinent to job-search and job-application activities.</w:t>
+              <w:t>PU3</w:t>
             </w:r>
           </w:p>
         </w:tc>
         <w:tc>
           <w:tcPr>
-            <w:tcW w:type="dxa" w:w="1080"/>
+            <w:tcW w:type="dxa" w:w="3816"/>
             <w:vAlign w:val="center"/>
             <w:tcMar>
               <w:top w:w="70" w:type="dxa"/>
@@ -3591,13 +3937,13 @@
                 <w:b w:val="0"/>
                 <w:sz w:val="14"/>
               </w:rPr>
-              <w:t>REL1-REL3</w:t>
+              <w:t>Using university-issued digital badges would enhance my effectiveness when I apply for jobs.</w:t>
             </w:r>
           </w:p>
         </w:tc>
         <w:tc>
           <w:tcPr>
-            <w:tcW w:type="dxa" w:w="1080"/>
+            <w:tcW w:type="dxa" w:w="864"/>
             <w:vAlign w:val="center"/>
             <w:tcMar>
               <w:top w:w="70" w:type="dxa"/>
@@ -3624,7 +3970,7 @@
         </w:tc>
         <w:tc>
           <w:tcPr>
-            <w:tcW w:type="dxa" w:w="1728"/>
+            <w:tcW w:type="dxa" w:w="1368"/>
             <w:vAlign w:val="center"/>
             <w:tcMar>
               <w:top w:w="70" w:type="dxa"/>
@@ -3645,7 +3991,7 @@
                 <w:b w:val="0"/>
                 <w:sz w:val="14"/>
               </w:rPr>
-              <w:t>Venkatesh and Bala (2008); Steenkamp et al. (2024)</w:t>
+              <w:t>Steenkamp et al. (2024)</w:t>
             </w:r>
           </w:p>
         </w:tc>
@@ -3656,7 +4002,7 @@
         </w:trPr>
         <w:tc>
           <w:tcPr>
-            <w:tcW w:type="dxa" w:w="1656"/>
+            <w:tcW w:type="dxa" w:w="2232"/>
             <w:vAlign w:val="center"/>
             <w:tcMar>
               <w:top w:w="70" w:type="dxa"/>
@@ -3678,13 +4024,12 @@
                 <w:b w:val="0"/>
                 <w:sz w:val="14"/>
               </w:rPr>
-              <w:t>Result Demonstrability</w:t>
             </w:r>
           </w:p>
         </w:tc>
         <w:tc>
           <w:tcPr>
-            <w:tcW w:type="dxa" w:w="3384"/>
+            <w:tcW w:type="dxa" w:w="648"/>
             <w:vAlign w:val="center"/>
             <w:tcMar>
               <w:top w:w="70" w:type="dxa"/>
@@ -3706,13 +4051,13 @@
                 <w:b w:val="0"/>
                 <w:sz w:val="14"/>
               </w:rPr>
-              <w:t>The extent to which a student believes that the results of using digital badges are tangible, observable, and communicable.</w:t>
+              <w:t>PU4</w:t>
             </w:r>
           </w:p>
         </w:tc>
         <w:tc>
           <w:tcPr>
-            <w:tcW w:type="dxa" w:w="1080"/>
+            <w:tcW w:type="dxa" w:w="3816"/>
             <w:vAlign w:val="center"/>
             <w:tcMar>
               <w:top w:w="70" w:type="dxa"/>
@@ -3734,13 +4079,13 @@
                 <w:b w:val="0"/>
                 <w:sz w:val="14"/>
               </w:rPr>
-              <w:t>RES1-RES4</w:t>
+              <w:t>I would find using university-issued digital badges useful when applying for jobs.</w:t>
             </w:r>
           </w:p>
         </w:tc>
         <w:tc>
           <w:tcPr>
-            <w:tcW w:type="dxa" w:w="1080"/>
+            <w:tcW w:type="dxa" w:w="864"/>
             <w:vAlign w:val="center"/>
             <w:tcMar>
               <w:top w:w="70" w:type="dxa"/>
@@ -3768,7 +4113,7 @@
         </w:tc>
         <w:tc>
           <w:tcPr>
-            <w:tcW w:type="dxa" w:w="1728"/>
+            <w:tcW w:type="dxa" w:w="1368"/>
             <w:vAlign w:val="center"/>
             <w:tcMar>
               <w:top w:w="70" w:type="dxa"/>
@@ -3790,7 +4135,7 @@
                 <w:b w:val="0"/>
                 <w:sz w:val="14"/>
               </w:rPr>
-              <w:t>Venkatesh and Bala (2008); Steenkamp et al. (2024)</w:t>
+              <w:t>Steenkamp et al. (2024)</w:t>
             </w:r>
           </w:p>
         </w:tc>
@@ -3801,7 +4146,7 @@
         </w:trPr>
         <w:tc>
           <w:tcPr>
-            <w:tcW w:type="dxa" w:w="1656"/>
+            <w:tcW w:type="dxa" w:w="2232"/>
             <w:vAlign w:val="center"/>
             <w:tcMar>
               <w:top w:w="70" w:type="dxa"/>
@@ -3822,13 +4167,13 @@
                 <w:b w:val="0"/>
                 <w:sz w:val="14"/>
               </w:rPr>
-              <w:t>Behavioural Intention</w:t>
+              <w:t>Perceived Ease of Use: The extent to which a student believes that using a university-issued digital badge will be clear, understandable, and free of effort.</w:t>
             </w:r>
           </w:p>
         </w:tc>
         <w:tc>
           <w:tcPr>
-            <w:tcW w:type="dxa" w:w="3384"/>
+            <w:tcW w:type="dxa" w:w="648"/>
             <w:vAlign w:val="center"/>
             <w:tcMar>
               <w:top w:w="70" w:type="dxa"/>
@@ -3849,13 +4194,13 @@
                 <w:b w:val="0"/>
                 <w:sz w:val="14"/>
               </w:rPr>
-              <w:t>A student's stated intention or plan to use university-issued digital badges when applying for jobs.</w:t>
+              <w:t>PEOU1</w:t>
             </w:r>
           </w:p>
         </w:tc>
         <w:tc>
           <w:tcPr>
-            <w:tcW w:type="dxa" w:w="1080"/>
+            <w:tcW w:type="dxa" w:w="3816"/>
             <w:vAlign w:val="center"/>
             <w:tcMar>
               <w:top w:w="70" w:type="dxa"/>
@@ -3876,13 +4221,13 @@
                 <w:b w:val="0"/>
                 <w:sz w:val="14"/>
               </w:rPr>
-              <w:t>BI1-BI3</w:t>
+              <w:t>If I were to obtain university-issued digital badges, my interaction with them would be clear and understandable.</w:t>
             </w:r>
           </w:p>
         </w:tc>
         <w:tc>
           <w:tcPr>
-            <w:tcW w:type="dxa" w:w="1080"/>
+            <w:tcW w:type="dxa" w:w="864"/>
             <w:vAlign w:val="center"/>
             <w:tcMar>
               <w:top w:w="70" w:type="dxa"/>
@@ -3909,7 +4254,7 @@
         </w:tc>
         <w:tc>
           <w:tcPr>
-            <w:tcW w:type="dxa" w:w="1728"/>
+            <w:tcW w:type="dxa" w:w="1368"/>
             <w:vAlign w:val="center"/>
             <w:tcMar>
               <w:top w:w="70" w:type="dxa"/>
@@ -3930,7 +4275,1852 @@
                 <w:b w:val="0"/>
                 <w:sz w:val="14"/>
               </w:rPr>
-              <w:t>Venkatesh and Davis (2000); Venkatesh and Bala (2008); Steenkamp et al. (2024)</w:t>
+              <w:t>Steenkamp et al. (2024)</w:t>
+            </w:r>
+          </w:p>
+        </w:tc>
+      </w:tr>
+      <w:tr>
+        <w:trPr>
+          <w:cantSplit/>
+        </w:trPr>
+        <w:tc>
+          <w:tcPr>
+            <w:tcW w:type="dxa" w:w="2232"/>
+            <w:vAlign w:val="center"/>
+            <w:tcMar>
+              <w:top w:w="70" w:type="dxa"/>
+              <w:start w:w="80" w:type="dxa"/>
+              <w:bottom w:w="70" w:type="dxa"/>
+              <w:end w:w="80" w:type="dxa"/>
+            </w:tcMar>
+            <w:shd w:fill="FAFAFA"/>
+          </w:tcPr>
+          <w:p>
+            <w:pPr>
+              <w:spacing w:line="240" w:lineRule="auto" w:after="0"/>
+              <w:ind w:firstLine="0" w:left="0" w:right="0"/>
+              <w:jc w:val="left"/>
+            </w:pPr>
+            <w:r>
+              <w:rPr>
+                <w:rFonts w:ascii="Times New Roman" w:hAnsi="Times New Roman" w:eastAsia="Times New Roman"/>
+                <w:b w:val="0"/>
+                <w:sz w:val="14"/>
+              </w:rPr>
+            </w:r>
+          </w:p>
+        </w:tc>
+        <w:tc>
+          <w:tcPr>
+            <w:tcW w:type="dxa" w:w="648"/>
+            <w:vAlign w:val="center"/>
+            <w:tcMar>
+              <w:top w:w="70" w:type="dxa"/>
+              <w:start w:w="80" w:type="dxa"/>
+              <w:bottom w:w="70" w:type="dxa"/>
+              <w:end w:w="80" w:type="dxa"/>
+            </w:tcMar>
+            <w:shd w:fill="FAFAFA"/>
+          </w:tcPr>
+          <w:p>
+            <w:pPr>
+              <w:spacing w:line="240" w:lineRule="auto" w:after="0"/>
+              <w:ind w:firstLine="0" w:left="0" w:right="0"/>
+              <w:jc w:val="left"/>
+            </w:pPr>
+            <w:r>
+              <w:rPr>
+                <w:rFonts w:ascii="Times New Roman" w:hAnsi="Times New Roman" w:eastAsia="Times New Roman"/>
+                <w:b w:val="0"/>
+                <w:sz w:val="14"/>
+              </w:rPr>
+              <w:t>PEOU2</w:t>
+            </w:r>
+          </w:p>
+        </w:tc>
+        <w:tc>
+          <w:tcPr>
+            <w:tcW w:type="dxa" w:w="3816"/>
+            <w:vAlign w:val="center"/>
+            <w:tcMar>
+              <w:top w:w="70" w:type="dxa"/>
+              <w:start w:w="80" w:type="dxa"/>
+              <w:bottom w:w="70" w:type="dxa"/>
+              <w:end w:w="80" w:type="dxa"/>
+            </w:tcMar>
+            <w:shd w:fill="FAFAFA"/>
+          </w:tcPr>
+          <w:p>
+            <w:pPr>
+              <w:spacing w:line="240" w:lineRule="auto" w:after="0"/>
+              <w:ind w:firstLine="0" w:left="0" w:right="0"/>
+              <w:jc w:val="left"/>
+            </w:pPr>
+            <w:r>
+              <w:rPr>
+                <w:rFonts w:ascii="Times New Roman" w:hAnsi="Times New Roman" w:eastAsia="Times New Roman"/>
+                <w:b w:val="0"/>
+                <w:sz w:val="14"/>
+              </w:rPr>
+              <w:t>If I were to obtain university-issued digital badges, interacting with them would not require a lot of my mental effort.</w:t>
+            </w:r>
+          </w:p>
+        </w:tc>
+        <w:tc>
+          <w:tcPr>
+            <w:tcW w:type="dxa" w:w="864"/>
+            <w:vAlign w:val="center"/>
+            <w:tcMar>
+              <w:top w:w="70" w:type="dxa"/>
+              <w:start w:w="80" w:type="dxa"/>
+              <w:bottom w:w="70" w:type="dxa"/>
+              <w:end w:w="80" w:type="dxa"/>
+            </w:tcMar>
+            <w:shd w:fill="FAFAFA"/>
+          </w:tcPr>
+          <w:p>
+            <w:pPr>
+              <w:spacing w:line="240" w:lineRule="auto" w:after="0"/>
+              <w:ind w:firstLine="0" w:left="0" w:right="0"/>
+              <w:jc w:val="left"/>
+            </w:pPr>
+            <w:r>
+              <w:rPr>
+                <w:rFonts w:ascii="Times New Roman" w:hAnsi="Times New Roman" w:eastAsia="Times New Roman"/>
+                <w:b w:val="0"/>
+                <w:sz w:val="14"/>
+              </w:rPr>
+              <w:t>7-point Likert</w:t>
+            </w:r>
+          </w:p>
+        </w:tc>
+        <w:tc>
+          <w:tcPr>
+            <w:tcW w:type="dxa" w:w="1368"/>
+            <w:vAlign w:val="center"/>
+            <w:tcMar>
+              <w:top w:w="70" w:type="dxa"/>
+              <w:start w:w="80" w:type="dxa"/>
+              <w:bottom w:w="70" w:type="dxa"/>
+              <w:end w:w="80" w:type="dxa"/>
+            </w:tcMar>
+            <w:shd w:fill="FAFAFA"/>
+          </w:tcPr>
+          <w:p>
+            <w:pPr>
+              <w:spacing w:line="240" w:lineRule="auto" w:after="0"/>
+              <w:ind w:firstLine="0" w:left="0" w:right="0"/>
+              <w:jc w:val="left"/>
+            </w:pPr>
+            <w:r>
+              <w:rPr>
+                <w:rFonts w:ascii="Times New Roman" w:hAnsi="Times New Roman" w:eastAsia="Times New Roman"/>
+                <w:b w:val="0"/>
+                <w:sz w:val="14"/>
+              </w:rPr>
+              <w:t>Steenkamp et al. (2024)</w:t>
+            </w:r>
+          </w:p>
+        </w:tc>
+      </w:tr>
+      <w:tr>
+        <w:trPr>
+          <w:cantSplit/>
+        </w:trPr>
+        <w:tc>
+          <w:tcPr>
+            <w:tcW w:type="dxa" w:w="2232"/>
+            <w:vAlign w:val="center"/>
+            <w:tcMar>
+              <w:top w:w="70" w:type="dxa"/>
+              <w:start w:w="80" w:type="dxa"/>
+              <w:bottom w:w="70" w:type="dxa"/>
+              <w:end w:w="80" w:type="dxa"/>
+            </w:tcMar>
+          </w:tcPr>
+          <w:p>
+            <w:pPr>
+              <w:spacing w:line="240" w:lineRule="auto" w:after="0"/>
+              <w:ind w:firstLine="0" w:left="0" w:right="0"/>
+              <w:jc w:val="left"/>
+            </w:pPr>
+            <w:r>
+              <w:rPr>
+                <w:rFonts w:ascii="Times New Roman" w:hAnsi="Times New Roman" w:eastAsia="Times New Roman"/>
+                <w:b w:val="0"/>
+                <w:sz w:val="14"/>
+              </w:rPr>
+            </w:r>
+          </w:p>
+        </w:tc>
+        <w:tc>
+          <w:tcPr>
+            <w:tcW w:type="dxa" w:w="648"/>
+            <w:vAlign w:val="center"/>
+            <w:tcMar>
+              <w:top w:w="70" w:type="dxa"/>
+              <w:start w:w="80" w:type="dxa"/>
+              <w:bottom w:w="70" w:type="dxa"/>
+              <w:end w:w="80" w:type="dxa"/>
+            </w:tcMar>
+          </w:tcPr>
+          <w:p>
+            <w:pPr>
+              <w:spacing w:line="240" w:lineRule="auto" w:after="0"/>
+              <w:ind w:firstLine="0" w:left="0" w:right="0"/>
+              <w:jc w:val="left"/>
+            </w:pPr>
+            <w:r>
+              <w:rPr>
+                <w:rFonts w:ascii="Times New Roman" w:hAnsi="Times New Roman" w:eastAsia="Times New Roman"/>
+                <w:b w:val="0"/>
+                <w:sz w:val="14"/>
+              </w:rPr>
+              <w:t>PEOU3</w:t>
+            </w:r>
+          </w:p>
+        </w:tc>
+        <w:tc>
+          <w:tcPr>
+            <w:tcW w:type="dxa" w:w="3816"/>
+            <w:vAlign w:val="center"/>
+            <w:tcMar>
+              <w:top w:w="70" w:type="dxa"/>
+              <w:start w:w="80" w:type="dxa"/>
+              <w:bottom w:w="70" w:type="dxa"/>
+              <w:end w:w="80" w:type="dxa"/>
+            </w:tcMar>
+          </w:tcPr>
+          <w:p>
+            <w:pPr>
+              <w:spacing w:line="240" w:lineRule="auto" w:after="0"/>
+              <w:ind w:firstLine="0" w:left="0" w:right="0"/>
+              <w:jc w:val="left"/>
+            </w:pPr>
+            <w:r>
+              <w:rPr>
+                <w:rFonts w:ascii="Times New Roman" w:hAnsi="Times New Roman" w:eastAsia="Times New Roman"/>
+                <w:b w:val="0"/>
+                <w:sz w:val="14"/>
+              </w:rPr>
+              <w:t>If I were to obtain university-issued digital badges, I would find them easy to use.</w:t>
+            </w:r>
+          </w:p>
+        </w:tc>
+        <w:tc>
+          <w:tcPr>
+            <w:tcW w:type="dxa" w:w="864"/>
+            <w:vAlign w:val="center"/>
+            <w:tcMar>
+              <w:top w:w="70" w:type="dxa"/>
+              <w:start w:w="80" w:type="dxa"/>
+              <w:bottom w:w="70" w:type="dxa"/>
+              <w:end w:w="80" w:type="dxa"/>
+            </w:tcMar>
+          </w:tcPr>
+          <w:p>
+            <w:pPr>
+              <w:spacing w:line="240" w:lineRule="auto" w:after="0"/>
+              <w:ind w:firstLine="0" w:left="0" w:right="0"/>
+              <w:jc w:val="left"/>
+            </w:pPr>
+            <w:r>
+              <w:rPr>
+                <w:rFonts w:ascii="Times New Roman" w:hAnsi="Times New Roman" w:eastAsia="Times New Roman"/>
+                <w:b w:val="0"/>
+                <w:sz w:val="14"/>
+              </w:rPr>
+              <w:t>7-point Likert</w:t>
+            </w:r>
+          </w:p>
+        </w:tc>
+        <w:tc>
+          <w:tcPr>
+            <w:tcW w:type="dxa" w:w="1368"/>
+            <w:vAlign w:val="center"/>
+            <w:tcMar>
+              <w:top w:w="70" w:type="dxa"/>
+              <w:start w:w="80" w:type="dxa"/>
+              <w:bottom w:w="70" w:type="dxa"/>
+              <w:end w:w="80" w:type="dxa"/>
+            </w:tcMar>
+          </w:tcPr>
+          <w:p>
+            <w:pPr>
+              <w:spacing w:line="240" w:lineRule="auto" w:after="0"/>
+              <w:ind w:firstLine="0" w:left="0" w:right="0"/>
+              <w:jc w:val="left"/>
+            </w:pPr>
+            <w:r>
+              <w:rPr>
+                <w:rFonts w:ascii="Times New Roman" w:hAnsi="Times New Roman" w:eastAsia="Times New Roman"/>
+                <w:b w:val="0"/>
+                <w:sz w:val="14"/>
+              </w:rPr>
+              <w:t>Steenkamp et al. (2024)</w:t>
+            </w:r>
+          </w:p>
+        </w:tc>
+      </w:tr>
+      <w:tr>
+        <w:trPr>
+          <w:cantSplit/>
+        </w:trPr>
+        <w:tc>
+          <w:tcPr>
+            <w:tcW w:type="dxa" w:w="2232"/>
+            <w:vAlign w:val="center"/>
+            <w:tcMar>
+              <w:top w:w="70" w:type="dxa"/>
+              <w:start w:w="80" w:type="dxa"/>
+              <w:bottom w:w="70" w:type="dxa"/>
+              <w:end w:w="80" w:type="dxa"/>
+            </w:tcMar>
+            <w:shd w:fill="FAFAFA"/>
+          </w:tcPr>
+          <w:p>
+            <w:pPr>
+              <w:spacing w:line="240" w:lineRule="auto" w:after="0"/>
+              <w:ind w:firstLine="0" w:left="0" w:right="0"/>
+              <w:jc w:val="left"/>
+            </w:pPr>
+            <w:r>
+              <w:rPr>
+                <w:rFonts w:ascii="Times New Roman" w:hAnsi="Times New Roman" w:eastAsia="Times New Roman"/>
+                <w:b w:val="0"/>
+                <w:sz w:val="14"/>
+              </w:rPr>
+            </w:r>
+          </w:p>
+        </w:tc>
+        <w:tc>
+          <w:tcPr>
+            <w:tcW w:type="dxa" w:w="648"/>
+            <w:vAlign w:val="center"/>
+            <w:tcMar>
+              <w:top w:w="70" w:type="dxa"/>
+              <w:start w:w="80" w:type="dxa"/>
+              <w:bottom w:w="70" w:type="dxa"/>
+              <w:end w:w="80" w:type="dxa"/>
+            </w:tcMar>
+            <w:shd w:fill="FAFAFA"/>
+          </w:tcPr>
+          <w:p>
+            <w:pPr>
+              <w:spacing w:line="240" w:lineRule="auto" w:after="0"/>
+              <w:ind w:firstLine="0" w:left="0" w:right="0"/>
+              <w:jc w:val="left"/>
+            </w:pPr>
+            <w:r>
+              <w:rPr>
+                <w:rFonts w:ascii="Times New Roman" w:hAnsi="Times New Roman" w:eastAsia="Times New Roman"/>
+                <w:b w:val="0"/>
+                <w:sz w:val="14"/>
+              </w:rPr>
+              <w:t>PEOU4</w:t>
+            </w:r>
+          </w:p>
+        </w:tc>
+        <w:tc>
+          <w:tcPr>
+            <w:tcW w:type="dxa" w:w="3816"/>
+            <w:vAlign w:val="center"/>
+            <w:tcMar>
+              <w:top w:w="70" w:type="dxa"/>
+              <w:start w:w="80" w:type="dxa"/>
+              <w:bottom w:w="70" w:type="dxa"/>
+              <w:end w:w="80" w:type="dxa"/>
+            </w:tcMar>
+            <w:shd w:fill="FAFAFA"/>
+          </w:tcPr>
+          <w:p>
+            <w:pPr>
+              <w:spacing w:line="240" w:lineRule="auto" w:after="0"/>
+              <w:ind w:firstLine="0" w:left="0" w:right="0"/>
+              <w:jc w:val="left"/>
+            </w:pPr>
+            <w:r>
+              <w:rPr>
+                <w:rFonts w:ascii="Times New Roman" w:hAnsi="Times New Roman" w:eastAsia="Times New Roman"/>
+                <w:b w:val="0"/>
+                <w:sz w:val="14"/>
+              </w:rPr>
+              <w:t>If I were to obtain university-issued digital badges, I would find it easy to get them to do what I want them to do.</w:t>
+            </w:r>
+          </w:p>
+        </w:tc>
+        <w:tc>
+          <w:tcPr>
+            <w:tcW w:type="dxa" w:w="864"/>
+            <w:vAlign w:val="center"/>
+            <w:tcMar>
+              <w:top w:w="70" w:type="dxa"/>
+              <w:start w:w="80" w:type="dxa"/>
+              <w:bottom w:w="70" w:type="dxa"/>
+              <w:end w:w="80" w:type="dxa"/>
+            </w:tcMar>
+            <w:shd w:fill="FAFAFA"/>
+          </w:tcPr>
+          <w:p>
+            <w:pPr>
+              <w:spacing w:line="240" w:lineRule="auto" w:after="0"/>
+              <w:ind w:firstLine="0" w:left="0" w:right="0"/>
+              <w:jc w:val="left"/>
+            </w:pPr>
+            <w:r>
+              <w:rPr>
+                <w:rFonts w:ascii="Times New Roman" w:hAnsi="Times New Roman" w:eastAsia="Times New Roman"/>
+                <w:b w:val="0"/>
+                <w:sz w:val="14"/>
+              </w:rPr>
+              <w:t>7-point Likert</w:t>
+            </w:r>
+          </w:p>
+        </w:tc>
+        <w:tc>
+          <w:tcPr>
+            <w:tcW w:type="dxa" w:w="1368"/>
+            <w:vAlign w:val="center"/>
+            <w:tcMar>
+              <w:top w:w="70" w:type="dxa"/>
+              <w:start w:w="80" w:type="dxa"/>
+              <w:bottom w:w="70" w:type="dxa"/>
+              <w:end w:w="80" w:type="dxa"/>
+            </w:tcMar>
+            <w:shd w:fill="FAFAFA"/>
+          </w:tcPr>
+          <w:p>
+            <w:pPr>
+              <w:spacing w:line="240" w:lineRule="auto" w:after="0"/>
+              <w:ind w:firstLine="0" w:left="0" w:right="0"/>
+              <w:jc w:val="left"/>
+            </w:pPr>
+            <w:r>
+              <w:rPr>
+                <w:rFonts w:ascii="Times New Roman" w:hAnsi="Times New Roman" w:eastAsia="Times New Roman"/>
+                <w:b w:val="0"/>
+                <w:sz w:val="14"/>
+              </w:rPr>
+              <w:t>Steenkamp et al. (2024)</w:t>
+            </w:r>
+          </w:p>
+        </w:tc>
+      </w:tr>
+      <w:tr>
+        <w:trPr>
+          <w:cantSplit/>
+        </w:trPr>
+        <w:tc>
+          <w:tcPr>
+            <w:tcW w:type="dxa" w:w="2232"/>
+            <w:vAlign w:val="center"/>
+            <w:tcMar>
+              <w:top w:w="70" w:type="dxa"/>
+              <w:start w:w="80" w:type="dxa"/>
+              <w:bottom w:w="70" w:type="dxa"/>
+              <w:end w:w="80" w:type="dxa"/>
+            </w:tcMar>
+          </w:tcPr>
+          <w:p>
+            <w:pPr>
+              <w:spacing w:line="240" w:lineRule="auto" w:after="0"/>
+              <w:ind w:firstLine="0" w:left="0" w:right="0"/>
+              <w:jc w:val="left"/>
+            </w:pPr>
+            <w:r>
+              <w:rPr>
+                <w:rFonts w:ascii="Times New Roman" w:hAnsi="Times New Roman" w:eastAsia="Times New Roman"/>
+                <w:b w:val="0"/>
+                <w:sz w:val="14"/>
+              </w:rPr>
+              <w:t>Subjective Norm: The extent to which a student perceives that important people and the university expect or support the use of digital badges in job applications.</w:t>
+            </w:r>
+          </w:p>
+        </w:tc>
+        <w:tc>
+          <w:tcPr>
+            <w:tcW w:type="dxa" w:w="648"/>
+            <w:vAlign w:val="center"/>
+            <w:tcMar>
+              <w:top w:w="70" w:type="dxa"/>
+              <w:start w:w="80" w:type="dxa"/>
+              <w:bottom w:w="70" w:type="dxa"/>
+              <w:end w:w="80" w:type="dxa"/>
+            </w:tcMar>
+          </w:tcPr>
+          <w:p>
+            <w:pPr>
+              <w:spacing w:line="240" w:lineRule="auto" w:after="0"/>
+              <w:ind w:firstLine="0" w:left="0" w:right="0"/>
+              <w:jc w:val="left"/>
+            </w:pPr>
+            <w:r>
+              <w:rPr>
+                <w:rFonts w:ascii="Times New Roman" w:hAnsi="Times New Roman" w:eastAsia="Times New Roman"/>
+                <w:b w:val="0"/>
+                <w:sz w:val="14"/>
+              </w:rPr>
+              <w:t>SN1</w:t>
+            </w:r>
+          </w:p>
+        </w:tc>
+        <w:tc>
+          <w:tcPr>
+            <w:tcW w:type="dxa" w:w="3816"/>
+            <w:vAlign w:val="center"/>
+            <w:tcMar>
+              <w:top w:w="70" w:type="dxa"/>
+              <w:start w:w="80" w:type="dxa"/>
+              <w:bottom w:w="70" w:type="dxa"/>
+              <w:end w:w="80" w:type="dxa"/>
+            </w:tcMar>
+          </w:tcPr>
+          <w:p>
+            <w:pPr>
+              <w:spacing w:line="240" w:lineRule="auto" w:after="0"/>
+              <w:ind w:firstLine="0" w:left="0" w:right="0"/>
+              <w:jc w:val="left"/>
+            </w:pPr>
+            <w:r>
+              <w:rPr>
+                <w:rFonts w:ascii="Times New Roman" w:hAnsi="Times New Roman" w:eastAsia="Times New Roman"/>
+                <w:b w:val="0"/>
+                <w:sz w:val="14"/>
+              </w:rPr>
+              <w:t>People who influence my behaviour think that I should use university-issued digital badges when applying for jobs.</w:t>
+            </w:r>
+          </w:p>
+        </w:tc>
+        <w:tc>
+          <w:tcPr>
+            <w:tcW w:type="dxa" w:w="864"/>
+            <w:vAlign w:val="center"/>
+            <w:tcMar>
+              <w:top w:w="70" w:type="dxa"/>
+              <w:start w:w="80" w:type="dxa"/>
+              <w:bottom w:w="70" w:type="dxa"/>
+              <w:end w:w="80" w:type="dxa"/>
+            </w:tcMar>
+          </w:tcPr>
+          <w:p>
+            <w:pPr>
+              <w:spacing w:line="240" w:lineRule="auto" w:after="0"/>
+              <w:ind w:firstLine="0" w:left="0" w:right="0"/>
+              <w:jc w:val="left"/>
+            </w:pPr>
+            <w:r>
+              <w:rPr>
+                <w:rFonts w:ascii="Times New Roman" w:hAnsi="Times New Roman" w:eastAsia="Times New Roman"/>
+                <w:b w:val="0"/>
+                <w:sz w:val="14"/>
+              </w:rPr>
+              <w:t>7-point Likert</w:t>
+            </w:r>
+          </w:p>
+        </w:tc>
+        <w:tc>
+          <w:tcPr>
+            <w:tcW w:type="dxa" w:w="1368"/>
+            <w:vAlign w:val="center"/>
+            <w:tcMar>
+              <w:top w:w="70" w:type="dxa"/>
+              <w:start w:w="80" w:type="dxa"/>
+              <w:bottom w:w="70" w:type="dxa"/>
+              <w:end w:w="80" w:type="dxa"/>
+            </w:tcMar>
+          </w:tcPr>
+          <w:p>
+            <w:pPr>
+              <w:spacing w:line="240" w:lineRule="auto" w:after="0"/>
+              <w:ind w:firstLine="0" w:left="0" w:right="0"/>
+              <w:jc w:val="left"/>
+            </w:pPr>
+            <w:r>
+              <w:rPr>
+                <w:rFonts w:ascii="Times New Roman" w:hAnsi="Times New Roman" w:eastAsia="Times New Roman"/>
+                <w:b w:val="0"/>
+                <w:sz w:val="14"/>
+              </w:rPr>
+              <w:t>Steenkamp et al. (2024)</w:t>
+            </w:r>
+          </w:p>
+        </w:tc>
+      </w:tr>
+      <w:tr>
+        <w:trPr>
+          <w:cantSplit/>
+        </w:trPr>
+        <w:tc>
+          <w:tcPr>
+            <w:tcW w:type="dxa" w:w="2232"/>
+            <w:vAlign w:val="center"/>
+            <w:tcMar>
+              <w:top w:w="70" w:type="dxa"/>
+              <w:start w:w="80" w:type="dxa"/>
+              <w:bottom w:w="70" w:type="dxa"/>
+              <w:end w:w="80" w:type="dxa"/>
+            </w:tcMar>
+            <w:shd w:fill="FAFAFA"/>
+          </w:tcPr>
+          <w:p>
+            <w:pPr>
+              <w:spacing w:line="240" w:lineRule="auto" w:after="0"/>
+              <w:ind w:firstLine="0" w:left="0" w:right="0"/>
+              <w:jc w:val="left"/>
+            </w:pPr>
+            <w:r>
+              <w:rPr>
+                <w:rFonts w:ascii="Times New Roman" w:hAnsi="Times New Roman" w:eastAsia="Times New Roman"/>
+                <w:b w:val="0"/>
+                <w:sz w:val="14"/>
+              </w:rPr>
+            </w:r>
+          </w:p>
+        </w:tc>
+        <w:tc>
+          <w:tcPr>
+            <w:tcW w:type="dxa" w:w="648"/>
+            <w:vAlign w:val="center"/>
+            <w:tcMar>
+              <w:top w:w="70" w:type="dxa"/>
+              <w:start w:w="80" w:type="dxa"/>
+              <w:bottom w:w="70" w:type="dxa"/>
+              <w:end w:w="80" w:type="dxa"/>
+            </w:tcMar>
+            <w:shd w:fill="FAFAFA"/>
+          </w:tcPr>
+          <w:p>
+            <w:pPr>
+              <w:spacing w:line="240" w:lineRule="auto" w:after="0"/>
+              <w:ind w:firstLine="0" w:left="0" w:right="0"/>
+              <w:jc w:val="left"/>
+            </w:pPr>
+            <w:r>
+              <w:rPr>
+                <w:rFonts w:ascii="Times New Roman" w:hAnsi="Times New Roman" w:eastAsia="Times New Roman"/>
+                <w:b w:val="0"/>
+                <w:sz w:val="14"/>
+              </w:rPr>
+              <w:t>SN2</w:t>
+            </w:r>
+          </w:p>
+        </w:tc>
+        <w:tc>
+          <w:tcPr>
+            <w:tcW w:type="dxa" w:w="3816"/>
+            <w:vAlign w:val="center"/>
+            <w:tcMar>
+              <w:top w:w="70" w:type="dxa"/>
+              <w:start w:w="80" w:type="dxa"/>
+              <w:bottom w:w="70" w:type="dxa"/>
+              <w:end w:w="80" w:type="dxa"/>
+            </w:tcMar>
+            <w:shd w:fill="FAFAFA"/>
+          </w:tcPr>
+          <w:p>
+            <w:pPr>
+              <w:spacing w:line="240" w:lineRule="auto" w:after="0"/>
+              <w:ind w:firstLine="0" w:left="0" w:right="0"/>
+              <w:jc w:val="left"/>
+            </w:pPr>
+            <w:r>
+              <w:rPr>
+                <w:rFonts w:ascii="Times New Roman" w:hAnsi="Times New Roman" w:eastAsia="Times New Roman"/>
+                <w:b w:val="0"/>
+                <w:sz w:val="14"/>
+              </w:rPr>
+              <w:t>People who are important to me think that I should use university-issued digital badges when applying for jobs.</w:t>
+            </w:r>
+          </w:p>
+        </w:tc>
+        <w:tc>
+          <w:tcPr>
+            <w:tcW w:type="dxa" w:w="864"/>
+            <w:vAlign w:val="center"/>
+            <w:tcMar>
+              <w:top w:w="70" w:type="dxa"/>
+              <w:start w:w="80" w:type="dxa"/>
+              <w:bottom w:w="70" w:type="dxa"/>
+              <w:end w:w="80" w:type="dxa"/>
+            </w:tcMar>
+            <w:shd w:fill="FAFAFA"/>
+          </w:tcPr>
+          <w:p>
+            <w:pPr>
+              <w:spacing w:line="240" w:lineRule="auto" w:after="0"/>
+              <w:ind w:firstLine="0" w:left="0" w:right="0"/>
+              <w:jc w:val="left"/>
+            </w:pPr>
+            <w:r>
+              <w:rPr>
+                <w:rFonts w:ascii="Times New Roman" w:hAnsi="Times New Roman" w:eastAsia="Times New Roman"/>
+                <w:b w:val="0"/>
+                <w:sz w:val="14"/>
+              </w:rPr>
+              <w:t>7-point Likert</w:t>
+            </w:r>
+          </w:p>
+        </w:tc>
+        <w:tc>
+          <w:tcPr>
+            <w:tcW w:type="dxa" w:w="1368"/>
+            <w:vAlign w:val="center"/>
+            <w:tcMar>
+              <w:top w:w="70" w:type="dxa"/>
+              <w:start w:w="80" w:type="dxa"/>
+              <w:bottom w:w="70" w:type="dxa"/>
+              <w:end w:w="80" w:type="dxa"/>
+            </w:tcMar>
+            <w:shd w:fill="FAFAFA"/>
+          </w:tcPr>
+          <w:p>
+            <w:pPr>
+              <w:spacing w:line="240" w:lineRule="auto" w:after="0"/>
+              <w:ind w:firstLine="0" w:left="0" w:right="0"/>
+              <w:jc w:val="left"/>
+            </w:pPr>
+            <w:r>
+              <w:rPr>
+                <w:rFonts w:ascii="Times New Roman" w:hAnsi="Times New Roman" w:eastAsia="Times New Roman"/>
+                <w:b w:val="0"/>
+                <w:sz w:val="14"/>
+              </w:rPr>
+              <w:t>Steenkamp et al. (2024)</w:t>
+            </w:r>
+          </w:p>
+        </w:tc>
+      </w:tr>
+      <w:tr>
+        <w:trPr>
+          <w:cantSplit/>
+        </w:trPr>
+        <w:tc>
+          <w:tcPr>
+            <w:tcW w:type="dxa" w:w="2232"/>
+            <w:vAlign w:val="center"/>
+            <w:tcMar>
+              <w:top w:w="70" w:type="dxa"/>
+              <w:start w:w="80" w:type="dxa"/>
+              <w:bottom w:w="70" w:type="dxa"/>
+              <w:end w:w="80" w:type="dxa"/>
+            </w:tcMar>
+          </w:tcPr>
+          <w:p>
+            <w:pPr>
+              <w:spacing w:line="240" w:lineRule="auto" w:after="0"/>
+              <w:ind w:firstLine="0" w:left="0" w:right="0"/>
+              <w:jc w:val="left"/>
+            </w:pPr>
+            <w:r>
+              <w:rPr>
+                <w:rFonts w:ascii="Times New Roman" w:hAnsi="Times New Roman" w:eastAsia="Times New Roman"/>
+                <w:b w:val="0"/>
+                <w:sz w:val="14"/>
+              </w:rPr>
+            </w:r>
+          </w:p>
+        </w:tc>
+        <w:tc>
+          <w:tcPr>
+            <w:tcW w:type="dxa" w:w="648"/>
+            <w:vAlign w:val="center"/>
+            <w:tcMar>
+              <w:top w:w="70" w:type="dxa"/>
+              <w:start w:w="80" w:type="dxa"/>
+              <w:bottom w:w="70" w:type="dxa"/>
+              <w:end w:w="80" w:type="dxa"/>
+            </w:tcMar>
+          </w:tcPr>
+          <w:p>
+            <w:pPr>
+              <w:spacing w:line="240" w:lineRule="auto" w:after="0"/>
+              <w:ind w:firstLine="0" w:left="0" w:right="0"/>
+              <w:jc w:val="left"/>
+            </w:pPr>
+            <w:r>
+              <w:rPr>
+                <w:rFonts w:ascii="Times New Roman" w:hAnsi="Times New Roman" w:eastAsia="Times New Roman"/>
+                <w:b w:val="0"/>
+                <w:sz w:val="14"/>
+              </w:rPr>
+              <w:t>SN3</w:t>
+            </w:r>
+          </w:p>
+        </w:tc>
+        <w:tc>
+          <w:tcPr>
+            <w:tcW w:type="dxa" w:w="3816"/>
+            <w:vAlign w:val="center"/>
+            <w:tcMar>
+              <w:top w:w="70" w:type="dxa"/>
+              <w:start w:w="80" w:type="dxa"/>
+              <w:bottom w:w="70" w:type="dxa"/>
+              <w:end w:w="80" w:type="dxa"/>
+            </w:tcMar>
+          </w:tcPr>
+          <w:p>
+            <w:pPr>
+              <w:spacing w:line="240" w:lineRule="auto" w:after="0"/>
+              <w:ind w:firstLine="0" w:left="0" w:right="0"/>
+              <w:jc w:val="left"/>
+            </w:pPr>
+            <w:r>
+              <w:rPr>
+                <w:rFonts w:ascii="Times New Roman" w:hAnsi="Times New Roman" w:eastAsia="Times New Roman"/>
+                <w:b w:val="0"/>
+                <w:sz w:val="14"/>
+              </w:rPr>
+              <w:t>My university would be helpful in using university-issued digital badges for job applications.</w:t>
+            </w:r>
+          </w:p>
+        </w:tc>
+        <w:tc>
+          <w:tcPr>
+            <w:tcW w:type="dxa" w:w="864"/>
+            <w:vAlign w:val="center"/>
+            <w:tcMar>
+              <w:top w:w="70" w:type="dxa"/>
+              <w:start w:w="80" w:type="dxa"/>
+              <w:bottom w:w="70" w:type="dxa"/>
+              <w:end w:w="80" w:type="dxa"/>
+            </w:tcMar>
+          </w:tcPr>
+          <w:p>
+            <w:pPr>
+              <w:spacing w:line="240" w:lineRule="auto" w:after="0"/>
+              <w:ind w:firstLine="0" w:left="0" w:right="0"/>
+              <w:jc w:val="left"/>
+            </w:pPr>
+            <w:r>
+              <w:rPr>
+                <w:rFonts w:ascii="Times New Roman" w:hAnsi="Times New Roman" w:eastAsia="Times New Roman"/>
+                <w:b w:val="0"/>
+                <w:sz w:val="14"/>
+              </w:rPr>
+              <w:t>7-point Likert</w:t>
+            </w:r>
+          </w:p>
+        </w:tc>
+        <w:tc>
+          <w:tcPr>
+            <w:tcW w:type="dxa" w:w="1368"/>
+            <w:vAlign w:val="center"/>
+            <w:tcMar>
+              <w:top w:w="70" w:type="dxa"/>
+              <w:start w:w="80" w:type="dxa"/>
+              <w:bottom w:w="70" w:type="dxa"/>
+              <w:end w:w="80" w:type="dxa"/>
+            </w:tcMar>
+          </w:tcPr>
+          <w:p>
+            <w:pPr>
+              <w:spacing w:line="240" w:lineRule="auto" w:after="0"/>
+              <w:ind w:firstLine="0" w:left="0" w:right="0"/>
+              <w:jc w:val="left"/>
+            </w:pPr>
+            <w:r>
+              <w:rPr>
+                <w:rFonts w:ascii="Times New Roman" w:hAnsi="Times New Roman" w:eastAsia="Times New Roman"/>
+                <w:b w:val="0"/>
+                <w:sz w:val="14"/>
+              </w:rPr>
+              <w:t>Steenkamp et al. (2024)</w:t>
+            </w:r>
+          </w:p>
+        </w:tc>
+      </w:tr>
+      <w:tr>
+        <w:trPr>
+          <w:cantSplit/>
+        </w:trPr>
+        <w:tc>
+          <w:tcPr>
+            <w:tcW w:type="dxa" w:w="2232"/>
+            <w:vAlign w:val="center"/>
+            <w:tcMar>
+              <w:top w:w="70" w:type="dxa"/>
+              <w:start w:w="80" w:type="dxa"/>
+              <w:bottom w:w="70" w:type="dxa"/>
+              <w:end w:w="80" w:type="dxa"/>
+            </w:tcMar>
+            <w:shd w:fill="FAFAFA"/>
+          </w:tcPr>
+          <w:p>
+            <w:pPr>
+              <w:spacing w:line="240" w:lineRule="auto" w:after="0"/>
+              <w:ind w:firstLine="0" w:left="0" w:right="0"/>
+              <w:jc w:val="left"/>
+            </w:pPr>
+            <w:r>
+              <w:rPr>
+                <w:rFonts w:ascii="Times New Roman" w:hAnsi="Times New Roman" w:eastAsia="Times New Roman"/>
+                <w:b w:val="0"/>
+                <w:sz w:val="14"/>
+              </w:rPr>
+            </w:r>
+          </w:p>
+        </w:tc>
+        <w:tc>
+          <w:tcPr>
+            <w:tcW w:type="dxa" w:w="648"/>
+            <w:vAlign w:val="center"/>
+            <w:tcMar>
+              <w:top w:w="70" w:type="dxa"/>
+              <w:start w:w="80" w:type="dxa"/>
+              <w:bottom w:w="70" w:type="dxa"/>
+              <w:end w:w="80" w:type="dxa"/>
+            </w:tcMar>
+            <w:shd w:fill="FAFAFA"/>
+          </w:tcPr>
+          <w:p>
+            <w:pPr>
+              <w:spacing w:line="240" w:lineRule="auto" w:after="0"/>
+              <w:ind w:firstLine="0" w:left="0" w:right="0"/>
+              <w:jc w:val="left"/>
+            </w:pPr>
+            <w:r>
+              <w:rPr>
+                <w:rFonts w:ascii="Times New Roman" w:hAnsi="Times New Roman" w:eastAsia="Times New Roman"/>
+                <w:b w:val="0"/>
+                <w:sz w:val="14"/>
+              </w:rPr>
+              <w:t>SN4</w:t>
+            </w:r>
+          </w:p>
+        </w:tc>
+        <w:tc>
+          <w:tcPr>
+            <w:tcW w:type="dxa" w:w="3816"/>
+            <w:vAlign w:val="center"/>
+            <w:tcMar>
+              <w:top w:w="70" w:type="dxa"/>
+              <w:start w:w="80" w:type="dxa"/>
+              <w:bottom w:w="70" w:type="dxa"/>
+              <w:end w:w="80" w:type="dxa"/>
+            </w:tcMar>
+            <w:shd w:fill="FAFAFA"/>
+          </w:tcPr>
+          <w:p>
+            <w:pPr>
+              <w:spacing w:line="240" w:lineRule="auto" w:after="0"/>
+              <w:ind w:firstLine="0" w:left="0" w:right="0"/>
+              <w:jc w:val="left"/>
+            </w:pPr>
+            <w:r>
+              <w:rPr>
+                <w:rFonts w:ascii="Times New Roman" w:hAnsi="Times New Roman" w:eastAsia="Times New Roman"/>
+                <w:b w:val="0"/>
+                <w:sz w:val="14"/>
+              </w:rPr>
+              <w:t>In general, my university would support the use of university-issued digital badges for job applications.</w:t>
+            </w:r>
+          </w:p>
+        </w:tc>
+        <w:tc>
+          <w:tcPr>
+            <w:tcW w:type="dxa" w:w="864"/>
+            <w:vAlign w:val="center"/>
+            <w:tcMar>
+              <w:top w:w="70" w:type="dxa"/>
+              <w:start w:w="80" w:type="dxa"/>
+              <w:bottom w:w="70" w:type="dxa"/>
+              <w:end w:w="80" w:type="dxa"/>
+            </w:tcMar>
+            <w:shd w:fill="FAFAFA"/>
+          </w:tcPr>
+          <w:p>
+            <w:pPr>
+              <w:spacing w:line="240" w:lineRule="auto" w:after="0"/>
+              <w:ind w:firstLine="0" w:left="0" w:right="0"/>
+              <w:jc w:val="left"/>
+            </w:pPr>
+            <w:r>
+              <w:rPr>
+                <w:rFonts w:ascii="Times New Roman" w:hAnsi="Times New Roman" w:eastAsia="Times New Roman"/>
+                <w:b w:val="0"/>
+                <w:sz w:val="14"/>
+              </w:rPr>
+              <w:t>7-point Likert</w:t>
+            </w:r>
+          </w:p>
+        </w:tc>
+        <w:tc>
+          <w:tcPr>
+            <w:tcW w:type="dxa" w:w="1368"/>
+            <w:vAlign w:val="center"/>
+            <w:tcMar>
+              <w:top w:w="70" w:type="dxa"/>
+              <w:start w:w="80" w:type="dxa"/>
+              <w:bottom w:w="70" w:type="dxa"/>
+              <w:end w:w="80" w:type="dxa"/>
+            </w:tcMar>
+            <w:shd w:fill="FAFAFA"/>
+          </w:tcPr>
+          <w:p>
+            <w:pPr>
+              <w:spacing w:line="240" w:lineRule="auto" w:after="0"/>
+              <w:ind w:firstLine="0" w:left="0" w:right="0"/>
+              <w:jc w:val="left"/>
+            </w:pPr>
+            <w:r>
+              <w:rPr>
+                <w:rFonts w:ascii="Times New Roman" w:hAnsi="Times New Roman" w:eastAsia="Times New Roman"/>
+                <w:b w:val="0"/>
+                <w:sz w:val="14"/>
+              </w:rPr>
+              <w:t>Steenkamp et al. (2024)</w:t>
+            </w:r>
+          </w:p>
+        </w:tc>
+      </w:tr>
+      <w:tr>
+        <w:trPr>
+          <w:cantSplit/>
+        </w:trPr>
+        <w:tc>
+          <w:tcPr>
+            <w:tcW w:type="dxa" w:w="2232"/>
+            <w:vAlign w:val="center"/>
+            <w:tcMar>
+              <w:top w:w="70" w:type="dxa"/>
+              <w:start w:w="80" w:type="dxa"/>
+              <w:bottom w:w="70" w:type="dxa"/>
+              <w:end w:w="80" w:type="dxa"/>
+            </w:tcMar>
+          </w:tcPr>
+          <w:p>
+            <w:pPr>
+              <w:spacing w:line="240" w:lineRule="auto" w:after="0"/>
+              <w:ind w:firstLine="0" w:left="0" w:right="0"/>
+              <w:jc w:val="left"/>
+            </w:pPr>
+            <w:r>
+              <w:rPr>
+                <w:rFonts w:ascii="Times New Roman" w:hAnsi="Times New Roman" w:eastAsia="Times New Roman"/>
+                <w:b w:val="0"/>
+                <w:sz w:val="14"/>
+              </w:rPr>
+              <w:t>Job Application Relevance: The extent to which a student believes that digital badges are applicable and pertinent to job-search and job-application activities.</w:t>
+            </w:r>
+          </w:p>
+        </w:tc>
+        <w:tc>
+          <w:tcPr>
+            <w:tcW w:type="dxa" w:w="648"/>
+            <w:vAlign w:val="center"/>
+            <w:tcMar>
+              <w:top w:w="70" w:type="dxa"/>
+              <w:start w:w="80" w:type="dxa"/>
+              <w:bottom w:w="70" w:type="dxa"/>
+              <w:end w:w="80" w:type="dxa"/>
+            </w:tcMar>
+          </w:tcPr>
+          <w:p>
+            <w:pPr>
+              <w:spacing w:line="240" w:lineRule="auto" w:after="0"/>
+              <w:ind w:firstLine="0" w:left="0" w:right="0"/>
+              <w:jc w:val="left"/>
+            </w:pPr>
+            <w:r>
+              <w:rPr>
+                <w:rFonts w:ascii="Times New Roman" w:hAnsi="Times New Roman" w:eastAsia="Times New Roman"/>
+                <w:b w:val="0"/>
+                <w:sz w:val="14"/>
+              </w:rPr>
+              <w:t>REL1</w:t>
+            </w:r>
+          </w:p>
+        </w:tc>
+        <w:tc>
+          <w:tcPr>
+            <w:tcW w:type="dxa" w:w="3816"/>
+            <w:vAlign w:val="center"/>
+            <w:tcMar>
+              <w:top w:w="70" w:type="dxa"/>
+              <w:start w:w="80" w:type="dxa"/>
+              <w:bottom w:w="70" w:type="dxa"/>
+              <w:end w:w="80" w:type="dxa"/>
+            </w:tcMar>
+          </w:tcPr>
+          <w:p>
+            <w:pPr>
+              <w:spacing w:line="240" w:lineRule="auto" w:after="0"/>
+              <w:ind w:firstLine="0" w:left="0" w:right="0"/>
+              <w:jc w:val="left"/>
+            </w:pPr>
+            <w:r>
+              <w:rPr>
+                <w:rFonts w:ascii="Times New Roman" w:hAnsi="Times New Roman" w:eastAsia="Times New Roman"/>
+                <w:b w:val="0"/>
+                <w:sz w:val="14"/>
+              </w:rPr>
+              <w:t>When job searching, usage of university-issued digital badges is important.</w:t>
+            </w:r>
+          </w:p>
+        </w:tc>
+        <w:tc>
+          <w:tcPr>
+            <w:tcW w:type="dxa" w:w="864"/>
+            <w:vAlign w:val="center"/>
+            <w:tcMar>
+              <w:top w:w="70" w:type="dxa"/>
+              <w:start w:w="80" w:type="dxa"/>
+              <w:bottom w:w="70" w:type="dxa"/>
+              <w:end w:w="80" w:type="dxa"/>
+            </w:tcMar>
+          </w:tcPr>
+          <w:p>
+            <w:pPr>
+              <w:spacing w:line="240" w:lineRule="auto" w:after="0"/>
+              <w:ind w:firstLine="0" w:left="0" w:right="0"/>
+              <w:jc w:val="left"/>
+            </w:pPr>
+            <w:r>
+              <w:rPr>
+                <w:rFonts w:ascii="Times New Roman" w:hAnsi="Times New Roman" w:eastAsia="Times New Roman"/>
+                <w:b w:val="0"/>
+                <w:sz w:val="14"/>
+              </w:rPr>
+              <w:t>7-point Likert</w:t>
+            </w:r>
+          </w:p>
+        </w:tc>
+        <w:tc>
+          <w:tcPr>
+            <w:tcW w:type="dxa" w:w="1368"/>
+            <w:vAlign w:val="center"/>
+            <w:tcMar>
+              <w:top w:w="70" w:type="dxa"/>
+              <w:start w:w="80" w:type="dxa"/>
+              <w:bottom w:w="70" w:type="dxa"/>
+              <w:end w:w="80" w:type="dxa"/>
+            </w:tcMar>
+          </w:tcPr>
+          <w:p>
+            <w:pPr>
+              <w:spacing w:line="240" w:lineRule="auto" w:after="0"/>
+              <w:ind w:firstLine="0" w:left="0" w:right="0"/>
+              <w:jc w:val="left"/>
+            </w:pPr>
+            <w:r>
+              <w:rPr>
+                <w:rFonts w:ascii="Times New Roman" w:hAnsi="Times New Roman" w:eastAsia="Times New Roman"/>
+                <w:b w:val="0"/>
+                <w:sz w:val="14"/>
+              </w:rPr>
+              <w:t>Steenkamp et al. (2024)</w:t>
+            </w:r>
+          </w:p>
+        </w:tc>
+      </w:tr>
+      <w:tr>
+        <w:trPr>
+          <w:cantSplit/>
+        </w:trPr>
+        <w:tc>
+          <w:tcPr>
+            <w:tcW w:type="dxa" w:w="2232"/>
+            <w:vAlign w:val="center"/>
+            <w:tcMar>
+              <w:top w:w="70" w:type="dxa"/>
+              <w:start w:w="80" w:type="dxa"/>
+              <w:bottom w:w="70" w:type="dxa"/>
+              <w:end w:w="80" w:type="dxa"/>
+            </w:tcMar>
+            <w:shd w:fill="FAFAFA"/>
+          </w:tcPr>
+          <w:p>
+            <w:pPr>
+              <w:spacing w:line="240" w:lineRule="auto" w:after="0"/>
+              <w:ind w:firstLine="0" w:left="0" w:right="0"/>
+              <w:jc w:val="left"/>
+            </w:pPr>
+            <w:r>
+              <w:rPr>
+                <w:rFonts w:ascii="Times New Roman" w:hAnsi="Times New Roman" w:eastAsia="Times New Roman"/>
+                <w:b w:val="0"/>
+                <w:sz w:val="14"/>
+              </w:rPr>
+            </w:r>
+          </w:p>
+        </w:tc>
+        <w:tc>
+          <w:tcPr>
+            <w:tcW w:type="dxa" w:w="648"/>
+            <w:vAlign w:val="center"/>
+            <w:tcMar>
+              <w:top w:w="70" w:type="dxa"/>
+              <w:start w:w="80" w:type="dxa"/>
+              <w:bottom w:w="70" w:type="dxa"/>
+              <w:end w:w="80" w:type="dxa"/>
+            </w:tcMar>
+            <w:shd w:fill="FAFAFA"/>
+          </w:tcPr>
+          <w:p>
+            <w:pPr>
+              <w:spacing w:line="240" w:lineRule="auto" w:after="0"/>
+              <w:ind w:firstLine="0" w:left="0" w:right="0"/>
+              <w:jc w:val="left"/>
+            </w:pPr>
+            <w:r>
+              <w:rPr>
+                <w:rFonts w:ascii="Times New Roman" w:hAnsi="Times New Roman" w:eastAsia="Times New Roman"/>
+                <w:b w:val="0"/>
+                <w:sz w:val="14"/>
+              </w:rPr>
+              <w:t>REL2</w:t>
+            </w:r>
+          </w:p>
+        </w:tc>
+        <w:tc>
+          <w:tcPr>
+            <w:tcW w:type="dxa" w:w="3816"/>
+            <w:vAlign w:val="center"/>
+            <w:tcMar>
+              <w:top w:w="70" w:type="dxa"/>
+              <w:start w:w="80" w:type="dxa"/>
+              <w:bottom w:w="70" w:type="dxa"/>
+              <w:end w:w="80" w:type="dxa"/>
+            </w:tcMar>
+            <w:shd w:fill="FAFAFA"/>
+          </w:tcPr>
+          <w:p>
+            <w:pPr>
+              <w:spacing w:line="240" w:lineRule="auto" w:after="0"/>
+              <w:ind w:firstLine="0" w:left="0" w:right="0"/>
+              <w:jc w:val="left"/>
+            </w:pPr>
+            <w:r>
+              <w:rPr>
+                <w:rFonts w:ascii="Times New Roman" w:hAnsi="Times New Roman" w:eastAsia="Times New Roman"/>
+                <w:b w:val="0"/>
+                <w:sz w:val="14"/>
+              </w:rPr>
+              <w:t>When job searching, usage of university-issued digital badges is relevant.</w:t>
+            </w:r>
+          </w:p>
+        </w:tc>
+        <w:tc>
+          <w:tcPr>
+            <w:tcW w:type="dxa" w:w="864"/>
+            <w:vAlign w:val="center"/>
+            <w:tcMar>
+              <w:top w:w="70" w:type="dxa"/>
+              <w:start w:w="80" w:type="dxa"/>
+              <w:bottom w:w="70" w:type="dxa"/>
+              <w:end w:w="80" w:type="dxa"/>
+            </w:tcMar>
+            <w:shd w:fill="FAFAFA"/>
+          </w:tcPr>
+          <w:p>
+            <w:pPr>
+              <w:spacing w:line="240" w:lineRule="auto" w:after="0"/>
+              <w:ind w:firstLine="0" w:left="0" w:right="0"/>
+              <w:jc w:val="left"/>
+            </w:pPr>
+            <w:r>
+              <w:rPr>
+                <w:rFonts w:ascii="Times New Roman" w:hAnsi="Times New Roman" w:eastAsia="Times New Roman"/>
+                <w:b w:val="0"/>
+                <w:sz w:val="14"/>
+              </w:rPr>
+              <w:t>7-point Likert</w:t>
+            </w:r>
+          </w:p>
+        </w:tc>
+        <w:tc>
+          <w:tcPr>
+            <w:tcW w:type="dxa" w:w="1368"/>
+            <w:vAlign w:val="center"/>
+            <w:tcMar>
+              <w:top w:w="70" w:type="dxa"/>
+              <w:start w:w="80" w:type="dxa"/>
+              <w:bottom w:w="70" w:type="dxa"/>
+              <w:end w:w="80" w:type="dxa"/>
+            </w:tcMar>
+            <w:shd w:fill="FAFAFA"/>
+          </w:tcPr>
+          <w:p>
+            <w:pPr>
+              <w:spacing w:line="240" w:lineRule="auto" w:after="0"/>
+              <w:ind w:firstLine="0" w:left="0" w:right="0"/>
+              <w:jc w:val="left"/>
+            </w:pPr>
+            <w:r>
+              <w:rPr>
+                <w:rFonts w:ascii="Times New Roman" w:hAnsi="Times New Roman" w:eastAsia="Times New Roman"/>
+                <w:b w:val="0"/>
+                <w:sz w:val="14"/>
+              </w:rPr>
+              <w:t>Steenkamp et al. (2024)</w:t>
+            </w:r>
+          </w:p>
+        </w:tc>
+      </w:tr>
+      <w:tr>
+        <w:trPr>
+          <w:cantSplit/>
+        </w:trPr>
+        <w:tc>
+          <w:tcPr>
+            <w:tcW w:type="dxa" w:w="2232"/>
+            <w:vAlign w:val="center"/>
+            <w:tcMar>
+              <w:top w:w="70" w:type="dxa"/>
+              <w:start w:w="80" w:type="dxa"/>
+              <w:bottom w:w="70" w:type="dxa"/>
+              <w:end w:w="80" w:type="dxa"/>
+            </w:tcMar>
+          </w:tcPr>
+          <w:p>
+            <w:pPr>
+              <w:spacing w:line="240" w:lineRule="auto" w:after="0"/>
+              <w:ind w:firstLine="0" w:left="0" w:right="0"/>
+              <w:jc w:val="left"/>
+            </w:pPr>
+            <w:r>
+              <w:rPr>
+                <w:rFonts w:ascii="Times New Roman" w:hAnsi="Times New Roman" w:eastAsia="Times New Roman"/>
+                <w:b w:val="0"/>
+                <w:sz w:val="14"/>
+              </w:rPr>
+            </w:r>
+          </w:p>
+        </w:tc>
+        <w:tc>
+          <w:tcPr>
+            <w:tcW w:type="dxa" w:w="648"/>
+            <w:vAlign w:val="center"/>
+            <w:tcMar>
+              <w:top w:w="70" w:type="dxa"/>
+              <w:start w:w="80" w:type="dxa"/>
+              <w:bottom w:w="70" w:type="dxa"/>
+              <w:end w:w="80" w:type="dxa"/>
+            </w:tcMar>
+          </w:tcPr>
+          <w:p>
+            <w:pPr>
+              <w:spacing w:line="240" w:lineRule="auto" w:after="0"/>
+              <w:ind w:firstLine="0" w:left="0" w:right="0"/>
+              <w:jc w:val="left"/>
+            </w:pPr>
+            <w:r>
+              <w:rPr>
+                <w:rFonts w:ascii="Times New Roman" w:hAnsi="Times New Roman" w:eastAsia="Times New Roman"/>
+                <w:b w:val="0"/>
+                <w:sz w:val="14"/>
+              </w:rPr>
+              <w:t>REL3</w:t>
+            </w:r>
+          </w:p>
+        </w:tc>
+        <w:tc>
+          <w:tcPr>
+            <w:tcW w:type="dxa" w:w="3816"/>
+            <w:vAlign w:val="center"/>
+            <w:tcMar>
+              <w:top w:w="70" w:type="dxa"/>
+              <w:start w:w="80" w:type="dxa"/>
+              <w:bottom w:w="70" w:type="dxa"/>
+              <w:end w:w="80" w:type="dxa"/>
+            </w:tcMar>
+          </w:tcPr>
+          <w:p>
+            <w:pPr>
+              <w:spacing w:line="240" w:lineRule="auto" w:after="0"/>
+              <w:ind w:firstLine="0" w:left="0" w:right="0"/>
+              <w:jc w:val="left"/>
+            </w:pPr>
+            <w:r>
+              <w:rPr>
+                <w:rFonts w:ascii="Times New Roman" w:hAnsi="Times New Roman" w:eastAsia="Times New Roman"/>
+                <w:b w:val="0"/>
+                <w:sz w:val="14"/>
+              </w:rPr>
+              <w:t>The use of university-issued digital badges is pertinent to my job searching activities.</w:t>
+            </w:r>
+          </w:p>
+        </w:tc>
+        <w:tc>
+          <w:tcPr>
+            <w:tcW w:type="dxa" w:w="864"/>
+            <w:vAlign w:val="center"/>
+            <w:tcMar>
+              <w:top w:w="70" w:type="dxa"/>
+              <w:start w:w="80" w:type="dxa"/>
+              <w:bottom w:w="70" w:type="dxa"/>
+              <w:end w:w="80" w:type="dxa"/>
+            </w:tcMar>
+          </w:tcPr>
+          <w:p>
+            <w:pPr>
+              <w:spacing w:line="240" w:lineRule="auto" w:after="0"/>
+              <w:ind w:firstLine="0" w:left="0" w:right="0"/>
+              <w:jc w:val="left"/>
+            </w:pPr>
+            <w:r>
+              <w:rPr>
+                <w:rFonts w:ascii="Times New Roman" w:hAnsi="Times New Roman" w:eastAsia="Times New Roman"/>
+                <w:b w:val="0"/>
+                <w:sz w:val="14"/>
+              </w:rPr>
+              <w:t>7-point Likert</w:t>
+            </w:r>
+          </w:p>
+        </w:tc>
+        <w:tc>
+          <w:tcPr>
+            <w:tcW w:type="dxa" w:w="1368"/>
+            <w:vAlign w:val="center"/>
+            <w:tcMar>
+              <w:top w:w="70" w:type="dxa"/>
+              <w:start w:w="80" w:type="dxa"/>
+              <w:bottom w:w="70" w:type="dxa"/>
+              <w:end w:w="80" w:type="dxa"/>
+            </w:tcMar>
+          </w:tcPr>
+          <w:p>
+            <w:pPr>
+              <w:spacing w:line="240" w:lineRule="auto" w:after="0"/>
+              <w:ind w:firstLine="0" w:left="0" w:right="0"/>
+              <w:jc w:val="left"/>
+            </w:pPr>
+            <w:r>
+              <w:rPr>
+                <w:rFonts w:ascii="Times New Roman" w:hAnsi="Times New Roman" w:eastAsia="Times New Roman"/>
+                <w:b w:val="0"/>
+                <w:sz w:val="14"/>
+              </w:rPr>
+              <w:t>Steenkamp et al. (2024)</w:t>
+            </w:r>
+          </w:p>
+        </w:tc>
+      </w:tr>
+      <w:tr>
+        <w:trPr>
+          <w:cantSplit/>
+        </w:trPr>
+        <w:tc>
+          <w:tcPr>
+            <w:tcW w:type="dxa" w:w="2232"/>
+            <w:vAlign w:val="center"/>
+            <w:tcMar>
+              <w:top w:w="70" w:type="dxa"/>
+              <w:start w:w="80" w:type="dxa"/>
+              <w:bottom w:w="70" w:type="dxa"/>
+              <w:end w:w="80" w:type="dxa"/>
+            </w:tcMar>
+            <w:shd w:fill="FAFAFA"/>
+          </w:tcPr>
+          <w:p>
+            <w:pPr>
+              <w:spacing w:line="240" w:lineRule="auto" w:after="0"/>
+              <w:ind w:firstLine="0" w:left="0" w:right="0"/>
+              <w:jc w:val="left"/>
+            </w:pPr>
+            <w:r>
+              <w:rPr>
+                <w:rFonts w:ascii="Times New Roman" w:hAnsi="Times New Roman" w:eastAsia="Times New Roman"/>
+                <w:b w:val="0"/>
+                <w:sz w:val="14"/>
+              </w:rPr>
+              <w:t>Behavioural Intention to Use DB: A student's stated intention or plan to use university-issued digital badges when applying for jobs.</w:t>
+            </w:r>
+          </w:p>
+        </w:tc>
+        <w:tc>
+          <w:tcPr>
+            <w:tcW w:type="dxa" w:w="648"/>
+            <w:vAlign w:val="center"/>
+            <w:tcMar>
+              <w:top w:w="70" w:type="dxa"/>
+              <w:start w:w="80" w:type="dxa"/>
+              <w:bottom w:w="70" w:type="dxa"/>
+              <w:end w:w="80" w:type="dxa"/>
+            </w:tcMar>
+            <w:shd w:fill="FAFAFA"/>
+          </w:tcPr>
+          <w:p>
+            <w:pPr>
+              <w:spacing w:line="240" w:lineRule="auto" w:after="0"/>
+              <w:ind w:firstLine="0" w:left="0" w:right="0"/>
+              <w:jc w:val="left"/>
+            </w:pPr>
+            <w:r>
+              <w:rPr>
+                <w:rFonts w:ascii="Times New Roman" w:hAnsi="Times New Roman" w:eastAsia="Times New Roman"/>
+                <w:b w:val="0"/>
+                <w:sz w:val="14"/>
+              </w:rPr>
+              <w:t>BI1</w:t>
+            </w:r>
+          </w:p>
+        </w:tc>
+        <w:tc>
+          <w:tcPr>
+            <w:tcW w:type="dxa" w:w="3816"/>
+            <w:vAlign w:val="center"/>
+            <w:tcMar>
+              <w:top w:w="70" w:type="dxa"/>
+              <w:start w:w="80" w:type="dxa"/>
+              <w:bottom w:w="70" w:type="dxa"/>
+              <w:end w:w="80" w:type="dxa"/>
+            </w:tcMar>
+            <w:shd w:fill="FAFAFA"/>
+          </w:tcPr>
+          <w:p>
+            <w:pPr>
+              <w:spacing w:line="240" w:lineRule="auto" w:after="0"/>
+              <w:ind w:firstLine="0" w:left="0" w:right="0"/>
+              <w:jc w:val="left"/>
+            </w:pPr>
+            <w:r>
+              <w:rPr>
+                <w:rFonts w:ascii="Times New Roman" w:hAnsi="Times New Roman" w:eastAsia="Times New Roman"/>
+                <w:b w:val="0"/>
+                <w:sz w:val="14"/>
+              </w:rPr>
+              <w:t>Assuming I had access to university-issued digital badges I intend to use them when I apply for jobs.</w:t>
+            </w:r>
+          </w:p>
+        </w:tc>
+        <w:tc>
+          <w:tcPr>
+            <w:tcW w:type="dxa" w:w="864"/>
+            <w:vAlign w:val="center"/>
+            <w:tcMar>
+              <w:top w:w="70" w:type="dxa"/>
+              <w:start w:w="80" w:type="dxa"/>
+              <w:bottom w:w="70" w:type="dxa"/>
+              <w:end w:w="80" w:type="dxa"/>
+            </w:tcMar>
+            <w:shd w:fill="FAFAFA"/>
+          </w:tcPr>
+          <w:p>
+            <w:pPr>
+              <w:spacing w:line="240" w:lineRule="auto" w:after="0"/>
+              <w:ind w:firstLine="0" w:left="0" w:right="0"/>
+              <w:jc w:val="left"/>
+            </w:pPr>
+            <w:r>
+              <w:rPr>
+                <w:rFonts w:ascii="Times New Roman" w:hAnsi="Times New Roman" w:eastAsia="Times New Roman"/>
+                <w:b w:val="0"/>
+                <w:sz w:val="14"/>
+              </w:rPr>
+              <w:t>7-point Likert</w:t>
+            </w:r>
+          </w:p>
+        </w:tc>
+        <w:tc>
+          <w:tcPr>
+            <w:tcW w:type="dxa" w:w="1368"/>
+            <w:vAlign w:val="center"/>
+            <w:tcMar>
+              <w:top w:w="70" w:type="dxa"/>
+              <w:start w:w="80" w:type="dxa"/>
+              <w:bottom w:w="70" w:type="dxa"/>
+              <w:end w:w="80" w:type="dxa"/>
+            </w:tcMar>
+            <w:shd w:fill="FAFAFA"/>
+          </w:tcPr>
+          <w:p>
+            <w:pPr>
+              <w:spacing w:line="240" w:lineRule="auto" w:after="0"/>
+              <w:ind w:firstLine="0" w:left="0" w:right="0"/>
+              <w:jc w:val="left"/>
+            </w:pPr>
+            <w:r>
+              <w:rPr>
+                <w:rFonts w:ascii="Times New Roman" w:hAnsi="Times New Roman" w:eastAsia="Times New Roman"/>
+                <w:b w:val="0"/>
+                <w:sz w:val="14"/>
+              </w:rPr>
+              <w:t>Steenkamp et al. (2024)</w:t>
+            </w:r>
+          </w:p>
+        </w:tc>
+      </w:tr>
+      <w:tr>
+        <w:trPr>
+          <w:cantSplit/>
+        </w:trPr>
+        <w:tc>
+          <w:tcPr>
+            <w:tcW w:type="dxa" w:w="2232"/>
+            <w:vAlign w:val="center"/>
+            <w:tcMar>
+              <w:top w:w="70" w:type="dxa"/>
+              <w:start w:w="80" w:type="dxa"/>
+              <w:bottom w:w="70" w:type="dxa"/>
+              <w:end w:w="80" w:type="dxa"/>
+            </w:tcMar>
+          </w:tcPr>
+          <w:p>
+            <w:pPr>
+              <w:spacing w:line="240" w:lineRule="auto" w:after="0"/>
+              <w:ind w:firstLine="0" w:left="0" w:right="0"/>
+              <w:jc w:val="left"/>
+            </w:pPr>
+            <w:r>
+              <w:rPr>
+                <w:rFonts w:ascii="Times New Roman" w:hAnsi="Times New Roman" w:eastAsia="Times New Roman"/>
+                <w:b w:val="0"/>
+                <w:sz w:val="14"/>
+              </w:rPr>
+            </w:r>
+          </w:p>
+        </w:tc>
+        <w:tc>
+          <w:tcPr>
+            <w:tcW w:type="dxa" w:w="648"/>
+            <w:vAlign w:val="center"/>
+            <w:tcMar>
+              <w:top w:w="70" w:type="dxa"/>
+              <w:start w:w="80" w:type="dxa"/>
+              <w:bottom w:w="70" w:type="dxa"/>
+              <w:end w:w="80" w:type="dxa"/>
+            </w:tcMar>
+          </w:tcPr>
+          <w:p>
+            <w:pPr>
+              <w:spacing w:line="240" w:lineRule="auto" w:after="0"/>
+              <w:ind w:firstLine="0" w:left="0" w:right="0"/>
+              <w:jc w:val="left"/>
+            </w:pPr>
+            <w:r>
+              <w:rPr>
+                <w:rFonts w:ascii="Times New Roman" w:hAnsi="Times New Roman" w:eastAsia="Times New Roman"/>
+                <w:b w:val="0"/>
+                <w:sz w:val="14"/>
+              </w:rPr>
+              <w:t>BI2</w:t>
+            </w:r>
+          </w:p>
+        </w:tc>
+        <w:tc>
+          <w:tcPr>
+            <w:tcW w:type="dxa" w:w="3816"/>
+            <w:vAlign w:val="center"/>
+            <w:tcMar>
+              <w:top w:w="70" w:type="dxa"/>
+              <w:start w:w="80" w:type="dxa"/>
+              <w:bottom w:w="70" w:type="dxa"/>
+              <w:end w:w="80" w:type="dxa"/>
+            </w:tcMar>
+          </w:tcPr>
+          <w:p>
+            <w:pPr>
+              <w:spacing w:line="240" w:lineRule="auto" w:after="0"/>
+              <w:ind w:firstLine="0" w:left="0" w:right="0"/>
+              <w:jc w:val="left"/>
+            </w:pPr>
+            <w:r>
+              <w:rPr>
+                <w:rFonts w:ascii="Times New Roman" w:hAnsi="Times New Roman" w:eastAsia="Times New Roman"/>
+                <w:b w:val="0"/>
+                <w:sz w:val="14"/>
+              </w:rPr>
+              <w:t>Given that I had access to university-issued digital badges, I predict that I would use them when I apply for jobs.</w:t>
+            </w:r>
+          </w:p>
+        </w:tc>
+        <w:tc>
+          <w:tcPr>
+            <w:tcW w:type="dxa" w:w="864"/>
+            <w:vAlign w:val="center"/>
+            <w:tcMar>
+              <w:top w:w="70" w:type="dxa"/>
+              <w:start w:w="80" w:type="dxa"/>
+              <w:bottom w:w="70" w:type="dxa"/>
+              <w:end w:w="80" w:type="dxa"/>
+            </w:tcMar>
+          </w:tcPr>
+          <w:p>
+            <w:pPr>
+              <w:spacing w:line="240" w:lineRule="auto" w:after="0"/>
+              <w:ind w:firstLine="0" w:left="0" w:right="0"/>
+              <w:jc w:val="left"/>
+            </w:pPr>
+            <w:r>
+              <w:rPr>
+                <w:rFonts w:ascii="Times New Roman" w:hAnsi="Times New Roman" w:eastAsia="Times New Roman"/>
+                <w:b w:val="0"/>
+                <w:sz w:val="14"/>
+              </w:rPr>
+              <w:t>7-point Likert</w:t>
+            </w:r>
+          </w:p>
+        </w:tc>
+        <w:tc>
+          <w:tcPr>
+            <w:tcW w:type="dxa" w:w="1368"/>
+            <w:vAlign w:val="center"/>
+            <w:tcMar>
+              <w:top w:w="70" w:type="dxa"/>
+              <w:start w:w="80" w:type="dxa"/>
+              <w:bottom w:w="70" w:type="dxa"/>
+              <w:end w:w="80" w:type="dxa"/>
+            </w:tcMar>
+          </w:tcPr>
+          <w:p>
+            <w:pPr>
+              <w:spacing w:line="240" w:lineRule="auto" w:after="0"/>
+              <w:ind w:firstLine="0" w:left="0" w:right="0"/>
+              <w:jc w:val="left"/>
+            </w:pPr>
+            <w:r>
+              <w:rPr>
+                <w:rFonts w:ascii="Times New Roman" w:hAnsi="Times New Roman" w:eastAsia="Times New Roman"/>
+                <w:b w:val="0"/>
+                <w:sz w:val="14"/>
+              </w:rPr>
+              <w:t>Steenkamp et al. (2024)</w:t>
+            </w:r>
+          </w:p>
+        </w:tc>
+      </w:tr>
+      <w:tr>
+        <w:trPr>
+          <w:cantSplit/>
+        </w:trPr>
+        <w:tc>
+          <w:tcPr>
+            <w:tcW w:type="dxa" w:w="2232"/>
+            <w:vAlign w:val="center"/>
+            <w:tcMar>
+              <w:top w:w="70" w:type="dxa"/>
+              <w:start w:w="80" w:type="dxa"/>
+              <w:bottom w:w="70" w:type="dxa"/>
+              <w:end w:w="80" w:type="dxa"/>
+            </w:tcMar>
+            <w:shd w:fill="FAFAFA"/>
+          </w:tcPr>
+          <w:p>
+            <w:pPr>
+              <w:spacing w:line="240" w:lineRule="auto" w:after="0"/>
+              <w:ind w:firstLine="0" w:left="0" w:right="0"/>
+              <w:jc w:val="left"/>
+            </w:pPr>
+            <w:r>
+              <w:rPr>
+                <w:rFonts w:ascii="Times New Roman" w:hAnsi="Times New Roman" w:eastAsia="Times New Roman"/>
+                <w:b w:val="0"/>
+                <w:sz w:val="14"/>
+              </w:rPr>
+            </w:r>
+          </w:p>
+        </w:tc>
+        <w:tc>
+          <w:tcPr>
+            <w:tcW w:type="dxa" w:w="648"/>
+            <w:vAlign w:val="center"/>
+            <w:tcMar>
+              <w:top w:w="70" w:type="dxa"/>
+              <w:start w:w="80" w:type="dxa"/>
+              <w:bottom w:w="70" w:type="dxa"/>
+              <w:end w:w="80" w:type="dxa"/>
+            </w:tcMar>
+            <w:shd w:fill="FAFAFA"/>
+          </w:tcPr>
+          <w:p>
+            <w:pPr>
+              <w:spacing w:line="240" w:lineRule="auto" w:after="0"/>
+              <w:ind w:firstLine="0" w:left="0" w:right="0"/>
+              <w:jc w:val="left"/>
+            </w:pPr>
+            <w:r>
+              <w:rPr>
+                <w:rFonts w:ascii="Times New Roman" w:hAnsi="Times New Roman" w:eastAsia="Times New Roman"/>
+                <w:b w:val="0"/>
+                <w:sz w:val="14"/>
+              </w:rPr>
+              <w:t>BI3</w:t>
+            </w:r>
+          </w:p>
+        </w:tc>
+        <w:tc>
+          <w:tcPr>
+            <w:tcW w:type="dxa" w:w="3816"/>
+            <w:vAlign w:val="center"/>
+            <w:tcMar>
+              <w:top w:w="70" w:type="dxa"/>
+              <w:start w:w="80" w:type="dxa"/>
+              <w:bottom w:w="70" w:type="dxa"/>
+              <w:end w:w="80" w:type="dxa"/>
+            </w:tcMar>
+            <w:shd w:fill="FAFAFA"/>
+          </w:tcPr>
+          <w:p>
+            <w:pPr>
+              <w:spacing w:line="240" w:lineRule="auto" w:after="0"/>
+              <w:ind w:firstLine="0" w:left="0" w:right="0"/>
+              <w:jc w:val="left"/>
+            </w:pPr>
+            <w:r>
+              <w:rPr>
+                <w:rFonts w:ascii="Times New Roman" w:hAnsi="Times New Roman" w:eastAsia="Times New Roman"/>
+                <w:b w:val="0"/>
+                <w:sz w:val="14"/>
+              </w:rPr>
+              <w:t>If I had access to university-issued digital badges, I would plan to use them when I apply for jobs in the next 12 months.</w:t>
+            </w:r>
+          </w:p>
+        </w:tc>
+        <w:tc>
+          <w:tcPr>
+            <w:tcW w:type="dxa" w:w="864"/>
+            <w:vAlign w:val="center"/>
+            <w:tcMar>
+              <w:top w:w="70" w:type="dxa"/>
+              <w:start w:w="80" w:type="dxa"/>
+              <w:bottom w:w="70" w:type="dxa"/>
+              <w:end w:w="80" w:type="dxa"/>
+            </w:tcMar>
+            <w:shd w:fill="FAFAFA"/>
+          </w:tcPr>
+          <w:p>
+            <w:pPr>
+              <w:spacing w:line="240" w:lineRule="auto" w:after="0"/>
+              <w:ind w:firstLine="0" w:left="0" w:right="0"/>
+              <w:jc w:val="left"/>
+            </w:pPr>
+            <w:r>
+              <w:rPr>
+                <w:rFonts w:ascii="Times New Roman" w:hAnsi="Times New Roman" w:eastAsia="Times New Roman"/>
+                <w:b w:val="0"/>
+                <w:sz w:val="14"/>
+              </w:rPr>
+              <w:t>7-point Likert</w:t>
+            </w:r>
+          </w:p>
+        </w:tc>
+        <w:tc>
+          <w:tcPr>
+            <w:tcW w:type="dxa" w:w="1368"/>
+            <w:vAlign w:val="center"/>
+            <w:tcMar>
+              <w:top w:w="70" w:type="dxa"/>
+              <w:start w:w="80" w:type="dxa"/>
+              <w:bottom w:w="70" w:type="dxa"/>
+              <w:end w:w="80" w:type="dxa"/>
+            </w:tcMar>
+            <w:shd w:fill="FAFAFA"/>
+          </w:tcPr>
+          <w:p>
+            <w:pPr>
+              <w:spacing w:line="240" w:lineRule="auto" w:after="0"/>
+              <w:ind w:firstLine="0" w:left="0" w:right="0"/>
+              <w:jc w:val="left"/>
+            </w:pPr>
+            <w:r>
+              <w:rPr>
+                <w:rFonts w:ascii="Times New Roman" w:hAnsi="Times New Roman" w:eastAsia="Times New Roman"/>
+                <w:b w:val="0"/>
+                <w:sz w:val="14"/>
+              </w:rPr>
+              <w:t>Steenkamp et al. (2024)</w:t>
             </w:r>
           </w:p>
         </w:tc>
@@ -3951,7 +6141,7 @@
           <w:color w:val="595959"/>
           <w:sz w:val="19"/>
         </w:rPr>
-        <w:t>The complete questionnaire statements and their measurement sources are presented in Section 4.3.</w:t>
+        <w:t>BI3 corrects the source Appendix's apparent typographical phrase 'use the when' to 'use them when'; no construct meaning or timeframe is changed.</w:t>
       </w:r>
     </w:p>
     <w:p>
@@ -3977,7 +6167,7 @@
     </w:p>
     <w:p>
       <w:r>
-        <w:t>The study will use a quantitative, explanatory, cross-sectional survey design. This design is appropriate for measuring students' perceptions and testing the hypothesised relationships among the 11 latent variables at one point in time. The construct indicators will be specified as reflective, consistent with Steenkamp et al. (2024), and the model will be estimated using PLS-SEM.</w:t>
+        <w:t>The study will use a quantitative, explanatory, cross-sectional survey design. This design is appropriate for measuring student perceptions and estimating the four hypothesised relationships at one point in time. The five constructs will be measured reflectively, consistent with Steenkamp et al. (2024), and the measurement and structural models will be assessed using PLS-SEM. The design can identify associations and predictive relationships but cannot establish causal effects.</w:t>
       </w:r>
     </w:p>
     <w:p>
@@ -3998,7 +6188,7 @@
     </w:p>
     <w:p>
       <w:r>
-        <w:t>The target population consists of students aged 18 years or older who are currently enrolled in an IT-related undergraduate or postgraduate programme at a university in Thailand. Relevant fields may include information technology, computer science, software engineering, information systems, data science, cybersecurity, and closely related programmes.</w:t>
+        <w:t>The target population consists of students aged 18 years or older who are currently enrolled in an IT-related undergraduate or postgraduate programme at a university in Thailand. Relevant fields include information technology, computer science, software engineering, information systems, data science, cybersecurity, computer engineering, and closely related programmes.</w:t>
       </w:r>
     </w:p>
     <w:p>
@@ -4011,7 +6201,7 @@
     </w:p>
     <w:p>
       <w:r>
-        <w:t>Non-probability convenience and snowball sampling will be used because a complete national sampling frame of Thai IT students is not available. The online questionnaire will be distributed through IT-related university programmes, student groups, and academic networks. The Krejcie and Morgan (1970) table identifies 384 as a conventional sample-size benchmark for a large population under probability-sampling assumptions. Because the present study uses non-probability sampling, this benchmark does not imply a 5% margin of error for the achieved sample. It is used as a conservative target that also exceeds the minimum normally required for a PLS-SEM model of this complexity (Hair et al., 2022). The main study will therefore require at least 384 usable responses, with a recruitment target of 400 to allow for incomplete or ineligible responses.</w:t>
+        <w:t>Convenience and snowball sampling will be used because a complete national sampling frame of Thai IT students is not available. The questionnaire will be distributed through university programmes, student groups, and academic networks. The Krejcie and Morgan (1970) table provides 384 as a conventional benchmark for a large population under probability-sampling assumptions. The present non-probability sample cannot claim the corresponding margin of error, but 384 is retained as a conservative minimum and exceeds the sample normally required for this five-construct PLS-SEM model (Hair et al., 2022). The recruitment target will be 400 usable responses.</w:t>
       </w:r>
     </w:p>
     <w:p>
@@ -4024,7 +6214,7 @@
     </w:p>
     <w:p>
       <w:r>
-        <w:t>Respondents will be included if they provide informed consent, are at least 18 years old, are currently enrolled in an IT-related university programme in Thailand, and complete the construct measures. Responses will be excluded for failed eligibility screening, duplicate submission, substantial missing data, or implausibly short completion time. Pilot participants will not be included in the main-study dataset.</w:t>
+        <w:t>Respondents will be included if they provide informed consent, are at least 18 years old, are currently enrolled in an IT-related university programme in Thailand, and complete the construct measures. Records will be excluded for failed eligibility screening, duplicate submission, substantial missing data, or implausibly short completion time. Pilot participants will not be included in the main-study dataset.</w:t>
       </w:r>
     </w:p>
     <w:p>
@@ -4037,12 +6227,7 @@
     </w:p>
     <w:p>
       <w:r>
-        <w:t>Data will be collected using a structured online questionnaire. The conceptual measures and 40 construct items are adopted from Steenkamp et al. (2024, Appendix, pp. 28-29), who drew the measures from established TAM, TAM3, UTAUT, and computer self-efficacy scales. The focal referent throughout the construct section is a university-issued digital badge representing completion of an IT micro-credential and used in a job application.</w:t>
-      </w:r>
-    </w:p>
-    <w:p>
-      <w:r>
-        <w:t>BI3 contains a grammatical correction from 'use the when' in the published Appendix to 'use them when'; the construct meaning, referent, and 12-month timeframe are unchanged.</w:t>
+        <w:t>Data will be collected through a structured online questionnaire. The 18 construct items are the items printed by Steenkamp et al. (2024, Appendix, pp. 28-29) for the five exact constructs retained in the conceptual framework. Their wording already refers to university-issued digital badges and job applications, so no contextual replacement is required. BI3 contains only the grammatical correction described in Section 3.4.</w:t>
       </w:r>
     </w:p>
     <w:p>
@@ -4217,7 +6402,7 @@
                 <w:b w:val="0"/>
                 <w:sz w:val="17"/>
               </w:rPr>
-              <w:t>Participant information, consent, age, enrolment status, and field of study</w:t>
+              <w:t>Participant information, consent, age, enrolment status, and field</w:t>
             </w:r>
           </w:p>
         </w:tc>
@@ -4305,7 +6490,7 @@
                 <w:b w:val="0"/>
                 <w:sz w:val="17"/>
               </w:rPr>
-              <w:t>Neutral definition of an IT micro-credential and a university-issued digital badge</w:t>
+              <w:t>Neutral definition of an IT micro-credential and university-issued digital badge</w:t>
             </w:r>
           </w:p>
         </w:tc>
@@ -4392,7 +6577,7 @@
                 <w:b w:val="0"/>
                 <w:sz w:val="17"/>
               </w:rPr>
-              <w:t>Age group, gender, study level, field, year of study, institution type, and prior badge awareness or use</w:t>
+              <w:t>Age group, gender, study level, field, year, institution type, and prior badge awareness or use</w:t>
             </w:r>
           </w:p>
         </w:tc>
@@ -4480,7 +6665,7 @@
                 <w:b w:val="0"/>
                 <w:sz w:val="17"/>
               </w:rPr>
-              <w:t>Forty statements measuring the 11 model constructs</w:t>
+              <w:t>Eighteen statements measuring five model constructs</w:t>
             </w:r>
           </w:p>
         </w:tc>
@@ -4521,7 +6706,7 @@
     </w:p>
     <w:p>
       <w:r>
-        <w:t>Construct items will use a seven-point Likert agreement scale ranging from 1 (strongly disagree) to 7 (strongly agree). The full English questionnaire statements and their published measurement sources are presented below.</w:t>
+        <w:t>All construct items will use the seven-point agreement scale employed by Steenkamp et al. (2024), ranging from 1 (strongly disagree) to 7 (strongly agree). The complete English measurement instrument is presented below.</w:t>
       </w:r>
     </w:p>
     <w:p>
@@ -5927,1845 +8112,6 @@
         <w:pStyle w:val="Heading3"/>
       </w:pPr>
       <w:r>
-        <w:t>Computer Self-Efficacy</w:t>
-      </w:r>
-    </w:p>
-    <w:p>
-      <w:pPr>
-        <w:keepNext/>
-        <w:spacing w:before="120" w:after="80"/>
-        <w:ind w:firstLine="0"/>
-      </w:pPr>
-      <w:r>
-        <w:rPr>
-          <w:b/>
-          <w:sz w:val="21"/>
-        </w:rPr>
-        <w:t>Table 4.5: Computer Self-Efficacy measurement items</w:t>
-      </w:r>
-    </w:p>
-    <w:tbl>
-      <w:tblPr>
-        <w:tblStyle w:val="TableGrid"/>
-        <w:tblW w:type="dxa" w:w="8928"/>
-        <w:tblLayout w:type="fixed"/>
-        <w:tblLook w:firstColumn="1" w:firstRow="1" w:lastColumn="0" w:lastRow="0" w:noHBand="0" w:noVBand="1" w:val="04A0"/>
-        <w:jc w:val="left"/>
-        <w:tblInd w:w="120" w:type="dxa"/>
-      </w:tblPr>
-      <w:tblGrid>
-        <w:gridCol w:w="792"/>
-        <w:gridCol w:w="5904"/>
-        <w:gridCol w:w="2232"/>
-      </w:tblGrid>
-      <w:tr>
-        <w:trPr>
-          <w:tblHeader w:val="true"/>
-          <w:cantSplit/>
-        </w:trPr>
-        <w:tc>
-          <w:tcPr>
-            <w:tcW w:type="dxa" w:w="792"/>
-            <w:vAlign w:val="center"/>
-            <w:tcMar>
-              <w:top w:w="70" w:type="dxa"/>
-              <w:start w:w="80" w:type="dxa"/>
-              <w:bottom w:w="70" w:type="dxa"/>
-              <w:end w:w="80" w:type="dxa"/>
-            </w:tcMar>
-            <w:shd w:fill="D9E2F3"/>
-          </w:tcPr>
-          <w:p>
-            <w:pPr>
-              <w:spacing w:line="240" w:lineRule="auto" w:after="0"/>
-              <w:ind w:firstLine="0" w:left="0" w:right="0"/>
-              <w:jc w:val="center"/>
-            </w:pPr>
-            <w:r>
-              <w:rPr>
-                <w:rFonts w:ascii="Times New Roman" w:hAnsi="Times New Roman" w:eastAsia="Times New Roman"/>
-                <w:b/>
-                <w:sz w:val="16"/>
-              </w:rPr>
-              <w:t>Code</w:t>
-            </w:r>
-          </w:p>
-        </w:tc>
-        <w:tc>
-          <w:tcPr>
-            <w:tcW w:type="dxa" w:w="5904"/>
-            <w:vAlign w:val="center"/>
-            <w:tcMar>
-              <w:top w:w="70" w:type="dxa"/>
-              <w:start w:w="80" w:type="dxa"/>
-              <w:bottom w:w="70" w:type="dxa"/>
-              <w:end w:w="80" w:type="dxa"/>
-            </w:tcMar>
-            <w:shd w:fill="D9E2F3"/>
-          </w:tcPr>
-          <w:p>
-            <w:pPr>
-              <w:spacing w:line="240" w:lineRule="auto" w:after="0"/>
-              <w:ind w:firstLine="0" w:left="0" w:right="0"/>
-              <w:jc w:val="center"/>
-            </w:pPr>
-            <w:r>
-              <w:rPr>
-                <w:rFonts w:ascii="Times New Roman" w:hAnsi="Times New Roman" w:eastAsia="Times New Roman"/>
-                <w:b/>
-                <w:sz w:val="16"/>
-              </w:rPr>
-              <w:t>Questionnaire statement</w:t>
-            </w:r>
-          </w:p>
-        </w:tc>
-        <w:tc>
-          <w:tcPr>
-            <w:tcW w:type="dxa" w:w="2232"/>
-            <w:vAlign w:val="center"/>
-            <w:tcMar>
-              <w:top w:w="70" w:type="dxa"/>
-              <w:start w:w="80" w:type="dxa"/>
-              <w:bottom w:w="70" w:type="dxa"/>
-              <w:end w:w="80" w:type="dxa"/>
-            </w:tcMar>
-            <w:shd w:fill="D9E2F3"/>
-          </w:tcPr>
-          <w:p>
-            <w:pPr>
-              <w:spacing w:line="240" w:lineRule="auto" w:after="0"/>
-              <w:ind w:firstLine="0" w:left="0" w:right="0"/>
-              <w:jc w:val="center"/>
-            </w:pPr>
-            <w:r>
-              <w:rPr>
-                <w:rFonts w:ascii="Times New Roman" w:hAnsi="Times New Roman" w:eastAsia="Times New Roman"/>
-                <w:b/>
-                <w:sz w:val="16"/>
-              </w:rPr>
-              <w:t>Measurement source</w:t>
-            </w:r>
-          </w:p>
-        </w:tc>
-      </w:tr>
-      <w:tr>
-        <w:trPr>
-          <w:cantSplit/>
-        </w:trPr>
-        <w:tc>
-          <w:tcPr>
-            <w:tcW w:type="dxa" w:w="792"/>
-            <w:vAlign w:val="center"/>
-            <w:tcMar>
-              <w:top w:w="70" w:type="dxa"/>
-              <w:start w:w="80" w:type="dxa"/>
-              <w:bottom w:w="70" w:type="dxa"/>
-              <w:end w:w="80" w:type="dxa"/>
-            </w:tcMar>
-          </w:tcPr>
-          <w:p>
-            <w:pPr>
-              <w:spacing w:line="240" w:lineRule="auto" w:after="0"/>
-              <w:ind w:firstLine="0" w:left="0" w:right="0"/>
-              <w:jc w:val="left"/>
-            </w:pPr>
-            <w:r>
-              <w:rPr>
-                <w:rFonts w:ascii="Times New Roman" w:hAnsi="Times New Roman" w:eastAsia="Times New Roman"/>
-                <w:b w:val="0"/>
-                <w:sz w:val="16"/>
-              </w:rPr>
-              <w:t>CSE1</w:t>
-            </w:r>
-          </w:p>
-        </w:tc>
-        <w:tc>
-          <w:tcPr>
-            <w:tcW w:type="dxa" w:w="5904"/>
-            <w:vAlign w:val="center"/>
-            <w:tcMar>
-              <w:top w:w="70" w:type="dxa"/>
-              <w:start w:w="80" w:type="dxa"/>
-              <w:bottom w:w="70" w:type="dxa"/>
-              <w:end w:w="80" w:type="dxa"/>
-            </w:tcMar>
-          </w:tcPr>
-          <w:p>
-            <w:pPr>
-              <w:spacing w:line="240" w:lineRule="auto" w:after="0"/>
-              <w:ind w:firstLine="0" w:left="0" w:right="0"/>
-              <w:jc w:val="left"/>
-            </w:pPr>
-            <w:r>
-              <w:rPr>
-                <w:rFonts w:ascii="Times New Roman" w:hAnsi="Times New Roman" w:eastAsia="Times New Roman"/>
-                <w:b w:val="0"/>
-                <w:sz w:val="16"/>
-              </w:rPr>
-              <w:t>I could complete a job or task using a computer if there was no one around to tell me what to do.</w:t>
-            </w:r>
-          </w:p>
-        </w:tc>
-        <w:tc>
-          <w:tcPr>
-            <w:tcW w:type="dxa" w:w="2232"/>
-            <w:vAlign w:val="center"/>
-            <w:tcMar>
-              <w:top w:w="70" w:type="dxa"/>
-              <w:start w:w="80" w:type="dxa"/>
-              <w:bottom w:w="70" w:type="dxa"/>
-              <w:end w:w="80" w:type="dxa"/>
-            </w:tcMar>
-          </w:tcPr>
-          <w:p>
-            <w:pPr>
-              <w:spacing w:line="240" w:lineRule="auto" w:after="0"/>
-              <w:ind w:firstLine="0" w:left="0" w:right="0"/>
-              <w:jc w:val="left"/>
-            </w:pPr>
-            <w:r>
-              <w:rPr>
-                <w:rFonts w:ascii="Times New Roman" w:hAnsi="Times New Roman" w:eastAsia="Times New Roman"/>
-                <w:b w:val="0"/>
-                <w:sz w:val="16"/>
-              </w:rPr>
-              <w:t>Steenkamp et al. (2024); Sykes et al. (2014)</w:t>
-            </w:r>
-          </w:p>
-        </w:tc>
-      </w:tr>
-      <w:tr>
-        <w:trPr>
-          <w:cantSplit/>
-        </w:trPr>
-        <w:tc>
-          <w:tcPr>
-            <w:tcW w:type="dxa" w:w="792"/>
-            <w:vAlign w:val="center"/>
-            <w:tcMar>
-              <w:top w:w="70" w:type="dxa"/>
-              <w:start w:w="80" w:type="dxa"/>
-              <w:bottom w:w="70" w:type="dxa"/>
-              <w:end w:w="80" w:type="dxa"/>
-            </w:tcMar>
-            <w:shd w:fill="FAFAFA"/>
-          </w:tcPr>
-          <w:p>
-            <w:pPr>
-              <w:spacing w:line="240" w:lineRule="auto" w:after="0"/>
-              <w:ind w:firstLine="0" w:left="0" w:right="0"/>
-              <w:jc w:val="left"/>
-            </w:pPr>
-            <w:r>
-              <w:rPr>
-                <w:rFonts w:ascii="Times New Roman" w:hAnsi="Times New Roman" w:eastAsia="Times New Roman"/>
-                <w:b w:val="0"/>
-                <w:sz w:val="16"/>
-              </w:rPr>
-              <w:t>CSE2</w:t>
-            </w:r>
-          </w:p>
-        </w:tc>
-        <w:tc>
-          <w:tcPr>
-            <w:tcW w:type="dxa" w:w="5904"/>
-            <w:vAlign w:val="center"/>
-            <w:tcMar>
-              <w:top w:w="70" w:type="dxa"/>
-              <w:start w:w="80" w:type="dxa"/>
-              <w:bottom w:w="70" w:type="dxa"/>
-              <w:end w:w="80" w:type="dxa"/>
-            </w:tcMar>
-            <w:shd w:fill="FAFAFA"/>
-          </w:tcPr>
-          <w:p>
-            <w:pPr>
-              <w:spacing w:line="240" w:lineRule="auto" w:after="0"/>
-              <w:ind w:firstLine="0" w:left="0" w:right="0"/>
-              <w:jc w:val="left"/>
-            </w:pPr>
-            <w:r>
-              <w:rPr>
-                <w:rFonts w:ascii="Times New Roman" w:hAnsi="Times New Roman" w:eastAsia="Times New Roman"/>
-                <w:b w:val="0"/>
-                <w:sz w:val="16"/>
-              </w:rPr>
-              <w:t>I could complete a job or task using a computer if I could contact someone if I got stuck.</w:t>
-            </w:r>
-          </w:p>
-        </w:tc>
-        <w:tc>
-          <w:tcPr>
-            <w:tcW w:type="dxa" w:w="2232"/>
-            <w:vAlign w:val="center"/>
-            <w:tcMar>
-              <w:top w:w="70" w:type="dxa"/>
-              <w:start w:w="80" w:type="dxa"/>
-              <w:bottom w:w="70" w:type="dxa"/>
-              <w:end w:w="80" w:type="dxa"/>
-            </w:tcMar>
-            <w:shd w:fill="FAFAFA"/>
-          </w:tcPr>
-          <w:p>
-            <w:pPr>
-              <w:spacing w:line="240" w:lineRule="auto" w:after="0"/>
-              <w:ind w:firstLine="0" w:left="0" w:right="0"/>
-              <w:jc w:val="left"/>
-            </w:pPr>
-            <w:r>
-              <w:rPr>
-                <w:rFonts w:ascii="Times New Roman" w:hAnsi="Times New Roman" w:eastAsia="Times New Roman"/>
-                <w:b w:val="0"/>
-                <w:sz w:val="16"/>
-              </w:rPr>
-              <w:t>Steenkamp et al. (2024); Sykes et al. (2014)</w:t>
-            </w:r>
-          </w:p>
-        </w:tc>
-      </w:tr>
-      <w:tr>
-        <w:trPr>
-          <w:cantSplit/>
-        </w:trPr>
-        <w:tc>
-          <w:tcPr>
-            <w:tcW w:type="dxa" w:w="792"/>
-            <w:vAlign w:val="center"/>
-            <w:tcMar>
-              <w:top w:w="70" w:type="dxa"/>
-              <w:start w:w="80" w:type="dxa"/>
-              <w:bottom w:w="70" w:type="dxa"/>
-              <w:end w:w="80" w:type="dxa"/>
-            </w:tcMar>
-          </w:tcPr>
-          <w:p>
-            <w:pPr>
-              <w:spacing w:line="240" w:lineRule="auto" w:after="0"/>
-              <w:ind w:firstLine="0" w:left="0" w:right="0"/>
-              <w:jc w:val="left"/>
-            </w:pPr>
-            <w:r>
-              <w:rPr>
-                <w:rFonts w:ascii="Times New Roman" w:hAnsi="Times New Roman" w:eastAsia="Times New Roman"/>
-                <w:b w:val="0"/>
-                <w:sz w:val="16"/>
-              </w:rPr>
-              <w:t>CSE3</w:t>
-            </w:r>
-          </w:p>
-        </w:tc>
-        <w:tc>
-          <w:tcPr>
-            <w:tcW w:type="dxa" w:w="5904"/>
-            <w:vAlign w:val="center"/>
-            <w:tcMar>
-              <w:top w:w="70" w:type="dxa"/>
-              <w:start w:w="80" w:type="dxa"/>
-              <w:bottom w:w="70" w:type="dxa"/>
-              <w:end w:w="80" w:type="dxa"/>
-            </w:tcMar>
-          </w:tcPr>
-          <w:p>
-            <w:pPr>
-              <w:spacing w:line="240" w:lineRule="auto" w:after="0"/>
-              <w:ind w:firstLine="0" w:left="0" w:right="0"/>
-              <w:jc w:val="left"/>
-            </w:pPr>
-            <w:r>
-              <w:rPr>
-                <w:rFonts w:ascii="Times New Roman" w:hAnsi="Times New Roman" w:eastAsia="Times New Roman"/>
-                <w:b w:val="0"/>
-                <w:sz w:val="16"/>
-              </w:rPr>
-              <w:t>I could complete a job or task using a computer if I had a lot of time to complete the job for which the software was provided.</w:t>
-            </w:r>
-          </w:p>
-        </w:tc>
-        <w:tc>
-          <w:tcPr>
-            <w:tcW w:type="dxa" w:w="2232"/>
-            <w:vAlign w:val="center"/>
-            <w:tcMar>
-              <w:top w:w="70" w:type="dxa"/>
-              <w:start w:w="80" w:type="dxa"/>
-              <w:bottom w:w="70" w:type="dxa"/>
-              <w:end w:w="80" w:type="dxa"/>
-            </w:tcMar>
-          </w:tcPr>
-          <w:p>
-            <w:pPr>
-              <w:spacing w:line="240" w:lineRule="auto" w:after="0"/>
-              <w:ind w:firstLine="0" w:left="0" w:right="0"/>
-              <w:jc w:val="left"/>
-            </w:pPr>
-            <w:r>
-              <w:rPr>
-                <w:rFonts w:ascii="Times New Roman" w:hAnsi="Times New Roman" w:eastAsia="Times New Roman"/>
-                <w:b w:val="0"/>
-                <w:sz w:val="16"/>
-              </w:rPr>
-              <w:t>Steenkamp et al. (2024); Sykes et al. (2014)</w:t>
-            </w:r>
-          </w:p>
-        </w:tc>
-      </w:tr>
-    </w:tbl>
-    <w:p>
-      <w:pPr>
-        <w:spacing w:after="0"/>
-      </w:pPr>
-    </w:p>
-    <w:p>
-      <w:pPr>
-        <w:pStyle w:val="Heading3"/>
-      </w:pPr>
-      <w:r>
-        <w:t>Perceptions of External Control</w:t>
-      </w:r>
-    </w:p>
-    <w:p>
-      <w:pPr>
-        <w:keepNext/>
-        <w:spacing w:before="120" w:after="80"/>
-        <w:ind w:firstLine="0"/>
-      </w:pPr>
-      <w:r>
-        <w:rPr>
-          <w:b/>
-          <w:sz w:val="21"/>
-        </w:rPr>
-        <w:t>Table 4.6: Perceptions of External Control measurement items</w:t>
-      </w:r>
-    </w:p>
-    <w:tbl>
-      <w:tblPr>
-        <w:tblStyle w:val="TableGrid"/>
-        <w:tblW w:type="dxa" w:w="8928"/>
-        <w:tblLayout w:type="fixed"/>
-        <w:tblLook w:firstColumn="1" w:firstRow="1" w:lastColumn="0" w:lastRow="0" w:noHBand="0" w:noVBand="1" w:val="04A0"/>
-        <w:jc w:val="left"/>
-        <w:tblInd w:w="120" w:type="dxa"/>
-      </w:tblPr>
-      <w:tblGrid>
-        <w:gridCol w:w="792"/>
-        <w:gridCol w:w="5904"/>
-        <w:gridCol w:w="2232"/>
-      </w:tblGrid>
-      <w:tr>
-        <w:trPr>
-          <w:tblHeader w:val="true"/>
-          <w:cantSplit/>
-        </w:trPr>
-        <w:tc>
-          <w:tcPr>
-            <w:tcW w:type="dxa" w:w="792"/>
-            <w:vAlign w:val="center"/>
-            <w:tcMar>
-              <w:top w:w="70" w:type="dxa"/>
-              <w:start w:w="80" w:type="dxa"/>
-              <w:bottom w:w="70" w:type="dxa"/>
-              <w:end w:w="80" w:type="dxa"/>
-            </w:tcMar>
-            <w:shd w:fill="D9E2F3"/>
-          </w:tcPr>
-          <w:p>
-            <w:pPr>
-              <w:spacing w:line="240" w:lineRule="auto" w:after="0"/>
-              <w:ind w:firstLine="0" w:left="0" w:right="0"/>
-              <w:jc w:val="center"/>
-            </w:pPr>
-            <w:r>
-              <w:rPr>
-                <w:rFonts w:ascii="Times New Roman" w:hAnsi="Times New Roman" w:eastAsia="Times New Roman"/>
-                <w:b/>
-                <w:sz w:val="16"/>
-              </w:rPr>
-              <w:t>Code</w:t>
-            </w:r>
-          </w:p>
-        </w:tc>
-        <w:tc>
-          <w:tcPr>
-            <w:tcW w:type="dxa" w:w="5904"/>
-            <w:vAlign w:val="center"/>
-            <w:tcMar>
-              <w:top w:w="70" w:type="dxa"/>
-              <w:start w:w="80" w:type="dxa"/>
-              <w:bottom w:w="70" w:type="dxa"/>
-              <w:end w:w="80" w:type="dxa"/>
-            </w:tcMar>
-            <w:shd w:fill="D9E2F3"/>
-          </w:tcPr>
-          <w:p>
-            <w:pPr>
-              <w:spacing w:line="240" w:lineRule="auto" w:after="0"/>
-              <w:ind w:firstLine="0" w:left="0" w:right="0"/>
-              <w:jc w:val="center"/>
-            </w:pPr>
-            <w:r>
-              <w:rPr>
-                <w:rFonts w:ascii="Times New Roman" w:hAnsi="Times New Roman" w:eastAsia="Times New Roman"/>
-                <w:b/>
-                <w:sz w:val="16"/>
-              </w:rPr>
-              <w:t>Questionnaire statement</w:t>
-            </w:r>
-          </w:p>
-        </w:tc>
-        <w:tc>
-          <w:tcPr>
-            <w:tcW w:type="dxa" w:w="2232"/>
-            <w:vAlign w:val="center"/>
-            <w:tcMar>
-              <w:top w:w="70" w:type="dxa"/>
-              <w:start w:w="80" w:type="dxa"/>
-              <w:bottom w:w="70" w:type="dxa"/>
-              <w:end w:w="80" w:type="dxa"/>
-            </w:tcMar>
-            <w:shd w:fill="D9E2F3"/>
-          </w:tcPr>
-          <w:p>
-            <w:pPr>
-              <w:spacing w:line="240" w:lineRule="auto" w:after="0"/>
-              <w:ind w:firstLine="0" w:left="0" w:right="0"/>
-              <w:jc w:val="center"/>
-            </w:pPr>
-            <w:r>
-              <w:rPr>
-                <w:rFonts w:ascii="Times New Roman" w:hAnsi="Times New Roman" w:eastAsia="Times New Roman"/>
-                <w:b/>
-                <w:sz w:val="16"/>
-              </w:rPr>
-              <w:t>Measurement source</w:t>
-            </w:r>
-          </w:p>
-        </w:tc>
-      </w:tr>
-      <w:tr>
-        <w:trPr>
-          <w:cantSplit/>
-        </w:trPr>
-        <w:tc>
-          <w:tcPr>
-            <w:tcW w:type="dxa" w:w="792"/>
-            <w:vAlign w:val="center"/>
-            <w:tcMar>
-              <w:top w:w="70" w:type="dxa"/>
-              <w:start w:w="80" w:type="dxa"/>
-              <w:bottom w:w="70" w:type="dxa"/>
-              <w:end w:w="80" w:type="dxa"/>
-            </w:tcMar>
-          </w:tcPr>
-          <w:p>
-            <w:pPr>
-              <w:spacing w:line="240" w:lineRule="auto" w:after="0"/>
-              <w:ind w:firstLine="0" w:left="0" w:right="0"/>
-              <w:jc w:val="left"/>
-            </w:pPr>
-            <w:r>
-              <w:rPr>
-                <w:rFonts w:ascii="Times New Roman" w:hAnsi="Times New Roman" w:eastAsia="Times New Roman"/>
-                <w:b w:val="0"/>
-                <w:sz w:val="16"/>
-              </w:rPr>
-              <w:t>PEC1</w:t>
-            </w:r>
-          </w:p>
-        </w:tc>
-        <w:tc>
-          <w:tcPr>
-            <w:tcW w:type="dxa" w:w="5904"/>
-            <w:vAlign w:val="center"/>
-            <w:tcMar>
-              <w:top w:w="70" w:type="dxa"/>
-              <w:start w:w="80" w:type="dxa"/>
-              <w:bottom w:w="70" w:type="dxa"/>
-              <w:end w:w="80" w:type="dxa"/>
-            </w:tcMar>
-          </w:tcPr>
-          <w:p>
-            <w:pPr>
-              <w:spacing w:line="240" w:lineRule="auto" w:after="0"/>
-              <w:ind w:firstLine="0" w:left="0" w:right="0"/>
-              <w:jc w:val="left"/>
-            </w:pPr>
-            <w:r>
-              <w:rPr>
-                <w:rFonts w:ascii="Times New Roman" w:hAnsi="Times New Roman" w:eastAsia="Times New Roman"/>
-                <w:b w:val="0"/>
-                <w:sz w:val="16"/>
-              </w:rPr>
-              <w:t>I would have control over my university-issued digital badges.</w:t>
-            </w:r>
-          </w:p>
-        </w:tc>
-        <w:tc>
-          <w:tcPr>
-            <w:tcW w:type="dxa" w:w="2232"/>
-            <w:vAlign w:val="center"/>
-            <w:tcMar>
-              <w:top w:w="70" w:type="dxa"/>
-              <w:start w:w="80" w:type="dxa"/>
-              <w:bottom w:w="70" w:type="dxa"/>
-              <w:end w:w="80" w:type="dxa"/>
-            </w:tcMar>
-          </w:tcPr>
-          <w:p>
-            <w:pPr>
-              <w:spacing w:line="240" w:lineRule="auto" w:after="0"/>
-              <w:ind w:firstLine="0" w:left="0" w:right="0"/>
-              <w:jc w:val="left"/>
-            </w:pPr>
-            <w:r>
-              <w:rPr>
-                <w:rFonts w:ascii="Times New Roman" w:hAnsi="Times New Roman" w:eastAsia="Times New Roman"/>
-                <w:b w:val="0"/>
-                <w:sz w:val="16"/>
-              </w:rPr>
-              <w:t>Steenkamp et al. (2024); Venkatesh &amp; Bala (2008)</w:t>
-            </w:r>
-          </w:p>
-        </w:tc>
-      </w:tr>
-      <w:tr>
-        <w:trPr>
-          <w:cantSplit/>
-        </w:trPr>
-        <w:tc>
-          <w:tcPr>
-            <w:tcW w:type="dxa" w:w="792"/>
-            <w:vAlign w:val="center"/>
-            <w:tcMar>
-              <w:top w:w="70" w:type="dxa"/>
-              <w:start w:w="80" w:type="dxa"/>
-              <w:bottom w:w="70" w:type="dxa"/>
-              <w:end w:w="80" w:type="dxa"/>
-            </w:tcMar>
-            <w:shd w:fill="FAFAFA"/>
-          </w:tcPr>
-          <w:p>
-            <w:pPr>
-              <w:spacing w:line="240" w:lineRule="auto" w:after="0"/>
-              <w:ind w:firstLine="0" w:left="0" w:right="0"/>
-              <w:jc w:val="left"/>
-            </w:pPr>
-            <w:r>
-              <w:rPr>
-                <w:rFonts w:ascii="Times New Roman" w:hAnsi="Times New Roman" w:eastAsia="Times New Roman"/>
-                <w:b w:val="0"/>
-                <w:sz w:val="16"/>
-              </w:rPr>
-              <w:t>PEC2</w:t>
-            </w:r>
-          </w:p>
-        </w:tc>
-        <w:tc>
-          <w:tcPr>
-            <w:tcW w:type="dxa" w:w="5904"/>
-            <w:vAlign w:val="center"/>
-            <w:tcMar>
-              <w:top w:w="70" w:type="dxa"/>
-              <w:start w:w="80" w:type="dxa"/>
-              <w:bottom w:w="70" w:type="dxa"/>
-              <w:end w:w="80" w:type="dxa"/>
-            </w:tcMar>
-            <w:shd w:fill="FAFAFA"/>
-          </w:tcPr>
-          <w:p>
-            <w:pPr>
-              <w:spacing w:line="240" w:lineRule="auto" w:after="0"/>
-              <w:ind w:firstLine="0" w:left="0" w:right="0"/>
-              <w:jc w:val="left"/>
-            </w:pPr>
-            <w:r>
-              <w:rPr>
-                <w:rFonts w:ascii="Times New Roman" w:hAnsi="Times New Roman" w:eastAsia="Times New Roman"/>
-                <w:b w:val="0"/>
-                <w:sz w:val="16"/>
-              </w:rPr>
-              <w:t>I would have the resources necessary to use university-issued digital badges.</w:t>
-            </w:r>
-          </w:p>
-        </w:tc>
-        <w:tc>
-          <w:tcPr>
-            <w:tcW w:type="dxa" w:w="2232"/>
-            <w:vAlign w:val="center"/>
-            <w:tcMar>
-              <w:top w:w="70" w:type="dxa"/>
-              <w:start w:w="80" w:type="dxa"/>
-              <w:bottom w:w="70" w:type="dxa"/>
-              <w:end w:w="80" w:type="dxa"/>
-            </w:tcMar>
-            <w:shd w:fill="FAFAFA"/>
-          </w:tcPr>
-          <w:p>
-            <w:pPr>
-              <w:spacing w:line="240" w:lineRule="auto" w:after="0"/>
-              <w:ind w:firstLine="0" w:left="0" w:right="0"/>
-              <w:jc w:val="left"/>
-            </w:pPr>
-            <w:r>
-              <w:rPr>
-                <w:rFonts w:ascii="Times New Roman" w:hAnsi="Times New Roman" w:eastAsia="Times New Roman"/>
-                <w:b w:val="0"/>
-                <w:sz w:val="16"/>
-              </w:rPr>
-              <w:t>Steenkamp et al. (2024); Venkatesh &amp; Bala (2008)</w:t>
-            </w:r>
-          </w:p>
-        </w:tc>
-      </w:tr>
-      <w:tr>
-        <w:trPr>
-          <w:cantSplit/>
-        </w:trPr>
-        <w:tc>
-          <w:tcPr>
-            <w:tcW w:type="dxa" w:w="792"/>
-            <w:vAlign w:val="center"/>
-            <w:tcMar>
-              <w:top w:w="70" w:type="dxa"/>
-              <w:start w:w="80" w:type="dxa"/>
-              <w:bottom w:w="70" w:type="dxa"/>
-              <w:end w:w="80" w:type="dxa"/>
-            </w:tcMar>
-          </w:tcPr>
-          <w:p>
-            <w:pPr>
-              <w:spacing w:line="240" w:lineRule="auto" w:after="0"/>
-              <w:ind w:firstLine="0" w:left="0" w:right="0"/>
-              <w:jc w:val="left"/>
-            </w:pPr>
-            <w:r>
-              <w:rPr>
-                <w:rFonts w:ascii="Times New Roman" w:hAnsi="Times New Roman" w:eastAsia="Times New Roman"/>
-                <w:b w:val="0"/>
-                <w:sz w:val="16"/>
-              </w:rPr>
-              <w:t>PEC3</w:t>
-            </w:r>
-          </w:p>
-        </w:tc>
-        <w:tc>
-          <w:tcPr>
-            <w:tcW w:type="dxa" w:w="5904"/>
-            <w:vAlign w:val="center"/>
-            <w:tcMar>
-              <w:top w:w="70" w:type="dxa"/>
-              <w:start w:w="80" w:type="dxa"/>
-              <w:bottom w:w="70" w:type="dxa"/>
-              <w:end w:w="80" w:type="dxa"/>
-            </w:tcMar>
-          </w:tcPr>
-          <w:p>
-            <w:pPr>
-              <w:spacing w:line="240" w:lineRule="auto" w:after="0"/>
-              <w:ind w:firstLine="0" w:left="0" w:right="0"/>
-              <w:jc w:val="left"/>
-            </w:pPr>
-            <w:r>
-              <w:rPr>
-                <w:rFonts w:ascii="Times New Roman" w:hAnsi="Times New Roman" w:eastAsia="Times New Roman"/>
-                <w:b w:val="0"/>
-                <w:sz w:val="16"/>
-              </w:rPr>
-              <w:t>Given the resources, opportunities and knowledge it takes to use university-issued digital badges, it would be easy for me to use university-issued digital badges.</w:t>
-            </w:r>
-          </w:p>
-        </w:tc>
-        <w:tc>
-          <w:tcPr>
-            <w:tcW w:type="dxa" w:w="2232"/>
-            <w:vAlign w:val="center"/>
-            <w:tcMar>
-              <w:top w:w="70" w:type="dxa"/>
-              <w:start w:w="80" w:type="dxa"/>
-              <w:bottom w:w="70" w:type="dxa"/>
-              <w:end w:w="80" w:type="dxa"/>
-            </w:tcMar>
-          </w:tcPr>
-          <w:p>
-            <w:pPr>
-              <w:spacing w:line="240" w:lineRule="auto" w:after="0"/>
-              <w:ind w:firstLine="0" w:left="0" w:right="0"/>
-              <w:jc w:val="left"/>
-            </w:pPr>
-            <w:r>
-              <w:rPr>
-                <w:rFonts w:ascii="Times New Roman" w:hAnsi="Times New Roman" w:eastAsia="Times New Roman"/>
-                <w:b w:val="0"/>
-                <w:sz w:val="16"/>
-              </w:rPr>
-              <w:t>Steenkamp et al. (2024); Venkatesh &amp; Bala (2008)</w:t>
-            </w:r>
-          </w:p>
-        </w:tc>
-      </w:tr>
-      <w:tr>
-        <w:trPr>
-          <w:cantSplit/>
-        </w:trPr>
-        <w:tc>
-          <w:tcPr>
-            <w:tcW w:type="dxa" w:w="792"/>
-            <w:vAlign w:val="center"/>
-            <w:tcMar>
-              <w:top w:w="70" w:type="dxa"/>
-              <w:start w:w="80" w:type="dxa"/>
-              <w:bottom w:w="70" w:type="dxa"/>
-              <w:end w:w="80" w:type="dxa"/>
-            </w:tcMar>
-            <w:shd w:fill="FAFAFA"/>
-          </w:tcPr>
-          <w:p>
-            <w:pPr>
-              <w:spacing w:line="240" w:lineRule="auto" w:after="0"/>
-              <w:ind w:firstLine="0" w:left="0" w:right="0"/>
-              <w:jc w:val="left"/>
-            </w:pPr>
-            <w:r>
-              <w:rPr>
-                <w:rFonts w:ascii="Times New Roman" w:hAnsi="Times New Roman" w:eastAsia="Times New Roman"/>
-                <w:b w:val="0"/>
-                <w:sz w:val="16"/>
-              </w:rPr>
-              <w:t>PEC4</w:t>
-            </w:r>
-          </w:p>
-        </w:tc>
-        <w:tc>
-          <w:tcPr>
-            <w:tcW w:type="dxa" w:w="5904"/>
-            <w:vAlign w:val="center"/>
-            <w:tcMar>
-              <w:top w:w="70" w:type="dxa"/>
-              <w:start w:w="80" w:type="dxa"/>
-              <w:bottom w:w="70" w:type="dxa"/>
-              <w:end w:w="80" w:type="dxa"/>
-            </w:tcMar>
-            <w:shd w:fill="FAFAFA"/>
-          </w:tcPr>
-          <w:p>
-            <w:pPr>
-              <w:spacing w:line="240" w:lineRule="auto" w:after="0"/>
-              <w:ind w:firstLine="0" w:left="0" w:right="0"/>
-              <w:jc w:val="left"/>
-            </w:pPr>
-            <w:r>
-              <w:rPr>
-                <w:rFonts w:ascii="Times New Roman" w:hAnsi="Times New Roman" w:eastAsia="Times New Roman"/>
-                <w:b w:val="0"/>
-                <w:sz w:val="16"/>
-              </w:rPr>
-              <w:t>University-issued digital badges are not compatible with other means I use for communicating my skills and competencies to potential employers.</w:t>
-            </w:r>
-          </w:p>
-        </w:tc>
-        <w:tc>
-          <w:tcPr>
-            <w:tcW w:type="dxa" w:w="2232"/>
-            <w:vAlign w:val="center"/>
-            <w:tcMar>
-              <w:top w:w="70" w:type="dxa"/>
-              <w:start w:w="80" w:type="dxa"/>
-              <w:bottom w:w="70" w:type="dxa"/>
-              <w:end w:w="80" w:type="dxa"/>
-            </w:tcMar>
-            <w:shd w:fill="FAFAFA"/>
-          </w:tcPr>
-          <w:p>
-            <w:pPr>
-              <w:spacing w:line="240" w:lineRule="auto" w:after="0"/>
-              <w:ind w:firstLine="0" w:left="0" w:right="0"/>
-              <w:jc w:val="left"/>
-            </w:pPr>
-            <w:r>
-              <w:rPr>
-                <w:rFonts w:ascii="Times New Roman" w:hAnsi="Times New Roman" w:eastAsia="Times New Roman"/>
-                <w:b w:val="0"/>
-                <w:sz w:val="16"/>
-              </w:rPr>
-              <w:t>Steenkamp et al. (2024); Venkatesh &amp; Bala (2008)</w:t>
-            </w:r>
-          </w:p>
-        </w:tc>
-      </w:tr>
-    </w:tbl>
-    <w:p>
-      <w:pPr>
-        <w:spacing w:after="0"/>
-      </w:pPr>
-    </w:p>
-    <w:p>
-      <w:pPr>
-        <w:pStyle w:val="Heading3"/>
-      </w:pPr>
-      <w:r>
-        <w:t>Computer Playfulness</w:t>
-      </w:r>
-    </w:p>
-    <w:p>
-      <w:pPr>
-        <w:keepNext/>
-        <w:spacing w:before="120" w:after="80"/>
-        <w:ind w:firstLine="0"/>
-      </w:pPr>
-      <w:r>
-        <w:rPr>
-          <w:b/>
-          <w:sz w:val="21"/>
-        </w:rPr>
-        <w:t>Table 4.7: Computer Playfulness measurement items</w:t>
-      </w:r>
-    </w:p>
-    <w:tbl>
-      <w:tblPr>
-        <w:tblStyle w:val="TableGrid"/>
-        <w:tblW w:type="dxa" w:w="8928"/>
-        <w:tblLayout w:type="fixed"/>
-        <w:tblLook w:firstColumn="1" w:firstRow="1" w:lastColumn="0" w:lastRow="0" w:noHBand="0" w:noVBand="1" w:val="04A0"/>
-        <w:jc w:val="left"/>
-        <w:tblInd w:w="120" w:type="dxa"/>
-      </w:tblPr>
-      <w:tblGrid>
-        <w:gridCol w:w="792"/>
-        <w:gridCol w:w="5904"/>
-        <w:gridCol w:w="2232"/>
-      </w:tblGrid>
-      <w:tr>
-        <w:trPr>
-          <w:tblHeader w:val="true"/>
-          <w:cantSplit/>
-        </w:trPr>
-        <w:tc>
-          <w:tcPr>
-            <w:tcW w:type="dxa" w:w="792"/>
-            <w:vAlign w:val="center"/>
-            <w:tcMar>
-              <w:top w:w="70" w:type="dxa"/>
-              <w:start w:w="80" w:type="dxa"/>
-              <w:bottom w:w="70" w:type="dxa"/>
-              <w:end w:w="80" w:type="dxa"/>
-            </w:tcMar>
-            <w:shd w:fill="D9E2F3"/>
-          </w:tcPr>
-          <w:p>
-            <w:pPr>
-              <w:spacing w:line="240" w:lineRule="auto" w:after="0"/>
-              <w:ind w:firstLine="0" w:left="0" w:right="0"/>
-              <w:jc w:val="center"/>
-            </w:pPr>
-            <w:r>
-              <w:rPr>
-                <w:rFonts w:ascii="Times New Roman" w:hAnsi="Times New Roman" w:eastAsia="Times New Roman"/>
-                <w:b/>
-                <w:sz w:val="16"/>
-              </w:rPr>
-              <w:t>Code</w:t>
-            </w:r>
-          </w:p>
-        </w:tc>
-        <w:tc>
-          <w:tcPr>
-            <w:tcW w:type="dxa" w:w="5904"/>
-            <w:vAlign w:val="center"/>
-            <w:tcMar>
-              <w:top w:w="70" w:type="dxa"/>
-              <w:start w:w="80" w:type="dxa"/>
-              <w:bottom w:w="70" w:type="dxa"/>
-              <w:end w:w="80" w:type="dxa"/>
-            </w:tcMar>
-            <w:shd w:fill="D9E2F3"/>
-          </w:tcPr>
-          <w:p>
-            <w:pPr>
-              <w:spacing w:line="240" w:lineRule="auto" w:after="0"/>
-              <w:ind w:firstLine="0" w:left="0" w:right="0"/>
-              <w:jc w:val="center"/>
-            </w:pPr>
-            <w:r>
-              <w:rPr>
-                <w:rFonts w:ascii="Times New Roman" w:hAnsi="Times New Roman" w:eastAsia="Times New Roman"/>
-                <w:b/>
-                <w:sz w:val="16"/>
-              </w:rPr>
-              <w:t>Questionnaire statement</w:t>
-            </w:r>
-          </w:p>
-        </w:tc>
-        <w:tc>
-          <w:tcPr>
-            <w:tcW w:type="dxa" w:w="2232"/>
-            <w:vAlign w:val="center"/>
-            <w:tcMar>
-              <w:top w:w="70" w:type="dxa"/>
-              <w:start w:w="80" w:type="dxa"/>
-              <w:bottom w:w="70" w:type="dxa"/>
-              <w:end w:w="80" w:type="dxa"/>
-            </w:tcMar>
-            <w:shd w:fill="D9E2F3"/>
-          </w:tcPr>
-          <w:p>
-            <w:pPr>
-              <w:spacing w:line="240" w:lineRule="auto" w:after="0"/>
-              <w:ind w:firstLine="0" w:left="0" w:right="0"/>
-              <w:jc w:val="center"/>
-            </w:pPr>
-            <w:r>
-              <w:rPr>
-                <w:rFonts w:ascii="Times New Roman" w:hAnsi="Times New Roman" w:eastAsia="Times New Roman"/>
-                <w:b/>
-                <w:sz w:val="16"/>
-              </w:rPr>
-              <w:t>Measurement source</w:t>
-            </w:r>
-          </w:p>
-        </w:tc>
-      </w:tr>
-      <w:tr>
-        <w:trPr>
-          <w:cantSplit/>
-        </w:trPr>
-        <w:tc>
-          <w:tcPr>
-            <w:tcW w:type="dxa" w:w="792"/>
-            <w:vAlign w:val="center"/>
-            <w:tcMar>
-              <w:top w:w="70" w:type="dxa"/>
-              <w:start w:w="80" w:type="dxa"/>
-              <w:bottom w:w="70" w:type="dxa"/>
-              <w:end w:w="80" w:type="dxa"/>
-            </w:tcMar>
-          </w:tcPr>
-          <w:p>
-            <w:pPr>
-              <w:spacing w:line="240" w:lineRule="auto" w:after="0"/>
-              <w:ind w:firstLine="0" w:left="0" w:right="0"/>
-              <w:jc w:val="left"/>
-            </w:pPr>
-            <w:r>
-              <w:rPr>
-                <w:rFonts w:ascii="Times New Roman" w:hAnsi="Times New Roman" w:eastAsia="Times New Roman"/>
-                <w:b w:val="0"/>
-                <w:sz w:val="16"/>
-              </w:rPr>
-              <w:t>CPLAY1</w:t>
-            </w:r>
-          </w:p>
-        </w:tc>
-        <w:tc>
-          <w:tcPr>
-            <w:tcW w:type="dxa" w:w="5904"/>
-            <w:vAlign w:val="center"/>
-            <w:tcMar>
-              <w:top w:w="70" w:type="dxa"/>
-              <w:start w:w="80" w:type="dxa"/>
-              <w:bottom w:w="70" w:type="dxa"/>
-              <w:end w:w="80" w:type="dxa"/>
-            </w:tcMar>
-          </w:tcPr>
-          <w:p>
-            <w:pPr>
-              <w:spacing w:line="240" w:lineRule="auto" w:after="0"/>
-              <w:ind w:firstLine="0" w:left="0" w:right="0"/>
-              <w:jc w:val="left"/>
-            </w:pPr>
-            <w:r>
-              <w:rPr>
-                <w:rFonts w:ascii="Times New Roman" w:hAnsi="Times New Roman" w:eastAsia="Times New Roman"/>
-                <w:b w:val="0"/>
-                <w:sz w:val="16"/>
-              </w:rPr>
-              <w:t>I would characterise myself as spontaneous when using computers.</w:t>
-            </w:r>
-          </w:p>
-        </w:tc>
-        <w:tc>
-          <w:tcPr>
-            <w:tcW w:type="dxa" w:w="2232"/>
-            <w:vAlign w:val="center"/>
-            <w:tcMar>
-              <w:top w:w="70" w:type="dxa"/>
-              <w:start w:w="80" w:type="dxa"/>
-              <w:bottom w:w="70" w:type="dxa"/>
-              <w:end w:w="80" w:type="dxa"/>
-            </w:tcMar>
-          </w:tcPr>
-          <w:p>
-            <w:pPr>
-              <w:spacing w:line="240" w:lineRule="auto" w:after="0"/>
-              <w:ind w:firstLine="0" w:left="0" w:right="0"/>
-              <w:jc w:val="left"/>
-            </w:pPr>
-            <w:r>
-              <w:rPr>
-                <w:rFonts w:ascii="Times New Roman" w:hAnsi="Times New Roman" w:eastAsia="Times New Roman"/>
-                <w:b w:val="0"/>
-                <w:sz w:val="16"/>
-              </w:rPr>
-              <w:t>Steenkamp et al. (2024); Venkatesh &amp; Bala (2008)</w:t>
-            </w:r>
-          </w:p>
-        </w:tc>
-      </w:tr>
-      <w:tr>
-        <w:trPr>
-          <w:cantSplit/>
-        </w:trPr>
-        <w:tc>
-          <w:tcPr>
-            <w:tcW w:type="dxa" w:w="792"/>
-            <w:vAlign w:val="center"/>
-            <w:tcMar>
-              <w:top w:w="70" w:type="dxa"/>
-              <w:start w:w="80" w:type="dxa"/>
-              <w:bottom w:w="70" w:type="dxa"/>
-              <w:end w:w="80" w:type="dxa"/>
-            </w:tcMar>
-            <w:shd w:fill="FAFAFA"/>
-          </w:tcPr>
-          <w:p>
-            <w:pPr>
-              <w:spacing w:line="240" w:lineRule="auto" w:after="0"/>
-              <w:ind w:firstLine="0" w:left="0" w:right="0"/>
-              <w:jc w:val="left"/>
-            </w:pPr>
-            <w:r>
-              <w:rPr>
-                <w:rFonts w:ascii="Times New Roman" w:hAnsi="Times New Roman" w:eastAsia="Times New Roman"/>
-                <w:b w:val="0"/>
-                <w:sz w:val="16"/>
-              </w:rPr>
-              <w:t>CPLAY2</w:t>
-            </w:r>
-          </w:p>
-        </w:tc>
-        <w:tc>
-          <w:tcPr>
-            <w:tcW w:type="dxa" w:w="5904"/>
-            <w:vAlign w:val="center"/>
-            <w:tcMar>
-              <w:top w:w="70" w:type="dxa"/>
-              <w:start w:w="80" w:type="dxa"/>
-              <w:bottom w:w="70" w:type="dxa"/>
-              <w:end w:w="80" w:type="dxa"/>
-            </w:tcMar>
-            <w:shd w:fill="FAFAFA"/>
-          </w:tcPr>
-          <w:p>
-            <w:pPr>
-              <w:spacing w:line="240" w:lineRule="auto" w:after="0"/>
-              <w:ind w:firstLine="0" w:left="0" w:right="0"/>
-              <w:jc w:val="left"/>
-            </w:pPr>
-            <w:r>
-              <w:rPr>
-                <w:rFonts w:ascii="Times New Roman" w:hAnsi="Times New Roman" w:eastAsia="Times New Roman"/>
-                <w:b w:val="0"/>
-                <w:sz w:val="16"/>
-              </w:rPr>
-              <w:t>I would characterise myself as creative when using computers.</w:t>
-            </w:r>
-          </w:p>
-        </w:tc>
-        <w:tc>
-          <w:tcPr>
-            <w:tcW w:type="dxa" w:w="2232"/>
-            <w:vAlign w:val="center"/>
-            <w:tcMar>
-              <w:top w:w="70" w:type="dxa"/>
-              <w:start w:w="80" w:type="dxa"/>
-              <w:bottom w:w="70" w:type="dxa"/>
-              <w:end w:w="80" w:type="dxa"/>
-            </w:tcMar>
-            <w:shd w:fill="FAFAFA"/>
-          </w:tcPr>
-          <w:p>
-            <w:pPr>
-              <w:spacing w:line="240" w:lineRule="auto" w:after="0"/>
-              <w:ind w:firstLine="0" w:left="0" w:right="0"/>
-              <w:jc w:val="left"/>
-            </w:pPr>
-            <w:r>
-              <w:rPr>
-                <w:rFonts w:ascii="Times New Roman" w:hAnsi="Times New Roman" w:eastAsia="Times New Roman"/>
-                <w:b w:val="0"/>
-                <w:sz w:val="16"/>
-              </w:rPr>
-              <w:t>Steenkamp et al. (2024); Venkatesh &amp; Bala (2008)</w:t>
-            </w:r>
-          </w:p>
-        </w:tc>
-      </w:tr>
-      <w:tr>
-        <w:trPr>
-          <w:cantSplit/>
-        </w:trPr>
-        <w:tc>
-          <w:tcPr>
-            <w:tcW w:type="dxa" w:w="792"/>
-            <w:vAlign w:val="center"/>
-            <w:tcMar>
-              <w:top w:w="70" w:type="dxa"/>
-              <w:start w:w="80" w:type="dxa"/>
-              <w:bottom w:w="70" w:type="dxa"/>
-              <w:end w:w="80" w:type="dxa"/>
-            </w:tcMar>
-          </w:tcPr>
-          <w:p>
-            <w:pPr>
-              <w:spacing w:line="240" w:lineRule="auto" w:after="0"/>
-              <w:ind w:firstLine="0" w:left="0" w:right="0"/>
-              <w:jc w:val="left"/>
-            </w:pPr>
-            <w:r>
-              <w:rPr>
-                <w:rFonts w:ascii="Times New Roman" w:hAnsi="Times New Roman" w:eastAsia="Times New Roman"/>
-                <w:b w:val="0"/>
-                <w:sz w:val="16"/>
-              </w:rPr>
-              <w:t>CPLAY3</w:t>
-            </w:r>
-          </w:p>
-        </w:tc>
-        <w:tc>
-          <w:tcPr>
-            <w:tcW w:type="dxa" w:w="5904"/>
-            <w:vAlign w:val="center"/>
-            <w:tcMar>
-              <w:top w:w="70" w:type="dxa"/>
-              <w:start w:w="80" w:type="dxa"/>
-              <w:bottom w:w="70" w:type="dxa"/>
-              <w:end w:w="80" w:type="dxa"/>
-            </w:tcMar>
-          </w:tcPr>
-          <w:p>
-            <w:pPr>
-              <w:spacing w:line="240" w:lineRule="auto" w:after="0"/>
-              <w:ind w:firstLine="0" w:left="0" w:right="0"/>
-              <w:jc w:val="left"/>
-            </w:pPr>
-            <w:r>
-              <w:rPr>
-                <w:rFonts w:ascii="Times New Roman" w:hAnsi="Times New Roman" w:eastAsia="Times New Roman"/>
-                <w:b w:val="0"/>
-                <w:sz w:val="16"/>
-              </w:rPr>
-              <w:t>I would characterise myself as playful when using computers.</w:t>
-            </w:r>
-          </w:p>
-        </w:tc>
-        <w:tc>
-          <w:tcPr>
-            <w:tcW w:type="dxa" w:w="2232"/>
-            <w:vAlign w:val="center"/>
-            <w:tcMar>
-              <w:top w:w="70" w:type="dxa"/>
-              <w:start w:w="80" w:type="dxa"/>
-              <w:bottom w:w="70" w:type="dxa"/>
-              <w:end w:w="80" w:type="dxa"/>
-            </w:tcMar>
-          </w:tcPr>
-          <w:p>
-            <w:pPr>
-              <w:spacing w:line="240" w:lineRule="auto" w:after="0"/>
-              <w:ind w:firstLine="0" w:left="0" w:right="0"/>
-              <w:jc w:val="left"/>
-            </w:pPr>
-            <w:r>
-              <w:rPr>
-                <w:rFonts w:ascii="Times New Roman" w:hAnsi="Times New Roman" w:eastAsia="Times New Roman"/>
-                <w:b w:val="0"/>
-                <w:sz w:val="16"/>
-              </w:rPr>
-              <w:t>Steenkamp et al. (2024); Venkatesh &amp; Bala (2008)</w:t>
-            </w:r>
-          </w:p>
-        </w:tc>
-      </w:tr>
-      <w:tr>
-        <w:trPr>
-          <w:cantSplit/>
-        </w:trPr>
-        <w:tc>
-          <w:tcPr>
-            <w:tcW w:type="dxa" w:w="792"/>
-            <w:vAlign w:val="center"/>
-            <w:tcMar>
-              <w:top w:w="70" w:type="dxa"/>
-              <w:start w:w="80" w:type="dxa"/>
-              <w:bottom w:w="70" w:type="dxa"/>
-              <w:end w:w="80" w:type="dxa"/>
-            </w:tcMar>
-            <w:shd w:fill="FAFAFA"/>
-          </w:tcPr>
-          <w:p>
-            <w:pPr>
-              <w:spacing w:line="240" w:lineRule="auto" w:after="0"/>
-              <w:ind w:firstLine="0" w:left="0" w:right="0"/>
-              <w:jc w:val="left"/>
-            </w:pPr>
-            <w:r>
-              <w:rPr>
-                <w:rFonts w:ascii="Times New Roman" w:hAnsi="Times New Roman" w:eastAsia="Times New Roman"/>
-                <w:b w:val="0"/>
-                <w:sz w:val="16"/>
-              </w:rPr>
-              <w:t>CPLAY4</w:t>
-            </w:r>
-          </w:p>
-        </w:tc>
-        <w:tc>
-          <w:tcPr>
-            <w:tcW w:type="dxa" w:w="5904"/>
-            <w:vAlign w:val="center"/>
-            <w:tcMar>
-              <w:top w:w="70" w:type="dxa"/>
-              <w:start w:w="80" w:type="dxa"/>
-              <w:bottom w:w="70" w:type="dxa"/>
-              <w:end w:w="80" w:type="dxa"/>
-            </w:tcMar>
-            <w:shd w:fill="FAFAFA"/>
-          </w:tcPr>
-          <w:p>
-            <w:pPr>
-              <w:spacing w:line="240" w:lineRule="auto" w:after="0"/>
-              <w:ind w:firstLine="0" w:left="0" w:right="0"/>
-              <w:jc w:val="left"/>
-            </w:pPr>
-            <w:r>
-              <w:rPr>
-                <w:rFonts w:ascii="Times New Roman" w:hAnsi="Times New Roman" w:eastAsia="Times New Roman"/>
-                <w:b w:val="0"/>
-                <w:sz w:val="16"/>
-              </w:rPr>
-              <w:t>I would characterise myself as unoriginal when using computers.</w:t>
-            </w:r>
-          </w:p>
-        </w:tc>
-        <w:tc>
-          <w:tcPr>
-            <w:tcW w:type="dxa" w:w="2232"/>
-            <w:vAlign w:val="center"/>
-            <w:tcMar>
-              <w:top w:w="70" w:type="dxa"/>
-              <w:start w:w="80" w:type="dxa"/>
-              <w:bottom w:w="70" w:type="dxa"/>
-              <w:end w:w="80" w:type="dxa"/>
-            </w:tcMar>
-            <w:shd w:fill="FAFAFA"/>
-          </w:tcPr>
-          <w:p>
-            <w:pPr>
-              <w:spacing w:line="240" w:lineRule="auto" w:after="0"/>
-              <w:ind w:firstLine="0" w:left="0" w:right="0"/>
-              <w:jc w:val="left"/>
-            </w:pPr>
-            <w:r>
-              <w:rPr>
-                <w:rFonts w:ascii="Times New Roman" w:hAnsi="Times New Roman" w:eastAsia="Times New Roman"/>
-                <w:b w:val="0"/>
-                <w:sz w:val="16"/>
-              </w:rPr>
-              <w:t>Steenkamp et al. (2024); Venkatesh &amp; Bala (2008)</w:t>
-            </w:r>
-          </w:p>
-        </w:tc>
-      </w:tr>
-    </w:tbl>
-    <w:p>
-      <w:pPr>
-        <w:spacing w:after="0"/>
-      </w:pPr>
-    </w:p>
-    <w:p>
-      <w:pPr>
-        <w:pStyle w:val="Heading3"/>
-      </w:pPr>
-      <w:r>
-        <w:t>Computer Anxiety</w:t>
-      </w:r>
-    </w:p>
-    <w:p>
-      <w:pPr>
-        <w:keepNext/>
-        <w:spacing w:before="120" w:after="80"/>
-        <w:ind w:firstLine="0"/>
-      </w:pPr>
-      <w:r>
-        <w:rPr>
-          <w:b/>
-          <w:sz w:val="21"/>
-        </w:rPr>
-        <w:t>Table 4.8: Computer Anxiety measurement items</w:t>
-      </w:r>
-    </w:p>
-    <w:tbl>
-      <w:tblPr>
-        <w:tblStyle w:val="TableGrid"/>
-        <w:tblW w:type="dxa" w:w="8928"/>
-        <w:tblLayout w:type="fixed"/>
-        <w:tblLook w:firstColumn="1" w:firstRow="1" w:lastColumn="0" w:lastRow="0" w:noHBand="0" w:noVBand="1" w:val="04A0"/>
-        <w:jc w:val="left"/>
-        <w:tblInd w:w="120" w:type="dxa"/>
-      </w:tblPr>
-      <w:tblGrid>
-        <w:gridCol w:w="792"/>
-        <w:gridCol w:w="5904"/>
-        <w:gridCol w:w="2232"/>
-      </w:tblGrid>
-      <w:tr>
-        <w:trPr>
-          <w:tblHeader w:val="true"/>
-          <w:cantSplit/>
-        </w:trPr>
-        <w:tc>
-          <w:tcPr>
-            <w:tcW w:type="dxa" w:w="792"/>
-            <w:vAlign w:val="center"/>
-            <w:tcMar>
-              <w:top w:w="70" w:type="dxa"/>
-              <w:start w:w="80" w:type="dxa"/>
-              <w:bottom w:w="70" w:type="dxa"/>
-              <w:end w:w="80" w:type="dxa"/>
-            </w:tcMar>
-            <w:shd w:fill="D9E2F3"/>
-          </w:tcPr>
-          <w:p>
-            <w:pPr>
-              <w:spacing w:line="240" w:lineRule="auto" w:after="0"/>
-              <w:ind w:firstLine="0" w:left="0" w:right="0"/>
-              <w:jc w:val="center"/>
-            </w:pPr>
-            <w:r>
-              <w:rPr>
-                <w:rFonts w:ascii="Times New Roman" w:hAnsi="Times New Roman" w:eastAsia="Times New Roman"/>
-                <w:b/>
-                <w:sz w:val="16"/>
-              </w:rPr>
-              <w:t>Code</w:t>
-            </w:r>
-          </w:p>
-        </w:tc>
-        <w:tc>
-          <w:tcPr>
-            <w:tcW w:type="dxa" w:w="5904"/>
-            <w:vAlign w:val="center"/>
-            <w:tcMar>
-              <w:top w:w="70" w:type="dxa"/>
-              <w:start w:w="80" w:type="dxa"/>
-              <w:bottom w:w="70" w:type="dxa"/>
-              <w:end w:w="80" w:type="dxa"/>
-            </w:tcMar>
-            <w:shd w:fill="D9E2F3"/>
-          </w:tcPr>
-          <w:p>
-            <w:pPr>
-              <w:spacing w:line="240" w:lineRule="auto" w:after="0"/>
-              <w:ind w:firstLine="0" w:left="0" w:right="0"/>
-              <w:jc w:val="center"/>
-            </w:pPr>
-            <w:r>
-              <w:rPr>
-                <w:rFonts w:ascii="Times New Roman" w:hAnsi="Times New Roman" w:eastAsia="Times New Roman"/>
-                <w:b/>
-                <w:sz w:val="16"/>
-              </w:rPr>
-              <w:t>Questionnaire statement</w:t>
-            </w:r>
-          </w:p>
-        </w:tc>
-        <w:tc>
-          <w:tcPr>
-            <w:tcW w:type="dxa" w:w="2232"/>
-            <w:vAlign w:val="center"/>
-            <w:tcMar>
-              <w:top w:w="70" w:type="dxa"/>
-              <w:start w:w="80" w:type="dxa"/>
-              <w:bottom w:w="70" w:type="dxa"/>
-              <w:end w:w="80" w:type="dxa"/>
-            </w:tcMar>
-            <w:shd w:fill="D9E2F3"/>
-          </w:tcPr>
-          <w:p>
-            <w:pPr>
-              <w:spacing w:line="240" w:lineRule="auto" w:after="0"/>
-              <w:ind w:firstLine="0" w:left="0" w:right="0"/>
-              <w:jc w:val="center"/>
-            </w:pPr>
-            <w:r>
-              <w:rPr>
-                <w:rFonts w:ascii="Times New Roman" w:hAnsi="Times New Roman" w:eastAsia="Times New Roman"/>
-                <w:b/>
-                <w:sz w:val="16"/>
-              </w:rPr>
-              <w:t>Measurement source</w:t>
-            </w:r>
-          </w:p>
-        </w:tc>
-      </w:tr>
-      <w:tr>
-        <w:trPr>
-          <w:cantSplit/>
-        </w:trPr>
-        <w:tc>
-          <w:tcPr>
-            <w:tcW w:type="dxa" w:w="792"/>
-            <w:vAlign w:val="center"/>
-            <w:tcMar>
-              <w:top w:w="70" w:type="dxa"/>
-              <w:start w:w="80" w:type="dxa"/>
-              <w:bottom w:w="70" w:type="dxa"/>
-              <w:end w:w="80" w:type="dxa"/>
-            </w:tcMar>
-          </w:tcPr>
-          <w:p>
-            <w:pPr>
-              <w:spacing w:line="240" w:lineRule="auto" w:after="0"/>
-              <w:ind w:firstLine="0" w:left="0" w:right="0"/>
-              <w:jc w:val="left"/>
-            </w:pPr>
-            <w:r>
-              <w:rPr>
-                <w:rFonts w:ascii="Times New Roman" w:hAnsi="Times New Roman" w:eastAsia="Times New Roman"/>
-                <w:b w:val="0"/>
-                <w:sz w:val="16"/>
-              </w:rPr>
-              <w:t>CANX1</w:t>
-            </w:r>
-          </w:p>
-        </w:tc>
-        <w:tc>
-          <w:tcPr>
-            <w:tcW w:type="dxa" w:w="5904"/>
-            <w:vAlign w:val="center"/>
-            <w:tcMar>
-              <w:top w:w="70" w:type="dxa"/>
-              <w:start w:w="80" w:type="dxa"/>
-              <w:bottom w:w="70" w:type="dxa"/>
-              <w:end w:w="80" w:type="dxa"/>
-            </w:tcMar>
-          </w:tcPr>
-          <w:p>
-            <w:pPr>
-              <w:spacing w:line="240" w:lineRule="auto" w:after="0"/>
-              <w:ind w:firstLine="0" w:left="0" w:right="0"/>
-              <w:jc w:val="left"/>
-            </w:pPr>
-            <w:r>
-              <w:rPr>
-                <w:rFonts w:ascii="Times New Roman" w:hAnsi="Times New Roman" w:eastAsia="Times New Roman"/>
-                <w:b w:val="0"/>
-                <w:sz w:val="16"/>
-              </w:rPr>
-              <w:t>Computers do not scare me at all.</w:t>
-            </w:r>
-          </w:p>
-        </w:tc>
-        <w:tc>
-          <w:tcPr>
-            <w:tcW w:type="dxa" w:w="2232"/>
-            <w:vAlign w:val="center"/>
-            <w:tcMar>
-              <w:top w:w="70" w:type="dxa"/>
-              <w:start w:w="80" w:type="dxa"/>
-              <w:bottom w:w="70" w:type="dxa"/>
-              <w:end w:w="80" w:type="dxa"/>
-            </w:tcMar>
-          </w:tcPr>
-          <w:p>
-            <w:pPr>
-              <w:spacing w:line="240" w:lineRule="auto" w:after="0"/>
-              <w:ind w:firstLine="0" w:left="0" w:right="0"/>
-              <w:jc w:val="left"/>
-            </w:pPr>
-            <w:r>
-              <w:rPr>
-                <w:rFonts w:ascii="Times New Roman" w:hAnsi="Times New Roman" w:eastAsia="Times New Roman"/>
-                <w:b w:val="0"/>
-                <w:sz w:val="16"/>
-              </w:rPr>
-              <w:t>Steenkamp et al. (2024); Venkatesh &amp; Bala (2008)</w:t>
-            </w:r>
-          </w:p>
-        </w:tc>
-      </w:tr>
-      <w:tr>
-        <w:trPr>
-          <w:cantSplit/>
-        </w:trPr>
-        <w:tc>
-          <w:tcPr>
-            <w:tcW w:type="dxa" w:w="792"/>
-            <w:vAlign w:val="center"/>
-            <w:tcMar>
-              <w:top w:w="70" w:type="dxa"/>
-              <w:start w:w="80" w:type="dxa"/>
-              <w:bottom w:w="70" w:type="dxa"/>
-              <w:end w:w="80" w:type="dxa"/>
-            </w:tcMar>
-            <w:shd w:fill="FAFAFA"/>
-          </w:tcPr>
-          <w:p>
-            <w:pPr>
-              <w:spacing w:line="240" w:lineRule="auto" w:after="0"/>
-              <w:ind w:firstLine="0" w:left="0" w:right="0"/>
-              <w:jc w:val="left"/>
-            </w:pPr>
-            <w:r>
-              <w:rPr>
-                <w:rFonts w:ascii="Times New Roman" w:hAnsi="Times New Roman" w:eastAsia="Times New Roman"/>
-                <w:b w:val="0"/>
-                <w:sz w:val="16"/>
-              </w:rPr>
-              <w:t>CANX2</w:t>
-            </w:r>
-          </w:p>
-        </w:tc>
-        <w:tc>
-          <w:tcPr>
-            <w:tcW w:type="dxa" w:w="5904"/>
-            <w:vAlign w:val="center"/>
-            <w:tcMar>
-              <w:top w:w="70" w:type="dxa"/>
-              <w:start w:w="80" w:type="dxa"/>
-              <w:bottom w:w="70" w:type="dxa"/>
-              <w:end w:w="80" w:type="dxa"/>
-            </w:tcMar>
-            <w:shd w:fill="FAFAFA"/>
-          </w:tcPr>
-          <w:p>
-            <w:pPr>
-              <w:spacing w:line="240" w:lineRule="auto" w:after="0"/>
-              <w:ind w:firstLine="0" w:left="0" w:right="0"/>
-              <w:jc w:val="left"/>
-            </w:pPr>
-            <w:r>
-              <w:rPr>
-                <w:rFonts w:ascii="Times New Roman" w:hAnsi="Times New Roman" w:eastAsia="Times New Roman"/>
-                <w:b w:val="0"/>
-                <w:sz w:val="16"/>
-              </w:rPr>
-              <w:t>Working with a computer makes me nervous.</w:t>
-            </w:r>
-          </w:p>
-        </w:tc>
-        <w:tc>
-          <w:tcPr>
-            <w:tcW w:type="dxa" w:w="2232"/>
-            <w:vAlign w:val="center"/>
-            <w:tcMar>
-              <w:top w:w="70" w:type="dxa"/>
-              <w:start w:w="80" w:type="dxa"/>
-              <w:bottom w:w="70" w:type="dxa"/>
-              <w:end w:w="80" w:type="dxa"/>
-            </w:tcMar>
-            <w:shd w:fill="FAFAFA"/>
-          </w:tcPr>
-          <w:p>
-            <w:pPr>
-              <w:spacing w:line="240" w:lineRule="auto" w:after="0"/>
-              <w:ind w:firstLine="0" w:left="0" w:right="0"/>
-              <w:jc w:val="left"/>
-            </w:pPr>
-            <w:r>
-              <w:rPr>
-                <w:rFonts w:ascii="Times New Roman" w:hAnsi="Times New Roman" w:eastAsia="Times New Roman"/>
-                <w:b w:val="0"/>
-                <w:sz w:val="16"/>
-              </w:rPr>
-              <w:t>Steenkamp et al. (2024); Venkatesh &amp; Bala (2008)</w:t>
-            </w:r>
-          </w:p>
-        </w:tc>
-      </w:tr>
-      <w:tr>
-        <w:trPr>
-          <w:cantSplit/>
-        </w:trPr>
-        <w:tc>
-          <w:tcPr>
-            <w:tcW w:type="dxa" w:w="792"/>
-            <w:vAlign w:val="center"/>
-            <w:tcMar>
-              <w:top w:w="70" w:type="dxa"/>
-              <w:start w:w="80" w:type="dxa"/>
-              <w:bottom w:w="70" w:type="dxa"/>
-              <w:end w:w="80" w:type="dxa"/>
-            </w:tcMar>
-          </w:tcPr>
-          <w:p>
-            <w:pPr>
-              <w:spacing w:line="240" w:lineRule="auto" w:after="0"/>
-              <w:ind w:firstLine="0" w:left="0" w:right="0"/>
-              <w:jc w:val="left"/>
-            </w:pPr>
-            <w:r>
-              <w:rPr>
-                <w:rFonts w:ascii="Times New Roman" w:hAnsi="Times New Roman" w:eastAsia="Times New Roman"/>
-                <w:b w:val="0"/>
-                <w:sz w:val="16"/>
-              </w:rPr>
-              <w:t>CANX3</w:t>
-            </w:r>
-          </w:p>
-        </w:tc>
-        <w:tc>
-          <w:tcPr>
-            <w:tcW w:type="dxa" w:w="5904"/>
-            <w:vAlign w:val="center"/>
-            <w:tcMar>
-              <w:top w:w="70" w:type="dxa"/>
-              <w:start w:w="80" w:type="dxa"/>
-              <w:bottom w:w="70" w:type="dxa"/>
-              <w:end w:w="80" w:type="dxa"/>
-            </w:tcMar>
-          </w:tcPr>
-          <w:p>
-            <w:pPr>
-              <w:spacing w:line="240" w:lineRule="auto" w:after="0"/>
-              <w:ind w:firstLine="0" w:left="0" w:right="0"/>
-              <w:jc w:val="left"/>
-            </w:pPr>
-            <w:r>
-              <w:rPr>
-                <w:rFonts w:ascii="Times New Roman" w:hAnsi="Times New Roman" w:eastAsia="Times New Roman"/>
-                <w:b w:val="0"/>
-                <w:sz w:val="16"/>
-              </w:rPr>
-              <w:t>Computers make me feel uncomfortable.</w:t>
-            </w:r>
-          </w:p>
-        </w:tc>
-        <w:tc>
-          <w:tcPr>
-            <w:tcW w:type="dxa" w:w="2232"/>
-            <w:vAlign w:val="center"/>
-            <w:tcMar>
-              <w:top w:w="70" w:type="dxa"/>
-              <w:start w:w="80" w:type="dxa"/>
-              <w:bottom w:w="70" w:type="dxa"/>
-              <w:end w:w="80" w:type="dxa"/>
-            </w:tcMar>
-          </w:tcPr>
-          <w:p>
-            <w:pPr>
-              <w:spacing w:line="240" w:lineRule="auto" w:after="0"/>
-              <w:ind w:firstLine="0" w:left="0" w:right="0"/>
-              <w:jc w:val="left"/>
-            </w:pPr>
-            <w:r>
-              <w:rPr>
-                <w:rFonts w:ascii="Times New Roman" w:hAnsi="Times New Roman" w:eastAsia="Times New Roman"/>
-                <w:b w:val="0"/>
-                <w:sz w:val="16"/>
-              </w:rPr>
-              <w:t>Steenkamp et al. (2024); Venkatesh &amp; Bala (2008)</w:t>
-            </w:r>
-          </w:p>
-        </w:tc>
-      </w:tr>
-      <w:tr>
-        <w:trPr>
-          <w:cantSplit/>
-        </w:trPr>
-        <w:tc>
-          <w:tcPr>
-            <w:tcW w:type="dxa" w:w="792"/>
-            <w:vAlign w:val="center"/>
-            <w:tcMar>
-              <w:top w:w="70" w:type="dxa"/>
-              <w:start w:w="80" w:type="dxa"/>
-              <w:bottom w:w="70" w:type="dxa"/>
-              <w:end w:w="80" w:type="dxa"/>
-            </w:tcMar>
-            <w:shd w:fill="FAFAFA"/>
-          </w:tcPr>
-          <w:p>
-            <w:pPr>
-              <w:spacing w:line="240" w:lineRule="auto" w:after="0"/>
-              <w:ind w:firstLine="0" w:left="0" w:right="0"/>
-              <w:jc w:val="left"/>
-            </w:pPr>
-            <w:r>
-              <w:rPr>
-                <w:rFonts w:ascii="Times New Roman" w:hAnsi="Times New Roman" w:eastAsia="Times New Roman"/>
-                <w:b w:val="0"/>
-                <w:sz w:val="16"/>
-              </w:rPr>
-              <w:t>CANX4</w:t>
-            </w:r>
-          </w:p>
-        </w:tc>
-        <w:tc>
-          <w:tcPr>
-            <w:tcW w:type="dxa" w:w="5904"/>
-            <w:vAlign w:val="center"/>
-            <w:tcMar>
-              <w:top w:w="70" w:type="dxa"/>
-              <w:start w:w="80" w:type="dxa"/>
-              <w:bottom w:w="70" w:type="dxa"/>
-              <w:end w:w="80" w:type="dxa"/>
-            </w:tcMar>
-            <w:shd w:fill="FAFAFA"/>
-          </w:tcPr>
-          <w:p>
-            <w:pPr>
-              <w:spacing w:line="240" w:lineRule="auto" w:after="0"/>
-              <w:ind w:firstLine="0" w:left="0" w:right="0"/>
-              <w:jc w:val="left"/>
-            </w:pPr>
-            <w:r>
-              <w:rPr>
-                <w:rFonts w:ascii="Times New Roman" w:hAnsi="Times New Roman" w:eastAsia="Times New Roman"/>
-                <w:b w:val="0"/>
-                <w:sz w:val="16"/>
-              </w:rPr>
-              <w:t>Computers make me feel uneasy.</w:t>
-            </w:r>
-          </w:p>
-        </w:tc>
-        <w:tc>
-          <w:tcPr>
-            <w:tcW w:type="dxa" w:w="2232"/>
-            <w:vAlign w:val="center"/>
-            <w:tcMar>
-              <w:top w:w="70" w:type="dxa"/>
-              <w:start w:w="80" w:type="dxa"/>
-              <w:bottom w:w="70" w:type="dxa"/>
-              <w:end w:w="80" w:type="dxa"/>
-            </w:tcMar>
-            <w:shd w:fill="FAFAFA"/>
-          </w:tcPr>
-          <w:p>
-            <w:pPr>
-              <w:spacing w:line="240" w:lineRule="auto" w:after="0"/>
-              <w:ind w:firstLine="0" w:left="0" w:right="0"/>
-              <w:jc w:val="left"/>
-            </w:pPr>
-            <w:r>
-              <w:rPr>
-                <w:rFonts w:ascii="Times New Roman" w:hAnsi="Times New Roman" w:eastAsia="Times New Roman"/>
-                <w:b w:val="0"/>
-                <w:sz w:val="16"/>
-              </w:rPr>
-              <w:t>Steenkamp et al. (2024); Venkatesh &amp; Bala (2008)</w:t>
-            </w:r>
-          </w:p>
-        </w:tc>
-      </w:tr>
-    </w:tbl>
-    <w:p>
-      <w:pPr>
-        <w:spacing w:after="0"/>
-      </w:pPr>
-    </w:p>
-    <w:p>
-      <w:pPr>
-        <w:pStyle w:val="Heading3"/>
-      </w:pPr>
-      <w:r>
         <w:t>Subjective Norm</w:t>
       </w:r>
     </w:p>
@@ -7780,7 +8126,7 @@
           <w:b/>
           <w:sz w:val="21"/>
         </w:rPr>
-        <w:t>Table 4.9: Subjective Norm measurement items</w:t>
+        <w:t>Table 4.5: Subjective Norm measurement items</w:t>
       </w:r>
     </w:p>
     <w:tbl>
@@ -8248,399 +8594,6 @@
         <w:pStyle w:val="Heading3"/>
       </w:pPr>
       <w:r>
-        <w:t>Image</w:t>
-      </w:r>
-    </w:p>
-    <w:p>
-      <w:pPr>
-        <w:keepNext/>
-        <w:spacing w:before="120" w:after="80"/>
-        <w:ind w:firstLine="0"/>
-      </w:pPr>
-      <w:r>
-        <w:rPr>
-          <w:b/>
-          <w:sz w:val="21"/>
-        </w:rPr>
-        <w:t>Table 4.10: Image measurement items</w:t>
-      </w:r>
-    </w:p>
-    <w:tbl>
-      <w:tblPr>
-        <w:tblStyle w:val="TableGrid"/>
-        <w:tblW w:type="dxa" w:w="8928"/>
-        <w:tblLayout w:type="fixed"/>
-        <w:tblLook w:firstColumn="1" w:firstRow="1" w:lastColumn="0" w:lastRow="0" w:noHBand="0" w:noVBand="1" w:val="04A0"/>
-        <w:jc w:val="left"/>
-        <w:tblInd w:w="120" w:type="dxa"/>
-      </w:tblPr>
-      <w:tblGrid>
-        <w:gridCol w:w="792"/>
-        <w:gridCol w:w="5904"/>
-        <w:gridCol w:w="2232"/>
-      </w:tblGrid>
-      <w:tr>
-        <w:trPr>
-          <w:tblHeader w:val="true"/>
-          <w:cantSplit/>
-        </w:trPr>
-        <w:tc>
-          <w:tcPr>
-            <w:tcW w:type="dxa" w:w="792"/>
-            <w:vAlign w:val="center"/>
-            <w:tcMar>
-              <w:top w:w="70" w:type="dxa"/>
-              <w:start w:w="80" w:type="dxa"/>
-              <w:bottom w:w="70" w:type="dxa"/>
-              <w:end w:w="80" w:type="dxa"/>
-            </w:tcMar>
-            <w:shd w:fill="D9E2F3"/>
-          </w:tcPr>
-          <w:p>
-            <w:pPr>
-              <w:spacing w:line="240" w:lineRule="auto" w:after="0"/>
-              <w:ind w:firstLine="0" w:left="0" w:right="0"/>
-              <w:jc w:val="center"/>
-            </w:pPr>
-            <w:r>
-              <w:rPr>
-                <w:rFonts w:ascii="Times New Roman" w:hAnsi="Times New Roman" w:eastAsia="Times New Roman"/>
-                <w:b/>
-                <w:sz w:val="16"/>
-              </w:rPr>
-              <w:t>Code</w:t>
-            </w:r>
-          </w:p>
-        </w:tc>
-        <w:tc>
-          <w:tcPr>
-            <w:tcW w:type="dxa" w:w="5904"/>
-            <w:vAlign w:val="center"/>
-            <w:tcMar>
-              <w:top w:w="70" w:type="dxa"/>
-              <w:start w:w="80" w:type="dxa"/>
-              <w:bottom w:w="70" w:type="dxa"/>
-              <w:end w:w="80" w:type="dxa"/>
-            </w:tcMar>
-            <w:shd w:fill="D9E2F3"/>
-          </w:tcPr>
-          <w:p>
-            <w:pPr>
-              <w:spacing w:line="240" w:lineRule="auto" w:after="0"/>
-              <w:ind w:firstLine="0" w:left="0" w:right="0"/>
-              <w:jc w:val="center"/>
-            </w:pPr>
-            <w:r>
-              <w:rPr>
-                <w:rFonts w:ascii="Times New Roman" w:hAnsi="Times New Roman" w:eastAsia="Times New Roman"/>
-                <w:b/>
-                <w:sz w:val="16"/>
-              </w:rPr>
-              <w:t>Questionnaire statement</w:t>
-            </w:r>
-          </w:p>
-        </w:tc>
-        <w:tc>
-          <w:tcPr>
-            <w:tcW w:type="dxa" w:w="2232"/>
-            <w:vAlign w:val="center"/>
-            <w:tcMar>
-              <w:top w:w="70" w:type="dxa"/>
-              <w:start w:w="80" w:type="dxa"/>
-              <w:bottom w:w="70" w:type="dxa"/>
-              <w:end w:w="80" w:type="dxa"/>
-            </w:tcMar>
-            <w:shd w:fill="D9E2F3"/>
-          </w:tcPr>
-          <w:p>
-            <w:pPr>
-              <w:spacing w:line="240" w:lineRule="auto" w:after="0"/>
-              <w:ind w:firstLine="0" w:left="0" w:right="0"/>
-              <w:jc w:val="center"/>
-            </w:pPr>
-            <w:r>
-              <w:rPr>
-                <w:rFonts w:ascii="Times New Roman" w:hAnsi="Times New Roman" w:eastAsia="Times New Roman"/>
-                <w:b/>
-                <w:sz w:val="16"/>
-              </w:rPr>
-              <w:t>Measurement source</w:t>
-            </w:r>
-          </w:p>
-        </w:tc>
-      </w:tr>
-      <w:tr>
-        <w:trPr>
-          <w:cantSplit/>
-        </w:trPr>
-        <w:tc>
-          <w:tcPr>
-            <w:tcW w:type="dxa" w:w="792"/>
-            <w:vAlign w:val="center"/>
-            <w:tcMar>
-              <w:top w:w="70" w:type="dxa"/>
-              <w:start w:w="80" w:type="dxa"/>
-              <w:bottom w:w="70" w:type="dxa"/>
-              <w:end w:w="80" w:type="dxa"/>
-            </w:tcMar>
-          </w:tcPr>
-          <w:p>
-            <w:pPr>
-              <w:spacing w:line="240" w:lineRule="auto" w:after="0"/>
-              <w:ind w:firstLine="0" w:left="0" w:right="0"/>
-              <w:jc w:val="left"/>
-            </w:pPr>
-            <w:r>
-              <w:rPr>
-                <w:rFonts w:ascii="Times New Roman" w:hAnsi="Times New Roman" w:eastAsia="Times New Roman"/>
-                <w:b w:val="0"/>
-                <w:sz w:val="16"/>
-              </w:rPr>
-              <w:t>IMG1</w:t>
-            </w:r>
-          </w:p>
-        </w:tc>
-        <w:tc>
-          <w:tcPr>
-            <w:tcW w:type="dxa" w:w="5904"/>
-            <w:vAlign w:val="center"/>
-            <w:tcMar>
-              <w:top w:w="70" w:type="dxa"/>
-              <w:start w:w="80" w:type="dxa"/>
-              <w:bottom w:w="70" w:type="dxa"/>
-              <w:end w:w="80" w:type="dxa"/>
-            </w:tcMar>
-          </w:tcPr>
-          <w:p>
-            <w:pPr>
-              <w:spacing w:line="240" w:lineRule="auto" w:after="0"/>
-              <w:ind w:firstLine="0" w:left="0" w:right="0"/>
-              <w:jc w:val="left"/>
-            </w:pPr>
-            <w:r>
-              <w:rPr>
-                <w:rFonts w:ascii="Times New Roman" w:hAnsi="Times New Roman" w:eastAsia="Times New Roman"/>
-                <w:b w:val="0"/>
-                <w:sz w:val="16"/>
-              </w:rPr>
-              <w:t>Students who use university-issued digital badges when applying for jobs are likely to have more prestige than those who do not.</w:t>
-            </w:r>
-          </w:p>
-        </w:tc>
-        <w:tc>
-          <w:tcPr>
-            <w:tcW w:type="dxa" w:w="2232"/>
-            <w:vAlign w:val="center"/>
-            <w:tcMar>
-              <w:top w:w="70" w:type="dxa"/>
-              <w:start w:w="80" w:type="dxa"/>
-              <w:bottom w:w="70" w:type="dxa"/>
-              <w:end w:w="80" w:type="dxa"/>
-            </w:tcMar>
-          </w:tcPr>
-          <w:p>
-            <w:pPr>
-              <w:spacing w:line="240" w:lineRule="auto" w:after="0"/>
-              <w:ind w:firstLine="0" w:left="0" w:right="0"/>
-              <w:jc w:val="left"/>
-            </w:pPr>
-            <w:r>
-              <w:rPr>
-                <w:rFonts w:ascii="Times New Roman" w:hAnsi="Times New Roman" w:eastAsia="Times New Roman"/>
-                <w:b w:val="0"/>
-                <w:sz w:val="16"/>
-              </w:rPr>
-              <w:t>Steenkamp et al. (2024); Venkatesh &amp; Bala (2008)</w:t>
-            </w:r>
-          </w:p>
-        </w:tc>
-      </w:tr>
-      <w:tr>
-        <w:trPr>
-          <w:cantSplit/>
-        </w:trPr>
-        <w:tc>
-          <w:tcPr>
-            <w:tcW w:type="dxa" w:w="792"/>
-            <w:vAlign w:val="center"/>
-            <w:tcMar>
-              <w:top w:w="70" w:type="dxa"/>
-              <w:start w:w="80" w:type="dxa"/>
-              <w:bottom w:w="70" w:type="dxa"/>
-              <w:end w:w="80" w:type="dxa"/>
-            </w:tcMar>
-            <w:shd w:fill="FAFAFA"/>
-          </w:tcPr>
-          <w:p>
-            <w:pPr>
-              <w:spacing w:line="240" w:lineRule="auto" w:after="0"/>
-              <w:ind w:firstLine="0" w:left="0" w:right="0"/>
-              <w:jc w:val="left"/>
-            </w:pPr>
-            <w:r>
-              <w:rPr>
-                <w:rFonts w:ascii="Times New Roman" w:hAnsi="Times New Roman" w:eastAsia="Times New Roman"/>
-                <w:b w:val="0"/>
-                <w:sz w:val="16"/>
-              </w:rPr>
-              <w:t>IMG2</w:t>
-            </w:r>
-          </w:p>
-        </w:tc>
-        <w:tc>
-          <w:tcPr>
-            <w:tcW w:type="dxa" w:w="5904"/>
-            <w:vAlign w:val="center"/>
-            <w:tcMar>
-              <w:top w:w="70" w:type="dxa"/>
-              <w:start w:w="80" w:type="dxa"/>
-              <w:bottom w:w="70" w:type="dxa"/>
-              <w:end w:w="80" w:type="dxa"/>
-            </w:tcMar>
-            <w:shd w:fill="FAFAFA"/>
-          </w:tcPr>
-          <w:p>
-            <w:pPr>
-              <w:spacing w:line="240" w:lineRule="auto" w:after="0"/>
-              <w:ind w:firstLine="0" w:left="0" w:right="0"/>
-              <w:jc w:val="left"/>
-            </w:pPr>
-            <w:r>
-              <w:rPr>
-                <w:rFonts w:ascii="Times New Roman" w:hAnsi="Times New Roman" w:eastAsia="Times New Roman"/>
-                <w:b w:val="0"/>
-                <w:sz w:val="16"/>
-              </w:rPr>
-              <w:t>Students who use university-issued digital badges when applying for jobs will have a high profile.</w:t>
-            </w:r>
-          </w:p>
-        </w:tc>
-        <w:tc>
-          <w:tcPr>
-            <w:tcW w:type="dxa" w:w="2232"/>
-            <w:vAlign w:val="center"/>
-            <w:tcMar>
-              <w:top w:w="70" w:type="dxa"/>
-              <w:start w:w="80" w:type="dxa"/>
-              <w:bottom w:w="70" w:type="dxa"/>
-              <w:end w:w="80" w:type="dxa"/>
-            </w:tcMar>
-            <w:shd w:fill="FAFAFA"/>
-          </w:tcPr>
-          <w:p>
-            <w:pPr>
-              <w:spacing w:line="240" w:lineRule="auto" w:after="0"/>
-              <w:ind w:firstLine="0" w:left="0" w:right="0"/>
-              <w:jc w:val="left"/>
-            </w:pPr>
-            <w:r>
-              <w:rPr>
-                <w:rFonts w:ascii="Times New Roman" w:hAnsi="Times New Roman" w:eastAsia="Times New Roman"/>
-                <w:b w:val="0"/>
-                <w:sz w:val="16"/>
-              </w:rPr>
-              <w:t>Steenkamp et al. (2024); Venkatesh &amp; Bala (2008)</w:t>
-            </w:r>
-          </w:p>
-        </w:tc>
-      </w:tr>
-      <w:tr>
-        <w:trPr>
-          <w:cantSplit/>
-        </w:trPr>
-        <w:tc>
-          <w:tcPr>
-            <w:tcW w:type="dxa" w:w="792"/>
-            <w:vAlign w:val="center"/>
-            <w:tcMar>
-              <w:top w:w="70" w:type="dxa"/>
-              <w:start w:w="80" w:type="dxa"/>
-              <w:bottom w:w="70" w:type="dxa"/>
-              <w:end w:w="80" w:type="dxa"/>
-            </w:tcMar>
-          </w:tcPr>
-          <w:p>
-            <w:pPr>
-              <w:spacing w:line="240" w:lineRule="auto" w:after="0"/>
-              <w:ind w:firstLine="0" w:left="0" w:right="0"/>
-              <w:jc w:val="left"/>
-            </w:pPr>
-            <w:r>
-              <w:rPr>
-                <w:rFonts w:ascii="Times New Roman" w:hAnsi="Times New Roman" w:eastAsia="Times New Roman"/>
-                <w:b w:val="0"/>
-                <w:sz w:val="16"/>
-              </w:rPr>
-              <w:t>IMG3</w:t>
-            </w:r>
-          </w:p>
-        </w:tc>
-        <w:tc>
-          <w:tcPr>
-            <w:tcW w:type="dxa" w:w="5904"/>
-            <w:vAlign w:val="center"/>
-            <w:tcMar>
-              <w:top w:w="70" w:type="dxa"/>
-              <w:start w:w="80" w:type="dxa"/>
-              <w:bottom w:w="70" w:type="dxa"/>
-              <w:end w:w="80" w:type="dxa"/>
-            </w:tcMar>
-          </w:tcPr>
-          <w:p>
-            <w:pPr>
-              <w:spacing w:line="240" w:lineRule="auto" w:after="0"/>
-              <w:ind w:firstLine="0" w:left="0" w:right="0"/>
-              <w:jc w:val="left"/>
-            </w:pPr>
-            <w:r>
-              <w:rPr>
-                <w:rFonts w:ascii="Times New Roman" w:hAnsi="Times New Roman" w:eastAsia="Times New Roman"/>
-                <w:b w:val="0"/>
-                <w:sz w:val="16"/>
-              </w:rPr>
-              <w:t>Being able to display university-issued digital badges when applying for jobs would be a status symbol for students.</w:t>
-            </w:r>
-          </w:p>
-        </w:tc>
-        <w:tc>
-          <w:tcPr>
-            <w:tcW w:type="dxa" w:w="2232"/>
-            <w:vAlign w:val="center"/>
-            <w:tcMar>
-              <w:top w:w="70" w:type="dxa"/>
-              <w:start w:w="80" w:type="dxa"/>
-              <w:bottom w:w="70" w:type="dxa"/>
-              <w:end w:w="80" w:type="dxa"/>
-            </w:tcMar>
-          </w:tcPr>
-          <w:p>
-            <w:pPr>
-              <w:spacing w:line="240" w:lineRule="auto" w:after="0"/>
-              <w:ind w:firstLine="0" w:left="0" w:right="0"/>
-              <w:jc w:val="left"/>
-            </w:pPr>
-            <w:r>
-              <w:rPr>
-                <w:rFonts w:ascii="Times New Roman" w:hAnsi="Times New Roman" w:eastAsia="Times New Roman"/>
-                <w:b w:val="0"/>
-                <w:sz w:val="16"/>
-              </w:rPr>
-              <w:t>Steenkamp et al. (2024); Venkatesh &amp; Bala (2008)</w:t>
-            </w:r>
-          </w:p>
-        </w:tc>
-      </w:tr>
-    </w:tbl>
-    <w:p>
-      <w:pPr>
-        <w:spacing w:after="0"/>
-      </w:pPr>
-    </w:p>
-    <w:p>
-      <w:pPr>
-        <w:pStyle w:val="Heading3"/>
-      </w:pPr>
-      <w:r>
         <w:t>Job Application Relevance</w:t>
       </w:r>
     </w:p>
@@ -8655,7 +8608,7 @@
           <w:b/>
           <w:sz w:val="21"/>
         </w:rPr>
-        <w:t>Table 4.11: Job Application Relevance measurement items</w:t>
+        <w:t>Table 4.6: Job Application Relevance measurement items</w:t>
       </w:r>
     </w:p>
     <w:tbl>
@@ -9034,488 +8987,6 @@
         <w:pStyle w:val="Heading3"/>
       </w:pPr>
       <w:r>
-        <w:t>Result Demonstrability</w:t>
-      </w:r>
-    </w:p>
-    <w:p>
-      <w:pPr>
-        <w:keepNext/>
-        <w:spacing w:before="120" w:after="80"/>
-        <w:ind w:firstLine="0"/>
-      </w:pPr>
-      <w:r>
-        <w:rPr>
-          <w:b/>
-          <w:sz w:val="21"/>
-        </w:rPr>
-        <w:t>Table 4.12: Result Demonstrability measurement items</w:t>
-      </w:r>
-    </w:p>
-    <w:tbl>
-      <w:tblPr>
-        <w:tblStyle w:val="TableGrid"/>
-        <w:tblW w:type="dxa" w:w="8928"/>
-        <w:tblLayout w:type="fixed"/>
-        <w:tblLook w:firstColumn="1" w:firstRow="1" w:lastColumn="0" w:lastRow="0" w:noHBand="0" w:noVBand="1" w:val="04A0"/>
-        <w:jc w:val="left"/>
-        <w:tblInd w:w="120" w:type="dxa"/>
-      </w:tblPr>
-      <w:tblGrid>
-        <w:gridCol w:w="792"/>
-        <w:gridCol w:w="5904"/>
-        <w:gridCol w:w="2232"/>
-      </w:tblGrid>
-      <w:tr>
-        <w:trPr>
-          <w:tblHeader w:val="true"/>
-          <w:cantSplit/>
-        </w:trPr>
-        <w:tc>
-          <w:tcPr>
-            <w:tcW w:type="dxa" w:w="792"/>
-            <w:vAlign w:val="center"/>
-            <w:tcMar>
-              <w:top w:w="70" w:type="dxa"/>
-              <w:start w:w="80" w:type="dxa"/>
-              <w:bottom w:w="70" w:type="dxa"/>
-              <w:end w:w="80" w:type="dxa"/>
-            </w:tcMar>
-            <w:shd w:fill="D9E2F3"/>
-          </w:tcPr>
-          <w:p>
-            <w:pPr>
-              <w:spacing w:line="240" w:lineRule="auto" w:after="0"/>
-              <w:ind w:firstLine="0" w:left="0" w:right="0"/>
-              <w:jc w:val="center"/>
-            </w:pPr>
-            <w:r>
-              <w:rPr>
-                <w:rFonts w:ascii="Times New Roman" w:hAnsi="Times New Roman" w:eastAsia="Times New Roman"/>
-                <w:b/>
-                <w:sz w:val="16"/>
-              </w:rPr>
-              <w:t>Code</w:t>
-            </w:r>
-          </w:p>
-        </w:tc>
-        <w:tc>
-          <w:tcPr>
-            <w:tcW w:type="dxa" w:w="5904"/>
-            <w:vAlign w:val="center"/>
-            <w:tcMar>
-              <w:top w:w="70" w:type="dxa"/>
-              <w:start w:w="80" w:type="dxa"/>
-              <w:bottom w:w="70" w:type="dxa"/>
-              <w:end w:w="80" w:type="dxa"/>
-            </w:tcMar>
-            <w:shd w:fill="D9E2F3"/>
-          </w:tcPr>
-          <w:p>
-            <w:pPr>
-              <w:spacing w:line="240" w:lineRule="auto" w:after="0"/>
-              <w:ind w:firstLine="0" w:left="0" w:right="0"/>
-              <w:jc w:val="center"/>
-            </w:pPr>
-            <w:r>
-              <w:rPr>
-                <w:rFonts w:ascii="Times New Roman" w:hAnsi="Times New Roman" w:eastAsia="Times New Roman"/>
-                <w:b/>
-                <w:sz w:val="16"/>
-              </w:rPr>
-              <w:t>Questionnaire statement</w:t>
-            </w:r>
-          </w:p>
-        </w:tc>
-        <w:tc>
-          <w:tcPr>
-            <w:tcW w:type="dxa" w:w="2232"/>
-            <w:vAlign w:val="center"/>
-            <w:tcMar>
-              <w:top w:w="70" w:type="dxa"/>
-              <w:start w:w="80" w:type="dxa"/>
-              <w:bottom w:w="70" w:type="dxa"/>
-              <w:end w:w="80" w:type="dxa"/>
-            </w:tcMar>
-            <w:shd w:fill="D9E2F3"/>
-          </w:tcPr>
-          <w:p>
-            <w:pPr>
-              <w:spacing w:line="240" w:lineRule="auto" w:after="0"/>
-              <w:ind w:firstLine="0" w:left="0" w:right="0"/>
-              <w:jc w:val="center"/>
-            </w:pPr>
-            <w:r>
-              <w:rPr>
-                <w:rFonts w:ascii="Times New Roman" w:hAnsi="Times New Roman" w:eastAsia="Times New Roman"/>
-                <w:b/>
-                <w:sz w:val="16"/>
-              </w:rPr>
-              <w:t>Measurement source</w:t>
-            </w:r>
-          </w:p>
-        </w:tc>
-      </w:tr>
-      <w:tr>
-        <w:trPr>
-          <w:cantSplit/>
-        </w:trPr>
-        <w:tc>
-          <w:tcPr>
-            <w:tcW w:type="dxa" w:w="792"/>
-            <w:vAlign w:val="center"/>
-            <w:tcMar>
-              <w:top w:w="70" w:type="dxa"/>
-              <w:start w:w="80" w:type="dxa"/>
-              <w:bottom w:w="70" w:type="dxa"/>
-              <w:end w:w="80" w:type="dxa"/>
-            </w:tcMar>
-          </w:tcPr>
-          <w:p>
-            <w:pPr>
-              <w:spacing w:line="240" w:lineRule="auto" w:after="0"/>
-              <w:ind w:firstLine="0" w:left="0" w:right="0"/>
-              <w:jc w:val="left"/>
-            </w:pPr>
-            <w:r>
-              <w:rPr>
-                <w:rFonts w:ascii="Times New Roman" w:hAnsi="Times New Roman" w:eastAsia="Times New Roman"/>
-                <w:b w:val="0"/>
-                <w:sz w:val="16"/>
-              </w:rPr>
-              <w:t>RES1</w:t>
-            </w:r>
-          </w:p>
-        </w:tc>
-        <w:tc>
-          <w:tcPr>
-            <w:tcW w:type="dxa" w:w="5904"/>
-            <w:vAlign w:val="center"/>
-            <w:tcMar>
-              <w:top w:w="70" w:type="dxa"/>
-              <w:start w:w="80" w:type="dxa"/>
-              <w:bottom w:w="70" w:type="dxa"/>
-              <w:end w:w="80" w:type="dxa"/>
-            </w:tcMar>
-          </w:tcPr>
-          <w:p>
-            <w:pPr>
-              <w:spacing w:line="240" w:lineRule="auto" w:after="0"/>
-              <w:ind w:firstLine="0" w:left="0" w:right="0"/>
-              <w:jc w:val="left"/>
-            </w:pPr>
-            <w:r>
-              <w:rPr>
-                <w:rFonts w:ascii="Times New Roman" w:hAnsi="Times New Roman" w:eastAsia="Times New Roman"/>
-                <w:b w:val="0"/>
-                <w:sz w:val="16"/>
-              </w:rPr>
-              <w:t>I would have no difficulty telling others about the results of using university-issued digital badges.</w:t>
-            </w:r>
-          </w:p>
-        </w:tc>
-        <w:tc>
-          <w:tcPr>
-            <w:tcW w:type="dxa" w:w="2232"/>
-            <w:vAlign w:val="center"/>
-            <w:tcMar>
-              <w:top w:w="70" w:type="dxa"/>
-              <w:start w:w="80" w:type="dxa"/>
-              <w:bottom w:w="70" w:type="dxa"/>
-              <w:end w:w="80" w:type="dxa"/>
-            </w:tcMar>
-          </w:tcPr>
-          <w:p>
-            <w:pPr>
-              <w:spacing w:line="240" w:lineRule="auto" w:after="0"/>
-              <w:ind w:firstLine="0" w:left="0" w:right="0"/>
-              <w:jc w:val="left"/>
-            </w:pPr>
-            <w:r>
-              <w:rPr>
-                <w:rFonts w:ascii="Times New Roman" w:hAnsi="Times New Roman" w:eastAsia="Times New Roman"/>
-                <w:b w:val="0"/>
-                <w:sz w:val="16"/>
-              </w:rPr>
-              <w:t>Steenkamp et al. (2024); Venkatesh &amp; Bala (2008)</w:t>
-            </w:r>
-          </w:p>
-        </w:tc>
-      </w:tr>
-      <w:tr>
-        <w:trPr>
-          <w:cantSplit/>
-        </w:trPr>
-        <w:tc>
-          <w:tcPr>
-            <w:tcW w:type="dxa" w:w="792"/>
-            <w:vAlign w:val="center"/>
-            <w:tcMar>
-              <w:top w:w="70" w:type="dxa"/>
-              <w:start w:w="80" w:type="dxa"/>
-              <w:bottom w:w="70" w:type="dxa"/>
-              <w:end w:w="80" w:type="dxa"/>
-            </w:tcMar>
-            <w:shd w:fill="FAFAFA"/>
-          </w:tcPr>
-          <w:p>
-            <w:pPr>
-              <w:spacing w:line="240" w:lineRule="auto" w:after="0"/>
-              <w:ind w:firstLine="0" w:left="0" w:right="0"/>
-              <w:jc w:val="left"/>
-            </w:pPr>
-            <w:r>
-              <w:rPr>
-                <w:rFonts w:ascii="Times New Roman" w:hAnsi="Times New Roman" w:eastAsia="Times New Roman"/>
-                <w:b w:val="0"/>
-                <w:sz w:val="16"/>
-              </w:rPr>
-              <w:t>RES2</w:t>
-            </w:r>
-          </w:p>
-        </w:tc>
-        <w:tc>
-          <w:tcPr>
-            <w:tcW w:type="dxa" w:w="5904"/>
-            <w:vAlign w:val="center"/>
-            <w:tcMar>
-              <w:top w:w="70" w:type="dxa"/>
-              <w:start w:w="80" w:type="dxa"/>
-              <w:bottom w:w="70" w:type="dxa"/>
-              <w:end w:w="80" w:type="dxa"/>
-            </w:tcMar>
-            <w:shd w:fill="FAFAFA"/>
-          </w:tcPr>
-          <w:p>
-            <w:pPr>
-              <w:spacing w:line="240" w:lineRule="auto" w:after="0"/>
-              <w:ind w:firstLine="0" w:left="0" w:right="0"/>
-              <w:jc w:val="left"/>
-            </w:pPr>
-            <w:r>
-              <w:rPr>
-                <w:rFonts w:ascii="Times New Roman" w:hAnsi="Times New Roman" w:eastAsia="Times New Roman"/>
-                <w:b w:val="0"/>
-                <w:sz w:val="16"/>
-              </w:rPr>
-              <w:t>I believe I could communicate to others the consequences for me of using university-issued digital badges.</w:t>
-            </w:r>
-          </w:p>
-        </w:tc>
-        <w:tc>
-          <w:tcPr>
-            <w:tcW w:type="dxa" w:w="2232"/>
-            <w:vAlign w:val="center"/>
-            <w:tcMar>
-              <w:top w:w="70" w:type="dxa"/>
-              <w:start w:w="80" w:type="dxa"/>
-              <w:bottom w:w="70" w:type="dxa"/>
-              <w:end w:w="80" w:type="dxa"/>
-            </w:tcMar>
-            <w:shd w:fill="FAFAFA"/>
-          </w:tcPr>
-          <w:p>
-            <w:pPr>
-              <w:spacing w:line="240" w:lineRule="auto" w:after="0"/>
-              <w:ind w:firstLine="0" w:left="0" w:right="0"/>
-              <w:jc w:val="left"/>
-            </w:pPr>
-            <w:r>
-              <w:rPr>
-                <w:rFonts w:ascii="Times New Roman" w:hAnsi="Times New Roman" w:eastAsia="Times New Roman"/>
-                <w:b w:val="0"/>
-                <w:sz w:val="16"/>
-              </w:rPr>
-              <w:t>Steenkamp et al. (2024); Venkatesh &amp; Bala (2008)</w:t>
-            </w:r>
-          </w:p>
-        </w:tc>
-      </w:tr>
-      <w:tr>
-        <w:trPr>
-          <w:cantSplit/>
-        </w:trPr>
-        <w:tc>
-          <w:tcPr>
-            <w:tcW w:type="dxa" w:w="792"/>
-            <w:vAlign w:val="center"/>
-            <w:tcMar>
-              <w:top w:w="70" w:type="dxa"/>
-              <w:start w:w="80" w:type="dxa"/>
-              <w:bottom w:w="70" w:type="dxa"/>
-              <w:end w:w="80" w:type="dxa"/>
-            </w:tcMar>
-          </w:tcPr>
-          <w:p>
-            <w:pPr>
-              <w:spacing w:line="240" w:lineRule="auto" w:after="0"/>
-              <w:ind w:firstLine="0" w:left="0" w:right="0"/>
-              <w:jc w:val="left"/>
-            </w:pPr>
-            <w:r>
-              <w:rPr>
-                <w:rFonts w:ascii="Times New Roman" w:hAnsi="Times New Roman" w:eastAsia="Times New Roman"/>
-                <w:b w:val="0"/>
-                <w:sz w:val="16"/>
-              </w:rPr>
-              <w:t>RES3</w:t>
-            </w:r>
-          </w:p>
-        </w:tc>
-        <w:tc>
-          <w:tcPr>
-            <w:tcW w:type="dxa" w:w="5904"/>
-            <w:vAlign w:val="center"/>
-            <w:tcMar>
-              <w:top w:w="70" w:type="dxa"/>
-              <w:start w:w="80" w:type="dxa"/>
-              <w:bottom w:w="70" w:type="dxa"/>
-              <w:end w:w="80" w:type="dxa"/>
-            </w:tcMar>
-          </w:tcPr>
-          <w:p>
-            <w:pPr>
-              <w:spacing w:line="240" w:lineRule="auto" w:after="0"/>
-              <w:ind w:firstLine="0" w:left="0" w:right="0"/>
-              <w:jc w:val="left"/>
-            </w:pPr>
-            <w:r>
-              <w:rPr>
-                <w:rFonts w:ascii="Times New Roman" w:hAnsi="Times New Roman" w:eastAsia="Times New Roman"/>
-                <w:b w:val="0"/>
-                <w:sz w:val="16"/>
-              </w:rPr>
-              <w:t>The results of using university-issued digital badges would be apparent to me.</w:t>
-            </w:r>
-          </w:p>
-        </w:tc>
-        <w:tc>
-          <w:tcPr>
-            <w:tcW w:type="dxa" w:w="2232"/>
-            <w:vAlign w:val="center"/>
-            <w:tcMar>
-              <w:top w:w="70" w:type="dxa"/>
-              <w:start w:w="80" w:type="dxa"/>
-              <w:bottom w:w="70" w:type="dxa"/>
-              <w:end w:w="80" w:type="dxa"/>
-            </w:tcMar>
-          </w:tcPr>
-          <w:p>
-            <w:pPr>
-              <w:spacing w:line="240" w:lineRule="auto" w:after="0"/>
-              <w:ind w:firstLine="0" w:left="0" w:right="0"/>
-              <w:jc w:val="left"/>
-            </w:pPr>
-            <w:r>
-              <w:rPr>
-                <w:rFonts w:ascii="Times New Roman" w:hAnsi="Times New Roman" w:eastAsia="Times New Roman"/>
-                <w:b w:val="0"/>
-                <w:sz w:val="16"/>
-              </w:rPr>
-              <w:t>Steenkamp et al. (2024); Venkatesh &amp; Bala (2008)</w:t>
-            </w:r>
-          </w:p>
-        </w:tc>
-      </w:tr>
-      <w:tr>
-        <w:trPr>
-          <w:cantSplit/>
-        </w:trPr>
-        <w:tc>
-          <w:tcPr>
-            <w:tcW w:type="dxa" w:w="792"/>
-            <w:vAlign w:val="center"/>
-            <w:tcMar>
-              <w:top w:w="70" w:type="dxa"/>
-              <w:start w:w="80" w:type="dxa"/>
-              <w:bottom w:w="70" w:type="dxa"/>
-              <w:end w:w="80" w:type="dxa"/>
-            </w:tcMar>
-            <w:shd w:fill="FAFAFA"/>
-          </w:tcPr>
-          <w:p>
-            <w:pPr>
-              <w:spacing w:line="240" w:lineRule="auto" w:after="0"/>
-              <w:ind w:firstLine="0" w:left="0" w:right="0"/>
-              <w:jc w:val="left"/>
-            </w:pPr>
-            <w:r>
-              <w:rPr>
-                <w:rFonts w:ascii="Times New Roman" w:hAnsi="Times New Roman" w:eastAsia="Times New Roman"/>
-                <w:b w:val="0"/>
-                <w:sz w:val="16"/>
-              </w:rPr>
-              <w:t>RES4</w:t>
-            </w:r>
-          </w:p>
-        </w:tc>
-        <w:tc>
-          <w:tcPr>
-            <w:tcW w:type="dxa" w:w="5904"/>
-            <w:vAlign w:val="center"/>
-            <w:tcMar>
-              <w:top w:w="70" w:type="dxa"/>
-              <w:start w:w="80" w:type="dxa"/>
-              <w:bottom w:w="70" w:type="dxa"/>
-              <w:end w:w="80" w:type="dxa"/>
-            </w:tcMar>
-            <w:shd w:fill="FAFAFA"/>
-          </w:tcPr>
-          <w:p>
-            <w:pPr>
-              <w:spacing w:line="240" w:lineRule="auto" w:after="0"/>
-              <w:ind w:firstLine="0" w:left="0" w:right="0"/>
-              <w:jc w:val="left"/>
-            </w:pPr>
-            <w:r>
-              <w:rPr>
-                <w:rFonts w:ascii="Times New Roman" w:hAnsi="Times New Roman" w:eastAsia="Times New Roman"/>
-                <w:b w:val="0"/>
-                <w:sz w:val="16"/>
-              </w:rPr>
-              <w:t>I would have difficulty explaining why using university-issued digital badges for job searching may or may not be beneficial.</w:t>
-            </w:r>
-          </w:p>
-        </w:tc>
-        <w:tc>
-          <w:tcPr>
-            <w:tcW w:type="dxa" w:w="2232"/>
-            <w:vAlign w:val="center"/>
-            <w:tcMar>
-              <w:top w:w="70" w:type="dxa"/>
-              <w:start w:w="80" w:type="dxa"/>
-              <w:bottom w:w="70" w:type="dxa"/>
-              <w:end w:w="80" w:type="dxa"/>
-            </w:tcMar>
-            <w:shd w:fill="FAFAFA"/>
-          </w:tcPr>
-          <w:p>
-            <w:pPr>
-              <w:spacing w:line="240" w:lineRule="auto" w:after="0"/>
-              <w:ind w:firstLine="0" w:left="0" w:right="0"/>
-              <w:jc w:val="left"/>
-            </w:pPr>
-            <w:r>
-              <w:rPr>
-                <w:rFonts w:ascii="Times New Roman" w:hAnsi="Times New Roman" w:eastAsia="Times New Roman"/>
-                <w:b w:val="0"/>
-                <w:sz w:val="16"/>
-              </w:rPr>
-              <w:t>Steenkamp et al. (2024); Venkatesh &amp; Bala (2008)</w:t>
-            </w:r>
-          </w:p>
-        </w:tc>
-      </w:tr>
-    </w:tbl>
-    <w:p>
-      <w:pPr>
-        <w:spacing w:after="0"/>
-      </w:pPr>
-    </w:p>
-    <w:p>
-      <w:pPr>
-        <w:pStyle w:val="Heading3"/>
-      </w:pPr>
-      <w:r>
         <w:t>Behavioural Intention</w:t>
       </w:r>
     </w:p>
@@ -9530,7 +9001,7 @@
           <w:b/>
           <w:sz w:val="21"/>
         </w:rPr>
-        <w:t>Table 4.13: Behavioural Intention measurement items</w:t>
+        <w:t>Table 4.7: Behavioural Intention measurement items</w:t>
       </w:r>
     </w:p>
     <w:tbl>
@@ -9909,12 +9380,12 @@
         <w:pStyle w:val="Heading2"/>
       </w:pPr>
       <w:r>
-        <w:t>4.4 Translation and Pilot Study</w:t>
+        <w:t>4.4 Translation and Pilot Testing</w:t>
       </w:r>
     </w:p>
     <w:p>
       <w:r>
-        <w:t>The questionnaire will be translated from English into Thai and independently back-translated into English. Differences will be reconciled to preserve the intended meaning of each construct (Brislin, 1970). Before the main survey, the Thai questionnaire will be pilot tested with 40 eligible Thai IT students. A sample of this size is appropriate for an initial assessment of item comprehension and scale performance (Hertzog, 2008; Johanson &amp; Brooks, 2010). The pilot will assess eligibility logic, clarity of instructions and items, completion time, missing responses, and preliminary internal consistency. Pilot participants will be excluded from the main survey.</w:t>
+        <w:t>The approved English questionnaire will be translated into Thai and independently back-translated into English. Differences will be reconciled to preserve each construct's intended meaning (Brislin, 1970). Before the main survey, the Thai questionnaire will be pilot tested with 40 eligible Thai IT students, consistent with the programme examples and published pilot-study guidance (Hertzog, 2008; Johanson &amp; Brooks, 2010). The pilot will assess screening logic, instructions, item comprehension, completion time, missing responses, and preliminary internal consistency. Pilot participants will be excluded from the main study.</w:t>
       </w:r>
     </w:p>
     <w:p>
@@ -9927,7 +9398,7 @@
     </w:p>
     <w:p>
       <w:r>
-        <w:t>Following academic and ethical approval, an online survey link will be distributed through the identified university and student channels. The first page will provide the participant information and consent statement. Participation will be voluntary, and respondents may leave the survey before submission. No directly identifying information will be required. Responses will be stored securely and used only for the purposes described in the participant information.</w:t>
+        <w:t>After academic and ethical approval, an online survey link will be distributed through the selected university and student channels. The first page will provide participant information and request informed consent. Participation will be voluntary. Respondents may leave before submitting the questionnaire, and no directly identifying information will be required. Survey records will be stored securely and used only for the stated academic purpose.</w:t>
       </w:r>
     </w:p>
     <w:p>
@@ -9947,7 +9418,7 @@
         </w:numPr>
       </w:pPr>
       <w:r>
-        <w:t>Screen records for consent, eligibility, duplicates, missingness, completion quality, and coding errors; reverse-code negatively phrased indicators before construct analysis.</w:t>
+        <w:t>Screen records for consent, eligibility, duplicate submissions, missing data, completion quality, and coding errors.</w:t>
       </w:r>
     </w:p>
     <w:p>
@@ -9959,7 +9430,7 @@
         </w:numPr>
       </w:pPr>
       <w:r>
-        <w:t>Describe respondent characteristics using frequencies and percentages, and summarize construct responses using means and standard deviations.</w:t>
+        <w:t>Describe respondent characteristics using frequencies and percentages and summarize item and construct responses using means and standard deviations.</w:t>
       </w:r>
     </w:p>
     <w:p>
@@ -9971,7 +9442,7 @@
         </w:numPr>
       </w:pPr>
       <w:r>
-        <w:t>Assess the reflective measurement model using indicator loadings, Cronbach's alpha, composite reliability, average variance extracted, and discriminant validity. All 40 indicators will be administered; any indicator removal will be based on the Thai-sample results and theoretical content and will be reported.</w:t>
+        <w:t>Assess the reflective measurement model using indicator loadings, Cronbach's alpha, composite reliability, average variance extracted, and heterotrait-monotrait ratios.</w:t>
       </w:r>
     </w:p>
     <w:p>
@@ -9983,7 +9454,7 @@
         </w:numPr>
       </w:pPr>
       <w:r>
-        <w:t>Assess structural-model collinearity using variance inflation factors and evaluate the explanatory power of endogenous constructs using R-squared values.</w:t>
+        <w:t>Assess structural-model collinearity using variance inflation factors and report R-squared values for Perceived Usefulness and Behavioural Intention to Use DB.</w:t>
       </w:r>
     </w:p>
     <w:p>
@@ -9995,7 +9466,7 @@
         </w:numPr>
       </w:pPr>
       <w:r>
-        <w:t>Estimate the 13 hypothesised paths in SmartPLS using 5,000 bootstrap samples and report path coefficients, confidence intervals, p-values, and effect sizes (Hair et al., 2022).</w:t>
+        <w:t>Estimate H1-H4 in SmartPLS using 5,000 bootstrap samples and report path coefficients, confidence intervals, p-values, and effect sizes (Hair et al., 2022).</w:t>
       </w:r>
     </w:p>
     <w:p>
@@ -10007,7 +9478,7 @@
         </w:numPr>
       </w:pPr>
       <w:r>
-        <w:t>Determine support for each hypothesis at the 5% significance level and compare the resulting pattern with the findings of Steenkamp et al. (2024).</w:t>
+        <w:t>Determine support for each hypothesis at the 5% significance level and compare the resulting pattern with Steenkamp et al. (2024) and the literature reviewed in Chapter 2.</w:t>
       </w:r>
     </w:p>
     <w:p>
@@ -10020,7 +9491,7 @@
     </w:p>
     <w:p>
       <w:r>
-        <w:t>The study will follow the university's research-ethics requirements. Participants will receive information about the study purpose, eligibility requirements, voluntary participation, confidentiality, data use, and withdrawal before submission. Only respondents who provide informed consent will proceed. Results will be reported in aggregate form.</w:t>
+        <w:t>The study will follow the university's research-ethics requirements. The consent page will explain the study purpose, eligibility requirements, voluntary participation, foreseeable risks, confidentiality, data use, and withdrawal before submission. Only respondents who provide consent will continue. Findings will be reported in aggregate form and will not be presented as evidence of actual employment outcomes or employer acceptance.</w:t>
       </w:r>
     </w:p>
     <w:p>
@@ -10034,6 +9505,45 @@
       </w:pPr>
       <w:r>
         <w:t>References</w:t>
+      </w:r>
+    </w:p>
+    <w:p>
+      <w:pPr>
+        <w:spacing w:line="240" w:lineRule="auto" w:after="60"/>
+        <w:ind w:hanging="432" w:left="432"/>
+        <w:jc w:val="left"/>
+      </w:pPr>
+      <w:r>
+        <w:rPr>
+          <w:sz w:val="21"/>
+        </w:rPr>
+        <w:t>Abdullah, F., and Ward, R. (2016). Developing a general extended technology acceptance model for e-learning (GETAMEL) by analysing commonly used external factors. Computers in Human Behavior, 56, 238-256. https://doi.org/10.1016/j.chb.2015.11.036</w:t>
+      </w:r>
+    </w:p>
+    <w:p>
+      <w:pPr>
+        <w:spacing w:line="240" w:lineRule="auto" w:after="60"/>
+        <w:ind w:hanging="432" w:left="432"/>
+        <w:jc w:val="left"/>
+      </w:pPr>
+      <w:r>
+        <w:rPr>
+          <w:sz w:val="21"/>
+        </w:rPr>
+        <w:t>Abdullah, F., Ward, R., and Ahmed, E. (2016). Investigating the influence of the most commonly used external variables of TAM on students' perceived ease of use and perceived usefulness of e-portfolios. Computers in Human Behavior, 63, 75-90. https://doi.org/10.1016/j.chb.2016.05.014</w:t>
+      </w:r>
+    </w:p>
+    <w:p>
+      <w:pPr>
+        <w:spacing w:line="240" w:lineRule="auto" w:after="60"/>
+        <w:ind w:hanging="432" w:left="432"/>
+        <w:jc w:val="left"/>
+      </w:pPr>
+      <w:r>
+        <w:rPr>
+          <w:sz w:val="21"/>
+        </w:rPr>
+        <w:t>Ajzen, I. (1991). The theory of planned behavior. Organizational Behavior and Human Decision Processes, 50(2), 179-211. https://doi.org/10.1016/0749-5978(91)90020-T</w:t>
       </w:r>
     </w:p>
     <w:p>
@@ -10073,6 +9583,32 @@
           <w:sz w:val="21"/>
         </w:rPr>
         <w:t>Davis, F. D. (1989). Perceived usefulness, perceived ease of use, and user acceptance of information technology. MIS Quarterly, 13(3), 319-340. https://doi.org/10.2307/249008</w:t>
+      </w:r>
+    </w:p>
+    <w:p>
+      <w:pPr>
+        <w:spacing w:line="240" w:lineRule="auto" w:after="60"/>
+        <w:ind w:hanging="432" w:left="432"/>
+        <w:jc w:val="left"/>
+      </w:pPr>
+      <w:r>
+        <w:rPr>
+          <w:sz w:val="21"/>
+        </w:rPr>
+        <w:t>Fishbein, M., and Ajzen, I. (1975). Belief, attitude, intention and behavior: An introduction to theory and research. Addison-Wesley.</w:t>
+      </w:r>
+    </w:p>
+    <w:p>
+      <w:pPr>
+        <w:spacing w:line="240" w:lineRule="auto" w:after="60"/>
+        <w:ind w:hanging="432" w:left="432"/>
+        <w:jc w:val="left"/>
+      </w:pPr>
+      <w:r>
+        <w:rPr>
+          <w:sz w:val="21"/>
+        </w:rPr>
+        <w:t>Granic, A., and Marangunic, N. (2019). Technology acceptance model in educational context: A systematic literature review. British Journal of Educational Technology, 50(5), 2572-2593. https://doi.org/10.1111/bjet.12864</w:t>
       </w:r>
     </w:p>
     <w:p>
@@ -10163,6 +9699,32 @@
         <w:rPr>
           <w:sz w:val="21"/>
         </w:rPr>
+        <w:t>Moore, G. C., and Benbasat, I. (1991). Development of an instrument to measure the perceptions of adopting an information technology innovation. Information Systems Research, 2(3), 192-222. https://doi.org/10.1287/isre.2.3.192</w:t>
+      </w:r>
+    </w:p>
+    <w:p>
+      <w:pPr>
+        <w:spacing w:line="240" w:lineRule="auto" w:after="60"/>
+        <w:ind w:hanging="432" w:left="432"/>
+        <w:jc w:val="left"/>
+      </w:pPr>
+      <w:r>
+        <w:rPr>
+          <w:sz w:val="21"/>
+        </w:rPr>
+        <w:t>Schepers, J., and Wetzels, M. (2007). A meta-analysis of the technology acceptance model: Investigating subjective norm and moderation effects. Information &amp; Management, 44(1), 90-103. https://doi.org/10.1016/j.im.2006.10.007</w:t>
+      </w:r>
+    </w:p>
+    <w:p>
+      <w:pPr>
+        <w:spacing w:line="240" w:lineRule="auto" w:after="60"/>
+        <w:ind w:hanging="432" w:left="432"/>
+        <w:jc w:val="left"/>
+      </w:pPr>
+      <w:r>
+        <w:rPr>
+          <w:sz w:val="21"/>
+        </w:rPr>
         <w:t>Steenkamp, N., Fisher, R., and Nesbit, T. (2024). Understanding accounting students' intentions to use digital badges to showcase employability skills. Accounting Education, 33(6), 906-934. https://doi.org/10.1080/09639284.2023.2276200</w:t>
       </w:r>
     </w:p>
@@ -10189,7 +9751,33 @@
         <w:rPr>
           <w:sz w:val="21"/>
         </w:rPr>
+        <w:t>Taylor, S., and Todd, P. A. (1995). Understanding information technology usage: A test of competing models. Information Systems Research, 6(2), 144-176. https://doi.org/10.1287/isre.6.2.144</w:t>
+      </w:r>
+    </w:p>
+    <w:p>
+      <w:pPr>
+        <w:spacing w:line="240" w:lineRule="auto" w:after="60"/>
+        <w:ind w:hanging="432" w:left="432"/>
+        <w:jc w:val="left"/>
+      </w:pPr>
+      <w:r>
+        <w:rPr>
+          <w:sz w:val="21"/>
+        </w:rPr>
         <w:t>UNESCO. (2022). Towards a common definition of micro-credentials. UNESCO. https://unesdoc.unesco.org/ark:/48223/pf0000381668</w:t>
+      </w:r>
+    </w:p>
+    <w:p>
+      <w:pPr>
+        <w:spacing w:line="240" w:lineRule="auto" w:after="60"/>
+        <w:ind w:hanging="432" w:left="432"/>
+        <w:jc w:val="left"/>
+      </w:pPr>
+      <w:r>
+        <w:rPr>
+          <w:sz w:val="21"/>
+        </w:rPr>
+        <w:t>Ursavas, O. F., Yalcin, Y., and Bakir, E. (2019). The effect of subjective norms on preservice and in-service teachers' behavioural intentions to use technology: A multigroup multimodel study. British Journal of Educational Technology, 50(5), 2501-2519. https://doi.org/10.1111/bjet.12834</w:t>
       </w:r>
     </w:p>
     <w:p>
@@ -10278,16 +9866,8 @@
   <w:p>
     <w:pPr>
       <w:pStyle w:val="Header"/>
-      <w:jc w:val="right"/>
     </w:pPr>
-    <w:r>
-      <w:rPr>
-        <w:rFonts w:ascii="Times New Roman" w:hAnsi="Times New Roman"/>
-        <w:color w:val="595959"/>
-        <w:sz w:val="18"/>
-      </w:rPr>
-      <w:t>Digital badges for IT micro-credentials | Thai IT students</w:t>
-    </w:r>
+    <w:r/>
   </w:p>
 </w:hdr>
 </file>

--- a/current-study/outputs/Master_Thesis_Digital_Badges_Thai_IT_Students.docx
+++ b/current-study/outputs/Master_Thesis_Digital_Badges_Thai_IT_Students.docx
@@ -2378,7 +2378,7 @@
       <w:r>
         <w:drawing>
           <wp:inline xmlns:a="http://schemas.openxmlformats.org/drawingml/2006/main" xmlns:pic="http://schemas.openxmlformats.org/drawingml/2006/picture">
-            <wp:extent cx="5349240" cy="3282488"/>
+            <wp:extent cx="5349240" cy="2996790"/>
             <wp:docPr id="2" name="Picture 2" title="Conceptual framework" descr="Published Miao et al. framework linking TAM and self-determination variables to attitude and behavioral intention for micro-credential programs."/>
             <wp:cNvGraphicFramePr>
               <a:graphicFrameLocks noChangeAspect="1"/>
@@ -2399,7 +2399,7 @@
                   <pic:spPr>
                     <a:xfrm>
                       <a:off x="0" y="0"/>
-                      <a:ext cx="5349240" cy="3282488"/>
+                      <a:ext cx="5349240" cy="2996790"/>
                     </a:xfrm>
                     <a:prstGeom prst="rect"/>
                   </pic:spPr>
@@ -2455,7 +2455,7 @@
       <w:r>
         <w:drawing>
           <wp:inline xmlns:a="http://schemas.openxmlformats.org/drawingml/2006/main" xmlns:pic="http://schemas.openxmlformats.org/drawingml/2006/picture">
-            <wp:extent cx="4800600" cy="4957629"/>
+            <wp:extent cx="4800600" cy="4755735"/>
             <wp:docPr id="3" name="Picture 3" title="Conceptual framework" descr="Published Steenkamp et al. digital-badge framework containing 11 constructs and 13 directional relationships."/>
             <wp:cNvGraphicFramePr>
               <a:graphicFrameLocks noChangeAspect="1"/>
@@ -2476,7 +2476,7 @@
                   <pic:spPr>
                     <a:xfrm>
                       <a:off x="0" y="0"/>
-                      <a:ext cx="4800600" cy="4957629"/>
+                      <a:ext cx="4800600" cy="4755735"/>
                     </a:xfrm>
                     <a:prstGeom prst="rect"/>
                   </pic:spPr>

--- a/current-study/outputs/Master_Thesis_Digital_Badges_Thai_IT_Students.docx
+++ b/current-study/outputs/Master_Thesis_Digital_Badges_Thai_IT_Students.docx
@@ -134,7 +134,7 @@
     <w:p>
       <w:pPr/>
       <w:r>
-        <w:t>University-issued digital badges provide students with a portable way to present learning achievements from IT micro-credentials in job applications. Their value depends partly on whether students regard them as useful and intend to use them. This proposed study examines four published relationships explaining Thai IT students' behavioural intention to use university-issued digital badges in job applications. The conceptual framework draws on the Technology Acceptance Model, Technology Acceptance Model 3, research on technology use for micro-credential programmes, and the digital-badge framework tested by Steenkamp, Fisher, and Nesbit (2024). The framework contains five constructs: Perceived Ease of Use, Job Application Relevance, Perceived Usefulness, Subjective Norm, and Behavioural Intention to Use DB. A quantitative cross-sectional questionnaire survey will be conducted with students aged 18 years or older who are enrolled in IT-related university programmes in Thailand. The questionnaire contains 18 seven-point Likert-scale items taken from Steenkamp et al. (2024). After a pilot test with 40 eligible students, at least 384 usable responses will be collected and analysed using partial least squares structural equation modelling. The study is intended to identify the beliefs most closely associated with students' intended use of digital badges and to inform university micro-credential and career-support practices.</w:t>
+        <w:t>University-issued digital badges provide students with a portable way to present learning achievements from IT micro-credentials in job applications. Their value depends partly on whether students regard them as useful and intend to use them. This proposed study examines four published relationships explaining Thai IT students' behavioural intention to use university-issued digital badges in job applications. The conceptual framework draws on the Technology Acceptance Model, Technology Acceptance Model 3, research on technology use for micro-credential programmes, and the digital-badge framework tested by Steenkamp, Fisher, and Nesbit (2024). The framework contains five constructs: Perceived Ease of Use, Job Application Relevance, Perceived Usefulness, Subjective Norm, and Behavioural Intention to Use DB. A quantitative cross-sectional questionnaire survey will be conducted with students aged 18 years or older who are enrolled in IT-related university programmes in Thailand. The questionnaire retains 18 measurement statements from Steenkamp et al. (2024) and uses a five-point Likert agreement scale. After a pilot test with 40 eligible students, at least 384 usable responses will be collected. Data will be analysed using descriptive statistics, Cronbach's alpha, collinearity diagnostics, and two multiple linear regression models. The study is intended to identify the beliefs most closely associated with students' intended use of digital badges and to inform university micro-credential and career-support practices.</w:t>
       </w:r>
     </w:p>
     <w:p>
@@ -463,7 +463,7 @@
     </w:p>
     <w:p>
       <w:r>
-        <w:t>The study focuses on students aged 18 years or older who are enrolled in undergraduate or postgraduate IT-related programmes at universities in Thailand. The focal object is a university-issued digital badge representing successful completion of an IT micro-credential and capable of being presented in a job application. The model contains five constructs and four hypothesised relationships. Data will be collected using an 18-item, seven-point Likert-scale online questionnaire, followed by PLS-SEM analysis. The study concerns students' perceptions and intended use; it does not measure employers' evaluations, actual employment outcomes, or actual badge use.</w:t>
+        <w:t>The study focuses on students aged 18 years or older who are enrolled in undergraduate or postgraduate IT-related programmes at universities in Thailand. The focal object is a university-issued digital badge representing successful completion of an IT micro-credential and capable of being presented in a job application. The model contains five constructs and four hypothesised relationships. Data will be collected using an 18-item, five-point Likert-scale online questionnaire. Descriptive statistics, Cronbach's alpha, variance inflation factors, and two multiple linear regression models will be used for analysis. The study concerns students' perceptions and intended use; it does not measure employers' evaluations, actual employment outcomes, or actual badge use.</w:t>
       </w:r>
     </w:p>
     <w:p>
@@ -3681,7 +3681,7 @@
                 <w:b w:val="0"/>
                 <w:sz w:val="14"/>
               </w:rPr>
-              <w:t>7-point Likert</w:t>
+              <w:t>5-point Likert</w:t>
             </w:r>
           </w:p>
         </w:tc>
@@ -3824,7 +3824,7 @@
                 <w:b w:val="0"/>
                 <w:sz w:val="14"/>
               </w:rPr>
-              <w:t>7-point Likert</w:t>
+              <w:t>5-point Likert</w:t>
             </w:r>
           </w:p>
         </w:tc>
@@ -3964,7 +3964,7 @@
                 <w:b w:val="0"/>
                 <w:sz w:val="14"/>
               </w:rPr>
-              <w:t>7-point Likert</w:t>
+              <w:t>5-point Likert</w:t>
             </w:r>
           </w:p>
         </w:tc>
@@ -4107,7 +4107,7 @@
                 <w:b w:val="0"/>
                 <w:sz w:val="14"/>
               </w:rPr>
-              <w:t>7-point Likert</w:t>
+              <w:t>5-point Likert</w:t>
             </w:r>
           </w:p>
         </w:tc>
@@ -4248,7 +4248,7 @@
                 <w:b w:val="0"/>
                 <w:sz w:val="14"/>
               </w:rPr>
-              <w:t>7-point Likert</w:t>
+              <w:t>5-point Likert</w:t>
             </w:r>
           </w:p>
         </w:tc>
@@ -4391,7 +4391,7 @@
                 <w:b w:val="0"/>
                 <w:sz w:val="14"/>
               </w:rPr>
-              <w:t>7-point Likert</w:t>
+              <w:t>5-point Likert</w:t>
             </w:r>
           </w:p>
         </w:tc>
@@ -4531,7 +4531,7 @@
                 <w:b w:val="0"/>
                 <w:sz w:val="14"/>
               </w:rPr>
-              <w:t>7-point Likert</w:t>
+              <w:t>5-point Likert</w:t>
             </w:r>
           </w:p>
         </w:tc>
@@ -4674,7 +4674,7 @@
                 <w:b w:val="0"/>
                 <w:sz w:val="14"/>
               </w:rPr>
-              <w:t>7-point Likert</w:t>
+              <w:t>5-point Likert</w:t>
             </w:r>
           </w:p>
         </w:tc>
@@ -4815,7 +4815,7 @@
                 <w:b w:val="0"/>
                 <w:sz w:val="14"/>
               </w:rPr>
-              <w:t>7-point Likert</w:t>
+              <w:t>5-point Likert</w:t>
             </w:r>
           </w:p>
         </w:tc>
@@ -4958,7 +4958,7 @@
                 <w:b w:val="0"/>
                 <w:sz w:val="14"/>
               </w:rPr>
-              <w:t>7-point Likert</w:t>
+              <w:t>5-point Likert</w:t>
             </w:r>
           </w:p>
         </w:tc>
@@ -5098,7 +5098,7 @@
                 <w:b w:val="0"/>
                 <w:sz w:val="14"/>
               </w:rPr>
-              <w:t>7-point Likert</w:t>
+              <w:t>5-point Likert</w:t>
             </w:r>
           </w:p>
         </w:tc>
@@ -5241,7 +5241,7 @@
                 <w:b w:val="0"/>
                 <w:sz w:val="14"/>
               </w:rPr>
-              <w:t>7-point Likert</w:t>
+              <w:t>5-point Likert</w:t>
             </w:r>
           </w:p>
         </w:tc>
@@ -5382,7 +5382,7 @@
                 <w:b w:val="0"/>
                 <w:sz w:val="14"/>
               </w:rPr>
-              <w:t>7-point Likert</w:t>
+              <w:t>5-point Likert</w:t>
             </w:r>
           </w:p>
         </w:tc>
@@ -5525,7 +5525,7 @@
                 <w:b w:val="0"/>
                 <w:sz w:val="14"/>
               </w:rPr>
-              <w:t>7-point Likert</w:t>
+              <w:t>5-point Likert</w:t>
             </w:r>
           </w:p>
         </w:tc>
@@ -5665,7 +5665,7 @@
                 <w:b w:val="0"/>
                 <w:sz w:val="14"/>
               </w:rPr>
-              <w:t>7-point Likert</w:t>
+              <w:t>5-point Likert</w:t>
             </w:r>
           </w:p>
         </w:tc>
@@ -5809,7 +5809,7 @@
                 <w:b w:val="0"/>
                 <w:sz w:val="14"/>
               </w:rPr>
-              <w:t>7-point Likert</w:t>
+              <w:t>5-point Likert</w:t>
             </w:r>
           </w:p>
         </w:tc>
@@ -5949,7 +5949,7 @@
                 <w:b w:val="0"/>
                 <w:sz w:val="14"/>
               </w:rPr>
-              <w:t>7-point Likert</w:t>
+              <w:t>5-point Likert</w:t>
             </w:r>
           </w:p>
         </w:tc>
@@ -6092,7 +6092,7 @@
                 <w:b w:val="0"/>
                 <w:sz w:val="14"/>
               </w:rPr>
-              <w:t>7-point Likert</w:t>
+              <w:t>5-point Likert</w:t>
             </w:r>
           </w:p>
         </w:tc>
@@ -6167,7 +6167,7 @@
     </w:p>
     <w:p>
       <w:r>
-        <w:t>The study will use a quantitative, explanatory, cross-sectional survey design. This design is appropriate for measuring student perceptions and estimating the four hypothesised relationships at one point in time. The five constructs will be measured reflectively, consistent with Steenkamp et al. (2024), and the measurement and structural models will be assessed using PLS-SEM. The design can identify associations and predictive relationships but cannot establish causal effects.</w:t>
+        <w:t>The study will use a quantitative, explanatory, cross-sectional survey design. This design is appropriate for measuring student perceptions and estimating the four hypothesised relationships at one point in time. The five constructs will be measured using the published multi-item statements selected from Steenkamp et al. (2024). Construct scores will be formed after internal-consistency testing, and the four hypotheses will be examined using two multiple linear regression models. The design can identify associations and predictive relationships but cannot establish causal effects.</w:t>
       </w:r>
     </w:p>
     <w:p>
@@ -6201,7 +6201,7 @@
     </w:p>
     <w:p>
       <w:r>
-        <w:t>Convenience and snowball sampling will be used because a complete national sampling frame of Thai IT students is not available. The questionnaire will be distributed through university programmes, student groups, and academic networks. The Krejcie and Morgan (1970) table provides 384 as a conventional benchmark for a large population under probability-sampling assumptions. The present non-probability sample cannot claim the corresponding margin of error, but 384 is retained as a conservative minimum and exceeds the sample normally required for this five-construct PLS-SEM model (Hair et al., 2022). The recruitment target will be 400 usable responses.</w:t>
+        <w:t>Convenience and snowball sampling will be used because a complete national sampling frame of Thai IT students is not available. The questionnaire will be distributed through university programmes, student groups, and academic networks. The Krejcie and Morgan (1970) table provides 384 as a conventional benchmark for a large population under probability-sampling assumptions. The present non-probability sample cannot claim the corresponding margin of error, but 384 is retained as a conservative minimum for the descriptive and regression analyses. The recruitment target will be 400 usable responses to allow for incomplete or ineligible records.</w:t>
       </w:r>
     </w:p>
     <w:p>
@@ -6693,7 +6693,7 @@
                 <w:b w:val="0"/>
                 <w:sz w:val="17"/>
               </w:rPr>
-              <w:t>Test the measurement and structural models</w:t>
+              <w:t>Assess reliability and test the hypotheses</w:t>
             </w:r>
           </w:p>
         </w:tc>
@@ -6706,7 +6706,7 @@
     </w:p>
     <w:p>
       <w:r>
-        <w:t>All construct items will use the seven-point agreement scale employed by Steenkamp et al. (2024), ranging from 1 (strongly disagree) to 7 (strongly agree). The complete English measurement instrument is presented below.</w:t>
+        <w:t>Steenkamp et al. (2024) administered the source statements with seven response categories. The present study retains the 18 measurement statements but uses a five-point Likert agreement scale ranging from 1 (strongly disagree) to 5 (strongly agree). This is a documented response-format adaptation; the construct definitions, item assignments, and item wording remain unchanged except for the disclosed BI3 grammatical correction. Five- and seven-point formats are both established options for Likert-type measurement (Dawes, 2008). The complete English instrument is presented below.</w:t>
       </w:r>
     </w:p>
     <w:p>
@@ -6720,7 +6720,7 @@
           <w:b/>
           <w:sz w:val="21"/>
         </w:rPr>
-        <w:t>Table 4.2: Seven-point agreement scale</w:t>
+        <w:t>Table 4.2: Five-point agreement scale</w:t>
       </w:r>
     </w:p>
     <w:tbl>
@@ -6733,13 +6733,11 @@
         <w:tblInd w:w="120" w:type="dxa"/>
       </w:tblPr>
       <w:tblGrid>
-        <w:gridCol w:w="1275"/>
-        <w:gridCol w:w="1275"/>
-        <w:gridCol w:w="1275"/>
-        <w:gridCol w:w="1275"/>
-        <w:gridCol w:w="1275"/>
-        <w:gridCol w:w="1275"/>
-        <w:gridCol w:w="1278"/>
+        <w:gridCol w:w="1786"/>
+        <w:gridCol w:w="1786"/>
+        <w:gridCol w:w="1786"/>
+        <w:gridCol w:w="1786"/>
+        <w:gridCol w:w="1786"/>
       </w:tblGrid>
       <w:tr>
         <w:trPr>
@@ -6748,7 +6746,7 @@
         </w:trPr>
         <w:tc>
           <w:tcPr>
-            <w:tcW w:type="dxa" w:w="1275"/>
+            <w:tcW w:type="dxa" w:w="1786"/>
             <w:vAlign w:val="center"/>
             <w:tcMar>
               <w:top w:w="70" w:type="dxa"/>
@@ -6768,7 +6766,7 @@
               <w:rPr>
                 <w:rFonts w:ascii="Times New Roman" w:hAnsi="Times New Roman" w:eastAsia="Times New Roman"/>
                 <w:b/>
-                <w:sz w:val="14"/>
+                <w:sz w:val="16"/>
               </w:rPr>
               <w:t>1</w:t>
             </w:r>
@@ -6776,7 +6774,7 @@
         </w:tc>
         <w:tc>
           <w:tcPr>
-            <w:tcW w:type="dxa" w:w="1275"/>
+            <w:tcW w:type="dxa" w:w="1786"/>
             <w:vAlign w:val="center"/>
             <w:tcMar>
               <w:top w:w="70" w:type="dxa"/>
@@ -6796,7 +6794,7 @@
               <w:rPr>
                 <w:rFonts w:ascii="Times New Roman" w:hAnsi="Times New Roman" w:eastAsia="Times New Roman"/>
                 <w:b/>
-                <w:sz w:val="14"/>
+                <w:sz w:val="16"/>
               </w:rPr>
               <w:t>2</w:t>
             </w:r>
@@ -6804,7 +6802,7 @@
         </w:tc>
         <w:tc>
           <w:tcPr>
-            <w:tcW w:type="dxa" w:w="1275"/>
+            <w:tcW w:type="dxa" w:w="1786"/>
             <w:vAlign w:val="center"/>
             <w:tcMar>
               <w:top w:w="70" w:type="dxa"/>
@@ -6824,7 +6822,7 @@
               <w:rPr>
                 <w:rFonts w:ascii="Times New Roman" w:hAnsi="Times New Roman" w:eastAsia="Times New Roman"/>
                 <w:b/>
-                <w:sz w:val="14"/>
+                <w:sz w:val="16"/>
               </w:rPr>
               <w:t>3</w:t>
             </w:r>
@@ -6832,7 +6830,7 @@
         </w:tc>
         <w:tc>
           <w:tcPr>
-            <w:tcW w:type="dxa" w:w="1275"/>
+            <w:tcW w:type="dxa" w:w="1786"/>
             <w:vAlign w:val="center"/>
             <w:tcMar>
               <w:top w:w="70" w:type="dxa"/>
@@ -6852,7 +6850,7 @@
               <w:rPr>
                 <w:rFonts w:ascii="Times New Roman" w:hAnsi="Times New Roman" w:eastAsia="Times New Roman"/>
                 <w:b/>
-                <w:sz w:val="14"/>
+                <w:sz w:val="16"/>
               </w:rPr>
               <w:t>4</w:t>
             </w:r>
@@ -6860,7 +6858,7 @@
         </w:tc>
         <w:tc>
           <w:tcPr>
-            <w:tcW w:type="dxa" w:w="1275"/>
+            <w:tcW w:type="dxa" w:w="1786"/>
             <w:vAlign w:val="center"/>
             <w:tcMar>
               <w:top w:w="70" w:type="dxa"/>
@@ -6880,65 +6878,9 @@
               <w:rPr>
                 <w:rFonts w:ascii="Times New Roman" w:hAnsi="Times New Roman" w:eastAsia="Times New Roman"/>
                 <w:b/>
-                <w:sz w:val="14"/>
+                <w:sz w:val="16"/>
               </w:rPr>
               <w:t>5</w:t>
-            </w:r>
-          </w:p>
-        </w:tc>
-        <w:tc>
-          <w:tcPr>
-            <w:tcW w:type="dxa" w:w="1275"/>
-            <w:vAlign w:val="center"/>
-            <w:tcMar>
-              <w:top w:w="70" w:type="dxa"/>
-              <w:start w:w="80" w:type="dxa"/>
-              <w:bottom w:w="70" w:type="dxa"/>
-              <w:end w:w="80" w:type="dxa"/>
-            </w:tcMar>
-            <w:shd w:fill="D9E2F3"/>
-          </w:tcPr>
-          <w:p>
-            <w:pPr>
-              <w:spacing w:line="240" w:lineRule="auto" w:after="0"/>
-              <w:ind w:firstLine="0" w:left="0" w:right="0"/>
-              <w:jc w:val="center"/>
-            </w:pPr>
-            <w:r>
-              <w:rPr>
-                <w:rFonts w:ascii="Times New Roman" w:hAnsi="Times New Roman" w:eastAsia="Times New Roman"/>
-                <w:b/>
-                <w:sz w:val="14"/>
-              </w:rPr>
-              <w:t>6</w:t>
-            </w:r>
-          </w:p>
-        </w:tc>
-        <w:tc>
-          <w:tcPr>
-            <w:tcW w:type="dxa" w:w="1278"/>
-            <w:vAlign w:val="center"/>
-            <w:tcMar>
-              <w:top w:w="70" w:type="dxa"/>
-              <w:start w:w="80" w:type="dxa"/>
-              <w:bottom w:w="70" w:type="dxa"/>
-              <w:end w:w="80" w:type="dxa"/>
-            </w:tcMar>
-            <w:shd w:fill="D9E2F3"/>
-          </w:tcPr>
-          <w:p>
-            <w:pPr>
-              <w:spacing w:line="240" w:lineRule="auto" w:after="0"/>
-              <w:ind w:firstLine="0" w:left="0" w:right="0"/>
-              <w:jc w:val="center"/>
-            </w:pPr>
-            <w:r>
-              <w:rPr>
-                <w:rFonts w:ascii="Times New Roman" w:hAnsi="Times New Roman" w:eastAsia="Times New Roman"/>
-                <w:b/>
-                <w:sz w:val="14"/>
-              </w:rPr>
-              <w:t>7</w:t>
             </w:r>
           </w:p>
         </w:tc>
@@ -6949,7 +6891,7 @@
         </w:trPr>
         <w:tc>
           <w:tcPr>
-            <w:tcW w:type="dxa" w:w="1275"/>
+            <w:tcW w:type="dxa" w:w="1786"/>
             <w:vAlign w:val="center"/>
             <w:tcMar>
               <w:top w:w="70" w:type="dxa"/>
@@ -6968,7 +6910,7 @@
               <w:rPr>
                 <w:rFonts w:ascii="Times New Roman" w:hAnsi="Times New Roman" w:eastAsia="Times New Roman"/>
                 <w:b w:val="0"/>
-                <w:sz w:val="14"/>
+                <w:sz w:val="16"/>
               </w:rPr>
               <w:t>Strongly disagree</w:t>
             </w:r>
@@ -6976,7 +6918,7 @@
         </w:tc>
         <w:tc>
           <w:tcPr>
-            <w:tcW w:type="dxa" w:w="1275"/>
+            <w:tcW w:type="dxa" w:w="1786"/>
             <w:vAlign w:val="center"/>
             <w:tcMar>
               <w:top w:w="70" w:type="dxa"/>
@@ -6995,15 +6937,15 @@
               <w:rPr>
                 <w:rFonts w:ascii="Times New Roman" w:hAnsi="Times New Roman" w:eastAsia="Times New Roman"/>
                 <w:b w:val="0"/>
-                <w:sz w:val="14"/>
+                <w:sz w:val="16"/>
               </w:rPr>
-              <w:t>Moderately disagree</w:t>
+              <w:t>Disagree</w:t>
             </w:r>
           </w:p>
         </w:tc>
         <w:tc>
           <w:tcPr>
-            <w:tcW w:type="dxa" w:w="1275"/>
+            <w:tcW w:type="dxa" w:w="1786"/>
             <w:vAlign w:val="center"/>
             <w:tcMar>
               <w:top w:w="70" w:type="dxa"/>
@@ -7022,15 +6964,15 @@
               <w:rPr>
                 <w:rFonts w:ascii="Times New Roman" w:hAnsi="Times New Roman" w:eastAsia="Times New Roman"/>
                 <w:b w:val="0"/>
-                <w:sz w:val="14"/>
+                <w:sz w:val="16"/>
               </w:rPr>
-              <w:t>Somewhat disagree</w:t>
+              <w:t>Neutral</w:t>
             </w:r>
           </w:p>
         </w:tc>
         <w:tc>
           <w:tcPr>
-            <w:tcW w:type="dxa" w:w="1275"/>
+            <w:tcW w:type="dxa" w:w="1786"/>
             <w:vAlign w:val="center"/>
             <w:tcMar>
               <w:top w:w="70" w:type="dxa"/>
@@ -7049,15 +6991,15 @@
               <w:rPr>
                 <w:rFonts w:ascii="Times New Roman" w:hAnsi="Times New Roman" w:eastAsia="Times New Roman"/>
                 <w:b w:val="0"/>
-                <w:sz w:val="14"/>
+                <w:sz w:val="16"/>
               </w:rPr>
-              <w:t>Neutral</w:t>
+              <w:t>Agree</w:t>
             </w:r>
           </w:p>
         </w:tc>
         <w:tc>
           <w:tcPr>
-            <w:tcW w:type="dxa" w:w="1275"/>
+            <w:tcW w:type="dxa" w:w="1786"/>
             <w:vAlign w:val="center"/>
             <w:tcMar>
               <w:top w:w="70" w:type="dxa"/>
@@ -7076,61 +7018,7 @@
               <w:rPr>
                 <w:rFonts w:ascii="Times New Roman" w:hAnsi="Times New Roman" w:eastAsia="Times New Roman"/>
                 <w:b w:val="0"/>
-                <w:sz w:val="14"/>
-              </w:rPr>
-              <w:t>Somewhat agree</w:t>
-            </w:r>
-          </w:p>
-        </w:tc>
-        <w:tc>
-          <w:tcPr>
-            <w:tcW w:type="dxa" w:w="1275"/>
-            <w:vAlign w:val="center"/>
-            <w:tcMar>
-              <w:top w:w="70" w:type="dxa"/>
-              <w:start w:w="80" w:type="dxa"/>
-              <w:bottom w:w="70" w:type="dxa"/>
-              <w:end w:w="80" w:type="dxa"/>
-            </w:tcMar>
-          </w:tcPr>
-          <w:p>
-            <w:pPr>
-              <w:spacing w:line="240" w:lineRule="auto" w:after="0"/>
-              <w:ind w:firstLine="0" w:left="0" w:right="0"/>
-              <w:jc w:val="left"/>
-            </w:pPr>
-            <w:r>
-              <w:rPr>
-                <w:rFonts w:ascii="Times New Roman" w:hAnsi="Times New Roman" w:eastAsia="Times New Roman"/>
-                <w:b w:val="0"/>
-                <w:sz w:val="14"/>
-              </w:rPr>
-              <w:t>Moderately agree</w:t>
-            </w:r>
-          </w:p>
-        </w:tc>
-        <w:tc>
-          <w:tcPr>
-            <w:tcW w:type="dxa" w:w="1278"/>
-            <w:vAlign w:val="center"/>
-            <w:tcMar>
-              <w:top w:w="70" w:type="dxa"/>
-              <w:start w:w="80" w:type="dxa"/>
-              <w:bottom w:w="70" w:type="dxa"/>
-              <w:end w:w="80" w:type="dxa"/>
-            </w:tcMar>
-          </w:tcPr>
-          <w:p>
-            <w:pPr>
-              <w:spacing w:line="240" w:lineRule="auto" w:after="0"/>
-              <w:ind w:firstLine="0" w:left="0" w:right="0"/>
-              <w:jc w:val="left"/>
-            </w:pPr>
-            <w:r>
-              <w:rPr>
-                <w:rFonts w:ascii="Times New Roman" w:hAnsi="Times New Roman" w:eastAsia="Times New Roman"/>
-                <w:b w:val="0"/>
-                <w:sz w:val="14"/>
+                <w:sz w:val="16"/>
               </w:rPr>
               <w:t>Strongly agree</w:t>
             </w:r>
@@ -9410,75 +9298,18 @@
       </w:r>
     </w:p>
     <w:p>
-      <w:pPr>
-        <w:spacing w:after="40"/>
-        <w:numPr>
-          <w:ilvl w:val="0"/>
-          <w:numId w:val="12"/>
-        </w:numPr>
-      </w:pPr>
       <w:r>
-        <w:t>Screen records for consent, eligibility, duplicate submissions, missing data, completion quality, and coding errors.</w:t>
+        <w:t>After data collection, records will be screened for consent, eligibility, duplicate submissions, missing data, completion quality, and coding errors. Statistical analyses will be conducted using jamovi. Frequencies and percentages will describe respondent demographics and prior digital-badge experience. The mean and standard deviation will be reported for every measurement item. After the reliability assessment, a composite score for each construct will be calculated as the mean of its assigned items.</w:t>
       </w:r>
     </w:p>
     <w:p>
-      <w:pPr>
-        <w:spacing w:after="40"/>
-        <w:numPr>
-          <w:ilvl w:val="0"/>
-          <w:numId w:val="12"/>
-        </w:numPr>
-      </w:pPr>
       <w:r>
-        <w:t>Describe respondent characteristics using frequencies and percentages and summarize item and construct responses using means and standard deviations.</w:t>
+        <w:t>Internal consistency will be assessed separately for Perceived Ease of Use, Job Application Relevance, Perceived Usefulness, Subjective Norm, and Behavioural Intention to Use DB using Cronbach's alpha (Cronbach, 1951). Alpha values of .70 or higher will be treated as acceptable for the study, while item-total information and the theoretical coverage of each published scale will also be considered before any item is removed (Hair et al., 2019). Reliability will be reported for both the pilot sample and the final sample.</w:t>
       </w:r>
     </w:p>
     <w:p>
-      <w:pPr>
-        <w:spacing w:after="40"/>
-        <w:numPr>
-          <w:ilvl w:val="0"/>
-          <w:numId w:val="12"/>
-        </w:numPr>
-      </w:pPr>
       <w:r>
-        <w:t>Assess the reflective measurement model using indicator loadings, Cronbach's alpha, composite reliability, average variance extracted, and heterotrait-monotrait ratios.</w:t>
-      </w:r>
-    </w:p>
-    <w:p>
-      <w:pPr>
-        <w:spacing w:after="40"/>
-        <w:numPr>
-          <w:ilvl w:val="0"/>
-          <w:numId w:val="12"/>
-        </w:numPr>
-      </w:pPr>
-      <w:r>
-        <w:t>Assess structural-model collinearity using variance inflation factors and report R-squared values for Perceived Usefulness and Behavioural Intention to Use DB.</w:t>
-      </w:r>
-    </w:p>
-    <w:p>
-      <w:pPr>
-        <w:spacing w:after="40"/>
-        <w:numPr>
-          <w:ilvl w:val="0"/>
-          <w:numId w:val="12"/>
-        </w:numPr>
-      </w:pPr>
-      <w:r>
-        <w:t>Estimate H1-H4 in SmartPLS using 5,000 bootstrap samples and report path coefficients, confidence intervals, p-values, and effect sizes (Hair et al., 2022).</w:t>
-      </w:r>
-    </w:p>
-    <w:p>
-      <w:pPr>
-        <w:spacing w:after="40"/>
-        <w:numPr>
-          <w:ilvl w:val="0"/>
-          <w:numId w:val="12"/>
-        </w:numPr>
-      </w:pPr>
-      <w:r>
-        <w:t>Determine support for each hypothesis at the 5% significance level and compare the resulting pattern with Steenkamp et al. (2024) and the literature reviewed in Chapter 2.</w:t>
+        <w:t>Two multiple linear regression models will test the four hypotheses. In the first model, Perceived Usefulness will be the dependent variable, with Perceived Ease of Use and Job Application Relevance as independent variables; this model will test H1 and H2. In the second model, Behavioural Intention to Use DB will be the dependent variable, with Perceived Usefulness and Subjective Norm as independent variables; this model will test H3 and H4. Variance inflation factors will be examined for collinearity, and residual diagnostics will be reviewed for the assumptions of multiple linear regression (Hair et al., 2019). Each model will report R-squared, adjusted R-squared, the overall F-test, unstandardized and standardized coefficients, standard errors, t-values, p-values, and confidence intervals. A hypothesis will be supported when its coefficient is positive and its p-value is below .05.</w:t>
       </w:r>
     </w:p>
     <w:p>
@@ -9582,7 +9413,33 @@
         <w:rPr>
           <w:sz w:val="21"/>
         </w:rPr>
+        <w:t>Cronbach, L. J. (1951). Coefficient alpha and the internal structure of tests. Psychometrika, 16(3), 297-334. https://doi.org/10.1007/BF02310555</w:t>
+      </w:r>
+    </w:p>
+    <w:p>
+      <w:pPr>
+        <w:spacing w:line="240" w:lineRule="auto" w:after="60"/>
+        <w:ind w:hanging="432" w:left="432"/>
+        <w:jc w:val="left"/>
+      </w:pPr>
+      <w:r>
+        <w:rPr>
+          <w:sz w:val="21"/>
+        </w:rPr>
         <w:t>Davis, F. D. (1989). Perceived usefulness, perceived ease of use, and user acceptance of information technology. MIS Quarterly, 13(3), 319-340. https://doi.org/10.2307/249008</w:t>
+      </w:r>
+    </w:p>
+    <w:p>
+      <w:pPr>
+        <w:spacing w:line="240" w:lineRule="auto" w:after="60"/>
+        <w:ind w:hanging="432" w:left="432"/>
+        <w:jc w:val="left"/>
+      </w:pPr>
+      <w:r>
+        <w:rPr>
+          <w:sz w:val="21"/>
+        </w:rPr>
+        <w:t>Dawes, J. (2008). Do data characteristics change according to the number of scale points used? An experiment using 5-point, 7-point and 10-point scales. International Journal of Market Research, 50(1), 61-104. https://doi.org/10.1177/147078530805000106</w:t>
       </w:r>
     </w:p>
     <w:p>
@@ -9621,7 +9478,7 @@
         <w:rPr>
           <w:sz w:val="21"/>
         </w:rPr>
-        <w:t>Hair, J. F., Hult, G. T. M., Ringle, C. M., and Sarstedt, M. (2022). A primer on partial least squares structural equation modeling (PLS-SEM) (3rd ed.). Sage.</w:t>
+        <w:t>Hair, J. F., Black, W. C., Babin, B. J., and Anderson, R. E. (2019). Multivariate data analysis (8th ed.). Cengage.</w:t>
       </w:r>
     </w:p>
     <w:p>
@@ -10101,21 +9958,6 @@
   </w:abstractNum>
   <w:num w:numId="11">
     <w:abstractNumId w:val="10"/>
-  </w:num>
-  <w:abstractNum w:abstractNumId="11">
-    <w:multiLevelType w:val="singleLevel"/>
-    <w:lvl w:ilvl="0">
-      <w:start w:val="1"/>
-      <w:numFmt w:val="decimal"/>
-      <w:lvlText w:val="%1."/>
-      <w:lvlJc w:val="left"/>
-      <w:pPr>
-        <w:ind w:left="576" w:hanging="288"/>
-      </w:pPr>
-    </w:lvl>
-  </w:abstractNum>
-  <w:num w:numId="12">
-    <w:abstractNumId w:val="11"/>
   </w:num>
 </w:numbering>
 </file>

--- a/current-study/outputs/Master_Thesis_Digital_Badges_Thai_IT_Students.docx
+++ b/current-study/outputs/Master_Thesis_Digital_Badges_Thai_IT_Students.docx
@@ -9268,12 +9268,12 @@
         <w:pStyle w:val="Heading2"/>
       </w:pPr>
       <w:r>
-        <w:t>4.4 Translation and Pilot Testing</w:t>
+        <w:t>4.4 Questionnaire Language and Pilot Testing</w:t>
       </w:r>
     </w:p>
     <w:p>
       <w:r>
-        <w:t>The approved English questionnaire will be translated into Thai and independently back-translated into English. Differences will be reconciled to preserve each construct's intended meaning (Brislin, 1970). Before the main survey, the Thai questionnaire will be pilot tested with 40 eligible Thai IT students, consistent with the programme examples and published pilot-study guidance (Hertzog, 2008; Johanson &amp; Brooks, 2010). The pilot will assess screening logic, instructions, item comprehension, completion time, missing responses, and preliminary internal consistency. Pilot participants will be excluded from the main study.</w:t>
+        <w:t>The questionnaire will be administered in English so that the 18 measurement statements retain the wording of the published English instrument in Steenkamp et al. (2024). Before the main survey, the English questionnaire will be pilot tested with 40 eligible Thai IT students, consistent with the programme examples and published pilot-study guidance (Hertzog, 2008; Johanson &amp; Brooks, 2010). The pilot will assess screening logic, instructions, item clarity and comprehension, completion time, missing responses, and preliminary internal consistency. Any comprehension problem identified in the pilot will be reviewed before main data collection. Pilot participants will be excluded from the main study.</w:t>
       </w:r>
     </w:p>
     <w:p>
@@ -9375,19 +9375,6 @@
           <w:sz w:val="21"/>
         </w:rPr>
         <w:t>Ajzen, I. (1991). The theory of planned behavior. Organizational Behavior and Human Decision Processes, 50(2), 179-211. https://doi.org/10.1016/0749-5978(91)90020-T</w:t>
-      </w:r>
-    </w:p>
-    <w:p>
-      <w:pPr>
-        <w:spacing w:line="240" w:lineRule="auto" w:after="60"/>
-        <w:ind w:hanging="432" w:left="432"/>
-        <w:jc w:val="left"/>
-      </w:pPr>
-      <w:r>
-        <w:rPr>
-          <w:sz w:val="21"/>
-        </w:rPr>
-        <w:t>Brislin, R. W. (1970). Back-translation for cross-cultural research. Journal of Cross-Cultural Psychology, 1(3), 185-216. https://doi.org/10.1177/135910457000100301</w:t>
       </w:r>
     </w:p>
     <w:p>

--- a/current-study/outputs/Master_Thesis_Digital_Badges_Thai_IT_Students.docx
+++ b/current-study/outputs/Master_Thesis_Digital_Badges_Thai_IT_Students.docx
@@ -6201,7 +6201,7 @@
     </w:p>
     <w:p>
       <w:r>
-        <w:t>Convenience and snowball sampling will be used because a complete national sampling frame of Thai IT students is not available. The questionnaire will be distributed through university programmes, student groups, and academic networks. The Krejcie and Morgan (1970) table provides 384 as a conventional benchmark for a large population under probability-sampling assumptions. The present non-probability sample cannot claim the corresponding margin of error, but 384 is retained as a conservative minimum for the descriptive and regression analyses. The recruitment target will be 400 usable responses to allow for incomplete or ineligible records.</w:t>
+        <w:t>Convenience and snowball sampling will be used because a complete national sampling frame of Thai IT students is not available. The questionnaire will be distributed through university programmes, student groups, and academic networks. The Krejcie and Morgan (1970) table provides 384 as a conventional benchmark for a large population under probability-sampling assumptions. The present non-probability sample cannot claim the corresponding margin of error, but 384 is retained as a conservative minimum for the descriptive and regression analyses. The study will seek 400 responses, with at least 384 usable responses required after eligibility screening.</w:t>
       </w:r>
     </w:p>
     <w:p>
@@ -6214,7 +6214,7 @@
     </w:p>
     <w:p>
       <w:r>
-        <w:t>Respondents will be included if they provide informed consent, are at least 18 years old, are currently enrolled in an IT-related university programme in Thailand, and complete the construct measures. Records will be excluded for failed eligibility screening, duplicate submission, substantial missing data, or implausibly short completion time. Pilot participants will not be included in the main-study dataset.</w:t>
+        <w:t>Only records from respondents who provide informed consent, pass the eligibility screening, and complete the construct measures will be included in the analysis. Pilot participants will not be included in the main-study dataset.</w:t>
       </w:r>
     </w:p>
     <w:p>
@@ -6402,7 +6402,7 @@
                 <w:b w:val="0"/>
                 <w:sz w:val="17"/>
               </w:rPr>
-              <w:t>Participant information, consent, age, enrolment status, and field</w:t>
+              <w:t>Participant information and informed consent</w:t>
             </w:r>
           </w:p>
         </w:tc>
@@ -6429,7 +6429,7 @@
                 <w:b w:val="0"/>
                 <w:sz w:val="17"/>
               </w:rPr>
-              <w:t>Confirm consent and eligibility</w:t>
+              <w:t>Confirm voluntary participation</w:t>
             </w:r>
           </w:p>
         </w:tc>
@@ -6490,7 +6490,7 @@
                 <w:b w:val="0"/>
                 <w:sz w:val="17"/>
               </w:rPr>
-              <w:t>Neutral definition of an IT micro-credential and university-issued digital badge</w:t>
+              <w:t>Age, university enrolment, and IT-related field screening</w:t>
             </w:r>
           </w:p>
         </w:tc>
@@ -6518,7 +6518,7 @@
                 <w:b w:val="0"/>
                 <w:sz w:val="17"/>
               </w:rPr>
-              <w:t>Provide a common referent</w:t>
+              <w:t>Confirm eligibility</w:t>
             </w:r>
           </w:p>
         </w:tc>
@@ -6577,7 +6577,7 @@
                 <w:b w:val="0"/>
                 <w:sz w:val="17"/>
               </w:rPr>
-              <w:t>Age group, gender, study level, field, year, institution type, and prior badge awareness or use</w:t>
+              <w:t>Demographic profile and prior badge awareness or use</w:t>
             </w:r>
           </w:p>
         </w:tc>
@@ -6665,7 +6665,7 @@
                 <w:b w:val="0"/>
                 <w:sz w:val="17"/>
               </w:rPr>
-              <w:t>Eighteen statements measuring five model constructs</w:t>
+              <w:t>Neutral definition followed by 18 statements measuring five constructs</w:t>
             </w:r>
           </w:p>
         </w:tc>
@@ -6693,7 +6693,7 @@
                 <w:b w:val="0"/>
                 <w:sz w:val="17"/>
               </w:rPr>
-              <w:t>Assess reliability and test the hypotheses</w:t>
+              <w:t>Provide a common referent and test the hypotheses</w:t>
             </w:r>
           </w:p>
         </w:tc>
@@ -9273,7 +9273,7 @@
     </w:p>
     <w:p>
       <w:r>
-        <w:t>The questionnaire will be administered in English so that the 18 measurement statements retain the wording of the published English instrument in Steenkamp et al. (2024). Before the main survey, the English questionnaire will be pilot tested with 40 eligible Thai IT students, consistent with the programme examples and published pilot-study guidance (Hertzog, 2008; Johanson &amp; Brooks, 2010). The pilot will assess screening logic, instructions, item clarity and comprehension, completion time, missing responses, and preliminary internal consistency. Any comprehension problem identified in the pilot will be reviewed before main data collection. Pilot participants will be excluded from the main study.</w:t>
+        <w:t>The questionnaire will be administered in English so that the 18 measurement statements retain the wording of the published English instrument in Steenkamp et al. (2024). Before the main survey, the English questionnaire will be pilot tested with 40 eligible Thai IT students, consistent with the programme examples and published pilot-study guidance (Hertzog, 2008; Johanson &amp; Brooks, 2010). The pilot will assess whether the instructions and measurement items are clear and understandable and will provide preliminary internal-consistency evidence. The pilot form will include short feedback questions about unclear wording; these questions will not form part of the construct analysis and will be removed from the main survey. Any problem identified in the pilot will be reviewed before main data collection. Pilot participants will be excluded from the main study.</w:t>
       </w:r>
     </w:p>
     <w:p>
@@ -9299,7 +9299,7 @@
     </w:p>
     <w:p>
       <w:r>
-        <w:t>After data collection, records will be screened for consent, eligibility, duplicate submissions, missing data, completion quality, and coding errors. Statistical analyses will be conducted using jamovi. Frequencies and percentages will describe respondent demographics and prior digital-badge experience. The mean and standard deviation will be reported for every measurement item. After the reliability assessment, a composite score for each construct will be calculated as the mean of its assigned items.</w:t>
+        <w:t>After data collection, records will be screened for consent, eligibility, and completion of the construct measures. Statistical analyses will be conducted using jamovi. Frequencies and percentages will describe respondent demographics and prior digital-badge experience. The mean and standard deviation will be reported for every measurement item. After the reliability assessment, a composite score for each construct will be calculated as the mean of its assigned items.</w:t>
       </w:r>
     </w:p>
     <w:p>
